--- a/project/shared/Articulo_RSL_Introduccion_y_Metodologia_IEEE.docx
+++ b/project/shared/Articulo_RSL_Introduccion_y_Metodologia_IEEE.docx
@@ -2,25 +2,6 @@
 <file path=word/document.xml><?xml version="1.0" encoding="utf-8"?>
 <w:document xmlns:wpc="http://schemas.microsoft.com/office/word/2010/wordprocessingCanvas" xmlns:cx="http://schemas.microsoft.com/office/drawing/2014/chartex" xmlns:cx1="http://schemas.microsoft.com/office/drawing/2015/9/8/chartex" xmlns:cx2="http://schemas.microsoft.com/office/drawing/2015/10/21/chartex" xmlns:cx3="http://schemas.microsoft.com/office/drawing/2016/5/9/chartex" xmlns:cx4="http://schemas.microsoft.com/office/drawing/2016/5/10/chartex" xmlns:cx5="http://schemas.microsoft.com/office/drawing/2016/5/11/chartex" xmlns:cx6="http://schemas.microsoft.com/office/drawing/2016/5/12/chartex" xmlns:cx7="http://schemas.microsoft.com/office/drawing/2016/5/13/chartex" xmlns:cx8="http://schemas.microsoft.com/office/drawing/2016/5/14/chartex" xmlns:mc="http://schemas.openxmlformats.org/markup-compatibility/2006" xmlns:aink="http://schemas.microsoft.com/office/drawing/2016/ink" xmlns:am3d="http://schemas.microsoft.com/office/drawing/2017/model3d" xmlns:o="urn:schemas-microsoft-com:office:office" xmlns:oel="http://schemas.microsoft.com/office/2019/extlst" xmlns:r="http://schemas.openxmlformats.org/officeDocument/2006/relationships" xmlns:m="http://schemas.openxmlformats.org/officeDocument/2006/math" xmlns:v="urn:schemas-microsoft-com:vml" xmlns:wp14="http://schemas.microsoft.com/office/word/2010/wordprocessingDrawing" xmlns:wp="http://schemas.openxmlformats.org/drawingml/2006/wordprocessingDrawing" xmlns:w10="urn:schemas-microsoft-com:office:word" xmlns:w="http://schemas.openxmlformats.org/wordprocessingml/2006/main" xmlns:w14="http://schemas.microsoft.com/office/word/2010/wordml" xmlns:w15="http://schemas.microsoft.com/office/word/2012/wordml" xmlns:w16cex="http://schemas.microsoft.com/office/word/2018/wordml/cex" xmlns:w16cid="http://schemas.microsoft.com/office/word/2016/wordml/cid" xmlns:w16="http://schemas.microsoft.com/office/word/2018/wordml" xmlns:w16du="http://schemas.microsoft.com/office/word/2023/wordml/word16du" xmlns:w16sdtdh="http://schemas.microsoft.com/office/word/2020/wordml/sdtdatahash" xmlns:w16sdtfl="http://schemas.microsoft.com/office/word/2024/wordml/sdtformatlock" xmlns:w16se="http://schemas.microsoft.com/office/word/2015/wordml/symex" xmlns:wpg="http://schemas.microsoft.com/office/word/2010/wordprocessingGroup" xmlns:wpi="http://schemas.microsoft.com/office/word/2010/wordprocessingInk" xmlns:wne="http://schemas.microsoft.com/office/word/2006/wordml" xmlns:wps="http://schemas.microsoft.com/office/word/2010/wordprocessingShape" mc:Ignorable="w14 w15 w16se w16cid w16 w16cex w16sdtdh w16sdtfl w16du wp14">
   <w:body>
-    <w:p>
-      <w:pPr>
-        <w:spacing w:after="40"/>
-        <w:jc w:val="center"/>
-      </w:pPr>
-      <w:r>
-        <w:rPr>
-          <w:b/>
-        </w:rPr>
-        <w:t>UNIVERSIDAD TECNOLÓGICA DEL PERÚ</w:t>
-      </w:r>
-      <w:r>
-        <w:rPr>
-          <w:b/>
-        </w:rPr>
-        <w:br/>
-        <w:t>FACULTAD DE INGENIERÍA DE SISTEMAS Y ELECTRÓNICA</w:t>
-      </w:r>
-    </w:p>
     <w:p>
       <w:pPr>
         <w:spacing w:before="240" w:after="160"/>
@@ -51,10 +32,6 @@
       <w:pPr>
         <w:spacing w:after="280"/>
         <w:jc w:val="center"/>
-        <w:rPr>
-          <w:i/>
-          <w:sz w:val="19"/>
-        </w:rPr>
       </w:pPr>
       <w:r>
         <w:rPr>
@@ -76,27 +53,8 @@
           <w:i/>
           <w:sz w:val="19"/>
         </w:rPr>
-        <w:t xml:space="preserve"> </w:t>
-      </w:r>
-    </w:p>
-    <w:p>
-      <w:pPr>
-        <w:spacing w:after="280"/>
-        <w:jc w:val="center"/>
-      </w:pPr>
-      <w:r>
-        <w:rPr>
-          <w:i/>
-          <w:sz w:val="19"/>
-        </w:rPr>
-        <w:t xml:space="preserve">Repositorio del Proyecto: </w:t>
-      </w:r>
-      <w:r>
-        <w:rPr>
-          <w:i/>
-          <w:sz w:val="19"/>
-        </w:rPr>
-        <w:t>https://github.com/Andrer50/Formacion_Investigacion_42922</w:t>
+        <w:br/>
+        <w:t>Repositorio del Proyecto: https://github.com/Andrer50/Formacion_Investigacion_42922</w:t>
       </w:r>
     </w:p>
     <w:p>
@@ -150,7 +108,7 @@
         <w:ind w:firstLine="200"/>
       </w:pPr>
       <w:r>
-        <w:t>El Procesamiento Inteligente de Documentos (IDP) y el Reconocimiento y Análisis de Documentos (DAR) se han constituido como disciplinas científicas esenciales para convertir esta información no estructurada en datos estructurados legibles e interpretables por computadoras, facilitando con ello su procesamiento y comprensión automatizada en plataformas transaccionales.</w:t>
+        <w:t>El Procesamiento Inteligente de Documentos (IDP) y el Reconocimiento y Análisis de Documentos (DAR) se han constituido como disciplinas esenciales para convertir esta información en datos estructurados legibles e interpretables por computadoras, facilitando su procesamiento automatizado en plataformas transaccionales.</w:t>
       </w:r>
     </w:p>
     <w:p>
@@ -158,7 +116,7 @@
         <w:ind w:firstLine="200"/>
       </w:pPr>
       <w:r>
-        <w:t>Históricamente, la digitalización dependía de herramientas rígidas de Reconocimiento Óptico de Caracteres (OCR) basadas en plantillas estáticas y reglas predefinidas. No obstante, con la maduración de las técnicas de aprendizaje profundo (Deep Learning), el Procesamiento de Lenguaje Natural (NLP) y la Visión por Computadora (CV), los sistemas actuales logran extraer información clave (KIE / Key Information Extraction) interpretando de forma conjunta la semántica textual, el diseño visual (layout) y la información espacial de los documentos visualmente ricos (VRDs). Esto permite realizar tareas complejas de inducción y registro estructurado libre de plantillas rígidas.</w:t>
+        <w:t>Históricamente, la digitalización dependía de herramientas rígidas de Reconocimiento Óptico de Caracteres (OCR) basadas en plantillas estáticas y reglas predefinidas. Con la maduración de las técnicas de aprendizaje profundo (Deep Learning), Procesamiento de Lenguaje Natural (NLP) y Visión por Computadora (CV), los sistemas actuales logran extraer información clave (KIE / Key Information Extraction) interpretando conjuntamente la semántica textual, el diseño visual (layout) y la información espacial en documentos visualmente ricos (VRDs), permitiendo tareas complejas de inducción libres de plantillas fijas.</w:t>
       </w:r>
     </w:p>
     <w:p>
@@ -171,7 +129,7 @@
         <w:rPr>
           <w:i/>
         </w:rPr>
-        <w:t>B. Planteamiento del Problema y Brechas en la Literatura</w:t>
+        <w:t>B. Planteamiento del Problema y Brechas Identificadas</w:t>
       </w:r>
     </w:p>
     <w:p>
@@ -179,7 +137,7 @@
         <w:ind w:firstLine="200"/>
       </w:pPr>
       <w:r>
-        <w:t>A pesar del auge tecnológico de las técnicas de aprendizaje profundo, la transición desde los entornos académicos hacia las arquitecturas de producción industrial adolece de una falta de visión panorámica e integradora:</w:t>
+        <w:t>A pesar del auge tecnológico, la transición desde entornos académicos hacia arquitecturas de producción industrial presenta tres brechas críticas:</w:t>
       </w:r>
     </w:p>
     <w:p>
@@ -191,10 +149,10 @@
         <w:rPr>
           <w:i/>
         </w:rPr>
-        <w:t xml:space="preserve">1) Limitaciones de Métodos Tradicionales: </w:t>
+        <w:t xml:space="preserve">1) Cuellos de Botella Operativos: </w:t>
       </w:r>
       <w:r>
-        <w:t>Los métodos manuales y las tecnologías OCR tradicionales continúan siendo propensos a generar cuellos de botella operativos, altos costos y elevados márgenes de error en los sistemas de registro y validación documental corporativos.</w:t>
+        <w:t>Los métodos manuales y las tecnologías OCR tradicionales continúan generando altos costos, latencia y márgenes de error en el registro documental corporativo.</w:t>
       </w:r>
     </w:p>
     <w:p>
@@ -206,10 +164,13 @@
         <w:rPr>
           <w:i/>
         </w:rPr>
-        <w:t xml:space="preserve">2) Sesgos de Benchmarks Públicos: </w:t>
+        <w:t xml:space="preserve">2) Limitaciones de Generalización en Benchmarks: </w:t>
       </w:r>
       <w:r>
-        <w:t>Existe una discrepancia activa en el estado del arte respecto a la generalización de las soluciones de extracción, las cuales suelen entrenarse en benchmarks públicos controlados, pequeños y de idioma inglés (como FUNSD, CORD o SROIE). Estos conjuntos de datos a menudo contienen redundancias de diseño o inconsistencias de etiquetado, enmascarando las deficiencias del modelo ante layouts complejos o deformados en entornos reales de negocio.</w:t>
+        <w:t xml:space="preserve">La literatura reporta discrepancias en la generalización de modelos entrenados en datasets públicos controlados </w:t>
+      </w:r>
+      <w:r>
+        <w:t>(FUNSD, CORD, SROIE) frente a layouts corporativos reales complejos o degradados.</w:t>
       </w:r>
     </w:p>
     <w:p>
@@ -221,10 +182,10 @@
         <w:rPr>
           <w:i/>
         </w:rPr>
-        <w:t xml:space="preserve">3) Desconexión con Sistemas Empresariales: </w:t>
+        <w:t xml:space="preserve">3) Desconexión con Sistemas Transaccionales: </w:t>
       </w:r>
       <w:r>
-        <w:t>La literatura científica revela un vacío significativo en el tratamiento e integración de la extracción semántica con la lógica de procesos empresariales (ERP, CRM) y en la implementación de técnicas de validación y explicabilidad, las cuales son indispensables para asegurar la confiabilidad transaccional en sectores altamente regulados.</w:t>
+        <w:t>Existe un vacío en la integración de la extracción semántica con la lógica de procesos empresariales (ERP, CRM) y mecanismos de validación y explicabilidad requeridos en sectores regulados.</w:t>
       </w:r>
     </w:p>
     <w:p>
@@ -237,7 +198,7 @@
         <w:rPr>
           <w:i/>
         </w:rPr>
-        <w:t>C. Motivación, Relevancia Práctica y Pregunta Maestra</w:t>
+        <w:t>C. Motivación y Formulación de la Pregunta Maestra</w:t>
       </w:r>
     </w:p>
     <w:p>
@@ -245,7 +206,7 @@
         <w:ind w:firstLine="200"/>
       </w:pPr>
       <w:r>
-        <w:t>La motivación fundamental detrás del desarrollo de esta revisión sistemática radica en la velocidad exponencial con la que avanzan los modelos de IA multimodal y generativa para la comprensión de documentos en la ventana temporal comprendida entre 2020 y 2025. Consolidar y sintetizar este cuerpo de evidencia científica es crucial para que los ingenieros de sistemas y arquitectos empresariales puedan identificar con precisión qué arquitecturas de red (basadas en secuencias, grafos o transformers multimodales) son las más adecuadas para cada tipología documental.</w:t>
+        <w:t>La motivación fundamental de esta revisión sistemática radica en la acelerada evolución de modelos de IA multimodal y generativa entre 2020 y 2025. Consolidar esta evidencia científica permite identificar con precisión las arquitecturas algorítmicas óptimas para cada tipología documental, facilitando la transferencia tecnológica hacia implementaciones industriales robustas.</w:t>
       </w:r>
     </w:p>
     <w:p>
@@ -253,19 +214,7 @@
         <w:ind w:firstLine="200"/>
       </w:pPr>
       <w:r>
-        <w:t xml:space="preserve">Los resultados de esta revisión servirán como guía metodológica y técnica para el diseño de flujos de trabajo automatizados de extremo a extremo, facilitando la transferencia tecnológica desde la teoría hacia </w:t>
-      </w:r>
-      <w:r>
-        <w:lastRenderedPageBreak/>
-        <w:t>implementaciones industriales robustas. Al clasificar y analizar los desafíos del mundo real (privacidad, latencia y tolerancia a fallos), se habilita a la industria para implementar soluciones de automatización eficientes que impacten directamente en la optimización operativa.</w:t>
-      </w:r>
-    </w:p>
-    <w:p>
-      <w:pPr>
-        <w:ind w:firstLine="200"/>
-      </w:pPr>
-      <w:r>
-        <w:t>El objetivo general de esta investigación es identificar, evaluar críticamente y sintetizar la evidencia científica acumulada entre 2020 y 2025 en torno a las técnicas de Inteligencia Artificial empleadas para la automatización del registro y validación de documentos en sistemas empresariales, sintetizado en la siguiente pregunta maestra de investigación:</w:t>
+        <w:t>El objetivo general del estudio se sintetiza en la siguiente pregunta maestra de investigación:</w:t>
       </w:r>
     </w:p>
     <w:p>
@@ -297,67 +246,7 @@
         <w:ind w:firstLine="200"/>
       </w:pPr>
       <w:r>
-        <w:t>El presente documento se estructura en las siguientes secciones metodológicas y analíticas:</w:t>
-      </w:r>
-    </w:p>
-    <w:p>
-      <w:pPr>
-        <w:spacing w:before="40"/>
-        <w:ind w:firstLine="200"/>
-      </w:pPr>
-      <w:r>
-        <w:rPr>
-          <w:i/>
-        </w:rPr>
-        <w:t xml:space="preserve">1) Sección II (Metodología): </w:t>
-      </w:r>
-      <w:r>
-        <w:t>detalla el protocolo riguroso empleado para la búsqueda, cribado, evaluación de calidad y mapeo de los 110 estudios primarios bajo las directrices de Kitchenham &amp; Charters (2007) y el estándar PRISMA 2020.</w:t>
-      </w:r>
-    </w:p>
-    <w:p>
-      <w:pPr>
-        <w:spacing w:before="40"/>
-        <w:ind w:firstLine="200"/>
-      </w:pPr>
-      <w:r>
-        <w:rPr>
-          <w:i/>
-        </w:rPr>
-        <w:t xml:space="preserve">2) Sección III (Taxonomía y Caracterización): </w:t>
-      </w:r>
-      <w:r>
-        <w:t>presenta la clasificación formal de las arquitecturas de IA según sus familias algorítmicas, modalidades de entrada y tipologías documentales.</w:t>
-      </w:r>
-    </w:p>
-    <w:p>
-      <w:pPr>
-        <w:spacing w:before="40"/>
-        <w:ind w:firstLine="200"/>
-      </w:pPr>
-      <w:r>
-        <w:rPr>
-          <w:i/>
-        </w:rPr>
-        <w:t xml:space="preserve">3) Sección IV (Análisis de Brechas y Discusión): </w:t>
-      </w:r>
-      <w:r>
-        <w:t>profundiza en los desafíos abiertos, limitaciones de generalización y métricas de desempeño frente a baselines tradicionales.</w:t>
-      </w:r>
-    </w:p>
-    <w:p>
-      <w:pPr>
-        <w:spacing w:before="40"/>
-        <w:ind w:firstLine="200"/>
-      </w:pPr>
-      <w:r>
-        <w:rPr>
-          <w:i/>
-        </w:rPr>
-        <w:t xml:space="preserve">4) Sección V (Implicaciones Prácticas y Conclusiones): </w:t>
-      </w:r>
-      <w:r>
-        <w:t>analiza la viabilidad de integración en plataformas ERP/CRM corporativas y sintetiza las conclusiones clave del estudio.</w:t>
+        <w:t>El documento se articula en las siguientes secciones: en la Sección II se detalla la metodología sistemática bajo directrices Kitchenham y PRISMA 2020; en la Sección III se expone la taxonomía y caracterización algorítmica; en la Sección IV se analizan las brechas metodológicas y experimentales; y en la Sección V se abordan las implicaciones prácticas y conclusiones.</w:t>
       </w:r>
     </w:p>
     <w:p>
@@ -383,7 +272,7 @@
         <w:rPr>
           <w:i/>
         </w:rPr>
-        <w:t>A. Encuadre Metodológico y Estándar PRISMA 2020</w:t>
+        <w:t>A. Encuadre Metodológico y Estándares</w:t>
       </w:r>
     </w:p>
     <w:p>
@@ -391,15 +280,11 @@
         <w:ind w:firstLine="200"/>
       </w:pPr>
       <w:r>
-        <w:t>La presente Revisión Sistemática de Literatura (RSL) se diseña, conduce y valida rigurosamente bajo las directrices metodológicas de Kitchenham &amp; Charters (2007) para la ingeniería de software y sistemas de información, y se reporta conforme al estándar internacional de la declaración PRISMA 2020 (Preferred Reporting Items for Systematic Reviews and Meta-Analyses).</w:t>
+        <w:t xml:space="preserve">La Revisión Sistemática de Literatura (RSL) se diseñó y condujo bajo las directrices metodológicas de Kitchenham &amp; Charters para la ingeniería de software y sistemas de información, reportándose conforme al estándar PRISMA </w:t>
       </w:r>
-    </w:p>
-    <w:p>
-      <w:pPr>
-        <w:ind w:firstLine="200"/>
-      </w:pPr>
       <w:r>
-        <w:t>Para garantizar la máxima objetividad, la total reproducibilidad y la mitigación de sesgos de selección o confirmación, el protocolo de investigación (definición de preguntas de investigación, marco PICOC, criterios de elegibilidad, ecuaciones de búsqueda booleanas y formulario de extracción de datos) fue formulado y registrado a priori, previo a la ejecución de las consultas definitivas en los motores de búsqueda indexados.</w:t>
+        <w:lastRenderedPageBreak/>
+        <w:t>2020. El protocolo de investigación fue formalizado a priori para garantizar reproducibilidad y mitigación de sesgos.</w:t>
       </w:r>
     </w:p>
     <w:p>
@@ -412,15 +297,7 @@
         <w:rPr>
           <w:i/>
         </w:rPr>
-        <w:t>B. Delimitación del Problema y Ámbito de Aplicación</w:t>
-      </w:r>
-    </w:p>
-    <w:p>
-      <w:pPr>
-        <w:ind w:firstLine="200"/>
-      </w:pPr>
-      <w:r>
-        <w:t>El estudio delimita formalmente el alcance de la intervención tecnológica y el entorno de aplicación:</w:t>
+        <w:t>B. Delimitación del Ámbito de Aplicación</w:t>
       </w:r>
     </w:p>
     <w:p>
@@ -435,7 +312,7 @@
         <w:t xml:space="preserve">1) Delimitación Positiva: </w:t>
       </w:r>
       <w:r>
-        <w:t>Sistemas de información empresariales (Enterprise Resource Planning - ERP, Customer Relationship Management - CRM, Document Management Systems - DMS) y flujos internos de validación contable, financiera y operativa estrictamente corporativos.</w:t>
+        <w:t>Sistemas de información empresariales (ERP, CRM, DMS) y flujos internos de registro y validación contable, financiera y operativa corporativos privados.</w:t>
       </w:r>
     </w:p>
     <w:p>
@@ -450,7 +327,7 @@
         <w:t xml:space="preserve">2) Delimitación Negativa: </w:t>
       </w:r>
       <w:r>
-        <w:t>Se excluyen expresamente los sistemas de administración pública y gubernamental, servicios de atención ciudadana y registros médicos/clínicos no equiparables a flujos empresariales, debido a que obedecen a marcos regulatorios, tipologías documentales y volumetrías operativas sustancialmente distintas.</w:t>
+        <w:t>Se excluyen trámites del sector público, servicios de atención ciudadana y registros clínicos, debido a marcos regulatorios y volumetrías operativas disímiles.</w:t>
       </w:r>
     </w:p>
     <w:p>
@@ -471,7 +348,7 @@
         <w:ind w:firstLine="200"/>
       </w:pPr>
       <w:r>
-        <w:t>Para estructurar la búsqueda sistemática y garantizar la cobertura exhaustiva y auditable de los elementos constitutivos del problema, se implementa el marco metodológico extendido PICOC (Población, Intervención, Comparación, Outcome/Resultado y Contexto), detallado en la Tabla I:</w:t>
+        <w:t>Para estructurar la búsqueda sistemática y garantizar cobertura auditable, se implementó el marco PICOC, cuyos componentes, definiciones operativas y justificaciones se detallan en la Tabla I.</w:t>
       </w:r>
     </w:p>
     <w:p>
@@ -527,10 +404,10 @@
             <w:tcW w:w="1440" w:type="dxa"/>
             <w:shd w:val="clear" w:color="auto" w:fill="F2F2F2"/>
             <w:tcMar>
-              <w:top w:w="60" w:type="dxa"/>
-              <w:left w:w="60" w:type="dxa"/>
-              <w:bottom w:w="60" w:type="dxa"/>
-              <w:right w:w="60" w:type="dxa"/>
+              <w:top w:w="50" w:type="dxa"/>
+              <w:left w:w="50" w:type="dxa"/>
+              <w:bottom w:w="50" w:type="dxa"/>
+              <w:right w:w="50" w:type="dxa"/>
             </w:tcMar>
             <w:vAlign w:val="center"/>
           </w:tcPr>
@@ -552,10 +429,10 @@
             <w:tcW w:w="1872" w:type="dxa"/>
             <w:shd w:val="clear" w:color="auto" w:fill="F2F2F2"/>
             <w:tcMar>
-              <w:top w:w="60" w:type="dxa"/>
-              <w:left w:w="60" w:type="dxa"/>
-              <w:bottom w:w="60" w:type="dxa"/>
-              <w:right w:w="60" w:type="dxa"/>
+              <w:top w:w="50" w:type="dxa"/>
+              <w:left w:w="50" w:type="dxa"/>
+              <w:bottom w:w="50" w:type="dxa"/>
+              <w:right w:w="50" w:type="dxa"/>
             </w:tcMar>
             <w:vAlign w:val="center"/>
           </w:tcPr>
@@ -577,10 +454,10 @@
             <w:tcW w:w="1584" w:type="dxa"/>
             <w:shd w:val="clear" w:color="auto" w:fill="F2F2F2"/>
             <w:tcMar>
-              <w:top w:w="60" w:type="dxa"/>
-              <w:left w:w="60" w:type="dxa"/>
-              <w:bottom w:w="60" w:type="dxa"/>
-              <w:right w:w="60" w:type="dxa"/>
+              <w:top w:w="50" w:type="dxa"/>
+              <w:left w:w="50" w:type="dxa"/>
+              <w:bottom w:w="50" w:type="dxa"/>
+              <w:right w:w="50" w:type="dxa"/>
             </w:tcMar>
             <w:vAlign w:val="center"/>
           </w:tcPr>
@@ -607,10 +484,10 @@
             <w:tcW w:w="1440" w:type="dxa"/>
             <w:shd w:val="clear" w:color="auto" w:fill="FFFFFF"/>
             <w:tcMar>
-              <w:top w:w="40" w:type="dxa"/>
-              <w:left w:w="60" w:type="dxa"/>
-              <w:bottom w:w="40" w:type="dxa"/>
-              <w:right w:w="60" w:type="dxa"/>
+              <w:top w:w="35" w:type="dxa"/>
+              <w:left w:w="50" w:type="dxa"/>
+              <w:bottom w:w="35" w:type="dxa"/>
+              <w:right w:w="50" w:type="dxa"/>
             </w:tcMar>
             <w:vAlign w:val="center"/>
           </w:tcPr>
@@ -628,10 +505,10 @@
             <w:tcW w:w="1872" w:type="dxa"/>
             <w:shd w:val="clear" w:color="auto" w:fill="FFFFFF"/>
             <w:tcMar>
-              <w:top w:w="40" w:type="dxa"/>
-              <w:left w:w="60" w:type="dxa"/>
-              <w:bottom w:w="40" w:type="dxa"/>
-              <w:right w:w="60" w:type="dxa"/>
+              <w:top w:w="35" w:type="dxa"/>
+              <w:left w:w="50" w:type="dxa"/>
+              <w:bottom w:w="35" w:type="dxa"/>
+              <w:right w:w="50" w:type="dxa"/>
             </w:tcMar>
             <w:vAlign w:val="center"/>
           </w:tcPr>
@@ -649,19 +526,19 @@
             <w:tcW w:w="1584" w:type="dxa"/>
             <w:shd w:val="clear" w:color="auto" w:fill="FFFFFF"/>
             <w:tcMar>
-              <w:top w:w="40" w:type="dxa"/>
-              <w:left w:w="60" w:type="dxa"/>
-              <w:bottom w:w="40" w:type="dxa"/>
-              <w:right w:w="60" w:type="dxa"/>
-            </w:tcMar>
-            <w:vAlign w:val="center"/>
-          </w:tcPr>
-          <w:p>
-            <w:r>
-              <w:rPr>
-                <w:sz w:val="16"/>
-              </w:rPr>
-              <w:t>Representa el entorno operativo y tecnológico donde se generan cuellos de botella por el ingreso manual y la heterogeneidad de formatos.</w:t>
+              <w:top w:w="35" w:type="dxa"/>
+              <w:left w:w="50" w:type="dxa"/>
+              <w:bottom w:w="35" w:type="dxa"/>
+              <w:right w:w="50" w:type="dxa"/>
+            </w:tcMar>
+            <w:vAlign w:val="center"/>
+          </w:tcPr>
+          <w:p>
+            <w:r>
+              <w:rPr>
+                <w:sz w:val="16"/>
+              </w:rPr>
+              <w:t>Entorno operativo donde se generan cuellos de botella por ingreso manual y formatos heterogéneos.</w:t>
             </w:r>
           </w:p>
         </w:tc>
@@ -675,10 +552,10 @@
             <w:tcW w:w="1440" w:type="dxa"/>
             <w:shd w:val="clear" w:color="auto" w:fill="FAFAFA"/>
             <w:tcMar>
-              <w:top w:w="40" w:type="dxa"/>
-              <w:left w:w="60" w:type="dxa"/>
-              <w:bottom w:w="40" w:type="dxa"/>
-              <w:right w:w="60" w:type="dxa"/>
+              <w:top w:w="35" w:type="dxa"/>
+              <w:left w:w="50" w:type="dxa"/>
+              <w:bottom w:w="35" w:type="dxa"/>
+              <w:right w:w="50" w:type="dxa"/>
             </w:tcMar>
             <w:vAlign w:val="center"/>
           </w:tcPr>
@@ -696,19 +573,19 @@
             <w:tcW w:w="1872" w:type="dxa"/>
             <w:shd w:val="clear" w:color="auto" w:fill="FAFAFA"/>
             <w:tcMar>
-              <w:top w:w="40" w:type="dxa"/>
-              <w:left w:w="60" w:type="dxa"/>
-              <w:bottom w:w="40" w:type="dxa"/>
-              <w:right w:w="60" w:type="dxa"/>
-            </w:tcMar>
-            <w:vAlign w:val="center"/>
-          </w:tcPr>
-          <w:p>
-            <w:r>
-              <w:rPr>
-                <w:sz w:val="16"/>
-              </w:rPr>
-              <w:t>Arquitecturas de Inteligencia Artificial para IDP (IA-OCR, KIE, modelos basados en secuencias, grafos, transformers multimodales y LLMs).</w:t>
+              <w:top w:w="35" w:type="dxa"/>
+              <w:left w:w="50" w:type="dxa"/>
+              <w:bottom w:w="35" w:type="dxa"/>
+              <w:right w:w="50" w:type="dxa"/>
+            </w:tcMar>
+            <w:vAlign w:val="center"/>
+          </w:tcPr>
+          <w:p>
+            <w:r>
+              <w:rPr>
+                <w:sz w:val="16"/>
+              </w:rPr>
+              <w:t>Arquitecturas de IA para IDP (IA-OCR, KIE, modelos basados en secuencias, grafos, transformers multimodales y LLMs).</w:t>
             </w:r>
           </w:p>
         </w:tc>
@@ -717,19 +594,19 @@
             <w:tcW w:w="1584" w:type="dxa"/>
             <w:shd w:val="clear" w:color="auto" w:fill="FAFAFA"/>
             <w:tcMar>
-              <w:top w:w="40" w:type="dxa"/>
-              <w:left w:w="60" w:type="dxa"/>
-              <w:bottom w:w="40" w:type="dxa"/>
-              <w:right w:w="60" w:type="dxa"/>
-            </w:tcMar>
-            <w:vAlign w:val="center"/>
-          </w:tcPr>
-          <w:p>
-            <w:r>
-              <w:rPr>
-                <w:sz w:val="16"/>
-              </w:rPr>
-              <w:t>Constituye la tecnología y enfoque algorítmico cuyo impacto y eficacia se analizan en la literatura.</w:t>
+              <w:top w:w="35" w:type="dxa"/>
+              <w:left w:w="50" w:type="dxa"/>
+              <w:bottom w:w="35" w:type="dxa"/>
+              <w:right w:w="50" w:type="dxa"/>
+            </w:tcMar>
+            <w:vAlign w:val="center"/>
+          </w:tcPr>
+          <w:p>
+            <w:r>
+              <w:rPr>
+                <w:sz w:val="16"/>
+              </w:rPr>
+              <w:t>Tecnología y enfoque algorítmico cuyo impacto y eficacia se analizan en la literatura.</w:t>
             </w:r>
           </w:p>
         </w:tc>
@@ -743,10 +620,10 @@
             <w:tcW w:w="1440" w:type="dxa"/>
             <w:shd w:val="clear" w:color="auto" w:fill="FFFFFF"/>
             <w:tcMar>
-              <w:top w:w="40" w:type="dxa"/>
-              <w:left w:w="60" w:type="dxa"/>
-              <w:bottom w:w="40" w:type="dxa"/>
-              <w:right w:w="60" w:type="dxa"/>
+              <w:top w:w="35" w:type="dxa"/>
+              <w:left w:w="50" w:type="dxa"/>
+              <w:bottom w:w="35" w:type="dxa"/>
+              <w:right w:w="50" w:type="dxa"/>
             </w:tcMar>
             <w:vAlign w:val="center"/>
           </w:tcPr>
@@ -764,10 +641,10 @@
             <w:tcW w:w="1872" w:type="dxa"/>
             <w:shd w:val="clear" w:color="auto" w:fill="FFFFFF"/>
             <w:tcMar>
-              <w:top w:w="40" w:type="dxa"/>
-              <w:left w:w="60" w:type="dxa"/>
-              <w:bottom w:w="40" w:type="dxa"/>
-              <w:right w:w="60" w:type="dxa"/>
+              <w:top w:w="35" w:type="dxa"/>
+              <w:left w:w="50" w:type="dxa"/>
+              <w:bottom w:w="35" w:type="dxa"/>
+              <w:right w:w="50" w:type="dxa"/>
             </w:tcMar>
             <w:vAlign w:val="center"/>
           </w:tcPr>
@@ -785,19 +662,19 @@
             <w:tcW w:w="1584" w:type="dxa"/>
             <w:shd w:val="clear" w:color="auto" w:fill="FFFFFF"/>
             <w:tcMar>
-              <w:top w:w="40" w:type="dxa"/>
-              <w:left w:w="60" w:type="dxa"/>
-              <w:bottom w:w="40" w:type="dxa"/>
-              <w:right w:w="60" w:type="dxa"/>
-            </w:tcMar>
-            <w:vAlign w:val="center"/>
-          </w:tcPr>
-          <w:p>
-            <w:r>
-              <w:rPr>
-                <w:sz w:val="16"/>
-              </w:rPr>
-              <w:t>Establece la línea base convencional frente a la cual se contrasta la ganancia en precisión, tiempo y costos.</w:t>
+              <w:top w:w="35" w:type="dxa"/>
+              <w:left w:w="50" w:type="dxa"/>
+              <w:bottom w:w="35" w:type="dxa"/>
+              <w:right w:w="50" w:type="dxa"/>
+            </w:tcMar>
+            <w:vAlign w:val="center"/>
+          </w:tcPr>
+          <w:p>
+            <w:r>
+              <w:rPr>
+                <w:sz w:val="16"/>
+              </w:rPr>
+              <w:t>Línea base convencional frente a la cual se contrasta la ganancia en precisión, tiempo y costos.</w:t>
             </w:r>
           </w:p>
         </w:tc>
@@ -811,10 +688,10 @@
             <w:tcW w:w="1440" w:type="dxa"/>
             <w:shd w:val="clear" w:color="auto" w:fill="FAFAFA"/>
             <w:tcMar>
-              <w:top w:w="40" w:type="dxa"/>
-              <w:left w:w="60" w:type="dxa"/>
-              <w:bottom w:w="40" w:type="dxa"/>
-              <w:right w:w="60" w:type="dxa"/>
+              <w:top w:w="35" w:type="dxa"/>
+              <w:left w:w="50" w:type="dxa"/>
+              <w:bottom w:w="35" w:type="dxa"/>
+              <w:right w:w="50" w:type="dxa"/>
             </w:tcMar>
             <w:vAlign w:val="center"/>
           </w:tcPr>
@@ -832,19 +709,19 @@
             <w:tcW w:w="1872" w:type="dxa"/>
             <w:shd w:val="clear" w:color="auto" w:fill="FAFAFA"/>
             <w:tcMar>
-              <w:top w:w="40" w:type="dxa"/>
-              <w:left w:w="60" w:type="dxa"/>
-              <w:bottom w:w="40" w:type="dxa"/>
-              <w:right w:w="60" w:type="dxa"/>
-            </w:tcMar>
-            <w:vAlign w:val="center"/>
-          </w:tcPr>
-          <w:p>
-            <w:r>
-              <w:rPr>
-                <w:sz w:val="16"/>
-              </w:rPr>
-              <w:t>Grado de automatización, reducción de la carga operativa, precisión en la extracción (F1-score, exactitud) y velocidad/tiempo de respuesta.</w:t>
+              <w:top w:w="35" w:type="dxa"/>
+              <w:left w:w="50" w:type="dxa"/>
+              <w:bottom w:w="35" w:type="dxa"/>
+              <w:right w:w="50" w:type="dxa"/>
+            </w:tcMar>
+            <w:vAlign w:val="center"/>
+          </w:tcPr>
+          <w:p>
+            <w:r>
+              <w:rPr>
+                <w:sz w:val="16"/>
+              </w:rPr>
+              <w:t>Grado de automatización, reducción de carga operativa, precisión (F1-score, exactitud) y velocidad de respuesta.</w:t>
             </w:r>
           </w:p>
         </w:tc>
@@ -853,19 +730,19 @@
             <w:tcW w:w="1584" w:type="dxa"/>
             <w:shd w:val="clear" w:color="auto" w:fill="FAFAFA"/>
             <w:tcMar>
-              <w:top w:w="40" w:type="dxa"/>
-              <w:left w:w="60" w:type="dxa"/>
-              <w:bottom w:w="40" w:type="dxa"/>
-              <w:right w:w="60" w:type="dxa"/>
-            </w:tcMar>
-            <w:vAlign w:val="center"/>
-          </w:tcPr>
-          <w:p>
-            <w:r>
-              <w:rPr>
-                <w:sz w:val="16"/>
-              </w:rPr>
-              <w:t>Variables cuantitativas y métricas de rendimiento clave para evaluar la viabilidad y el retorno operativo.</w:t>
+              <w:top w:w="35" w:type="dxa"/>
+              <w:left w:w="50" w:type="dxa"/>
+              <w:bottom w:w="35" w:type="dxa"/>
+              <w:right w:w="50" w:type="dxa"/>
+            </w:tcMar>
+            <w:vAlign w:val="center"/>
+          </w:tcPr>
+          <w:p>
+            <w:r>
+              <w:rPr>
+                <w:sz w:val="16"/>
+              </w:rPr>
+              <w:t>Variables cuantitativas clave para evaluar la viabilidad y el retorno operativo.</w:t>
             </w:r>
           </w:p>
         </w:tc>
@@ -879,10 +756,10 @@
             <w:tcW w:w="1440" w:type="dxa"/>
             <w:shd w:val="clear" w:color="auto" w:fill="FFFFFF"/>
             <w:tcMar>
-              <w:top w:w="40" w:type="dxa"/>
-              <w:left w:w="60" w:type="dxa"/>
-              <w:bottom w:w="40" w:type="dxa"/>
-              <w:right w:w="60" w:type="dxa"/>
+              <w:top w:w="35" w:type="dxa"/>
+              <w:left w:w="50" w:type="dxa"/>
+              <w:bottom w:w="35" w:type="dxa"/>
+              <w:right w:w="50" w:type="dxa"/>
             </w:tcMar>
             <w:vAlign w:val="center"/>
           </w:tcPr>
@@ -900,10 +777,10 @@
             <w:tcW w:w="1872" w:type="dxa"/>
             <w:shd w:val="clear" w:color="auto" w:fill="FFFFFF"/>
             <w:tcMar>
-              <w:top w:w="40" w:type="dxa"/>
-              <w:left w:w="60" w:type="dxa"/>
-              <w:bottom w:w="40" w:type="dxa"/>
-              <w:right w:w="60" w:type="dxa"/>
+              <w:top w:w="35" w:type="dxa"/>
+              <w:left w:w="50" w:type="dxa"/>
+              <w:bottom w:w="35" w:type="dxa"/>
+              <w:right w:w="50" w:type="dxa"/>
             </w:tcMar>
             <w:vAlign w:val="center"/>
           </w:tcPr>
@@ -921,19 +798,19 @@
             <w:tcW w:w="1584" w:type="dxa"/>
             <w:shd w:val="clear" w:color="auto" w:fill="FFFFFF"/>
             <w:tcMar>
-              <w:top w:w="40" w:type="dxa"/>
-              <w:left w:w="60" w:type="dxa"/>
-              <w:bottom w:w="40" w:type="dxa"/>
-              <w:right w:w="60" w:type="dxa"/>
-            </w:tcMar>
-            <w:vAlign w:val="center"/>
-          </w:tcPr>
-          <w:p>
-            <w:r>
-              <w:rPr>
-                <w:sz w:val="16"/>
-              </w:rPr>
-              <w:t>Delimita el dominio de aplicación y el período de maduración de los modelos de aprendizaje profundo y multimodales.</w:t>
+              <w:top w:w="35" w:type="dxa"/>
+              <w:left w:w="50" w:type="dxa"/>
+              <w:bottom w:w="35" w:type="dxa"/>
+              <w:right w:w="50" w:type="dxa"/>
+            </w:tcMar>
+            <w:vAlign w:val="center"/>
+          </w:tcPr>
+          <w:p>
+            <w:r>
+              <w:rPr>
+                <w:sz w:val="16"/>
+              </w:rPr>
+              <w:t>Delimita el dominio de aplicación y el periodo de maduración de modelos profundos y multimodales.</w:t>
             </w:r>
           </w:p>
         </w:tc>
@@ -949,7 +826,6 @@
         <w:rPr>
           <w:i/>
         </w:rPr>
-        <w:lastRenderedPageBreak/>
         <w:t>D. Preguntas de Investigación Temáticas (PI) y Bibliométricas (PD)</w:t>
       </w:r>
     </w:p>
@@ -958,7 +834,7 @@
         <w:ind w:firstLine="200"/>
       </w:pPr>
       <w:r>
-        <w:t>A partir de los componentes PICOC, la investigación se descompone en cuatro Preguntas de Investigación (PI) temáticas (Tabla II) y tres Preguntas Descriptivas (PD) bibliométricas (Tabla III) que guían la extracción empírica:</w:t>
+        <w:t>A partir del marco PICOC, la investigación se descompone en cuatro Preguntas de Investigación (PI) temáticas orientadas a la evidencia técnica (Tabla II) y tres Preguntas Descriptivas (PD) orientadas a la caracterización bibliométrica del estado del arte (Tabla III).</w:t>
       </w:r>
     </w:p>
     <w:p>
@@ -1001,7 +877,7 @@
         <w:tblLook w:val="04A0" w:firstRow="1" w:lastRow="0" w:firstColumn="1" w:lastColumn="0" w:noHBand="0" w:noVBand="1"/>
       </w:tblPr>
       <w:tblGrid>
-        <w:gridCol w:w="609"/>
+        <w:gridCol w:w="589"/>
         <w:gridCol w:w="3312"/>
         <w:gridCol w:w="1008"/>
       </w:tblGrid>
@@ -1014,10 +890,10 @@
             <w:tcW w:w="576" w:type="dxa"/>
             <w:shd w:val="clear" w:color="auto" w:fill="F2F2F2"/>
             <w:tcMar>
-              <w:top w:w="60" w:type="dxa"/>
-              <w:left w:w="60" w:type="dxa"/>
-              <w:bottom w:w="60" w:type="dxa"/>
-              <w:right w:w="60" w:type="dxa"/>
+              <w:top w:w="50" w:type="dxa"/>
+              <w:left w:w="50" w:type="dxa"/>
+              <w:bottom w:w="50" w:type="dxa"/>
+              <w:right w:w="50" w:type="dxa"/>
             </w:tcMar>
             <w:vAlign w:val="center"/>
           </w:tcPr>
@@ -1039,10 +915,10 @@
             <w:tcW w:w="3312" w:type="dxa"/>
             <w:shd w:val="clear" w:color="auto" w:fill="F2F2F2"/>
             <w:tcMar>
-              <w:top w:w="60" w:type="dxa"/>
-              <w:left w:w="60" w:type="dxa"/>
-              <w:bottom w:w="60" w:type="dxa"/>
-              <w:right w:w="60" w:type="dxa"/>
+              <w:top w:w="50" w:type="dxa"/>
+              <w:left w:w="50" w:type="dxa"/>
+              <w:bottom w:w="50" w:type="dxa"/>
+              <w:right w:w="50" w:type="dxa"/>
             </w:tcMar>
             <w:vAlign w:val="center"/>
           </w:tcPr>
@@ -1064,10 +940,10 @@
             <w:tcW w:w="1008" w:type="dxa"/>
             <w:shd w:val="clear" w:color="auto" w:fill="F2F2F2"/>
             <w:tcMar>
-              <w:top w:w="60" w:type="dxa"/>
-              <w:left w:w="60" w:type="dxa"/>
-              <w:bottom w:w="60" w:type="dxa"/>
-              <w:right w:w="60" w:type="dxa"/>
+              <w:top w:w="50" w:type="dxa"/>
+              <w:left w:w="50" w:type="dxa"/>
+              <w:bottom w:w="50" w:type="dxa"/>
+              <w:right w:w="50" w:type="dxa"/>
             </w:tcMar>
             <w:vAlign w:val="center"/>
           </w:tcPr>
@@ -1094,10 +970,10 @@
             <w:tcW w:w="576" w:type="dxa"/>
             <w:shd w:val="clear" w:color="auto" w:fill="FFFFFF"/>
             <w:tcMar>
-              <w:top w:w="40" w:type="dxa"/>
-              <w:left w:w="60" w:type="dxa"/>
-              <w:bottom w:w="40" w:type="dxa"/>
-              <w:right w:w="60" w:type="dxa"/>
+              <w:top w:w="35" w:type="dxa"/>
+              <w:left w:w="50" w:type="dxa"/>
+              <w:bottom w:w="35" w:type="dxa"/>
+              <w:right w:w="50" w:type="dxa"/>
             </w:tcMar>
             <w:vAlign w:val="center"/>
           </w:tcPr>
@@ -1115,19 +991,19 @@
             <w:tcW w:w="3312" w:type="dxa"/>
             <w:shd w:val="clear" w:color="auto" w:fill="FFFFFF"/>
             <w:tcMar>
-              <w:top w:w="40" w:type="dxa"/>
-              <w:left w:w="60" w:type="dxa"/>
-              <w:bottom w:w="40" w:type="dxa"/>
-              <w:right w:w="60" w:type="dxa"/>
-            </w:tcMar>
-            <w:vAlign w:val="center"/>
-          </w:tcPr>
-          <w:p>
-            <w:r>
-              <w:rPr>
-                <w:sz w:val="16"/>
-              </w:rPr>
-              <w:t>¿Qué arquitecturas y enfoques algorítmicos de IA/IDP (secuencias, grafos, modelos generativos multimodales) se han implementado en el procesamiento de documentos empresariales?</w:t>
+              <w:top w:w="35" w:type="dxa"/>
+              <w:left w:w="50" w:type="dxa"/>
+              <w:bottom w:w="35" w:type="dxa"/>
+              <w:right w:w="50" w:type="dxa"/>
+            </w:tcMar>
+            <w:vAlign w:val="center"/>
+          </w:tcPr>
+          <w:p>
+            <w:r>
+              <w:rPr>
+                <w:sz w:val="16"/>
+              </w:rPr>
+              <w:t>¿Qué arquitecturas y enfoques algorítmicos de IA/IDP (secuencias, grafos, transformers, LLMs) se han implementado en documentos empresariales?</w:t>
             </w:r>
           </w:p>
         </w:tc>
@@ -1136,10 +1012,10 @@
             <w:tcW w:w="1008" w:type="dxa"/>
             <w:shd w:val="clear" w:color="auto" w:fill="FFFFFF"/>
             <w:tcMar>
-              <w:top w:w="40" w:type="dxa"/>
-              <w:left w:w="60" w:type="dxa"/>
-              <w:bottom w:w="40" w:type="dxa"/>
-              <w:right w:w="60" w:type="dxa"/>
+              <w:top w:w="35" w:type="dxa"/>
+              <w:left w:w="50" w:type="dxa"/>
+              <w:bottom w:w="35" w:type="dxa"/>
+              <w:right w:w="50" w:type="dxa"/>
             </w:tcMar>
             <w:vAlign w:val="center"/>
           </w:tcPr>
@@ -1162,10 +1038,10 @@
             <w:tcW w:w="576" w:type="dxa"/>
             <w:shd w:val="clear" w:color="auto" w:fill="FAFAFA"/>
             <w:tcMar>
-              <w:top w:w="40" w:type="dxa"/>
-              <w:left w:w="60" w:type="dxa"/>
-              <w:bottom w:w="40" w:type="dxa"/>
-              <w:right w:w="60" w:type="dxa"/>
+              <w:top w:w="35" w:type="dxa"/>
+              <w:left w:w="50" w:type="dxa"/>
+              <w:bottom w:w="35" w:type="dxa"/>
+              <w:right w:w="50" w:type="dxa"/>
             </w:tcMar>
             <w:vAlign w:val="center"/>
           </w:tcPr>
@@ -1183,19 +1059,19 @@
             <w:tcW w:w="3312" w:type="dxa"/>
             <w:shd w:val="clear" w:color="auto" w:fill="FAFAFA"/>
             <w:tcMar>
-              <w:top w:w="40" w:type="dxa"/>
-              <w:left w:w="60" w:type="dxa"/>
-              <w:bottom w:w="40" w:type="dxa"/>
-              <w:right w:w="60" w:type="dxa"/>
-            </w:tcMar>
-            <w:vAlign w:val="center"/>
-          </w:tcPr>
-          <w:p>
-            <w:r>
-              <w:rPr>
-                <w:sz w:val="16"/>
-              </w:rPr>
-              <w:t>¿Qué niveles de precisión (F1-score, exactitud) y velocidad/tiempo de resolución alcanzan estas arquitecturas en tareas de extracción de datos semiestructurados?</w:t>
+              <w:top w:w="35" w:type="dxa"/>
+              <w:left w:w="50" w:type="dxa"/>
+              <w:bottom w:w="35" w:type="dxa"/>
+              <w:right w:w="50" w:type="dxa"/>
+            </w:tcMar>
+            <w:vAlign w:val="center"/>
+          </w:tcPr>
+          <w:p>
+            <w:r>
+              <w:rPr>
+                <w:sz w:val="16"/>
+              </w:rPr>
+              <w:t>¿Qué niveles de precisión (F1-score, exactitud) y velocidad/tiempo de resolución alcanzan estas arquitecturas en extracción semiestructurada?</w:t>
             </w:r>
           </w:p>
         </w:tc>
@@ -1204,10 +1080,10 @@
             <w:tcW w:w="1008" w:type="dxa"/>
             <w:shd w:val="clear" w:color="auto" w:fill="FAFAFA"/>
             <w:tcMar>
-              <w:top w:w="40" w:type="dxa"/>
-              <w:left w:w="60" w:type="dxa"/>
-              <w:bottom w:w="40" w:type="dxa"/>
-              <w:right w:w="60" w:type="dxa"/>
+              <w:top w:w="35" w:type="dxa"/>
+              <w:left w:w="50" w:type="dxa"/>
+              <w:bottom w:w="35" w:type="dxa"/>
+              <w:right w:w="50" w:type="dxa"/>
             </w:tcMar>
             <w:vAlign w:val="center"/>
           </w:tcPr>
@@ -1230,10 +1106,10 @@
             <w:tcW w:w="576" w:type="dxa"/>
             <w:shd w:val="clear" w:color="auto" w:fill="FFFFFF"/>
             <w:tcMar>
-              <w:top w:w="40" w:type="dxa"/>
-              <w:left w:w="60" w:type="dxa"/>
-              <w:bottom w:w="40" w:type="dxa"/>
-              <w:right w:w="60" w:type="dxa"/>
+              <w:top w:w="35" w:type="dxa"/>
+              <w:left w:w="50" w:type="dxa"/>
+              <w:bottom w:w="35" w:type="dxa"/>
+              <w:right w:w="50" w:type="dxa"/>
             </w:tcMar>
             <w:vAlign w:val="center"/>
           </w:tcPr>
@@ -1251,19 +1127,19 @@
             <w:tcW w:w="3312" w:type="dxa"/>
             <w:shd w:val="clear" w:color="auto" w:fill="FFFFFF"/>
             <w:tcMar>
-              <w:top w:w="40" w:type="dxa"/>
-              <w:left w:w="60" w:type="dxa"/>
-              <w:bottom w:w="40" w:type="dxa"/>
-              <w:right w:w="60" w:type="dxa"/>
-            </w:tcMar>
-            <w:vAlign w:val="center"/>
-          </w:tcPr>
-          <w:p>
-            <w:r>
-              <w:rPr>
-                <w:sz w:val="16"/>
-              </w:rPr>
-              <w:t>¿Qué diferencias de desempeño, escalabilidad y costo operativo se reportan entre las soluciones basadas en IA y los métodos tradicionales o manuales?</w:t>
+              <w:top w:w="35" w:type="dxa"/>
+              <w:left w:w="50" w:type="dxa"/>
+              <w:bottom w:w="35" w:type="dxa"/>
+              <w:right w:w="50" w:type="dxa"/>
+            </w:tcMar>
+            <w:vAlign w:val="center"/>
+          </w:tcPr>
+          <w:p>
+            <w:r>
+              <w:rPr>
+                <w:sz w:val="16"/>
+              </w:rPr>
+              <w:t>¿Qué diferencias de desempeño, escalabilidad y costo operativo se reportan entre soluciones de IA y métodos tradicionales o manuales?</w:t>
             </w:r>
           </w:p>
         </w:tc>
@@ -1272,10 +1148,10 @@
             <w:tcW w:w="1008" w:type="dxa"/>
             <w:shd w:val="clear" w:color="auto" w:fill="FFFFFF"/>
             <w:tcMar>
-              <w:top w:w="40" w:type="dxa"/>
-              <w:left w:w="60" w:type="dxa"/>
-              <w:bottom w:w="40" w:type="dxa"/>
-              <w:right w:w="60" w:type="dxa"/>
+              <w:top w:w="35" w:type="dxa"/>
+              <w:left w:w="50" w:type="dxa"/>
+              <w:bottom w:w="35" w:type="dxa"/>
+              <w:right w:w="50" w:type="dxa"/>
             </w:tcMar>
             <w:vAlign w:val="center"/>
           </w:tcPr>
@@ -1298,10 +1174,10 @@
             <w:tcW w:w="576" w:type="dxa"/>
             <w:shd w:val="clear" w:color="auto" w:fill="FAFAFA"/>
             <w:tcMar>
-              <w:top w:w="40" w:type="dxa"/>
-              <w:left w:w="60" w:type="dxa"/>
-              <w:bottom w:w="40" w:type="dxa"/>
-              <w:right w:w="60" w:type="dxa"/>
+              <w:top w:w="35" w:type="dxa"/>
+              <w:left w:w="50" w:type="dxa"/>
+              <w:bottom w:w="35" w:type="dxa"/>
+              <w:right w:w="50" w:type="dxa"/>
             </w:tcMar>
             <w:vAlign w:val="center"/>
           </w:tcPr>
@@ -1319,19 +1195,19 @@
             <w:tcW w:w="3312" w:type="dxa"/>
             <w:shd w:val="clear" w:color="auto" w:fill="FAFAFA"/>
             <w:tcMar>
-              <w:top w:w="40" w:type="dxa"/>
-              <w:left w:w="60" w:type="dxa"/>
-              <w:bottom w:w="40" w:type="dxa"/>
-              <w:right w:w="60" w:type="dxa"/>
-            </w:tcMar>
-            <w:vAlign w:val="center"/>
-          </w:tcPr>
-          <w:p>
-            <w:r>
-              <w:rPr>
-                <w:sz w:val="16"/>
-              </w:rPr>
-              <w:t>¿En qué tipologías documentales (facturas, recibos, formularios, contratos) y arquitecturas de sistemas empresariales (ERP/CRM) se han validado estas propuestas?</w:t>
+              <w:top w:w="35" w:type="dxa"/>
+              <w:left w:w="50" w:type="dxa"/>
+              <w:bottom w:w="35" w:type="dxa"/>
+              <w:right w:w="50" w:type="dxa"/>
+            </w:tcMar>
+            <w:vAlign w:val="center"/>
+          </w:tcPr>
+          <w:p>
+            <w:r>
+              <w:rPr>
+                <w:sz w:val="16"/>
+              </w:rPr>
+              <w:t>¿En qué tipologías documentales (facturas, recibos, formularios, contratos) y sistemas empresariales (ERP/CRM) se han validado?</w:t>
             </w:r>
           </w:p>
         </w:tc>
@@ -1340,10 +1216,10 @@
             <w:tcW w:w="1008" w:type="dxa"/>
             <w:shd w:val="clear" w:color="auto" w:fill="FAFAFA"/>
             <w:tcMar>
-              <w:top w:w="40" w:type="dxa"/>
-              <w:left w:w="60" w:type="dxa"/>
-              <w:bottom w:w="40" w:type="dxa"/>
-              <w:right w:w="60" w:type="dxa"/>
+              <w:top w:w="35" w:type="dxa"/>
+              <w:left w:w="50" w:type="dxa"/>
+              <w:bottom w:w="35" w:type="dxa"/>
+              <w:right w:w="50" w:type="dxa"/>
             </w:tcMar>
             <w:vAlign w:val="center"/>
           </w:tcPr>
@@ -1398,7 +1274,7 @@
         <w:tblLook w:val="04A0" w:firstRow="1" w:lastRow="0" w:firstColumn="1" w:lastColumn="0" w:noHBand="0" w:noVBand="1"/>
       </w:tblPr>
       <w:tblGrid>
-        <w:gridCol w:w="609"/>
+        <w:gridCol w:w="589"/>
         <w:gridCol w:w="2592"/>
         <w:gridCol w:w="1728"/>
       </w:tblGrid>
@@ -1411,10 +1287,10 @@
             <w:tcW w:w="576" w:type="dxa"/>
             <w:shd w:val="clear" w:color="auto" w:fill="F2F2F2"/>
             <w:tcMar>
-              <w:top w:w="60" w:type="dxa"/>
-              <w:left w:w="60" w:type="dxa"/>
-              <w:bottom w:w="60" w:type="dxa"/>
-              <w:right w:w="60" w:type="dxa"/>
+              <w:top w:w="50" w:type="dxa"/>
+              <w:left w:w="50" w:type="dxa"/>
+              <w:bottom w:w="50" w:type="dxa"/>
+              <w:right w:w="50" w:type="dxa"/>
             </w:tcMar>
             <w:vAlign w:val="center"/>
           </w:tcPr>
@@ -1436,10 +1312,10 @@
             <w:tcW w:w="2592" w:type="dxa"/>
             <w:shd w:val="clear" w:color="auto" w:fill="F2F2F2"/>
             <w:tcMar>
-              <w:top w:w="60" w:type="dxa"/>
-              <w:left w:w="60" w:type="dxa"/>
-              <w:bottom w:w="60" w:type="dxa"/>
-              <w:right w:w="60" w:type="dxa"/>
+              <w:top w:w="50" w:type="dxa"/>
+              <w:left w:w="50" w:type="dxa"/>
+              <w:bottom w:w="50" w:type="dxa"/>
+              <w:right w:w="50" w:type="dxa"/>
             </w:tcMar>
             <w:vAlign w:val="center"/>
           </w:tcPr>
@@ -1461,10 +1337,10 @@
             <w:tcW w:w="1728" w:type="dxa"/>
             <w:shd w:val="clear" w:color="auto" w:fill="F2F2F2"/>
             <w:tcMar>
-              <w:top w:w="60" w:type="dxa"/>
-              <w:left w:w="60" w:type="dxa"/>
-              <w:bottom w:w="60" w:type="dxa"/>
-              <w:right w:w="60" w:type="dxa"/>
+              <w:top w:w="50" w:type="dxa"/>
+              <w:left w:w="50" w:type="dxa"/>
+              <w:bottom w:w="50" w:type="dxa"/>
+              <w:right w:w="50" w:type="dxa"/>
             </w:tcMar>
             <w:vAlign w:val="center"/>
           </w:tcPr>
@@ -1491,10 +1367,10 @@
             <w:tcW w:w="576" w:type="dxa"/>
             <w:shd w:val="clear" w:color="auto" w:fill="FFFFFF"/>
             <w:tcMar>
-              <w:top w:w="40" w:type="dxa"/>
-              <w:left w:w="60" w:type="dxa"/>
-              <w:bottom w:w="40" w:type="dxa"/>
-              <w:right w:w="60" w:type="dxa"/>
+              <w:top w:w="35" w:type="dxa"/>
+              <w:left w:w="50" w:type="dxa"/>
+              <w:bottom w:w="35" w:type="dxa"/>
+              <w:right w:w="50" w:type="dxa"/>
             </w:tcMar>
             <w:vAlign w:val="center"/>
           </w:tcPr>
@@ -1512,19 +1388,19 @@
             <w:tcW w:w="2592" w:type="dxa"/>
             <w:shd w:val="clear" w:color="auto" w:fill="FFFFFF"/>
             <w:tcMar>
-              <w:top w:w="40" w:type="dxa"/>
-              <w:left w:w="60" w:type="dxa"/>
-              <w:bottom w:w="40" w:type="dxa"/>
-              <w:right w:w="60" w:type="dxa"/>
-            </w:tcMar>
-            <w:vAlign w:val="center"/>
-          </w:tcPr>
-          <w:p>
-            <w:r>
-              <w:rPr>
-                <w:sz w:val="16"/>
-              </w:rPr>
-              <w:t>¿Cómo ha evolucionado el volumen de producción científica anual sobre IA aplicada a documentos empresariales entre 2020 y 2025?</w:t>
+              <w:top w:w="35" w:type="dxa"/>
+              <w:left w:w="50" w:type="dxa"/>
+              <w:bottom w:w="35" w:type="dxa"/>
+              <w:right w:w="50" w:type="dxa"/>
+            </w:tcMar>
+            <w:vAlign w:val="center"/>
+          </w:tcPr>
+          <w:p>
+            <w:r>
+              <w:rPr>
+                <w:sz w:val="16"/>
+              </w:rPr>
+              <w:t>¿Cómo ha evolucionado el volumen de producción científica anual sobre IA en documentos empresariales entre 2020 y 2025?</w:t>
             </w:r>
           </w:p>
         </w:tc>
@@ -1533,19 +1409,19 @@
             <w:tcW w:w="1728" w:type="dxa"/>
             <w:shd w:val="clear" w:color="auto" w:fill="FFFFFF"/>
             <w:tcMar>
-              <w:top w:w="40" w:type="dxa"/>
-              <w:left w:w="60" w:type="dxa"/>
-              <w:bottom w:w="40" w:type="dxa"/>
-              <w:right w:w="60" w:type="dxa"/>
-            </w:tcMar>
-            <w:vAlign w:val="center"/>
-          </w:tcPr>
-          <w:p>
-            <w:r>
-              <w:rPr>
-                <w:sz w:val="16"/>
-              </w:rPr>
-              <w:t>Identificar tendencias de publicación y puntos de inflexión temporal en el área.</w:t>
+              <w:top w:w="35" w:type="dxa"/>
+              <w:left w:w="50" w:type="dxa"/>
+              <w:bottom w:w="35" w:type="dxa"/>
+              <w:right w:w="50" w:type="dxa"/>
+            </w:tcMar>
+            <w:vAlign w:val="center"/>
+          </w:tcPr>
+          <w:p>
+            <w:r>
+              <w:rPr>
+                <w:sz w:val="16"/>
+              </w:rPr>
+              <w:t>Identificar tendencias de publicación y puntos de inflexión temporal.</w:t>
             </w:r>
           </w:p>
         </w:tc>
@@ -1559,10 +1435,10 @@
             <w:tcW w:w="576" w:type="dxa"/>
             <w:shd w:val="clear" w:color="auto" w:fill="FAFAFA"/>
             <w:tcMar>
-              <w:top w:w="40" w:type="dxa"/>
-              <w:left w:w="60" w:type="dxa"/>
-              <w:bottom w:w="40" w:type="dxa"/>
-              <w:right w:w="60" w:type="dxa"/>
+              <w:top w:w="35" w:type="dxa"/>
+              <w:left w:w="50" w:type="dxa"/>
+              <w:bottom w:w="35" w:type="dxa"/>
+              <w:right w:w="50" w:type="dxa"/>
             </w:tcMar>
             <w:vAlign w:val="center"/>
           </w:tcPr>
@@ -1580,10 +1456,10 @@
             <w:tcW w:w="2592" w:type="dxa"/>
             <w:shd w:val="clear" w:color="auto" w:fill="FAFAFA"/>
             <w:tcMar>
-              <w:top w:w="40" w:type="dxa"/>
-              <w:left w:w="60" w:type="dxa"/>
-              <w:bottom w:w="40" w:type="dxa"/>
-              <w:right w:w="60" w:type="dxa"/>
+              <w:top w:w="35" w:type="dxa"/>
+              <w:left w:w="50" w:type="dxa"/>
+              <w:bottom w:w="35" w:type="dxa"/>
+              <w:right w:w="50" w:type="dxa"/>
             </w:tcMar>
             <w:vAlign w:val="center"/>
           </w:tcPr>
@@ -1601,19 +1477,19 @@
             <w:tcW w:w="1728" w:type="dxa"/>
             <w:shd w:val="clear" w:color="auto" w:fill="FAFAFA"/>
             <w:tcMar>
-              <w:top w:w="40" w:type="dxa"/>
-              <w:left w:w="60" w:type="dxa"/>
-              <w:bottom w:w="40" w:type="dxa"/>
-              <w:right w:w="60" w:type="dxa"/>
-            </w:tcMar>
-            <w:vAlign w:val="center"/>
-          </w:tcPr>
-          <w:p>
-            <w:r>
-              <w:rPr>
-                <w:sz w:val="16"/>
-              </w:rPr>
-              <w:t>Mapear los núcleos de investigación y los canales de difusión de mayor relevancia.</w:t>
+              <w:top w:w="35" w:type="dxa"/>
+              <w:left w:w="50" w:type="dxa"/>
+              <w:bottom w:w="35" w:type="dxa"/>
+              <w:right w:w="50" w:type="dxa"/>
+            </w:tcMar>
+            <w:vAlign w:val="center"/>
+          </w:tcPr>
+          <w:p>
+            <w:r>
+              <w:rPr>
+                <w:sz w:val="16"/>
+              </w:rPr>
+              <w:t>Mapear los núcleos de investigación y canales de difusión líderes.</w:t>
             </w:r>
           </w:p>
         </w:tc>
@@ -1627,10 +1503,10 @@
             <w:tcW w:w="576" w:type="dxa"/>
             <w:shd w:val="clear" w:color="auto" w:fill="FFFFFF"/>
             <w:tcMar>
-              <w:top w:w="40" w:type="dxa"/>
-              <w:left w:w="60" w:type="dxa"/>
-              <w:bottom w:w="40" w:type="dxa"/>
-              <w:right w:w="60" w:type="dxa"/>
+              <w:top w:w="35" w:type="dxa"/>
+              <w:left w:w="50" w:type="dxa"/>
+              <w:bottom w:w="35" w:type="dxa"/>
+              <w:right w:w="50" w:type="dxa"/>
             </w:tcMar>
             <w:vAlign w:val="center"/>
           </w:tcPr>
@@ -1648,19 +1524,19 @@
             <w:tcW w:w="2592" w:type="dxa"/>
             <w:shd w:val="clear" w:color="auto" w:fill="FFFFFF"/>
             <w:tcMar>
-              <w:top w:w="40" w:type="dxa"/>
-              <w:left w:w="60" w:type="dxa"/>
-              <w:bottom w:w="40" w:type="dxa"/>
-              <w:right w:w="60" w:type="dxa"/>
-            </w:tcMar>
-            <w:vAlign w:val="center"/>
-          </w:tcPr>
-          <w:p>
-            <w:r>
-              <w:rPr>
-                <w:sz w:val="16"/>
-              </w:rPr>
-              <w:t>¿Qué tipos de diseño metodológico (estudios de caso, experimentos controlados, benchmarks) y datasets (públicos vs. privados) predominan en el corpus?</w:t>
+              <w:top w:w="35" w:type="dxa"/>
+              <w:left w:w="50" w:type="dxa"/>
+              <w:bottom w:w="35" w:type="dxa"/>
+              <w:right w:w="50" w:type="dxa"/>
+            </w:tcMar>
+            <w:vAlign w:val="center"/>
+          </w:tcPr>
+          <w:p>
+            <w:r>
+              <w:rPr>
+                <w:sz w:val="16"/>
+              </w:rPr>
+              <w:t>¿Qué tipos de diseño metodológico (estudios de caso, experimentos, benchmarks) y datasets (públicos vs. privados) predominan?</w:t>
             </w:r>
           </w:p>
         </w:tc>
@@ -1669,19 +1545,19 @@
             <w:tcW w:w="1728" w:type="dxa"/>
             <w:shd w:val="clear" w:color="auto" w:fill="FFFFFF"/>
             <w:tcMar>
-              <w:top w:w="40" w:type="dxa"/>
-              <w:left w:w="60" w:type="dxa"/>
-              <w:bottom w:w="40" w:type="dxa"/>
-              <w:right w:w="60" w:type="dxa"/>
-            </w:tcMar>
-            <w:vAlign w:val="center"/>
-          </w:tcPr>
-          <w:p>
-            <w:r>
-              <w:rPr>
-                <w:sz w:val="16"/>
-              </w:rPr>
-              <w:t>Evaluar el nivel de madurez empírica y la transferibilidad de las soluciones al entorno industrial.</w:t>
+              <w:top w:w="35" w:type="dxa"/>
+              <w:left w:w="50" w:type="dxa"/>
+              <w:bottom w:w="35" w:type="dxa"/>
+              <w:right w:w="50" w:type="dxa"/>
+            </w:tcMar>
+            <w:vAlign w:val="center"/>
+          </w:tcPr>
+          <w:p>
+            <w:r>
+              <w:rPr>
+                <w:sz w:val="16"/>
+              </w:rPr>
+              <w:t>Evaluar el nivel de madurez empírica y transferibilidad industrial.</w:t>
             </w:r>
           </w:p>
         </w:tc>
@@ -1705,7 +1581,7 @@
         <w:ind w:firstLine="200"/>
       </w:pPr>
       <w:r>
-        <w:t>A partir de los componentes PICOC, se derivaron los términos clave en inglés estructurados en bloques conceptuales mediante el operador OR interno y comodines de truncamiento (*), interconectados mediante el operador AND (ver Tabla IV).</w:t>
+        <w:t>A partir de los componentes PICOC, se derivaron los descriptores técnicos en inglés (Tabla IV). Las ecuaciones adaptadas a la sintaxis nativa de Scopus y Web of Science se presentan a continuación, junto con la bitácora de calibración en dos iteraciones (Tabla V).</w:t>
       </w:r>
     </w:p>
     <w:p>
@@ -1748,7 +1624,7 @@
         <w:tblLook w:val="04A0" w:firstRow="1" w:lastRow="0" w:firstColumn="1" w:lastColumn="0" w:noHBand="0" w:noVBand="1"/>
       </w:tblPr>
       <w:tblGrid>
-        <w:gridCol w:w="601"/>
+        <w:gridCol w:w="581"/>
         <w:gridCol w:w="1584"/>
         <w:gridCol w:w="2736"/>
       </w:tblGrid>
@@ -1761,10 +1637,10 @@
             <w:tcW w:w="576" w:type="dxa"/>
             <w:shd w:val="clear" w:color="auto" w:fill="F2F2F2"/>
             <w:tcMar>
-              <w:top w:w="60" w:type="dxa"/>
-              <w:left w:w="60" w:type="dxa"/>
-              <w:bottom w:w="60" w:type="dxa"/>
-              <w:right w:w="60" w:type="dxa"/>
+              <w:top w:w="50" w:type="dxa"/>
+              <w:left w:w="50" w:type="dxa"/>
+              <w:bottom w:w="50" w:type="dxa"/>
+              <w:right w:w="50" w:type="dxa"/>
             </w:tcMar>
             <w:vAlign w:val="center"/>
           </w:tcPr>
@@ -1786,10 +1662,10 @@
             <w:tcW w:w="1584" w:type="dxa"/>
             <w:shd w:val="clear" w:color="auto" w:fill="F2F2F2"/>
             <w:tcMar>
-              <w:top w:w="60" w:type="dxa"/>
-              <w:left w:w="60" w:type="dxa"/>
-              <w:bottom w:w="60" w:type="dxa"/>
-              <w:right w:w="60" w:type="dxa"/>
+              <w:top w:w="50" w:type="dxa"/>
+              <w:left w:w="50" w:type="dxa"/>
+              <w:bottom w:w="50" w:type="dxa"/>
+              <w:right w:w="50" w:type="dxa"/>
             </w:tcMar>
             <w:vAlign w:val="center"/>
           </w:tcPr>
@@ -1811,10 +1687,10 @@
             <w:tcW w:w="2736" w:type="dxa"/>
             <w:shd w:val="clear" w:color="auto" w:fill="F2F2F2"/>
             <w:tcMar>
-              <w:top w:w="60" w:type="dxa"/>
-              <w:left w:w="60" w:type="dxa"/>
-              <w:bottom w:w="60" w:type="dxa"/>
-              <w:right w:w="60" w:type="dxa"/>
+              <w:top w:w="50" w:type="dxa"/>
+              <w:left w:w="50" w:type="dxa"/>
+              <w:bottom w:w="50" w:type="dxa"/>
+              <w:right w:w="50" w:type="dxa"/>
             </w:tcMar>
             <w:vAlign w:val="center"/>
           </w:tcPr>
@@ -1841,10 +1717,10 @@
             <w:tcW w:w="576" w:type="dxa"/>
             <w:shd w:val="clear" w:color="auto" w:fill="FFFFFF"/>
             <w:tcMar>
-              <w:top w:w="40" w:type="dxa"/>
-              <w:left w:w="60" w:type="dxa"/>
-              <w:bottom w:w="40" w:type="dxa"/>
-              <w:right w:w="60" w:type="dxa"/>
+              <w:top w:w="35" w:type="dxa"/>
+              <w:left w:w="50" w:type="dxa"/>
+              <w:bottom w:w="35" w:type="dxa"/>
+              <w:right w:w="50" w:type="dxa"/>
             </w:tcMar>
             <w:vAlign w:val="center"/>
           </w:tcPr>
@@ -1862,10 +1738,10 @@
             <w:tcW w:w="1584" w:type="dxa"/>
             <w:shd w:val="clear" w:color="auto" w:fill="FFFFFF"/>
             <w:tcMar>
-              <w:top w:w="40" w:type="dxa"/>
-              <w:left w:w="60" w:type="dxa"/>
-              <w:bottom w:w="40" w:type="dxa"/>
-              <w:right w:w="60" w:type="dxa"/>
+              <w:top w:w="35" w:type="dxa"/>
+              <w:left w:w="50" w:type="dxa"/>
+              <w:bottom w:w="35" w:type="dxa"/>
+              <w:right w:w="50" w:type="dxa"/>
             </w:tcMar>
             <w:vAlign w:val="center"/>
           </w:tcPr>
@@ -1883,25 +1759,19 @@
             <w:tcW w:w="2736" w:type="dxa"/>
             <w:shd w:val="clear" w:color="auto" w:fill="FFFFFF"/>
             <w:tcMar>
-              <w:top w:w="40" w:type="dxa"/>
-              <w:left w:w="60" w:type="dxa"/>
-              <w:bottom w:w="40" w:type="dxa"/>
-              <w:right w:w="60" w:type="dxa"/>
-            </w:tcMar>
-            <w:vAlign w:val="center"/>
-          </w:tcPr>
-          <w:p>
-            <w:r>
-              <w:rPr>
-                <w:sz w:val="16"/>
-              </w:rPr>
-              <w:t xml:space="preserve">"business document*" OR "financial document*" OR "administrative document*" OR "invoice*" OR "receipt*" OR "document management" </w:t>
-            </w:r>
-            <w:r>
-              <w:rPr>
-                <w:sz w:val="16"/>
-              </w:rPr>
-              <w:t>OR "business workflow*" OR "ERP" OR "enterprise system*"</w:t>
+              <w:top w:w="35" w:type="dxa"/>
+              <w:left w:w="50" w:type="dxa"/>
+              <w:bottom w:w="35" w:type="dxa"/>
+              <w:right w:w="50" w:type="dxa"/>
+            </w:tcMar>
+            <w:vAlign w:val="center"/>
+          </w:tcPr>
+          <w:p>
+            <w:r>
+              <w:rPr>
+                <w:sz w:val="16"/>
+              </w:rPr>
+              <w:t>"business document*" OR "financial document*" OR "administrative document*" OR "invoice*" OR "receipt*" OR "document management" OR "business workflow*" OR "ERP" OR "enterprise system*"</w:t>
             </w:r>
           </w:p>
         </w:tc>
@@ -1915,10 +1785,10 @@
             <w:tcW w:w="576" w:type="dxa"/>
             <w:shd w:val="clear" w:color="auto" w:fill="FAFAFA"/>
             <w:tcMar>
-              <w:top w:w="40" w:type="dxa"/>
-              <w:left w:w="60" w:type="dxa"/>
-              <w:bottom w:w="40" w:type="dxa"/>
-              <w:right w:w="60" w:type="dxa"/>
+              <w:top w:w="35" w:type="dxa"/>
+              <w:left w:w="50" w:type="dxa"/>
+              <w:bottom w:w="35" w:type="dxa"/>
+              <w:right w:w="50" w:type="dxa"/>
             </w:tcMar>
             <w:vAlign w:val="center"/>
           </w:tcPr>
@@ -1936,10 +1806,10 @@
             <w:tcW w:w="1584" w:type="dxa"/>
             <w:shd w:val="clear" w:color="auto" w:fill="FAFAFA"/>
             <w:tcMar>
-              <w:top w:w="40" w:type="dxa"/>
-              <w:left w:w="60" w:type="dxa"/>
-              <w:bottom w:w="40" w:type="dxa"/>
-              <w:right w:w="60" w:type="dxa"/>
+              <w:top w:w="35" w:type="dxa"/>
+              <w:left w:w="50" w:type="dxa"/>
+              <w:bottom w:w="35" w:type="dxa"/>
+              <w:right w:w="50" w:type="dxa"/>
             </w:tcMar>
             <w:vAlign w:val="center"/>
           </w:tcPr>
@@ -1957,10 +1827,10 @@
             <w:tcW w:w="2736" w:type="dxa"/>
             <w:shd w:val="clear" w:color="auto" w:fill="FAFAFA"/>
             <w:tcMar>
-              <w:top w:w="40" w:type="dxa"/>
-              <w:left w:w="60" w:type="dxa"/>
-              <w:bottom w:w="40" w:type="dxa"/>
-              <w:right w:w="60" w:type="dxa"/>
+              <w:top w:w="35" w:type="dxa"/>
+              <w:left w:w="50" w:type="dxa"/>
+              <w:bottom w:w="35" w:type="dxa"/>
+              <w:right w:w="50" w:type="dxa"/>
             </w:tcMar>
             <w:vAlign w:val="center"/>
           </w:tcPr>
@@ -1983,10 +1853,10 @@
             <w:tcW w:w="576" w:type="dxa"/>
             <w:shd w:val="clear" w:color="auto" w:fill="FFFFFF"/>
             <w:tcMar>
-              <w:top w:w="40" w:type="dxa"/>
-              <w:left w:w="60" w:type="dxa"/>
-              <w:bottom w:w="40" w:type="dxa"/>
-              <w:right w:w="60" w:type="dxa"/>
+              <w:top w:w="35" w:type="dxa"/>
+              <w:left w:w="50" w:type="dxa"/>
+              <w:bottom w:w="35" w:type="dxa"/>
+              <w:right w:w="50" w:type="dxa"/>
             </w:tcMar>
             <w:vAlign w:val="center"/>
           </w:tcPr>
@@ -2004,19 +1874,26 @@
             <w:tcW w:w="1584" w:type="dxa"/>
             <w:shd w:val="clear" w:color="auto" w:fill="FFFFFF"/>
             <w:tcMar>
-              <w:top w:w="40" w:type="dxa"/>
-              <w:left w:w="60" w:type="dxa"/>
-              <w:bottom w:w="40" w:type="dxa"/>
-              <w:right w:w="60" w:type="dxa"/>
-            </w:tcMar>
-            <w:vAlign w:val="center"/>
-          </w:tcPr>
-          <w:p>
-            <w:r>
-              <w:rPr>
-                <w:sz w:val="16"/>
-              </w:rPr>
-              <w:t>Automatización, validación y desempeño</w:t>
+              <w:top w:w="35" w:type="dxa"/>
+              <w:left w:w="50" w:type="dxa"/>
+              <w:bottom w:w="35" w:type="dxa"/>
+              <w:right w:w="50" w:type="dxa"/>
+            </w:tcMar>
+            <w:vAlign w:val="center"/>
+          </w:tcPr>
+          <w:p>
+            <w:r>
+              <w:rPr>
+                <w:sz w:val="16"/>
+              </w:rPr>
+              <w:t xml:space="preserve">Automatización, validación y </w:t>
+            </w:r>
+            <w:r>
+              <w:rPr>
+                <w:sz w:val="16"/>
+              </w:rPr>
+              <w:lastRenderedPageBreak/>
+              <w:t>desempeño</w:t>
             </w:r>
           </w:p>
         </w:tc>
@@ -2025,19 +1902,27 @@
             <w:tcW w:w="2736" w:type="dxa"/>
             <w:shd w:val="clear" w:color="auto" w:fill="FFFFFF"/>
             <w:tcMar>
-              <w:top w:w="40" w:type="dxa"/>
-              <w:left w:w="60" w:type="dxa"/>
-              <w:bottom w:w="40" w:type="dxa"/>
-              <w:right w:w="60" w:type="dxa"/>
-            </w:tcMar>
-            <w:vAlign w:val="center"/>
-          </w:tcPr>
-          <w:p>
-            <w:r>
-              <w:rPr>
-                <w:sz w:val="16"/>
-              </w:rPr>
-              <w:t>"automat*" OR "validat*" OR "extract*" OR "recognition" OR "accuracy" OR "efficiency" OR "workload"</w:t>
+              <w:top w:w="35" w:type="dxa"/>
+              <w:left w:w="50" w:type="dxa"/>
+              <w:bottom w:w="35" w:type="dxa"/>
+              <w:right w:w="50" w:type="dxa"/>
+            </w:tcMar>
+            <w:vAlign w:val="center"/>
+          </w:tcPr>
+          <w:p>
+            <w:r>
+              <w:rPr>
+                <w:sz w:val="16"/>
+              </w:rPr>
+              <w:lastRenderedPageBreak/>
+              <w:t xml:space="preserve">"automat*" OR "validat*" OR "extract*" OR "recognition" OR "accuracy" OR </w:t>
+            </w:r>
+            <w:r>
+              <w:rPr>
+                <w:sz w:val="16"/>
+              </w:rPr>
+              <w:lastRenderedPageBreak/>
+              <w:t>"efficiency" OR "workload"</w:t>
             </w:r>
           </w:p>
         </w:tc>
@@ -2052,6 +1937,7 @@
         <w:rPr>
           <w:i/>
         </w:rPr>
+        <w:lastRenderedPageBreak/>
         <w:t xml:space="preserve">1) Sintaxis Calibrada en Scopus (TITLE-ABS-KEY): </w:t>
       </w:r>
       <w:r>
@@ -2071,14 +1957,6 @@
       </w:r>
       <w:r>
         <w:t>TS=(("business document*" OR "financial document*" OR "administrative document*" OR "invoice*" OR "receipt*" OR "document management" OR "business workflow*" OR "ERP" OR "enterprise system*") AND ("intelligent document processing" OR "IDP" OR "document AI" OR "document understanding" OR "key information extraction" OR "KIE" OR "LayoutLM*" OR "optical character recognition" OR "OCR" OR "information extraction" OR "NLP" OR "deep learning" OR "machine learning") AND ("automat*" OR "validat*" OR "extract*" OR "recognition" OR "accuracy" OR "efficiency" OR "workload"))</w:t>
-      </w:r>
-    </w:p>
-    <w:p>
-      <w:pPr>
-        <w:ind w:firstLine="200"/>
-      </w:pPr>
-      <w:r>
-        <w:t>La calibración se ejecutó mediante dos iteraciones controladas para optimizar la exhaustividad y precisión (ver Tabla V):</w:t>
       </w:r>
     </w:p>
     <w:p>
@@ -2121,12 +1999,12 @@
         <w:tblLook w:val="04A0" w:firstRow="1" w:lastRow="0" w:firstColumn="1" w:lastColumn="0" w:noHBand="0" w:noVBand="1"/>
       </w:tblPr>
       <w:tblGrid>
-        <w:gridCol w:w="710"/>
-        <w:gridCol w:w="743"/>
-        <w:gridCol w:w="992"/>
-        <w:gridCol w:w="583"/>
-        <w:gridCol w:w="1280"/>
-        <w:gridCol w:w="831"/>
+        <w:gridCol w:w="717"/>
+        <w:gridCol w:w="723"/>
+        <w:gridCol w:w="1002"/>
+        <w:gridCol w:w="576"/>
+        <w:gridCol w:w="1290"/>
+        <w:gridCol w:w="811"/>
       </w:tblGrid>
       <w:tr>
         <w:trPr>
@@ -2137,10 +2015,10 @@
             <w:tcW w:w="720" w:type="dxa"/>
             <w:shd w:val="clear" w:color="auto" w:fill="F2F2F2"/>
             <w:tcMar>
-              <w:top w:w="60" w:type="dxa"/>
-              <w:left w:w="60" w:type="dxa"/>
-              <w:bottom w:w="60" w:type="dxa"/>
-              <w:right w:w="60" w:type="dxa"/>
+              <w:top w:w="50" w:type="dxa"/>
+              <w:left w:w="50" w:type="dxa"/>
+              <w:bottom w:w="50" w:type="dxa"/>
+              <w:right w:w="50" w:type="dxa"/>
             </w:tcMar>
             <w:vAlign w:val="center"/>
           </w:tcPr>
@@ -2162,10 +2040,10 @@
             <w:tcW w:w="720" w:type="dxa"/>
             <w:shd w:val="clear" w:color="auto" w:fill="F2F2F2"/>
             <w:tcMar>
-              <w:top w:w="60" w:type="dxa"/>
-              <w:left w:w="60" w:type="dxa"/>
-              <w:bottom w:w="60" w:type="dxa"/>
-              <w:right w:w="60" w:type="dxa"/>
+              <w:top w:w="50" w:type="dxa"/>
+              <w:left w:w="50" w:type="dxa"/>
+              <w:bottom w:w="50" w:type="dxa"/>
+              <w:right w:w="50" w:type="dxa"/>
             </w:tcMar>
             <w:vAlign w:val="center"/>
           </w:tcPr>
@@ -2187,10 +2065,10 @@
             <w:tcW w:w="1008" w:type="dxa"/>
             <w:shd w:val="clear" w:color="auto" w:fill="F2F2F2"/>
             <w:tcMar>
-              <w:top w:w="60" w:type="dxa"/>
-              <w:left w:w="60" w:type="dxa"/>
-              <w:bottom w:w="60" w:type="dxa"/>
-              <w:right w:w="60" w:type="dxa"/>
+              <w:top w:w="50" w:type="dxa"/>
+              <w:left w:w="50" w:type="dxa"/>
+              <w:bottom w:w="50" w:type="dxa"/>
+              <w:right w:w="50" w:type="dxa"/>
             </w:tcMar>
             <w:vAlign w:val="center"/>
           </w:tcPr>
@@ -2212,10 +2090,10 @@
             <w:tcW w:w="576" w:type="dxa"/>
             <w:shd w:val="clear" w:color="auto" w:fill="F2F2F2"/>
             <w:tcMar>
-              <w:top w:w="60" w:type="dxa"/>
-              <w:left w:w="60" w:type="dxa"/>
-              <w:bottom w:w="60" w:type="dxa"/>
-              <w:right w:w="60" w:type="dxa"/>
+              <w:top w:w="50" w:type="dxa"/>
+              <w:left w:w="50" w:type="dxa"/>
+              <w:bottom w:w="50" w:type="dxa"/>
+              <w:right w:w="50" w:type="dxa"/>
             </w:tcMar>
             <w:vAlign w:val="center"/>
           </w:tcPr>
@@ -2237,10 +2115,10 @@
             <w:tcW w:w="1296" w:type="dxa"/>
             <w:shd w:val="clear" w:color="auto" w:fill="F2F2F2"/>
             <w:tcMar>
-              <w:top w:w="60" w:type="dxa"/>
-              <w:left w:w="60" w:type="dxa"/>
-              <w:bottom w:w="60" w:type="dxa"/>
-              <w:right w:w="60" w:type="dxa"/>
+              <w:top w:w="50" w:type="dxa"/>
+              <w:left w:w="50" w:type="dxa"/>
+              <w:bottom w:w="50" w:type="dxa"/>
+              <w:right w:w="50" w:type="dxa"/>
             </w:tcMar>
             <w:vAlign w:val="center"/>
           </w:tcPr>
@@ -2262,10 +2140,10 @@
             <w:tcW w:w="576" w:type="dxa"/>
             <w:shd w:val="clear" w:color="auto" w:fill="F2F2F2"/>
             <w:tcMar>
-              <w:top w:w="60" w:type="dxa"/>
-              <w:left w:w="60" w:type="dxa"/>
-              <w:bottom w:w="60" w:type="dxa"/>
-              <w:right w:w="60" w:type="dxa"/>
+              <w:top w:w="50" w:type="dxa"/>
+              <w:left w:w="50" w:type="dxa"/>
+              <w:bottom w:w="50" w:type="dxa"/>
+              <w:right w:w="50" w:type="dxa"/>
             </w:tcMar>
             <w:vAlign w:val="center"/>
           </w:tcPr>
@@ -2292,10 +2170,10 @@
             <w:tcW w:w="720" w:type="dxa"/>
             <w:shd w:val="clear" w:color="auto" w:fill="FFFFFF"/>
             <w:tcMar>
-              <w:top w:w="40" w:type="dxa"/>
-              <w:left w:w="60" w:type="dxa"/>
-              <w:bottom w:w="40" w:type="dxa"/>
-              <w:right w:w="60" w:type="dxa"/>
+              <w:top w:w="35" w:type="dxa"/>
+              <w:left w:w="50" w:type="dxa"/>
+              <w:bottom w:w="35" w:type="dxa"/>
+              <w:right w:w="50" w:type="dxa"/>
             </w:tcMar>
             <w:vAlign w:val="center"/>
           </w:tcPr>
@@ -2313,10 +2191,10 @@
             <w:tcW w:w="720" w:type="dxa"/>
             <w:shd w:val="clear" w:color="auto" w:fill="FFFFFF"/>
             <w:tcMar>
-              <w:top w:w="40" w:type="dxa"/>
-              <w:left w:w="60" w:type="dxa"/>
-              <w:bottom w:w="40" w:type="dxa"/>
-              <w:right w:w="60" w:type="dxa"/>
+              <w:top w:w="35" w:type="dxa"/>
+              <w:left w:w="50" w:type="dxa"/>
+              <w:bottom w:w="35" w:type="dxa"/>
+              <w:right w:w="50" w:type="dxa"/>
             </w:tcMar>
             <w:vAlign w:val="center"/>
           </w:tcPr>
@@ -2334,10 +2212,10 @@
             <w:tcW w:w="1008" w:type="dxa"/>
             <w:shd w:val="clear" w:color="auto" w:fill="FFFFFF"/>
             <w:tcMar>
-              <w:top w:w="40" w:type="dxa"/>
-              <w:left w:w="60" w:type="dxa"/>
-              <w:bottom w:w="40" w:type="dxa"/>
-              <w:right w:w="60" w:type="dxa"/>
+              <w:top w:w="35" w:type="dxa"/>
+              <w:left w:w="50" w:type="dxa"/>
+              <w:bottom w:w="35" w:type="dxa"/>
+              <w:right w:w="50" w:type="dxa"/>
             </w:tcMar>
             <w:vAlign w:val="center"/>
           </w:tcPr>
@@ -2355,10 +2233,10 @@
             <w:tcW w:w="576" w:type="dxa"/>
             <w:shd w:val="clear" w:color="auto" w:fill="FFFFFF"/>
             <w:tcMar>
-              <w:top w:w="40" w:type="dxa"/>
-              <w:left w:w="60" w:type="dxa"/>
-              <w:bottom w:w="40" w:type="dxa"/>
-              <w:right w:w="60" w:type="dxa"/>
+              <w:top w:w="35" w:type="dxa"/>
+              <w:left w:w="50" w:type="dxa"/>
+              <w:bottom w:w="35" w:type="dxa"/>
+              <w:right w:w="50" w:type="dxa"/>
             </w:tcMar>
             <w:vAlign w:val="center"/>
           </w:tcPr>
@@ -2376,19 +2254,19 @@
             <w:tcW w:w="1296" w:type="dxa"/>
             <w:shd w:val="clear" w:color="auto" w:fill="FFFFFF"/>
             <w:tcMar>
-              <w:top w:w="40" w:type="dxa"/>
-              <w:left w:w="60" w:type="dxa"/>
-              <w:bottom w:w="40" w:type="dxa"/>
-              <w:right w:w="60" w:type="dxa"/>
-            </w:tcMar>
-            <w:vAlign w:val="center"/>
-          </w:tcPr>
-          <w:p>
-            <w:r>
-              <w:rPr>
-                <w:sz w:val="16"/>
-              </w:rPr>
-              <w:t>Sobre-restringida: frases literales cerradas que limitaron la recuperación.</w:t>
+              <w:top w:w="35" w:type="dxa"/>
+              <w:left w:w="50" w:type="dxa"/>
+              <w:bottom w:w="35" w:type="dxa"/>
+              <w:right w:w="50" w:type="dxa"/>
+            </w:tcMar>
+            <w:vAlign w:val="center"/>
+          </w:tcPr>
+          <w:p>
+            <w:r>
+              <w:rPr>
+                <w:sz w:val="16"/>
+              </w:rPr>
+              <w:t>Sobre-restringida: frases literales cerradas limitaron la recuperación.</w:t>
             </w:r>
           </w:p>
         </w:tc>
@@ -2397,10 +2275,10 @@
             <w:tcW w:w="576" w:type="dxa"/>
             <w:shd w:val="clear" w:color="auto" w:fill="FFFFFF"/>
             <w:tcMar>
-              <w:top w:w="40" w:type="dxa"/>
-              <w:left w:w="60" w:type="dxa"/>
-              <w:bottom w:w="40" w:type="dxa"/>
-              <w:right w:w="60" w:type="dxa"/>
+              <w:top w:w="35" w:type="dxa"/>
+              <w:left w:w="50" w:type="dxa"/>
+              <w:bottom w:w="35" w:type="dxa"/>
+              <w:right w:w="50" w:type="dxa"/>
             </w:tcMar>
             <w:vAlign w:val="center"/>
           </w:tcPr>
@@ -2423,10 +2301,10 @@
             <w:tcW w:w="720" w:type="dxa"/>
             <w:shd w:val="clear" w:color="auto" w:fill="FAFAFA"/>
             <w:tcMar>
-              <w:top w:w="40" w:type="dxa"/>
-              <w:left w:w="60" w:type="dxa"/>
-              <w:bottom w:w="40" w:type="dxa"/>
-              <w:right w:w="60" w:type="dxa"/>
+              <w:top w:w="35" w:type="dxa"/>
+              <w:left w:w="50" w:type="dxa"/>
+              <w:bottom w:w="35" w:type="dxa"/>
+              <w:right w:w="50" w:type="dxa"/>
             </w:tcMar>
             <w:vAlign w:val="center"/>
           </w:tcPr>
@@ -2444,10 +2322,10 @@
             <w:tcW w:w="720" w:type="dxa"/>
             <w:shd w:val="clear" w:color="auto" w:fill="FAFAFA"/>
             <w:tcMar>
-              <w:top w:w="40" w:type="dxa"/>
-              <w:left w:w="60" w:type="dxa"/>
-              <w:bottom w:w="40" w:type="dxa"/>
-              <w:right w:w="60" w:type="dxa"/>
+              <w:top w:w="35" w:type="dxa"/>
+              <w:left w:w="50" w:type="dxa"/>
+              <w:bottom w:w="35" w:type="dxa"/>
+              <w:right w:w="50" w:type="dxa"/>
             </w:tcMar>
             <w:vAlign w:val="center"/>
           </w:tcPr>
@@ -2465,10 +2343,10 @@
             <w:tcW w:w="1008" w:type="dxa"/>
             <w:shd w:val="clear" w:color="auto" w:fill="FAFAFA"/>
             <w:tcMar>
-              <w:top w:w="40" w:type="dxa"/>
-              <w:left w:w="60" w:type="dxa"/>
-              <w:bottom w:w="40" w:type="dxa"/>
-              <w:right w:w="60" w:type="dxa"/>
+              <w:top w:w="35" w:type="dxa"/>
+              <w:left w:w="50" w:type="dxa"/>
+              <w:bottom w:w="35" w:type="dxa"/>
+              <w:right w:w="50" w:type="dxa"/>
             </w:tcMar>
             <w:vAlign w:val="center"/>
           </w:tcPr>
@@ -2486,10 +2364,10 @@
             <w:tcW w:w="576" w:type="dxa"/>
             <w:shd w:val="clear" w:color="auto" w:fill="FAFAFA"/>
             <w:tcMar>
-              <w:top w:w="40" w:type="dxa"/>
-              <w:left w:w="60" w:type="dxa"/>
-              <w:bottom w:w="40" w:type="dxa"/>
-              <w:right w:w="60" w:type="dxa"/>
+              <w:top w:w="35" w:type="dxa"/>
+              <w:left w:w="50" w:type="dxa"/>
+              <w:bottom w:w="35" w:type="dxa"/>
+              <w:right w:w="50" w:type="dxa"/>
             </w:tcMar>
             <w:vAlign w:val="center"/>
           </w:tcPr>
@@ -2507,10 +2385,10 @@
             <w:tcW w:w="1296" w:type="dxa"/>
             <w:shd w:val="clear" w:color="auto" w:fill="FAFAFA"/>
             <w:tcMar>
-              <w:top w:w="40" w:type="dxa"/>
-              <w:left w:w="60" w:type="dxa"/>
-              <w:bottom w:w="40" w:type="dxa"/>
-              <w:right w:w="60" w:type="dxa"/>
+              <w:top w:w="35" w:type="dxa"/>
+              <w:left w:w="50" w:type="dxa"/>
+              <w:bottom w:w="35" w:type="dxa"/>
+              <w:right w:w="50" w:type="dxa"/>
             </w:tcMar>
             <w:vAlign w:val="center"/>
           </w:tcPr>
@@ -2528,10 +2406,10 @@
             <w:tcW w:w="576" w:type="dxa"/>
             <w:shd w:val="clear" w:color="auto" w:fill="FAFAFA"/>
             <w:tcMar>
-              <w:top w:w="40" w:type="dxa"/>
-              <w:left w:w="60" w:type="dxa"/>
-              <w:bottom w:w="40" w:type="dxa"/>
-              <w:right w:w="60" w:type="dxa"/>
+              <w:top w:w="35" w:type="dxa"/>
+              <w:left w:w="50" w:type="dxa"/>
+              <w:bottom w:w="35" w:type="dxa"/>
+              <w:right w:w="50" w:type="dxa"/>
             </w:tcMar>
             <w:vAlign w:val="center"/>
           </w:tcPr>
@@ -2554,10 +2432,10 @@
             <w:tcW w:w="720" w:type="dxa"/>
             <w:shd w:val="clear" w:color="auto" w:fill="FFFFFF"/>
             <w:tcMar>
-              <w:top w:w="40" w:type="dxa"/>
-              <w:left w:w="60" w:type="dxa"/>
-              <w:bottom w:w="40" w:type="dxa"/>
-              <w:right w:w="60" w:type="dxa"/>
+              <w:top w:w="35" w:type="dxa"/>
+              <w:left w:w="50" w:type="dxa"/>
+              <w:bottom w:w="35" w:type="dxa"/>
+              <w:right w:w="50" w:type="dxa"/>
             </w:tcMar>
             <w:vAlign w:val="center"/>
           </w:tcPr>
@@ -2575,10 +2453,10 @@
             <w:tcW w:w="720" w:type="dxa"/>
             <w:shd w:val="clear" w:color="auto" w:fill="FFFFFF"/>
             <w:tcMar>
-              <w:top w:w="40" w:type="dxa"/>
-              <w:left w:w="60" w:type="dxa"/>
-              <w:bottom w:w="40" w:type="dxa"/>
-              <w:right w:w="60" w:type="dxa"/>
+              <w:top w:w="35" w:type="dxa"/>
+              <w:left w:w="50" w:type="dxa"/>
+              <w:bottom w:w="35" w:type="dxa"/>
+              <w:right w:w="50" w:type="dxa"/>
             </w:tcMar>
             <w:vAlign w:val="center"/>
           </w:tcPr>
@@ -2596,10 +2474,10 @@
             <w:tcW w:w="1008" w:type="dxa"/>
             <w:shd w:val="clear" w:color="auto" w:fill="FFFFFF"/>
             <w:tcMar>
-              <w:top w:w="40" w:type="dxa"/>
-              <w:left w:w="60" w:type="dxa"/>
-              <w:bottom w:w="40" w:type="dxa"/>
-              <w:right w:w="60" w:type="dxa"/>
+              <w:top w:w="35" w:type="dxa"/>
+              <w:left w:w="50" w:type="dxa"/>
+              <w:bottom w:w="35" w:type="dxa"/>
+              <w:right w:w="50" w:type="dxa"/>
             </w:tcMar>
             <w:vAlign w:val="center"/>
           </w:tcPr>
@@ -2617,10 +2495,10 @@
             <w:tcW w:w="576" w:type="dxa"/>
             <w:shd w:val="clear" w:color="auto" w:fill="FFFFFF"/>
             <w:tcMar>
-              <w:top w:w="40" w:type="dxa"/>
-              <w:left w:w="60" w:type="dxa"/>
-              <w:bottom w:w="40" w:type="dxa"/>
-              <w:right w:w="60" w:type="dxa"/>
+              <w:top w:w="35" w:type="dxa"/>
+              <w:left w:w="50" w:type="dxa"/>
+              <w:bottom w:w="35" w:type="dxa"/>
+              <w:right w:w="50" w:type="dxa"/>
             </w:tcMar>
             <w:vAlign w:val="center"/>
           </w:tcPr>
@@ -2638,26 +2516,19 @@
             <w:tcW w:w="1296" w:type="dxa"/>
             <w:shd w:val="clear" w:color="auto" w:fill="FFFFFF"/>
             <w:tcMar>
-              <w:top w:w="40" w:type="dxa"/>
-              <w:left w:w="60" w:type="dxa"/>
-              <w:bottom w:w="40" w:type="dxa"/>
-              <w:right w:w="60" w:type="dxa"/>
-            </w:tcMar>
-            <w:vAlign w:val="center"/>
-          </w:tcPr>
-          <w:p>
-            <w:r>
-              <w:rPr>
-                <w:sz w:val="16"/>
-              </w:rPr>
-              <w:t xml:space="preserve">Sobre-restringida: sintaxis de campo TS excesivamente </w:t>
-            </w:r>
-            <w:r>
-              <w:rPr>
-                <w:sz w:val="16"/>
-              </w:rPr>
-              <w:lastRenderedPageBreak/>
-              <w:t>rígida frente a Scopus.</w:t>
+              <w:top w:w="35" w:type="dxa"/>
+              <w:left w:w="50" w:type="dxa"/>
+              <w:bottom w:w="35" w:type="dxa"/>
+              <w:right w:w="50" w:type="dxa"/>
+            </w:tcMar>
+            <w:vAlign w:val="center"/>
+          </w:tcPr>
+          <w:p>
+            <w:r>
+              <w:rPr>
+                <w:sz w:val="16"/>
+              </w:rPr>
+              <w:t>Sobre-restringida: sintaxis de campo TS excesivamente rígida.</w:t>
             </w:r>
           </w:p>
         </w:tc>
@@ -2666,19 +2537,18 @@
             <w:tcW w:w="576" w:type="dxa"/>
             <w:shd w:val="clear" w:color="auto" w:fill="FFFFFF"/>
             <w:tcMar>
-              <w:top w:w="40" w:type="dxa"/>
-              <w:left w:w="60" w:type="dxa"/>
-              <w:bottom w:w="40" w:type="dxa"/>
-              <w:right w:w="60" w:type="dxa"/>
-            </w:tcMar>
-            <w:vAlign w:val="center"/>
-          </w:tcPr>
-          <w:p>
-            <w:r>
-              <w:rPr>
-                <w:sz w:val="16"/>
-              </w:rPr>
-              <w:lastRenderedPageBreak/>
+              <w:top w:w="35" w:type="dxa"/>
+              <w:left w:w="50" w:type="dxa"/>
+              <w:bottom w:w="35" w:type="dxa"/>
+              <w:right w:w="50" w:type="dxa"/>
+            </w:tcMar>
+            <w:vAlign w:val="center"/>
+          </w:tcPr>
+          <w:p>
+            <w:r>
+              <w:rPr>
+                <w:sz w:val="16"/>
+              </w:rPr>
               <w:t>Descartada</w:t>
             </w:r>
           </w:p>
@@ -2693,10 +2563,10 @@
             <w:tcW w:w="720" w:type="dxa"/>
             <w:shd w:val="clear" w:color="auto" w:fill="FAFAFA"/>
             <w:tcMar>
-              <w:top w:w="40" w:type="dxa"/>
-              <w:left w:w="60" w:type="dxa"/>
-              <w:bottom w:w="40" w:type="dxa"/>
-              <w:right w:w="60" w:type="dxa"/>
+              <w:top w:w="35" w:type="dxa"/>
+              <w:left w:w="50" w:type="dxa"/>
+              <w:bottom w:w="35" w:type="dxa"/>
+              <w:right w:w="50" w:type="dxa"/>
             </w:tcMar>
             <w:vAlign w:val="center"/>
           </w:tcPr>
@@ -2714,10 +2584,10 @@
             <w:tcW w:w="720" w:type="dxa"/>
             <w:shd w:val="clear" w:color="auto" w:fill="FAFAFA"/>
             <w:tcMar>
-              <w:top w:w="40" w:type="dxa"/>
-              <w:left w:w="60" w:type="dxa"/>
-              <w:bottom w:w="40" w:type="dxa"/>
-              <w:right w:w="60" w:type="dxa"/>
+              <w:top w:w="35" w:type="dxa"/>
+              <w:left w:w="50" w:type="dxa"/>
+              <w:bottom w:w="35" w:type="dxa"/>
+              <w:right w:w="50" w:type="dxa"/>
             </w:tcMar>
             <w:vAlign w:val="center"/>
           </w:tcPr>
@@ -2735,10 +2605,10 @@
             <w:tcW w:w="1008" w:type="dxa"/>
             <w:shd w:val="clear" w:color="auto" w:fill="FAFAFA"/>
             <w:tcMar>
-              <w:top w:w="40" w:type="dxa"/>
-              <w:left w:w="60" w:type="dxa"/>
-              <w:bottom w:w="40" w:type="dxa"/>
-              <w:right w:w="60" w:type="dxa"/>
+              <w:top w:w="35" w:type="dxa"/>
+              <w:left w:w="50" w:type="dxa"/>
+              <w:bottom w:w="35" w:type="dxa"/>
+              <w:right w:w="50" w:type="dxa"/>
             </w:tcMar>
             <w:vAlign w:val="center"/>
           </w:tcPr>
@@ -2756,10 +2626,10 @@
             <w:tcW w:w="576" w:type="dxa"/>
             <w:shd w:val="clear" w:color="auto" w:fill="FAFAFA"/>
             <w:tcMar>
-              <w:top w:w="40" w:type="dxa"/>
-              <w:left w:w="60" w:type="dxa"/>
-              <w:bottom w:w="40" w:type="dxa"/>
-              <w:right w:w="60" w:type="dxa"/>
+              <w:top w:w="35" w:type="dxa"/>
+              <w:left w:w="50" w:type="dxa"/>
+              <w:bottom w:w="35" w:type="dxa"/>
+              <w:right w:w="50" w:type="dxa"/>
             </w:tcMar>
             <w:vAlign w:val="center"/>
           </w:tcPr>
@@ -2777,10 +2647,10 @@
             <w:tcW w:w="1296" w:type="dxa"/>
             <w:shd w:val="clear" w:color="auto" w:fill="FAFAFA"/>
             <w:tcMar>
-              <w:top w:w="40" w:type="dxa"/>
-              <w:left w:w="60" w:type="dxa"/>
-              <w:bottom w:w="40" w:type="dxa"/>
-              <w:right w:w="60" w:type="dxa"/>
+              <w:top w:w="35" w:type="dxa"/>
+              <w:left w:w="50" w:type="dxa"/>
+              <w:bottom w:w="35" w:type="dxa"/>
+              <w:right w:w="50" w:type="dxa"/>
             </w:tcMar>
             <w:vAlign w:val="center"/>
           </w:tcPr>
@@ -2798,10 +2668,10 @@
             <w:tcW w:w="576" w:type="dxa"/>
             <w:shd w:val="clear" w:color="auto" w:fill="FAFAFA"/>
             <w:tcMar>
-              <w:top w:w="40" w:type="dxa"/>
-              <w:left w:w="60" w:type="dxa"/>
-              <w:bottom w:w="40" w:type="dxa"/>
-              <w:right w:w="60" w:type="dxa"/>
+              <w:top w:w="35" w:type="dxa"/>
+              <w:left w:w="50" w:type="dxa"/>
+              <w:bottom w:w="35" w:type="dxa"/>
+              <w:right w:w="50" w:type="dxa"/>
             </w:tcMar>
             <w:vAlign w:val="center"/>
           </w:tcPr>
@@ -2834,7 +2704,7 @@
         <w:ind w:firstLine="200"/>
       </w:pPr>
       <w:r>
-        <w:t>Los criterios de inclusión y exclusión se codificaron unívocamente para garantizar la trazabilidad individual de cada decisión de cribado (ver Tabla VI):</w:t>
+        <w:t>Los criterios de inclusión y exclusión codificados formalmente para la selección documental se presentan en la Tabla VI.</w:t>
       </w:r>
     </w:p>
     <w:p>
@@ -2877,10 +2747,10 @@
         <w:tblLook w:val="04A0" w:firstRow="1" w:lastRow="0" w:firstColumn="1" w:lastColumn="0" w:noHBand="0" w:noVBand="1"/>
       </w:tblPr>
       <w:tblGrid>
-        <w:gridCol w:w="609"/>
+        <w:gridCol w:w="589"/>
         <w:gridCol w:w="864"/>
         <w:gridCol w:w="2160"/>
-        <w:gridCol w:w="1342"/>
+        <w:gridCol w:w="1322"/>
       </w:tblGrid>
       <w:tr>
         <w:trPr>
@@ -2891,10 +2761,10 @@
             <w:tcW w:w="576" w:type="dxa"/>
             <w:shd w:val="clear" w:color="auto" w:fill="F2F2F2"/>
             <w:tcMar>
-              <w:top w:w="60" w:type="dxa"/>
-              <w:left w:w="60" w:type="dxa"/>
-              <w:bottom w:w="60" w:type="dxa"/>
-              <w:right w:w="60" w:type="dxa"/>
+              <w:top w:w="50" w:type="dxa"/>
+              <w:left w:w="50" w:type="dxa"/>
+              <w:bottom w:w="50" w:type="dxa"/>
+              <w:right w:w="50" w:type="dxa"/>
             </w:tcMar>
             <w:vAlign w:val="center"/>
           </w:tcPr>
@@ -2916,10 +2786,10 @@
             <w:tcW w:w="864" w:type="dxa"/>
             <w:shd w:val="clear" w:color="auto" w:fill="F2F2F2"/>
             <w:tcMar>
-              <w:top w:w="60" w:type="dxa"/>
-              <w:left w:w="60" w:type="dxa"/>
-              <w:bottom w:w="60" w:type="dxa"/>
-              <w:right w:w="60" w:type="dxa"/>
+              <w:top w:w="50" w:type="dxa"/>
+              <w:left w:w="50" w:type="dxa"/>
+              <w:bottom w:w="50" w:type="dxa"/>
+              <w:right w:w="50" w:type="dxa"/>
             </w:tcMar>
             <w:vAlign w:val="center"/>
           </w:tcPr>
@@ -2941,10 +2811,10 @@
             <w:tcW w:w="2160" w:type="dxa"/>
             <w:shd w:val="clear" w:color="auto" w:fill="F2F2F2"/>
             <w:tcMar>
-              <w:top w:w="60" w:type="dxa"/>
-              <w:left w:w="60" w:type="dxa"/>
-              <w:bottom w:w="60" w:type="dxa"/>
-              <w:right w:w="60" w:type="dxa"/>
+              <w:top w:w="50" w:type="dxa"/>
+              <w:left w:w="50" w:type="dxa"/>
+              <w:bottom w:w="50" w:type="dxa"/>
+              <w:right w:w="50" w:type="dxa"/>
             </w:tcMar>
             <w:vAlign w:val="center"/>
           </w:tcPr>
@@ -2966,10 +2836,10 @@
             <w:tcW w:w="1296" w:type="dxa"/>
             <w:shd w:val="clear" w:color="auto" w:fill="F2F2F2"/>
             <w:tcMar>
-              <w:top w:w="60" w:type="dxa"/>
-              <w:left w:w="60" w:type="dxa"/>
-              <w:bottom w:w="60" w:type="dxa"/>
-              <w:right w:w="60" w:type="dxa"/>
+              <w:top w:w="50" w:type="dxa"/>
+              <w:left w:w="50" w:type="dxa"/>
+              <w:bottom w:w="50" w:type="dxa"/>
+              <w:right w:w="50" w:type="dxa"/>
             </w:tcMar>
             <w:vAlign w:val="center"/>
           </w:tcPr>
@@ -2996,10 +2866,10 @@
             <w:tcW w:w="576" w:type="dxa"/>
             <w:shd w:val="clear" w:color="auto" w:fill="FFFFFF"/>
             <w:tcMar>
-              <w:top w:w="40" w:type="dxa"/>
-              <w:left w:w="60" w:type="dxa"/>
-              <w:bottom w:w="40" w:type="dxa"/>
-              <w:right w:w="60" w:type="dxa"/>
+              <w:top w:w="35" w:type="dxa"/>
+              <w:left w:w="50" w:type="dxa"/>
+              <w:bottom w:w="35" w:type="dxa"/>
+              <w:right w:w="50" w:type="dxa"/>
             </w:tcMar>
             <w:vAlign w:val="center"/>
           </w:tcPr>
@@ -3017,10 +2887,10 @@
             <w:tcW w:w="864" w:type="dxa"/>
             <w:shd w:val="clear" w:color="auto" w:fill="FFFFFF"/>
             <w:tcMar>
-              <w:top w:w="40" w:type="dxa"/>
-              <w:left w:w="60" w:type="dxa"/>
-              <w:bottom w:w="40" w:type="dxa"/>
-              <w:right w:w="60" w:type="dxa"/>
+              <w:top w:w="35" w:type="dxa"/>
+              <w:left w:w="50" w:type="dxa"/>
+              <w:bottom w:w="35" w:type="dxa"/>
+              <w:right w:w="50" w:type="dxa"/>
             </w:tcMar>
             <w:vAlign w:val="center"/>
           </w:tcPr>
@@ -3038,10 +2908,10 @@
             <w:tcW w:w="2160" w:type="dxa"/>
             <w:shd w:val="clear" w:color="auto" w:fill="FFFFFF"/>
             <w:tcMar>
-              <w:top w:w="40" w:type="dxa"/>
-              <w:left w:w="60" w:type="dxa"/>
-              <w:bottom w:w="40" w:type="dxa"/>
-              <w:right w:w="60" w:type="dxa"/>
+              <w:top w:w="35" w:type="dxa"/>
+              <w:left w:w="50" w:type="dxa"/>
+              <w:bottom w:w="35" w:type="dxa"/>
+              <w:right w:w="50" w:type="dxa"/>
             </w:tcMar>
             <w:vAlign w:val="center"/>
           </w:tcPr>
@@ -3059,10 +2929,10 @@
             <w:tcW w:w="1296" w:type="dxa"/>
             <w:shd w:val="clear" w:color="auto" w:fill="FFFFFF"/>
             <w:tcMar>
-              <w:top w:w="40" w:type="dxa"/>
-              <w:left w:w="60" w:type="dxa"/>
-              <w:bottom w:w="40" w:type="dxa"/>
-              <w:right w:w="60" w:type="dxa"/>
+              <w:top w:w="35" w:type="dxa"/>
+              <w:left w:w="50" w:type="dxa"/>
+              <w:bottom w:w="35" w:type="dxa"/>
+              <w:right w:w="50" w:type="dxa"/>
             </w:tcMar>
             <w:vAlign w:val="center"/>
           </w:tcPr>
@@ -3085,10 +2955,10 @@
             <w:tcW w:w="576" w:type="dxa"/>
             <w:shd w:val="clear" w:color="auto" w:fill="FAFAFA"/>
             <w:tcMar>
-              <w:top w:w="40" w:type="dxa"/>
-              <w:left w:w="60" w:type="dxa"/>
-              <w:bottom w:w="40" w:type="dxa"/>
-              <w:right w:w="60" w:type="dxa"/>
+              <w:top w:w="35" w:type="dxa"/>
+              <w:left w:w="50" w:type="dxa"/>
+              <w:bottom w:w="35" w:type="dxa"/>
+              <w:right w:w="50" w:type="dxa"/>
             </w:tcMar>
             <w:vAlign w:val="center"/>
           </w:tcPr>
@@ -3106,10 +2976,10 @@
             <w:tcW w:w="864" w:type="dxa"/>
             <w:shd w:val="clear" w:color="auto" w:fill="FAFAFA"/>
             <w:tcMar>
-              <w:top w:w="40" w:type="dxa"/>
-              <w:left w:w="60" w:type="dxa"/>
-              <w:bottom w:w="40" w:type="dxa"/>
-              <w:right w:w="60" w:type="dxa"/>
+              <w:top w:w="35" w:type="dxa"/>
+              <w:left w:w="50" w:type="dxa"/>
+              <w:bottom w:w="35" w:type="dxa"/>
+              <w:right w:w="50" w:type="dxa"/>
             </w:tcMar>
             <w:vAlign w:val="center"/>
           </w:tcPr>
@@ -3127,19 +2997,19 @@
             <w:tcW w:w="2160" w:type="dxa"/>
             <w:shd w:val="clear" w:color="auto" w:fill="FAFAFA"/>
             <w:tcMar>
-              <w:top w:w="40" w:type="dxa"/>
-              <w:left w:w="60" w:type="dxa"/>
-              <w:bottom w:w="40" w:type="dxa"/>
-              <w:right w:w="60" w:type="dxa"/>
-            </w:tcMar>
-            <w:vAlign w:val="center"/>
-          </w:tcPr>
-          <w:p>
-            <w:r>
-              <w:rPr>
-                <w:sz w:val="16"/>
-              </w:rPr>
-              <w:t>Artículos de revista revisados por pares (journal articles) o ponencias en congresos internacionales indexados (conference proceedings).</w:t>
+              <w:top w:w="35" w:type="dxa"/>
+              <w:left w:w="50" w:type="dxa"/>
+              <w:bottom w:w="35" w:type="dxa"/>
+              <w:right w:w="50" w:type="dxa"/>
+            </w:tcMar>
+            <w:vAlign w:val="center"/>
+          </w:tcPr>
+          <w:p>
+            <w:r>
+              <w:rPr>
+                <w:sz w:val="16"/>
+              </w:rPr>
+              <w:t>Artículos de revista revisados por pares o ponencias en congresos internacionales indexados.</w:t>
             </w:r>
           </w:p>
         </w:tc>
@@ -3148,10 +3018,10 @@
             <w:tcW w:w="1296" w:type="dxa"/>
             <w:shd w:val="clear" w:color="auto" w:fill="FAFAFA"/>
             <w:tcMar>
-              <w:top w:w="40" w:type="dxa"/>
-              <w:left w:w="60" w:type="dxa"/>
-              <w:bottom w:w="40" w:type="dxa"/>
-              <w:right w:w="60" w:type="dxa"/>
+              <w:top w:w="35" w:type="dxa"/>
+              <w:left w:w="50" w:type="dxa"/>
+              <w:bottom w:w="35" w:type="dxa"/>
+              <w:right w:w="50" w:type="dxa"/>
             </w:tcMar>
             <w:vAlign w:val="center"/>
           </w:tcPr>
@@ -3174,10 +3044,10 @@
             <w:tcW w:w="576" w:type="dxa"/>
             <w:shd w:val="clear" w:color="auto" w:fill="FFFFFF"/>
             <w:tcMar>
-              <w:top w:w="40" w:type="dxa"/>
-              <w:left w:w="60" w:type="dxa"/>
-              <w:bottom w:w="40" w:type="dxa"/>
-              <w:right w:w="60" w:type="dxa"/>
+              <w:top w:w="35" w:type="dxa"/>
+              <w:left w:w="50" w:type="dxa"/>
+              <w:bottom w:w="35" w:type="dxa"/>
+              <w:right w:w="50" w:type="dxa"/>
             </w:tcMar>
             <w:vAlign w:val="center"/>
           </w:tcPr>
@@ -3195,10 +3065,10 @@
             <w:tcW w:w="864" w:type="dxa"/>
             <w:shd w:val="clear" w:color="auto" w:fill="FFFFFF"/>
             <w:tcMar>
-              <w:top w:w="40" w:type="dxa"/>
-              <w:left w:w="60" w:type="dxa"/>
-              <w:bottom w:w="40" w:type="dxa"/>
-              <w:right w:w="60" w:type="dxa"/>
+              <w:top w:w="35" w:type="dxa"/>
+              <w:left w:w="50" w:type="dxa"/>
+              <w:bottom w:w="35" w:type="dxa"/>
+              <w:right w:w="50" w:type="dxa"/>
             </w:tcMar>
             <w:vAlign w:val="center"/>
           </w:tcPr>
@@ -3216,19 +3086,19 @@
             <w:tcW w:w="2160" w:type="dxa"/>
             <w:shd w:val="clear" w:color="auto" w:fill="FFFFFF"/>
             <w:tcMar>
-              <w:top w:w="40" w:type="dxa"/>
-              <w:left w:w="60" w:type="dxa"/>
-              <w:bottom w:w="40" w:type="dxa"/>
-              <w:right w:w="60" w:type="dxa"/>
-            </w:tcMar>
-            <w:vAlign w:val="center"/>
-          </w:tcPr>
-          <w:p>
-            <w:r>
-              <w:rPr>
-                <w:sz w:val="16"/>
-              </w:rPr>
-              <w:t>Estudios indexados en las colecciones principales Scopus (Elsevier) o Web of Science Core Collection.</w:t>
+              <w:top w:w="35" w:type="dxa"/>
+              <w:left w:w="50" w:type="dxa"/>
+              <w:bottom w:w="35" w:type="dxa"/>
+              <w:right w:w="50" w:type="dxa"/>
+            </w:tcMar>
+            <w:vAlign w:val="center"/>
+          </w:tcPr>
+          <w:p>
+            <w:r>
+              <w:rPr>
+                <w:sz w:val="16"/>
+              </w:rPr>
+              <w:t>Estudios indexados en Scopus (Elsevier) o Web of Science Core Collection.</w:t>
             </w:r>
           </w:p>
         </w:tc>
@@ -3237,10 +3107,10 @@
             <w:tcW w:w="1296" w:type="dxa"/>
             <w:shd w:val="clear" w:color="auto" w:fill="FFFFFF"/>
             <w:tcMar>
-              <w:top w:w="40" w:type="dxa"/>
-              <w:left w:w="60" w:type="dxa"/>
-              <w:bottom w:w="40" w:type="dxa"/>
-              <w:right w:w="60" w:type="dxa"/>
+              <w:top w:w="35" w:type="dxa"/>
+              <w:left w:w="50" w:type="dxa"/>
+              <w:bottom w:w="35" w:type="dxa"/>
+              <w:right w:w="50" w:type="dxa"/>
             </w:tcMar>
             <w:vAlign w:val="center"/>
           </w:tcPr>
@@ -3263,10 +3133,10 @@
             <w:tcW w:w="576" w:type="dxa"/>
             <w:shd w:val="clear" w:color="auto" w:fill="FAFAFA"/>
             <w:tcMar>
-              <w:top w:w="40" w:type="dxa"/>
-              <w:left w:w="60" w:type="dxa"/>
-              <w:bottom w:w="40" w:type="dxa"/>
-              <w:right w:w="60" w:type="dxa"/>
+              <w:top w:w="35" w:type="dxa"/>
+              <w:left w:w="50" w:type="dxa"/>
+              <w:bottom w:w="35" w:type="dxa"/>
+              <w:right w:w="50" w:type="dxa"/>
             </w:tcMar>
             <w:vAlign w:val="center"/>
           </w:tcPr>
@@ -3284,10 +3154,10 @@
             <w:tcW w:w="864" w:type="dxa"/>
             <w:shd w:val="clear" w:color="auto" w:fill="FAFAFA"/>
             <w:tcMar>
-              <w:top w:w="40" w:type="dxa"/>
-              <w:left w:w="60" w:type="dxa"/>
-              <w:bottom w:w="40" w:type="dxa"/>
-              <w:right w:w="60" w:type="dxa"/>
+              <w:top w:w="35" w:type="dxa"/>
+              <w:left w:w="50" w:type="dxa"/>
+              <w:bottom w:w="35" w:type="dxa"/>
+              <w:right w:w="50" w:type="dxa"/>
             </w:tcMar>
             <w:vAlign w:val="center"/>
           </w:tcPr>
@@ -3305,19 +3175,19 @@
             <w:tcW w:w="2160" w:type="dxa"/>
             <w:shd w:val="clear" w:color="auto" w:fill="FAFAFA"/>
             <w:tcMar>
-              <w:top w:w="40" w:type="dxa"/>
-              <w:left w:w="60" w:type="dxa"/>
-              <w:bottom w:w="40" w:type="dxa"/>
-              <w:right w:w="60" w:type="dxa"/>
-            </w:tcMar>
-            <w:vAlign w:val="center"/>
-          </w:tcPr>
-          <w:p>
-            <w:r>
-              <w:rPr>
-                <w:sz w:val="16"/>
-              </w:rPr>
-              <w:t>Artículos que propongan, evalúen o comparen modelos de IA/IDP aplicados al registro, extracción o validación de documentos empresariales.</w:t>
+              <w:top w:w="35" w:type="dxa"/>
+              <w:left w:w="50" w:type="dxa"/>
+              <w:bottom w:w="35" w:type="dxa"/>
+              <w:right w:w="50" w:type="dxa"/>
+            </w:tcMar>
+            <w:vAlign w:val="center"/>
+          </w:tcPr>
+          <w:p>
+            <w:r>
+              <w:rPr>
+                <w:sz w:val="16"/>
+              </w:rPr>
+              <w:t>Artículos que propongan, evalúen o comparen modelos de IA/IDP en documentos empresariales.</w:t>
             </w:r>
           </w:p>
         </w:tc>
@@ -3326,10 +3196,10 @@
             <w:tcW w:w="1296" w:type="dxa"/>
             <w:shd w:val="clear" w:color="auto" w:fill="FAFAFA"/>
             <w:tcMar>
-              <w:top w:w="40" w:type="dxa"/>
-              <w:left w:w="60" w:type="dxa"/>
-              <w:bottom w:w="40" w:type="dxa"/>
-              <w:right w:w="60" w:type="dxa"/>
+              <w:top w:w="35" w:type="dxa"/>
+              <w:left w:w="50" w:type="dxa"/>
+              <w:bottom w:w="35" w:type="dxa"/>
+              <w:right w:w="50" w:type="dxa"/>
             </w:tcMar>
             <w:vAlign w:val="center"/>
           </w:tcPr>
@@ -3352,10 +3222,10 @@
             <w:tcW w:w="576" w:type="dxa"/>
             <w:shd w:val="clear" w:color="auto" w:fill="FFFFFF"/>
             <w:tcMar>
-              <w:top w:w="40" w:type="dxa"/>
-              <w:left w:w="60" w:type="dxa"/>
-              <w:bottom w:w="40" w:type="dxa"/>
-              <w:right w:w="60" w:type="dxa"/>
+              <w:top w:w="35" w:type="dxa"/>
+              <w:left w:w="50" w:type="dxa"/>
+              <w:bottom w:w="35" w:type="dxa"/>
+              <w:right w:w="50" w:type="dxa"/>
             </w:tcMar>
             <w:vAlign w:val="center"/>
           </w:tcPr>
@@ -3373,10 +3243,10 @@
             <w:tcW w:w="864" w:type="dxa"/>
             <w:shd w:val="clear" w:color="auto" w:fill="FFFFFF"/>
             <w:tcMar>
-              <w:top w:w="40" w:type="dxa"/>
-              <w:left w:w="60" w:type="dxa"/>
-              <w:bottom w:w="40" w:type="dxa"/>
-              <w:right w:w="60" w:type="dxa"/>
+              <w:top w:w="35" w:type="dxa"/>
+              <w:left w:w="50" w:type="dxa"/>
+              <w:bottom w:w="35" w:type="dxa"/>
+              <w:right w:w="50" w:type="dxa"/>
             </w:tcMar>
             <w:vAlign w:val="center"/>
           </w:tcPr>
@@ -3394,10 +3264,10 @@
             <w:tcW w:w="2160" w:type="dxa"/>
             <w:shd w:val="clear" w:color="auto" w:fill="FFFFFF"/>
             <w:tcMar>
-              <w:top w:w="40" w:type="dxa"/>
-              <w:left w:w="60" w:type="dxa"/>
-              <w:bottom w:w="40" w:type="dxa"/>
-              <w:right w:w="60" w:type="dxa"/>
+              <w:top w:w="35" w:type="dxa"/>
+              <w:left w:w="50" w:type="dxa"/>
+              <w:bottom w:w="35" w:type="dxa"/>
+              <w:right w:w="50" w:type="dxa"/>
             </w:tcMar>
             <w:vAlign w:val="center"/>
           </w:tcPr>
@@ -3415,10 +3285,10 @@
             <w:tcW w:w="1296" w:type="dxa"/>
             <w:shd w:val="clear" w:color="auto" w:fill="FFFFFF"/>
             <w:tcMar>
-              <w:top w:w="40" w:type="dxa"/>
-              <w:left w:w="60" w:type="dxa"/>
-              <w:bottom w:w="40" w:type="dxa"/>
-              <w:right w:w="60" w:type="dxa"/>
+              <w:top w:w="35" w:type="dxa"/>
+              <w:left w:w="50" w:type="dxa"/>
+              <w:bottom w:w="35" w:type="dxa"/>
+              <w:right w:w="50" w:type="dxa"/>
             </w:tcMar>
             <w:vAlign w:val="center"/>
           </w:tcPr>
@@ -3441,10 +3311,10 @@
             <w:tcW w:w="576" w:type="dxa"/>
             <w:shd w:val="clear" w:color="auto" w:fill="FAFAFA"/>
             <w:tcMar>
-              <w:top w:w="40" w:type="dxa"/>
-              <w:left w:w="60" w:type="dxa"/>
-              <w:bottom w:w="40" w:type="dxa"/>
-              <w:right w:w="60" w:type="dxa"/>
+              <w:top w:w="35" w:type="dxa"/>
+              <w:left w:w="50" w:type="dxa"/>
+              <w:bottom w:w="35" w:type="dxa"/>
+              <w:right w:w="50" w:type="dxa"/>
             </w:tcMar>
             <w:vAlign w:val="center"/>
           </w:tcPr>
@@ -3462,10 +3332,10 @@
             <w:tcW w:w="864" w:type="dxa"/>
             <w:shd w:val="clear" w:color="auto" w:fill="FAFAFA"/>
             <w:tcMar>
-              <w:top w:w="40" w:type="dxa"/>
-              <w:left w:w="60" w:type="dxa"/>
-              <w:bottom w:w="40" w:type="dxa"/>
-              <w:right w:w="60" w:type="dxa"/>
+              <w:top w:w="35" w:type="dxa"/>
+              <w:left w:w="50" w:type="dxa"/>
+              <w:bottom w:w="35" w:type="dxa"/>
+              <w:right w:w="50" w:type="dxa"/>
             </w:tcMar>
             <w:vAlign w:val="center"/>
           </w:tcPr>
@@ -3483,19 +3353,19 @@
             <w:tcW w:w="2160" w:type="dxa"/>
             <w:shd w:val="clear" w:color="auto" w:fill="FAFAFA"/>
             <w:tcMar>
-              <w:top w:w="40" w:type="dxa"/>
-              <w:left w:w="60" w:type="dxa"/>
-              <w:bottom w:w="40" w:type="dxa"/>
-              <w:right w:w="60" w:type="dxa"/>
-            </w:tcMar>
-            <w:vAlign w:val="center"/>
-          </w:tcPr>
-          <w:p>
-            <w:r>
-              <w:rPr>
-                <w:sz w:val="16"/>
-              </w:rPr>
-              <w:t>Publicaciones no disponibles a texto completo a través de accesos institucionales.</w:t>
+              <w:top w:w="35" w:type="dxa"/>
+              <w:left w:w="50" w:type="dxa"/>
+              <w:bottom w:w="35" w:type="dxa"/>
+              <w:right w:w="50" w:type="dxa"/>
+            </w:tcMar>
+            <w:vAlign w:val="center"/>
+          </w:tcPr>
+          <w:p>
+            <w:r>
+              <w:rPr>
+                <w:sz w:val="16"/>
+              </w:rPr>
+              <w:t>Publicaciones no disponibles a texto completo institucionalmente.</w:t>
             </w:r>
           </w:p>
         </w:tc>
@@ -3504,10 +3374,10 @@
             <w:tcW w:w="1296" w:type="dxa"/>
             <w:shd w:val="clear" w:color="auto" w:fill="FAFAFA"/>
             <w:tcMar>
-              <w:top w:w="40" w:type="dxa"/>
-              <w:left w:w="60" w:type="dxa"/>
-              <w:bottom w:w="40" w:type="dxa"/>
-              <w:right w:w="60" w:type="dxa"/>
+              <w:top w:w="35" w:type="dxa"/>
+              <w:left w:w="50" w:type="dxa"/>
+              <w:bottom w:w="35" w:type="dxa"/>
+              <w:right w:w="50" w:type="dxa"/>
             </w:tcMar>
             <w:vAlign w:val="center"/>
           </w:tcPr>
@@ -3530,10 +3400,10 @@
             <w:tcW w:w="576" w:type="dxa"/>
             <w:shd w:val="clear" w:color="auto" w:fill="FFFFFF"/>
             <w:tcMar>
-              <w:top w:w="40" w:type="dxa"/>
-              <w:left w:w="60" w:type="dxa"/>
-              <w:bottom w:w="40" w:type="dxa"/>
-              <w:right w:w="60" w:type="dxa"/>
+              <w:top w:w="35" w:type="dxa"/>
+              <w:left w:w="50" w:type="dxa"/>
+              <w:bottom w:w="35" w:type="dxa"/>
+              <w:right w:w="50" w:type="dxa"/>
             </w:tcMar>
             <w:vAlign w:val="center"/>
           </w:tcPr>
@@ -3551,10 +3421,10 @@
             <w:tcW w:w="864" w:type="dxa"/>
             <w:shd w:val="clear" w:color="auto" w:fill="FFFFFF"/>
             <w:tcMar>
-              <w:top w:w="40" w:type="dxa"/>
-              <w:left w:w="60" w:type="dxa"/>
-              <w:bottom w:w="40" w:type="dxa"/>
-              <w:right w:w="60" w:type="dxa"/>
+              <w:top w:w="35" w:type="dxa"/>
+              <w:left w:w="50" w:type="dxa"/>
+              <w:bottom w:w="35" w:type="dxa"/>
+              <w:right w:w="50" w:type="dxa"/>
             </w:tcMar>
             <w:vAlign w:val="center"/>
           </w:tcPr>
@@ -3572,19 +3442,19 @@
             <w:tcW w:w="2160" w:type="dxa"/>
             <w:shd w:val="clear" w:color="auto" w:fill="FFFFFF"/>
             <w:tcMar>
-              <w:top w:w="40" w:type="dxa"/>
-              <w:left w:w="60" w:type="dxa"/>
-              <w:bottom w:w="40" w:type="dxa"/>
-              <w:right w:w="60" w:type="dxa"/>
-            </w:tcMar>
-            <w:vAlign w:val="center"/>
-          </w:tcPr>
-          <w:p>
-            <w:r>
-              <w:rPr>
-                <w:sz w:val="16"/>
-              </w:rPr>
-              <w:t>Literatura gris, preprints sin arbitraje por pares, notas editoriales o revisiones puramente teóricas sin validación empírica en documentos empresariales.</w:t>
+              <w:top w:w="35" w:type="dxa"/>
+              <w:left w:w="50" w:type="dxa"/>
+              <w:bottom w:w="35" w:type="dxa"/>
+              <w:right w:w="50" w:type="dxa"/>
+            </w:tcMar>
+            <w:vAlign w:val="center"/>
+          </w:tcPr>
+          <w:p>
+            <w:r>
+              <w:rPr>
+                <w:sz w:val="16"/>
+              </w:rPr>
+              <w:t>Literatura gris, preprints sin arbitraje, notas editoriales o revisiones puramente teóricas.</w:t>
             </w:r>
           </w:p>
         </w:tc>
@@ -3593,10 +3463,10 @@
             <w:tcW w:w="1296" w:type="dxa"/>
             <w:shd w:val="clear" w:color="auto" w:fill="FFFFFF"/>
             <w:tcMar>
-              <w:top w:w="40" w:type="dxa"/>
-              <w:left w:w="60" w:type="dxa"/>
-              <w:bottom w:w="40" w:type="dxa"/>
-              <w:right w:w="60" w:type="dxa"/>
+              <w:top w:w="35" w:type="dxa"/>
+              <w:left w:w="50" w:type="dxa"/>
+              <w:bottom w:w="35" w:type="dxa"/>
+              <w:right w:w="50" w:type="dxa"/>
             </w:tcMar>
             <w:vAlign w:val="center"/>
           </w:tcPr>
@@ -3619,10 +3489,10 @@
             <w:tcW w:w="576" w:type="dxa"/>
             <w:shd w:val="clear" w:color="auto" w:fill="FAFAFA"/>
             <w:tcMar>
-              <w:top w:w="40" w:type="dxa"/>
-              <w:left w:w="60" w:type="dxa"/>
-              <w:bottom w:w="40" w:type="dxa"/>
-              <w:right w:w="60" w:type="dxa"/>
+              <w:top w:w="35" w:type="dxa"/>
+              <w:left w:w="50" w:type="dxa"/>
+              <w:bottom w:w="35" w:type="dxa"/>
+              <w:right w:w="50" w:type="dxa"/>
             </w:tcMar>
             <w:vAlign w:val="center"/>
           </w:tcPr>
@@ -3640,10 +3510,10 @@
             <w:tcW w:w="864" w:type="dxa"/>
             <w:shd w:val="clear" w:color="auto" w:fill="FAFAFA"/>
             <w:tcMar>
-              <w:top w:w="40" w:type="dxa"/>
-              <w:left w:w="60" w:type="dxa"/>
-              <w:bottom w:w="40" w:type="dxa"/>
-              <w:right w:w="60" w:type="dxa"/>
+              <w:top w:w="35" w:type="dxa"/>
+              <w:left w:w="50" w:type="dxa"/>
+              <w:bottom w:w="35" w:type="dxa"/>
+              <w:right w:w="50" w:type="dxa"/>
             </w:tcMar>
             <w:vAlign w:val="center"/>
           </w:tcPr>
@@ -3661,19 +3531,19 @@
             <w:tcW w:w="2160" w:type="dxa"/>
             <w:shd w:val="clear" w:color="auto" w:fill="FAFAFA"/>
             <w:tcMar>
-              <w:top w:w="40" w:type="dxa"/>
-              <w:left w:w="60" w:type="dxa"/>
-              <w:bottom w:w="40" w:type="dxa"/>
-              <w:right w:w="60" w:type="dxa"/>
-            </w:tcMar>
-            <w:vAlign w:val="center"/>
-          </w:tcPr>
-          <w:p>
-            <w:r>
-              <w:rPr>
-                <w:sz w:val="16"/>
-              </w:rPr>
-              <w:t>Estudios enfocados exclusivamente en trámites del sector público/gubernamental o registros médicos/clínicos no equiparables a flujos empresariales.</w:t>
+              <w:top w:w="35" w:type="dxa"/>
+              <w:left w:w="50" w:type="dxa"/>
+              <w:bottom w:w="35" w:type="dxa"/>
+              <w:right w:w="50" w:type="dxa"/>
+            </w:tcMar>
+            <w:vAlign w:val="center"/>
+          </w:tcPr>
+          <w:p>
+            <w:r>
+              <w:rPr>
+                <w:sz w:val="16"/>
+              </w:rPr>
+              <w:t>Estudios enfocados en sector público o registros médicos no equiparables a flujos empresariales.</w:t>
             </w:r>
           </w:p>
         </w:tc>
@@ -3682,19 +3552,19 @@
             <w:tcW w:w="1296" w:type="dxa"/>
             <w:shd w:val="clear" w:color="auto" w:fill="FAFAFA"/>
             <w:tcMar>
-              <w:top w:w="40" w:type="dxa"/>
-              <w:left w:w="60" w:type="dxa"/>
-              <w:bottom w:w="40" w:type="dxa"/>
-              <w:right w:w="60" w:type="dxa"/>
-            </w:tcMar>
-            <w:vAlign w:val="center"/>
-          </w:tcPr>
-          <w:p>
-            <w:r>
-              <w:rPr>
-                <w:sz w:val="16"/>
-              </w:rPr>
-              <w:t>Exclusión durante el cribado de título/resumen (n = 680).</w:t>
+              <w:top w:w="35" w:type="dxa"/>
+              <w:left w:w="50" w:type="dxa"/>
+              <w:bottom w:w="35" w:type="dxa"/>
+              <w:right w:w="50" w:type="dxa"/>
+            </w:tcMar>
+            <w:vAlign w:val="center"/>
+          </w:tcPr>
+          <w:p>
+            <w:r>
+              <w:rPr>
+                <w:sz w:val="16"/>
+              </w:rPr>
+              <w:t>Exclusión durante cribado de título/resumen (n = 680).</w:t>
             </w:r>
           </w:p>
         </w:tc>
@@ -3708,10 +3578,10 @@
             <w:tcW w:w="576" w:type="dxa"/>
             <w:shd w:val="clear" w:color="auto" w:fill="FFFFFF"/>
             <w:tcMar>
-              <w:top w:w="40" w:type="dxa"/>
-              <w:left w:w="60" w:type="dxa"/>
-              <w:bottom w:w="40" w:type="dxa"/>
-              <w:right w:w="60" w:type="dxa"/>
+              <w:top w:w="35" w:type="dxa"/>
+              <w:left w:w="50" w:type="dxa"/>
+              <w:bottom w:w="35" w:type="dxa"/>
+              <w:right w:w="50" w:type="dxa"/>
             </w:tcMar>
             <w:vAlign w:val="center"/>
           </w:tcPr>
@@ -3729,10 +3599,10 @@
             <w:tcW w:w="864" w:type="dxa"/>
             <w:shd w:val="clear" w:color="auto" w:fill="FFFFFF"/>
             <w:tcMar>
-              <w:top w:w="40" w:type="dxa"/>
-              <w:left w:w="60" w:type="dxa"/>
-              <w:bottom w:w="40" w:type="dxa"/>
-              <w:right w:w="60" w:type="dxa"/>
+              <w:top w:w="35" w:type="dxa"/>
+              <w:left w:w="50" w:type="dxa"/>
+              <w:bottom w:w="35" w:type="dxa"/>
+              <w:right w:w="50" w:type="dxa"/>
             </w:tcMar>
             <w:vAlign w:val="center"/>
           </w:tcPr>
@@ -3750,19 +3620,19 @@
             <w:tcW w:w="2160" w:type="dxa"/>
             <w:shd w:val="clear" w:color="auto" w:fill="FFFFFF"/>
             <w:tcMar>
-              <w:top w:w="40" w:type="dxa"/>
-              <w:left w:w="60" w:type="dxa"/>
-              <w:bottom w:w="40" w:type="dxa"/>
-              <w:right w:w="60" w:type="dxa"/>
-            </w:tcMar>
-            <w:vAlign w:val="center"/>
-          </w:tcPr>
-          <w:p>
-            <w:r>
-              <w:rPr>
-                <w:sz w:val="16"/>
-              </w:rPr>
-              <w:t>Documentos que no aportan evidencia técnica a ninguna de las cuatro preguntas de investigación temáticas (PI1–PI4) o carecen de métricas reproducibles.</w:t>
+              <w:top w:w="35" w:type="dxa"/>
+              <w:left w:w="50" w:type="dxa"/>
+              <w:bottom w:w="35" w:type="dxa"/>
+              <w:right w:w="50" w:type="dxa"/>
+            </w:tcMar>
+            <w:vAlign w:val="center"/>
+          </w:tcPr>
+          <w:p>
+            <w:r>
+              <w:rPr>
+                <w:sz w:val="16"/>
+              </w:rPr>
+              <w:t>Documentos que no aportan evidencia técnica a PI1–PI4 o carecen de métricas reproducibles.</w:t>
             </w:r>
           </w:p>
         </w:tc>
@@ -3771,19 +3641,19 @@
             <w:tcW w:w="1296" w:type="dxa"/>
             <w:shd w:val="clear" w:color="auto" w:fill="FFFFFF"/>
             <w:tcMar>
-              <w:top w:w="40" w:type="dxa"/>
-              <w:left w:w="60" w:type="dxa"/>
-              <w:bottom w:w="40" w:type="dxa"/>
-              <w:right w:w="60" w:type="dxa"/>
-            </w:tcMar>
-            <w:vAlign w:val="center"/>
-          </w:tcPr>
-          <w:p>
-            <w:r>
-              <w:rPr>
-                <w:sz w:val="16"/>
-              </w:rPr>
-              <w:t>Exclusión en cribado (n = 65) y en elegibilidad (n = 7).</w:t>
+              <w:top w:w="35" w:type="dxa"/>
+              <w:left w:w="50" w:type="dxa"/>
+              <w:bottom w:w="35" w:type="dxa"/>
+              <w:right w:w="50" w:type="dxa"/>
+            </w:tcMar>
+            <w:vAlign w:val="center"/>
+          </w:tcPr>
+          <w:p>
+            <w:r>
+              <w:rPr>
+                <w:sz w:val="16"/>
+              </w:rPr>
+              <w:t>Exclusión en cribado (n = 65) y elegibilidad (n = 7).</w:t>
             </w:r>
           </w:p>
         </w:tc>
@@ -3807,7 +3677,7 @@
         <w:ind w:firstLine="200"/>
       </w:pPr>
       <w:r>
-        <w:t>Las consultas definitivas se ejecutaron en fecha única (21 de septiembre de 2026), garantizando reproducibilidad temporal estricta (ver Tabla VII, Tabla VIII y Tabla IX):</w:t>
+        <w:t>Las consultas definitivas se ejecutaron en fecha única (21 de septiembre de 2026). En la Tabla VII se resume el registro maestro consolidado, mientras que en la Tabla VIII y Tabla IX se documenta la aplicación progresiva de filtros nativos en Scopus y Web of Science, respectivamente.</w:t>
       </w:r>
     </w:p>
     <w:p>
@@ -3850,12 +3720,12 @@
         <w:tblLook w:val="04A0" w:firstRow="1" w:lastRow="0" w:firstColumn="1" w:lastColumn="0" w:noHBand="0" w:noVBand="1"/>
       </w:tblPr>
       <w:tblGrid>
-        <w:gridCol w:w="894"/>
-        <w:gridCol w:w="819"/>
-        <w:gridCol w:w="819"/>
-        <w:gridCol w:w="564"/>
-        <w:gridCol w:w="555"/>
-        <w:gridCol w:w="1488"/>
+        <w:gridCol w:w="893"/>
+        <w:gridCol w:w="814"/>
+        <w:gridCol w:w="814"/>
+        <w:gridCol w:w="554"/>
+        <w:gridCol w:w="545"/>
+        <w:gridCol w:w="1499"/>
       </w:tblGrid>
       <w:tr>
         <w:trPr>
@@ -3866,10 +3736,10 @@
             <w:tcW w:w="864" w:type="dxa"/>
             <w:shd w:val="clear" w:color="auto" w:fill="F2F2F2"/>
             <w:tcMar>
-              <w:top w:w="60" w:type="dxa"/>
-              <w:left w:w="60" w:type="dxa"/>
-              <w:bottom w:w="60" w:type="dxa"/>
-              <w:right w:w="60" w:type="dxa"/>
+              <w:top w:w="50" w:type="dxa"/>
+              <w:left w:w="50" w:type="dxa"/>
+              <w:bottom w:w="50" w:type="dxa"/>
+              <w:right w:w="50" w:type="dxa"/>
             </w:tcMar>
             <w:vAlign w:val="center"/>
           </w:tcPr>
@@ -3891,10 +3761,10 @@
             <w:tcW w:w="720" w:type="dxa"/>
             <w:shd w:val="clear" w:color="auto" w:fill="F2F2F2"/>
             <w:tcMar>
-              <w:top w:w="60" w:type="dxa"/>
-              <w:left w:w="60" w:type="dxa"/>
-              <w:bottom w:w="60" w:type="dxa"/>
-              <w:right w:w="60" w:type="dxa"/>
+              <w:top w:w="50" w:type="dxa"/>
+              <w:left w:w="50" w:type="dxa"/>
+              <w:bottom w:w="50" w:type="dxa"/>
+              <w:right w:w="50" w:type="dxa"/>
             </w:tcMar>
             <w:vAlign w:val="center"/>
           </w:tcPr>
@@ -3916,10 +3786,10 @@
             <w:tcW w:w="1296" w:type="dxa"/>
             <w:shd w:val="clear" w:color="auto" w:fill="F2F2F2"/>
             <w:tcMar>
-              <w:top w:w="60" w:type="dxa"/>
-              <w:left w:w="60" w:type="dxa"/>
-              <w:bottom w:w="60" w:type="dxa"/>
-              <w:right w:w="60" w:type="dxa"/>
+              <w:top w:w="50" w:type="dxa"/>
+              <w:left w:w="50" w:type="dxa"/>
+              <w:bottom w:w="50" w:type="dxa"/>
+              <w:right w:w="50" w:type="dxa"/>
             </w:tcMar>
             <w:vAlign w:val="center"/>
           </w:tcPr>
@@ -3941,10 +3811,10 @@
             <w:tcW w:w="576" w:type="dxa"/>
             <w:shd w:val="clear" w:color="auto" w:fill="F2F2F2"/>
             <w:tcMar>
-              <w:top w:w="60" w:type="dxa"/>
-              <w:left w:w="60" w:type="dxa"/>
-              <w:bottom w:w="60" w:type="dxa"/>
-              <w:right w:w="60" w:type="dxa"/>
+              <w:top w:w="50" w:type="dxa"/>
+              <w:left w:w="50" w:type="dxa"/>
+              <w:bottom w:w="50" w:type="dxa"/>
+              <w:right w:w="50" w:type="dxa"/>
             </w:tcMar>
             <w:vAlign w:val="center"/>
           </w:tcPr>
@@ -3966,10 +3836,10 @@
             <w:tcW w:w="576" w:type="dxa"/>
             <w:shd w:val="clear" w:color="auto" w:fill="F2F2F2"/>
             <w:tcMar>
-              <w:top w:w="60" w:type="dxa"/>
-              <w:left w:w="60" w:type="dxa"/>
-              <w:bottom w:w="60" w:type="dxa"/>
-              <w:right w:w="60" w:type="dxa"/>
+              <w:top w:w="50" w:type="dxa"/>
+              <w:left w:w="50" w:type="dxa"/>
+              <w:bottom w:w="50" w:type="dxa"/>
+              <w:right w:w="50" w:type="dxa"/>
             </w:tcMar>
             <w:vAlign w:val="center"/>
           </w:tcPr>
@@ -3991,10 +3861,10 @@
             <w:tcW w:w="864" w:type="dxa"/>
             <w:shd w:val="clear" w:color="auto" w:fill="F2F2F2"/>
             <w:tcMar>
-              <w:top w:w="60" w:type="dxa"/>
-              <w:left w:w="60" w:type="dxa"/>
-              <w:bottom w:w="60" w:type="dxa"/>
-              <w:right w:w="60" w:type="dxa"/>
+              <w:top w:w="50" w:type="dxa"/>
+              <w:left w:w="50" w:type="dxa"/>
+              <w:bottom w:w="50" w:type="dxa"/>
+              <w:right w:w="50" w:type="dxa"/>
             </w:tcMar>
             <w:vAlign w:val="center"/>
           </w:tcPr>
@@ -4021,10 +3891,10 @@
             <w:tcW w:w="864" w:type="dxa"/>
             <w:shd w:val="clear" w:color="auto" w:fill="FFFFFF"/>
             <w:tcMar>
-              <w:top w:w="40" w:type="dxa"/>
-              <w:left w:w="60" w:type="dxa"/>
-              <w:bottom w:w="40" w:type="dxa"/>
-              <w:right w:w="60" w:type="dxa"/>
+              <w:top w:w="35" w:type="dxa"/>
+              <w:left w:w="50" w:type="dxa"/>
+              <w:bottom w:w="35" w:type="dxa"/>
+              <w:right w:w="50" w:type="dxa"/>
             </w:tcMar>
             <w:vAlign w:val="center"/>
           </w:tcPr>
@@ -4042,10 +3912,10 @@
             <w:tcW w:w="720" w:type="dxa"/>
             <w:shd w:val="clear" w:color="auto" w:fill="FFFFFF"/>
             <w:tcMar>
-              <w:top w:w="40" w:type="dxa"/>
-              <w:left w:w="60" w:type="dxa"/>
-              <w:bottom w:w="40" w:type="dxa"/>
-              <w:right w:w="60" w:type="dxa"/>
+              <w:top w:w="35" w:type="dxa"/>
+              <w:left w:w="50" w:type="dxa"/>
+              <w:bottom w:w="35" w:type="dxa"/>
+              <w:right w:w="50" w:type="dxa"/>
             </w:tcMar>
             <w:vAlign w:val="center"/>
           </w:tcPr>
@@ -4063,10 +3933,10 @@
             <w:tcW w:w="1296" w:type="dxa"/>
             <w:shd w:val="clear" w:color="auto" w:fill="FFFFFF"/>
             <w:tcMar>
-              <w:top w:w="40" w:type="dxa"/>
-              <w:left w:w="60" w:type="dxa"/>
-              <w:bottom w:w="40" w:type="dxa"/>
-              <w:right w:w="60" w:type="dxa"/>
+              <w:top w:w="35" w:type="dxa"/>
+              <w:left w:w="50" w:type="dxa"/>
+              <w:bottom w:w="35" w:type="dxa"/>
+              <w:right w:w="50" w:type="dxa"/>
             </w:tcMar>
             <w:vAlign w:val="center"/>
           </w:tcPr>
@@ -4084,10 +3954,10 @@
             <w:tcW w:w="576" w:type="dxa"/>
             <w:shd w:val="clear" w:color="auto" w:fill="FFFFFF"/>
             <w:tcMar>
-              <w:top w:w="40" w:type="dxa"/>
-              <w:left w:w="60" w:type="dxa"/>
-              <w:bottom w:w="40" w:type="dxa"/>
-              <w:right w:w="60" w:type="dxa"/>
+              <w:top w:w="35" w:type="dxa"/>
+              <w:left w:w="50" w:type="dxa"/>
+              <w:bottom w:w="35" w:type="dxa"/>
+              <w:right w:w="50" w:type="dxa"/>
             </w:tcMar>
             <w:vAlign w:val="center"/>
           </w:tcPr>
@@ -4105,10 +3975,10 @@
             <w:tcW w:w="576" w:type="dxa"/>
             <w:shd w:val="clear" w:color="auto" w:fill="FFFFFF"/>
             <w:tcMar>
-              <w:top w:w="40" w:type="dxa"/>
-              <w:left w:w="60" w:type="dxa"/>
-              <w:bottom w:w="40" w:type="dxa"/>
-              <w:right w:w="60" w:type="dxa"/>
+              <w:top w:w="35" w:type="dxa"/>
+              <w:left w:w="50" w:type="dxa"/>
+              <w:bottom w:w="35" w:type="dxa"/>
+              <w:right w:w="50" w:type="dxa"/>
             </w:tcMar>
             <w:vAlign w:val="center"/>
           </w:tcPr>
@@ -4126,10 +3996,10 @@
             <w:tcW w:w="864" w:type="dxa"/>
             <w:shd w:val="clear" w:color="auto" w:fill="FFFFFF"/>
             <w:tcMar>
-              <w:top w:w="40" w:type="dxa"/>
-              <w:left w:w="60" w:type="dxa"/>
-              <w:bottom w:w="40" w:type="dxa"/>
-              <w:right w:w="60" w:type="dxa"/>
+              <w:top w:w="35" w:type="dxa"/>
+              <w:left w:w="50" w:type="dxa"/>
+              <w:bottom w:w="35" w:type="dxa"/>
+              <w:right w:w="50" w:type="dxa"/>
             </w:tcMar>
             <w:vAlign w:val="center"/>
           </w:tcPr>
@@ -4152,10 +4022,10 @@
             <w:tcW w:w="864" w:type="dxa"/>
             <w:shd w:val="clear" w:color="auto" w:fill="FAFAFA"/>
             <w:tcMar>
-              <w:top w:w="40" w:type="dxa"/>
-              <w:left w:w="60" w:type="dxa"/>
-              <w:bottom w:w="40" w:type="dxa"/>
-              <w:right w:w="60" w:type="dxa"/>
+              <w:top w:w="35" w:type="dxa"/>
+              <w:left w:w="50" w:type="dxa"/>
+              <w:bottom w:w="35" w:type="dxa"/>
+              <w:right w:w="50" w:type="dxa"/>
             </w:tcMar>
             <w:vAlign w:val="center"/>
           </w:tcPr>
@@ -4173,10 +4043,10 @@
             <w:tcW w:w="720" w:type="dxa"/>
             <w:shd w:val="clear" w:color="auto" w:fill="FAFAFA"/>
             <w:tcMar>
-              <w:top w:w="40" w:type="dxa"/>
-              <w:left w:w="60" w:type="dxa"/>
-              <w:bottom w:w="40" w:type="dxa"/>
-              <w:right w:w="60" w:type="dxa"/>
+              <w:top w:w="35" w:type="dxa"/>
+              <w:left w:w="50" w:type="dxa"/>
+              <w:bottom w:w="35" w:type="dxa"/>
+              <w:right w:w="50" w:type="dxa"/>
             </w:tcMar>
             <w:vAlign w:val="center"/>
           </w:tcPr>
@@ -4194,10 +4064,10 @@
             <w:tcW w:w="1296" w:type="dxa"/>
             <w:shd w:val="clear" w:color="auto" w:fill="FAFAFA"/>
             <w:tcMar>
-              <w:top w:w="40" w:type="dxa"/>
-              <w:left w:w="60" w:type="dxa"/>
-              <w:bottom w:w="40" w:type="dxa"/>
-              <w:right w:w="60" w:type="dxa"/>
+              <w:top w:w="35" w:type="dxa"/>
+              <w:left w:w="50" w:type="dxa"/>
+              <w:bottom w:w="35" w:type="dxa"/>
+              <w:right w:w="50" w:type="dxa"/>
             </w:tcMar>
             <w:vAlign w:val="center"/>
           </w:tcPr>
@@ -4215,10 +4085,10 @@
             <w:tcW w:w="576" w:type="dxa"/>
             <w:shd w:val="clear" w:color="auto" w:fill="FAFAFA"/>
             <w:tcMar>
-              <w:top w:w="40" w:type="dxa"/>
-              <w:left w:w="60" w:type="dxa"/>
-              <w:bottom w:w="40" w:type="dxa"/>
-              <w:right w:w="60" w:type="dxa"/>
+              <w:top w:w="35" w:type="dxa"/>
+              <w:left w:w="50" w:type="dxa"/>
+              <w:bottom w:w="35" w:type="dxa"/>
+              <w:right w:w="50" w:type="dxa"/>
             </w:tcMar>
             <w:vAlign w:val="center"/>
           </w:tcPr>
@@ -4236,10 +4106,10 @@
             <w:tcW w:w="576" w:type="dxa"/>
             <w:shd w:val="clear" w:color="auto" w:fill="FAFAFA"/>
             <w:tcMar>
-              <w:top w:w="40" w:type="dxa"/>
-              <w:left w:w="60" w:type="dxa"/>
-              <w:bottom w:w="40" w:type="dxa"/>
-              <w:right w:w="60" w:type="dxa"/>
+              <w:top w:w="35" w:type="dxa"/>
+              <w:left w:w="50" w:type="dxa"/>
+              <w:bottom w:w="35" w:type="dxa"/>
+              <w:right w:w="50" w:type="dxa"/>
             </w:tcMar>
             <w:vAlign w:val="center"/>
           </w:tcPr>
@@ -4257,10 +4127,10 @@
             <w:tcW w:w="864" w:type="dxa"/>
             <w:shd w:val="clear" w:color="auto" w:fill="FAFAFA"/>
             <w:tcMar>
-              <w:top w:w="40" w:type="dxa"/>
-              <w:left w:w="60" w:type="dxa"/>
-              <w:bottom w:w="40" w:type="dxa"/>
-              <w:right w:w="60" w:type="dxa"/>
+              <w:top w:w="35" w:type="dxa"/>
+              <w:left w:w="50" w:type="dxa"/>
+              <w:bottom w:w="35" w:type="dxa"/>
+              <w:right w:w="50" w:type="dxa"/>
             </w:tcMar>
             <w:vAlign w:val="center"/>
           </w:tcPr>
@@ -4283,10 +4153,10 @@
             <w:tcW w:w="864" w:type="dxa"/>
             <w:shd w:val="clear" w:color="auto" w:fill="FFFFFF"/>
             <w:tcMar>
-              <w:top w:w="40" w:type="dxa"/>
-              <w:left w:w="60" w:type="dxa"/>
-              <w:bottom w:w="40" w:type="dxa"/>
-              <w:right w:w="60" w:type="dxa"/>
+              <w:top w:w="35" w:type="dxa"/>
+              <w:left w:w="50" w:type="dxa"/>
+              <w:bottom w:w="35" w:type="dxa"/>
+              <w:right w:w="50" w:type="dxa"/>
             </w:tcMar>
             <w:vAlign w:val="center"/>
           </w:tcPr>
@@ -4304,10 +4174,10 @@
             <w:tcW w:w="720" w:type="dxa"/>
             <w:shd w:val="clear" w:color="auto" w:fill="FFFFFF"/>
             <w:tcMar>
-              <w:top w:w="40" w:type="dxa"/>
-              <w:left w:w="60" w:type="dxa"/>
-              <w:bottom w:w="40" w:type="dxa"/>
-              <w:right w:w="60" w:type="dxa"/>
+              <w:top w:w="35" w:type="dxa"/>
+              <w:left w:w="50" w:type="dxa"/>
+              <w:bottom w:w="35" w:type="dxa"/>
+              <w:right w:w="50" w:type="dxa"/>
             </w:tcMar>
             <w:vAlign w:val="center"/>
           </w:tcPr>
@@ -4325,10 +4195,10 @@
             <w:tcW w:w="1296" w:type="dxa"/>
             <w:shd w:val="clear" w:color="auto" w:fill="FFFFFF"/>
             <w:tcMar>
-              <w:top w:w="40" w:type="dxa"/>
-              <w:left w:w="60" w:type="dxa"/>
-              <w:bottom w:w="40" w:type="dxa"/>
-              <w:right w:w="60" w:type="dxa"/>
+              <w:top w:w="35" w:type="dxa"/>
+              <w:left w:w="50" w:type="dxa"/>
+              <w:bottom w:w="35" w:type="dxa"/>
+              <w:right w:w="50" w:type="dxa"/>
             </w:tcMar>
             <w:vAlign w:val="center"/>
           </w:tcPr>
@@ -4346,10 +4216,10 @@
             <w:tcW w:w="576" w:type="dxa"/>
             <w:shd w:val="clear" w:color="auto" w:fill="FFFFFF"/>
             <w:tcMar>
-              <w:top w:w="40" w:type="dxa"/>
-              <w:left w:w="60" w:type="dxa"/>
-              <w:bottom w:w="40" w:type="dxa"/>
-              <w:right w:w="60" w:type="dxa"/>
+              <w:top w:w="35" w:type="dxa"/>
+              <w:left w:w="50" w:type="dxa"/>
+              <w:bottom w:w="35" w:type="dxa"/>
+              <w:right w:w="50" w:type="dxa"/>
             </w:tcMar>
             <w:vAlign w:val="center"/>
           </w:tcPr>
@@ -4367,10 +4237,10 @@
             <w:tcW w:w="576" w:type="dxa"/>
             <w:shd w:val="clear" w:color="auto" w:fill="FFFFFF"/>
             <w:tcMar>
-              <w:top w:w="40" w:type="dxa"/>
-              <w:left w:w="60" w:type="dxa"/>
-              <w:bottom w:w="40" w:type="dxa"/>
-              <w:right w:w="60" w:type="dxa"/>
+              <w:top w:w="35" w:type="dxa"/>
+              <w:left w:w="50" w:type="dxa"/>
+              <w:bottom w:w="35" w:type="dxa"/>
+              <w:right w:w="50" w:type="dxa"/>
             </w:tcMar>
             <w:vAlign w:val="center"/>
           </w:tcPr>
@@ -4388,10 +4258,10 @@
             <w:tcW w:w="864" w:type="dxa"/>
             <w:shd w:val="clear" w:color="auto" w:fill="FFFFFF"/>
             <w:tcMar>
-              <w:top w:w="40" w:type="dxa"/>
-              <w:left w:w="60" w:type="dxa"/>
-              <w:bottom w:w="40" w:type="dxa"/>
-              <w:right w:w="60" w:type="dxa"/>
+              <w:top w:w="35" w:type="dxa"/>
+              <w:left w:w="50" w:type="dxa"/>
+              <w:bottom w:w="35" w:type="dxa"/>
+              <w:right w:w="50" w:type="dxa"/>
             </w:tcMar>
             <w:vAlign w:val="center"/>
           </w:tcPr>
@@ -4449,7 +4319,7 @@
         <w:gridCol w:w="1296"/>
         <w:gridCol w:w="720"/>
         <w:gridCol w:w="2160"/>
-        <w:gridCol w:w="956"/>
+        <w:gridCol w:w="936"/>
       </w:tblGrid>
       <w:tr>
         <w:trPr>
@@ -4460,10 +4330,10 @@
             <w:tcW w:w="1296" w:type="dxa"/>
             <w:shd w:val="clear" w:color="auto" w:fill="F2F2F2"/>
             <w:tcMar>
-              <w:top w:w="60" w:type="dxa"/>
-              <w:left w:w="60" w:type="dxa"/>
-              <w:bottom w:w="60" w:type="dxa"/>
-              <w:right w:w="60" w:type="dxa"/>
+              <w:top w:w="50" w:type="dxa"/>
+              <w:left w:w="50" w:type="dxa"/>
+              <w:bottom w:w="50" w:type="dxa"/>
+              <w:right w:w="50" w:type="dxa"/>
             </w:tcMar>
             <w:vAlign w:val="center"/>
           </w:tcPr>
@@ -4485,10 +4355,10 @@
             <w:tcW w:w="720" w:type="dxa"/>
             <w:shd w:val="clear" w:color="auto" w:fill="F2F2F2"/>
             <w:tcMar>
-              <w:top w:w="60" w:type="dxa"/>
-              <w:left w:w="60" w:type="dxa"/>
-              <w:bottom w:w="60" w:type="dxa"/>
-              <w:right w:w="60" w:type="dxa"/>
+              <w:top w:w="50" w:type="dxa"/>
+              <w:left w:w="50" w:type="dxa"/>
+              <w:bottom w:w="50" w:type="dxa"/>
+              <w:right w:w="50" w:type="dxa"/>
             </w:tcMar>
             <w:vAlign w:val="center"/>
           </w:tcPr>
@@ -4510,10 +4380,10 @@
             <w:tcW w:w="2160" w:type="dxa"/>
             <w:shd w:val="clear" w:color="auto" w:fill="F2F2F2"/>
             <w:tcMar>
-              <w:top w:w="60" w:type="dxa"/>
-              <w:left w:w="60" w:type="dxa"/>
-              <w:bottom w:w="60" w:type="dxa"/>
-              <w:right w:w="60" w:type="dxa"/>
+              <w:top w:w="50" w:type="dxa"/>
+              <w:left w:w="50" w:type="dxa"/>
+              <w:bottom w:w="50" w:type="dxa"/>
+              <w:right w:w="50" w:type="dxa"/>
             </w:tcMar>
             <w:vAlign w:val="center"/>
           </w:tcPr>
@@ -4535,10 +4405,10 @@
             <w:tcW w:w="720" w:type="dxa"/>
             <w:shd w:val="clear" w:color="auto" w:fill="F2F2F2"/>
             <w:tcMar>
-              <w:top w:w="60" w:type="dxa"/>
-              <w:left w:w="60" w:type="dxa"/>
-              <w:bottom w:w="60" w:type="dxa"/>
-              <w:right w:w="60" w:type="dxa"/>
+              <w:top w:w="50" w:type="dxa"/>
+              <w:left w:w="50" w:type="dxa"/>
+              <w:bottom w:w="50" w:type="dxa"/>
+              <w:right w:w="50" w:type="dxa"/>
             </w:tcMar>
             <w:vAlign w:val="center"/>
           </w:tcPr>
@@ -4565,18 +4435,19 @@
             <w:tcW w:w="1296" w:type="dxa"/>
             <w:shd w:val="clear" w:color="auto" w:fill="FFFFFF"/>
             <w:tcMar>
-              <w:top w:w="40" w:type="dxa"/>
-              <w:left w:w="60" w:type="dxa"/>
-              <w:bottom w:w="40" w:type="dxa"/>
-              <w:right w:w="60" w:type="dxa"/>
-            </w:tcMar>
-            <w:vAlign w:val="center"/>
-          </w:tcPr>
-          <w:p>
-            <w:r>
-              <w:rPr>
-                <w:sz w:val="16"/>
-              </w:rPr>
+              <w:top w:w="35" w:type="dxa"/>
+              <w:left w:w="50" w:type="dxa"/>
+              <w:bottom w:w="35" w:type="dxa"/>
+              <w:right w:w="50" w:type="dxa"/>
+            </w:tcMar>
+            <w:vAlign w:val="center"/>
+          </w:tcPr>
+          <w:p>
+            <w:r>
+              <w:rPr>
+                <w:sz w:val="16"/>
+              </w:rPr>
+              <w:lastRenderedPageBreak/>
               <w:t>Búsqueda inicial bruta</w:t>
             </w:r>
           </w:p>
@@ -4586,10 +4457,10 @@
             <w:tcW w:w="720" w:type="dxa"/>
             <w:shd w:val="clear" w:color="auto" w:fill="FFFFFF"/>
             <w:tcMar>
-              <w:top w:w="40" w:type="dxa"/>
-              <w:left w:w="60" w:type="dxa"/>
-              <w:bottom w:w="40" w:type="dxa"/>
-              <w:right w:w="60" w:type="dxa"/>
+              <w:top w:w="35" w:type="dxa"/>
+              <w:left w:w="50" w:type="dxa"/>
+              <w:bottom w:w="35" w:type="dxa"/>
+              <w:right w:w="50" w:type="dxa"/>
             </w:tcMar>
             <w:vAlign w:val="center"/>
           </w:tcPr>
@@ -4607,10 +4478,10 @@
             <w:tcW w:w="2160" w:type="dxa"/>
             <w:shd w:val="clear" w:color="auto" w:fill="FFFFFF"/>
             <w:tcMar>
-              <w:top w:w="40" w:type="dxa"/>
-              <w:left w:w="60" w:type="dxa"/>
-              <w:bottom w:w="40" w:type="dxa"/>
-              <w:right w:w="60" w:type="dxa"/>
+              <w:top w:w="35" w:type="dxa"/>
+              <w:left w:w="50" w:type="dxa"/>
+              <w:bottom w:w="35" w:type="dxa"/>
+              <w:right w:w="50" w:type="dxa"/>
             </w:tcMar>
             <w:vAlign w:val="center"/>
           </w:tcPr>
@@ -4628,10 +4499,10 @@
             <w:tcW w:w="720" w:type="dxa"/>
             <w:shd w:val="clear" w:color="auto" w:fill="FFFFFF"/>
             <w:tcMar>
-              <w:top w:w="40" w:type="dxa"/>
-              <w:left w:w="60" w:type="dxa"/>
-              <w:bottom w:w="40" w:type="dxa"/>
-              <w:right w:w="60" w:type="dxa"/>
+              <w:top w:w="35" w:type="dxa"/>
+              <w:left w:w="50" w:type="dxa"/>
+              <w:bottom w:w="35" w:type="dxa"/>
+              <w:right w:w="50" w:type="dxa"/>
             </w:tcMar>
             <w:vAlign w:val="center"/>
           </w:tcPr>
@@ -4654,10 +4525,10 @@
             <w:tcW w:w="1296" w:type="dxa"/>
             <w:shd w:val="clear" w:color="auto" w:fill="FAFAFA"/>
             <w:tcMar>
-              <w:top w:w="40" w:type="dxa"/>
-              <w:left w:w="60" w:type="dxa"/>
-              <w:bottom w:w="40" w:type="dxa"/>
-              <w:right w:w="60" w:type="dxa"/>
+              <w:top w:w="35" w:type="dxa"/>
+              <w:left w:w="50" w:type="dxa"/>
+              <w:bottom w:w="35" w:type="dxa"/>
+              <w:right w:w="50" w:type="dxa"/>
             </w:tcMar>
             <w:vAlign w:val="center"/>
           </w:tcPr>
@@ -4675,10 +4546,10 @@
             <w:tcW w:w="720" w:type="dxa"/>
             <w:shd w:val="clear" w:color="auto" w:fill="FAFAFA"/>
             <w:tcMar>
-              <w:top w:w="40" w:type="dxa"/>
-              <w:left w:w="60" w:type="dxa"/>
-              <w:bottom w:w="40" w:type="dxa"/>
-              <w:right w:w="60" w:type="dxa"/>
+              <w:top w:w="35" w:type="dxa"/>
+              <w:left w:w="50" w:type="dxa"/>
+              <w:bottom w:w="35" w:type="dxa"/>
+              <w:right w:w="50" w:type="dxa"/>
             </w:tcMar>
             <w:vAlign w:val="center"/>
           </w:tcPr>
@@ -4696,10 +4567,10 @@
             <w:tcW w:w="2160" w:type="dxa"/>
             <w:shd w:val="clear" w:color="auto" w:fill="FAFAFA"/>
             <w:tcMar>
-              <w:top w:w="40" w:type="dxa"/>
-              <w:left w:w="60" w:type="dxa"/>
-              <w:bottom w:w="40" w:type="dxa"/>
-              <w:right w:w="60" w:type="dxa"/>
+              <w:top w:w="35" w:type="dxa"/>
+              <w:left w:w="50" w:type="dxa"/>
+              <w:bottom w:w="35" w:type="dxa"/>
+              <w:right w:w="50" w:type="dxa"/>
             </w:tcMar>
             <w:vAlign w:val="center"/>
           </w:tcPr>
@@ -4717,10 +4588,10 @@
             <w:tcW w:w="720" w:type="dxa"/>
             <w:shd w:val="clear" w:color="auto" w:fill="FAFAFA"/>
             <w:tcMar>
-              <w:top w:w="40" w:type="dxa"/>
-              <w:left w:w="60" w:type="dxa"/>
-              <w:bottom w:w="40" w:type="dxa"/>
-              <w:right w:w="60" w:type="dxa"/>
+              <w:top w:w="35" w:type="dxa"/>
+              <w:left w:w="50" w:type="dxa"/>
+              <w:bottom w:w="35" w:type="dxa"/>
+              <w:right w:w="50" w:type="dxa"/>
             </w:tcMar>
             <w:vAlign w:val="center"/>
           </w:tcPr>
@@ -4743,10 +4614,10 @@
             <w:tcW w:w="1296" w:type="dxa"/>
             <w:shd w:val="clear" w:color="auto" w:fill="FFFFFF"/>
             <w:tcMar>
-              <w:top w:w="40" w:type="dxa"/>
-              <w:left w:w="60" w:type="dxa"/>
-              <w:bottom w:w="40" w:type="dxa"/>
-              <w:right w:w="60" w:type="dxa"/>
+              <w:top w:w="35" w:type="dxa"/>
+              <w:left w:w="50" w:type="dxa"/>
+              <w:bottom w:w="35" w:type="dxa"/>
+              <w:right w:w="50" w:type="dxa"/>
             </w:tcMar>
             <w:vAlign w:val="center"/>
           </w:tcPr>
@@ -4764,10 +4635,10 @@
             <w:tcW w:w="720" w:type="dxa"/>
             <w:shd w:val="clear" w:color="auto" w:fill="FFFFFF"/>
             <w:tcMar>
-              <w:top w:w="40" w:type="dxa"/>
-              <w:left w:w="60" w:type="dxa"/>
-              <w:bottom w:w="40" w:type="dxa"/>
-              <w:right w:w="60" w:type="dxa"/>
+              <w:top w:w="35" w:type="dxa"/>
+              <w:left w:w="50" w:type="dxa"/>
+              <w:bottom w:w="35" w:type="dxa"/>
+              <w:right w:w="50" w:type="dxa"/>
             </w:tcMar>
             <w:vAlign w:val="center"/>
           </w:tcPr>
@@ -4785,10 +4656,10 @@
             <w:tcW w:w="2160" w:type="dxa"/>
             <w:shd w:val="clear" w:color="auto" w:fill="FFFFFF"/>
             <w:tcMar>
-              <w:top w:w="40" w:type="dxa"/>
-              <w:left w:w="60" w:type="dxa"/>
-              <w:bottom w:w="40" w:type="dxa"/>
-              <w:right w:w="60" w:type="dxa"/>
+              <w:top w:w="35" w:type="dxa"/>
+              <w:left w:w="50" w:type="dxa"/>
+              <w:bottom w:w="35" w:type="dxa"/>
+              <w:right w:w="50" w:type="dxa"/>
             </w:tcMar>
             <w:vAlign w:val="center"/>
           </w:tcPr>
@@ -4806,10 +4677,10 @@
             <w:tcW w:w="720" w:type="dxa"/>
             <w:shd w:val="clear" w:color="auto" w:fill="FFFFFF"/>
             <w:tcMar>
-              <w:top w:w="40" w:type="dxa"/>
-              <w:left w:w="60" w:type="dxa"/>
-              <w:bottom w:w="40" w:type="dxa"/>
-              <w:right w:w="60" w:type="dxa"/>
+              <w:top w:w="35" w:type="dxa"/>
+              <w:left w:w="50" w:type="dxa"/>
+              <w:bottom w:w="35" w:type="dxa"/>
+              <w:right w:w="50" w:type="dxa"/>
             </w:tcMar>
             <w:vAlign w:val="center"/>
           </w:tcPr>
@@ -4832,10 +4703,10 @@
             <w:tcW w:w="1296" w:type="dxa"/>
             <w:shd w:val="clear" w:color="auto" w:fill="FAFAFA"/>
             <w:tcMar>
-              <w:top w:w="40" w:type="dxa"/>
-              <w:left w:w="60" w:type="dxa"/>
-              <w:bottom w:w="40" w:type="dxa"/>
-              <w:right w:w="60" w:type="dxa"/>
+              <w:top w:w="35" w:type="dxa"/>
+              <w:left w:w="50" w:type="dxa"/>
+              <w:bottom w:w="35" w:type="dxa"/>
+              <w:right w:w="50" w:type="dxa"/>
             </w:tcMar>
             <w:vAlign w:val="center"/>
           </w:tcPr>
@@ -4853,10 +4724,10 @@
             <w:tcW w:w="720" w:type="dxa"/>
             <w:shd w:val="clear" w:color="auto" w:fill="FAFAFA"/>
             <w:tcMar>
-              <w:top w:w="40" w:type="dxa"/>
-              <w:left w:w="60" w:type="dxa"/>
-              <w:bottom w:w="40" w:type="dxa"/>
-              <w:right w:w="60" w:type="dxa"/>
+              <w:top w:w="35" w:type="dxa"/>
+              <w:left w:w="50" w:type="dxa"/>
+              <w:bottom w:w="35" w:type="dxa"/>
+              <w:right w:w="50" w:type="dxa"/>
             </w:tcMar>
             <w:vAlign w:val="center"/>
           </w:tcPr>
@@ -4874,10 +4745,10 @@
             <w:tcW w:w="2160" w:type="dxa"/>
             <w:shd w:val="clear" w:color="auto" w:fill="FAFAFA"/>
             <w:tcMar>
-              <w:top w:w="40" w:type="dxa"/>
-              <w:left w:w="60" w:type="dxa"/>
-              <w:bottom w:w="40" w:type="dxa"/>
-              <w:right w:w="60" w:type="dxa"/>
+              <w:top w:w="35" w:type="dxa"/>
+              <w:left w:w="50" w:type="dxa"/>
+              <w:bottom w:w="35" w:type="dxa"/>
+              <w:right w:w="50" w:type="dxa"/>
             </w:tcMar>
             <w:vAlign w:val="center"/>
           </w:tcPr>
@@ -4895,10 +4766,10 @@
             <w:tcW w:w="720" w:type="dxa"/>
             <w:shd w:val="clear" w:color="auto" w:fill="FAFAFA"/>
             <w:tcMar>
-              <w:top w:w="40" w:type="dxa"/>
-              <w:left w:w="60" w:type="dxa"/>
-              <w:bottom w:w="40" w:type="dxa"/>
-              <w:right w:w="60" w:type="dxa"/>
+              <w:top w:w="35" w:type="dxa"/>
+              <w:left w:w="50" w:type="dxa"/>
+              <w:bottom w:w="35" w:type="dxa"/>
+              <w:right w:w="50" w:type="dxa"/>
             </w:tcMar>
             <w:vAlign w:val="center"/>
           </w:tcPr>
@@ -4956,7 +4827,7 @@
         <w:gridCol w:w="1296"/>
         <w:gridCol w:w="720"/>
         <w:gridCol w:w="2160"/>
-        <w:gridCol w:w="956"/>
+        <w:gridCol w:w="936"/>
       </w:tblGrid>
       <w:tr>
         <w:trPr>
@@ -4967,10 +4838,10 @@
             <w:tcW w:w="1296" w:type="dxa"/>
             <w:shd w:val="clear" w:color="auto" w:fill="F2F2F2"/>
             <w:tcMar>
-              <w:top w:w="60" w:type="dxa"/>
-              <w:left w:w="60" w:type="dxa"/>
-              <w:bottom w:w="60" w:type="dxa"/>
-              <w:right w:w="60" w:type="dxa"/>
+              <w:top w:w="50" w:type="dxa"/>
+              <w:left w:w="50" w:type="dxa"/>
+              <w:bottom w:w="50" w:type="dxa"/>
+              <w:right w:w="50" w:type="dxa"/>
             </w:tcMar>
             <w:vAlign w:val="center"/>
           </w:tcPr>
@@ -4992,10 +4863,10 @@
             <w:tcW w:w="720" w:type="dxa"/>
             <w:shd w:val="clear" w:color="auto" w:fill="F2F2F2"/>
             <w:tcMar>
-              <w:top w:w="60" w:type="dxa"/>
-              <w:left w:w="60" w:type="dxa"/>
-              <w:bottom w:w="60" w:type="dxa"/>
-              <w:right w:w="60" w:type="dxa"/>
+              <w:top w:w="50" w:type="dxa"/>
+              <w:left w:w="50" w:type="dxa"/>
+              <w:bottom w:w="50" w:type="dxa"/>
+              <w:right w:w="50" w:type="dxa"/>
             </w:tcMar>
             <w:vAlign w:val="center"/>
           </w:tcPr>
@@ -5017,10 +4888,10 @@
             <w:tcW w:w="2160" w:type="dxa"/>
             <w:shd w:val="clear" w:color="auto" w:fill="F2F2F2"/>
             <w:tcMar>
-              <w:top w:w="60" w:type="dxa"/>
-              <w:left w:w="60" w:type="dxa"/>
-              <w:bottom w:w="60" w:type="dxa"/>
-              <w:right w:w="60" w:type="dxa"/>
+              <w:top w:w="50" w:type="dxa"/>
+              <w:left w:w="50" w:type="dxa"/>
+              <w:bottom w:w="50" w:type="dxa"/>
+              <w:right w:w="50" w:type="dxa"/>
             </w:tcMar>
             <w:vAlign w:val="center"/>
           </w:tcPr>
@@ -5042,10 +4913,10 @@
             <w:tcW w:w="720" w:type="dxa"/>
             <w:shd w:val="clear" w:color="auto" w:fill="F2F2F2"/>
             <w:tcMar>
-              <w:top w:w="60" w:type="dxa"/>
-              <w:left w:w="60" w:type="dxa"/>
-              <w:bottom w:w="60" w:type="dxa"/>
-              <w:right w:w="60" w:type="dxa"/>
+              <w:top w:w="50" w:type="dxa"/>
+              <w:left w:w="50" w:type="dxa"/>
+              <w:bottom w:w="50" w:type="dxa"/>
+              <w:right w:w="50" w:type="dxa"/>
             </w:tcMar>
             <w:vAlign w:val="center"/>
           </w:tcPr>
@@ -5072,10 +4943,10 @@
             <w:tcW w:w="1296" w:type="dxa"/>
             <w:shd w:val="clear" w:color="auto" w:fill="FFFFFF"/>
             <w:tcMar>
-              <w:top w:w="40" w:type="dxa"/>
-              <w:left w:w="60" w:type="dxa"/>
-              <w:bottom w:w="40" w:type="dxa"/>
-              <w:right w:w="60" w:type="dxa"/>
+              <w:top w:w="35" w:type="dxa"/>
+              <w:left w:w="50" w:type="dxa"/>
+              <w:bottom w:w="35" w:type="dxa"/>
+              <w:right w:w="50" w:type="dxa"/>
             </w:tcMar>
             <w:vAlign w:val="center"/>
           </w:tcPr>
@@ -5093,10 +4964,10 @@
             <w:tcW w:w="720" w:type="dxa"/>
             <w:shd w:val="clear" w:color="auto" w:fill="FFFFFF"/>
             <w:tcMar>
-              <w:top w:w="40" w:type="dxa"/>
-              <w:left w:w="60" w:type="dxa"/>
-              <w:bottom w:w="40" w:type="dxa"/>
-              <w:right w:w="60" w:type="dxa"/>
+              <w:top w:w="35" w:type="dxa"/>
+              <w:left w:w="50" w:type="dxa"/>
+              <w:bottom w:w="35" w:type="dxa"/>
+              <w:right w:w="50" w:type="dxa"/>
             </w:tcMar>
             <w:vAlign w:val="center"/>
           </w:tcPr>
@@ -5114,10 +4985,10 @@
             <w:tcW w:w="2160" w:type="dxa"/>
             <w:shd w:val="clear" w:color="auto" w:fill="FFFFFF"/>
             <w:tcMar>
-              <w:top w:w="40" w:type="dxa"/>
-              <w:left w:w="60" w:type="dxa"/>
-              <w:bottom w:w="40" w:type="dxa"/>
-              <w:right w:w="60" w:type="dxa"/>
+              <w:top w:w="35" w:type="dxa"/>
+              <w:left w:w="50" w:type="dxa"/>
+              <w:bottom w:w="35" w:type="dxa"/>
+              <w:right w:w="50" w:type="dxa"/>
             </w:tcMar>
             <w:vAlign w:val="center"/>
           </w:tcPr>
@@ -5135,10 +5006,10 @@
             <w:tcW w:w="720" w:type="dxa"/>
             <w:shd w:val="clear" w:color="auto" w:fill="FFFFFF"/>
             <w:tcMar>
-              <w:top w:w="40" w:type="dxa"/>
-              <w:left w:w="60" w:type="dxa"/>
-              <w:bottom w:w="40" w:type="dxa"/>
-              <w:right w:w="60" w:type="dxa"/>
+              <w:top w:w="35" w:type="dxa"/>
+              <w:left w:w="50" w:type="dxa"/>
+              <w:bottom w:w="35" w:type="dxa"/>
+              <w:right w:w="50" w:type="dxa"/>
             </w:tcMar>
             <w:vAlign w:val="center"/>
           </w:tcPr>
@@ -5161,10 +5032,10 @@
             <w:tcW w:w="1296" w:type="dxa"/>
             <w:shd w:val="clear" w:color="auto" w:fill="FAFAFA"/>
             <w:tcMar>
-              <w:top w:w="40" w:type="dxa"/>
-              <w:left w:w="60" w:type="dxa"/>
-              <w:bottom w:w="40" w:type="dxa"/>
-              <w:right w:w="60" w:type="dxa"/>
+              <w:top w:w="35" w:type="dxa"/>
+              <w:left w:w="50" w:type="dxa"/>
+              <w:bottom w:w="35" w:type="dxa"/>
+              <w:right w:w="50" w:type="dxa"/>
             </w:tcMar>
             <w:vAlign w:val="center"/>
           </w:tcPr>
@@ -5182,10 +5053,10 @@
             <w:tcW w:w="720" w:type="dxa"/>
             <w:shd w:val="clear" w:color="auto" w:fill="FAFAFA"/>
             <w:tcMar>
-              <w:top w:w="40" w:type="dxa"/>
-              <w:left w:w="60" w:type="dxa"/>
-              <w:bottom w:w="40" w:type="dxa"/>
-              <w:right w:w="60" w:type="dxa"/>
+              <w:top w:w="35" w:type="dxa"/>
+              <w:left w:w="50" w:type="dxa"/>
+              <w:bottom w:w="35" w:type="dxa"/>
+              <w:right w:w="50" w:type="dxa"/>
             </w:tcMar>
             <w:vAlign w:val="center"/>
           </w:tcPr>
@@ -5203,10 +5074,10 @@
             <w:tcW w:w="2160" w:type="dxa"/>
             <w:shd w:val="clear" w:color="auto" w:fill="FAFAFA"/>
             <w:tcMar>
-              <w:top w:w="40" w:type="dxa"/>
-              <w:left w:w="60" w:type="dxa"/>
-              <w:bottom w:w="40" w:type="dxa"/>
-              <w:right w:w="60" w:type="dxa"/>
+              <w:top w:w="35" w:type="dxa"/>
+              <w:left w:w="50" w:type="dxa"/>
+              <w:bottom w:w="35" w:type="dxa"/>
+              <w:right w:w="50" w:type="dxa"/>
             </w:tcMar>
             <w:vAlign w:val="center"/>
           </w:tcPr>
@@ -5224,10 +5095,10 @@
             <w:tcW w:w="720" w:type="dxa"/>
             <w:shd w:val="clear" w:color="auto" w:fill="FAFAFA"/>
             <w:tcMar>
-              <w:top w:w="40" w:type="dxa"/>
-              <w:left w:w="60" w:type="dxa"/>
-              <w:bottom w:w="40" w:type="dxa"/>
-              <w:right w:w="60" w:type="dxa"/>
+              <w:top w:w="35" w:type="dxa"/>
+              <w:left w:w="50" w:type="dxa"/>
+              <w:bottom w:w="35" w:type="dxa"/>
+              <w:right w:w="50" w:type="dxa"/>
             </w:tcMar>
             <w:vAlign w:val="center"/>
           </w:tcPr>
@@ -5250,10 +5121,10 @@
             <w:tcW w:w="1296" w:type="dxa"/>
             <w:shd w:val="clear" w:color="auto" w:fill="FFFFFF"/>
             <w:tcMar>
-              <w:top w:w="40" w:type="dxa"/>
-              <w:left w:w="60" w:type="dxa"/>
-              <w:bottom w:w="40" w:type="dxa"/>
-              <w:right w:w="60" w:type="dxa"/>
+              <w:top w:w="35" w:type="dxa"/>
+              <w:left w:w="50" w:type="dxa"/>
+              <w:bottom w:w="35" w:type="dxa"/>
+              <w:right w:w="50" w:type="dxa"/>
             </w:tcMar>
             <w:vAlign w:val="center"/>
           </w:tcPr>
@@ -5271,10 +5142,10 @@
             <w:tcW w:w="720" w:type="dxa"/>
             <w:shd w:val="clear" w:color="auto" w:fill="FFFFFF"/>
             <w:tcMar>
-              <w:top w:w="40" w:type="dxa"/>
-              <w:left w:w="60" w:type="dxa"/>
-              <w:bottom w:w="40" w:type="dxa"/>
-              <w:right w:w="60" w:type="dxa"/>
+              <w:top w:w="35" w:type="dxa"/>
+              <w:left w:w="50" w:type="dxa"/>
+              <w:bottom w:w="35" w:type="dxa"/>
+              <w:right w:w="50" w:type="dxa"/>
             </w:tcMar>
             <w:vAlign w:val="center"/>
           </w:tcPr>
@@ -5292,10 +5163,10 @@
             <w:tcW w:w="2160" w:type="dxa"/>
             <w:shd w:val="clear" w:color="auto" w:fill="FFFFFF"/>
             <w:tcMar>
-              <w:top w:w="40" w:type="dxa"/>
-              <w:left w:w="60" w:type="dxa"/>
-              <w:bottom w:w="40" w:type="dxa"/>
-              <w:right w:w="60" w:type="dxa"/>
+              <w:top w:w="35" w:type="dxa"/>
+              <w:left w:w="50" w:type="dxa"/>
+              <w:bottom w:w="35" w:type="dxa"/>
+              <w:right w:w="50" w:type="dxa"/>
             </w:tcMar>
             <w:vAlign w:val="center"/>
           </w:tcPr>
@@ -5313,10 +5184,10 @@
             <w:tcW w:w="720" w:type="dxa"/>
             <w:shd w:val="clear" w:color="auto" w:fill="FFFFFF"/>
             <w:tcMar>
-              <w:top w:w="40" w:type="dxa"/>
-              <w:left w:w="60" w:type="dxa"/>
-              <w:bottom w:w="40" w:type="dxa"/>
-              <w:right w:w="60" w:type="dxa"/>
+              <w:top w:w="35" w:type="dxa"/>
+              <w:left w:w="50" w:type="dxa"/>
+              <w:bottom w:w="35" w:type="dxa"/>
+              <w:right w:w="50" w:type="dxa"/>
             </w:tcMar>
             <w:vAlign w:val="center"/>
           </w:tcPr>
@@ -5339,10 +5210,10 @@
             <w:tcW w:w="1296" w:type="dxa"/>
             <w:shd w:val="clear" w:color="auto" w:fill="FAFAFA"/>
             <w:tcMar>
-              <w:top w:w="40" w:type="dxa"/>
-              <w:left w:w="60" w:type="dxa"/>
-              <w:bottom w:w="40" w:type="dxa"/>
-              <w:right w:w="60" w:type="dxa"/>
+              <w:top w:w="35" w:type="dxa"/>
+              <w:left w:w="50" w:type="dxa"/>
+              <w:bottom w:w="35" w:type="dxa"/>
+              <w:right w:w="50" w:type="dxa"/>
             </w:tcMar>
             <w:vAlign w:val="center"/>
           </w:tcPr>
@@ -5360,10 +5231,10 @@
             <w:tcW w:w="720" w:type="dxa"/>
             <w:shd w:val="clear" w:color="auto" w:fill="FAFAFA"/>
             <w:tcMar>
-              <w:top w:w="40" w:type="dxa"/>
-              <w:left w:w="60" w:type="dxa"/>
-              <w:bottom w:w="40" w:type="dxa"/>
-              <w:right w:w="60" w:type="dxa"/>
+              <w:top w:w="35" w:type="dxa"/>
+              <w:left w:w="50" w:type="dxa"/>
+              <w:bottom w:w="35" w:type="dxa"/>
+              <w:right w:w="50" w:type="dxa"/>
             </w:tcMar>
             <w:vAlign w:val="center"/>
           </w:tcPr>
@@ -5381,10 +5252,10 @@
             <w:tcW w:w="2160" w:type="dxa"/>
             <w:shd w:val="clear" w:color="auto" w:fill="FAFAFA"/>
             <w:tcMar>
-              <w:top w:w="40" w:type="dxa"/>
-              <w:left w:w="60" w:type="dxa"/>
-              <w:bottom w:w="40" w:type="dxa"/>
-              <w:right w:w="60" w:type="dxa"/>
+              <w:top w:w="35" w:type="dxa"/>
+              <w:left w:w="50" w:type="dxa"/>
+              <w:bottom w:w="35" w:type="dxa"/>
+              <w:right w:w="50" w:type="dxa"/>
             </w:tcMar>
             <w:vAlign w:val="center"/>
           </w:tcPr>
@@ -5402,10 +5273,10 @@
             <w:tcW w:w="720" w:type="dxa"/>
             <w:shd w:val="clear" w:color="auto" w:fill="FAFAFA"/>
             <w:tcMar>
-              <w:top w:w="40" w:type="dxa"/>
-              <w:left w:w="60" w:type="dxa"/>
-              <w:bottom w:w="40" w:type="dxa"/>
-              <w:right w:w="60" w:type="dxa"/>
+              <w:top w:w="35" w:type="dxa"/>
+              <w:left w:w="50" w:type="dxa"/>
+              <w:bottom w:w="35" w:type="dxa"/>
+              <w:right w:w="50" w:type="dxa"/>
             </w:tcMar>
             <w:vAlign w:val="center"/>
           </w:tcPr>
@@ -5438,7 +5309,7 @@
         <w:ind w:firstLine="200"/>
       </w:pPr>
       <w:r>
-        <w:t>El proceso de reducción cuantitativa se estructuró en las cuatro fases del estándar PRISMA 2020 (ver Tabla X y Fig. 1):</w:t>
+        <w:t>El proceso de reducción cuantitativa se estructuró en las cuatro fases del estándar PRISMA 2020, sintetizado en la Tabla X y visualizado en la Fig. 1. La evaluación de calidad metodológica se ejecutó mediante el instrumento de 5 criterios de la Tabla XI.</w:t>
       </w:r>
     </w:p>
     <w:p>
@@ -5481,12 +5352,12 @@
         <w:tblLook w:val="04A0" w:firstRow="1" w:lastRow="0" w:firstColumn="1" w:lastColumn="0" w:noHBand="0" w:noVBand="1"/>
       </w:tblPr>
       <w:tblGrid>
-        <w:gridCol w:w="1008"/>
-        <w:gridCol w:w="750"/>
-        <w:gridCol w:w="1087"/>
+        <w:gridCol w:w="989"/>
         <w:gridCol w:w="732"/>
-        <w:gridCol w:w="812"/>
-        <w:gridCol w:w="750"/>
+        <w:gridCol w:w="1156"/>
+        <w:gridCol w:w="716"/>
+        <w:gridCol w:w="794"/>
+        <w:gridCol w:w="732"/>
       </w:tblGrid>
       <w:tr>
         <w:trPr>
@@ -5497,10 +5368,10 @@
             <w:tcW w:w="864" w:type="dxa"/>
             <w:shd w:val="clear" w:color="auto" w:fill="F2F2F2"/>
             <w:tcMar>
-              <w:top w:w="60" w:type="dxa"/>
-              <w:left w:w="60" w:type="dxa"/>
-              <w:bottom w:w="60" w:type="dxa"/>
-              <w:right w:w="60" w:type="dxa"/>
+              <w:top w:w="50" w:type="dxa"/>
+              <w:left w:w="50" w:type="dxa"/>
+              <w:bottom w:w="50" w:type="dxa"/>
+              <w:right w:w="50" w:type="dxa"/>
             </w:tcMar>
             <w:vAlign w:val="center"/>
           </w:tcPr>
@@ -5522,10 +5393,10 @@
             <w:tcW w:w="720" w:type="dxa"/>
             <w:shd w:val="clear" w:color="auto" w:fill="F2F2F2"/>
             <w:tcMar>
-              <w:top w:w="60" w:type="dxa"/>
-              <w:left w:w="60" w:type="dxa"/>
-              <w:bottom w:w="60" w:type="dxa"/>
-              <w:right w:w="60" w:type="dxa"/>
+              <w:top w:w="50" w:type="dxa"/>
+              <w:left w:w="50" w:type="dxa"/>
+              <w:bottom w:w="50" w:type="dxa"/>
+              <w:right w:w="50" w:type="dxa"/>
             </w:tcMar>
             <w:vAlign w:val="center"/>
           </w:tcPr>
@@ -5547,10 +5418,10 @@
             <w:tcW w:w="1296" w:type="dxa"/>
             <w:shd w:val="clear" w:color="auto" w:fill="F2F2F2"/>
             <w:tcMar>
-              <w:top w:w="60" w:type="dxa"/>
-              <w:left w:w="60" w:type="dxa"/>
-              <w:bottom w:w="60" w:type="dxa"/>
-              <w:right w:w="60" w:type="dxa"/>
+              <w:top w:w="50" w:type="dxa"/>
+              <w:left w:w="50" w:type="dxa"/>
+              <w:bottom w:w="50" w:type="dxa"/>
+              <w:right w:w="50" w:type="dxa"/>
             </w:tcMar>
             <w:vAlign w:val="center"/>
           </w:tcPr>
@@ -5572,10 +5443,10 @@
             <w:tcW w:w="720" w:type="dxa"/>
             <w:shd w:val="clear" w:color="auto" w:fill="F2F2F2"/>
             <w:tcMar>
-              <w:top w:w="60" w:type="dxa"/>
-              <w:left w:w="60" w:type="dxa"/>
-              <w:bottom w:w="60" w:type="dxa"/>
-              <w:right w:w="60" w:type="dxa"/>
+              <w:top w:w="50" w:type="dxa"/>
+              <w:left w:w="50" w:type="dxa"/>
+              <w:bottom w:w="50" w:type="dxa"/>
+              <w:right w:w="50" w:type="dxa"/>
             </w:tcMar>
             <w:vAlign w:val="center"/>
           </w:tcPr>
@@ -5597,10 +5468,10 @@
             <w:tcW w:w="720" w:type="dxa"/>
             <w:shd w:val="clear" w:color="auto" w:fill="F2F2F2"/>
             <w:tcMar>
-              <w:top w:w="60" w:type="dxa"/>
-              <w:left w:w="60" w:type="dxa"/>
-              <w:bottom w:w="60" w:type="dxa"/>
-              <w:right w:w="60" w:type="dxa"/>
+              <w:top w:w="50" w:type="dxa"/>
+              <w:left w:w="50" w:type="dxa"/>
+              <w:bottom w:w="50" w:type="dxa"/>
+              <w:right w:w="50" w:type="dxa"/>
             </w:tcMar>
             <w:vAlign w:val="center"/>
           </w:tcPr>
@@ -5622,10 +5493,10 @@
             <w:tcW w:w="576" w:type="dxa"/>
             <w:shd w:val="clear" w:color="auto" w:fill="F2F2F2"/>
             <w:tcMar>
-              <w:top w:w="60" w:type="dxa"/>
-              <w:left w:w="60" w:type="dxa"/>
-              <w:bottom w:w="60" w:type="dxa"/>
-              <w:right w:w="60" w:type="dxa"/>
+              <w:top w:w="50" w:type="dxa"/>
+              <w:left w:w="50" w:type="dxa"/>
+              <w:bottom w:w="50" w:type="dxa"/>
+              <w:right w:w="50" w:type="dxa"/>
             </w:tcMar>
             <w:vAlign w:val="center"/>
           </w:tcPr>
@@ -5652,26 +5523,19 @@
             <w:tcW w:w="864" w:type="dxa"/>
             <w:shd w:val="clear" w:color="auto" w:fill="FFFFFF"/>
             <w:tcMar>
-              <w:top w:w="40" w:type="dxa"/>
-              <w:left w:w="60" w:type="dxa"/>
-              <w:bottom w:w="40" w:type="dxa"/>
-              <w:right w:w="60" w:type="dxa"/>
-            </w:tcMar>
-            <w:vAlign w:val="center"/>
-          </w:tcPr>
-          <w:p>
-            <w:r>
-              <w:rPr>
-                <w:sz w:val="16"/>
-              </w:rPr>
-              <w:t>Fase 1: Identificació</w:t>
-            </w:r>
-            <w:r>
-              <w:rPr>
-                <w:sz w:val="16"/>
-              </w:rPr>
-              <w:lastRenderedPageBreak/>
-              <w:t>n</w:t>
+              <w:top w:w="35" w:type="dxa"/>
+              <w:left w:w="50" w:type="dxa"/>
+              <w:bottom w:w="35" w:type="dxa"/>
+              <w:right w:w="50" w:type="dxa"/>
+            </w:tcMar>
+            <w:vAlign w:val="center"/>
+          </w:tcPr>
+          <w:p>
+            <w:r>
+              <w:rPr>
+                <w:sz w:val="16"/>
+              </w:rPr>
+              <w:t>Fase 1: Identificación</w:t>
             </w:r>
           </w:p>
         </w:tc>
@@ -5680,19 +5544,18 @@
             <w:tcW w:w="720" w:type="dxa"/>
             <w:shd w:val="clear" w:color="auto" w:fill="FFFFFF"/>
             <w:tcMar>
-              <w:top w:w="40" w:type="dxa"/>
-              <w:left w:w="60" w:type="dxa"/>
-              <w:bottom w:w="40" w:type="dxa"/>
-              <w:right w:w="60" w:type="dxa"/>
-            </w:tcMar>
-            <w:vAlign w:val="center"/>
-          </w:tcPr>
-          <w:p>
-            <w:r>
-              <w:rPr>
-                <w:sz w:val="16"/>
-              </w:rPr>
-              <w:lastRenderedPageBreak/>
+              <w:top w:w="35" w:type="dxa"/>
+              <w:left w:w="50" w:type="dxa"/>
+              <w:bottom w:w="35" w:type="dxa"/>
+              <w:right w:w="50" w:type="dxa"/>
+            </w:tcMar>
+            <w:vAlign w:val="center"/>
+          </w:tcPr>
+          <w:p>
+            <w:r>
+              <w:rPr>
+                <w:sz w:val="16"/>
+              </w:rPr>
               <w:t>1,593 brutos</w:t>
             </w:r>
           </w:p>
@@ -5702,26 +5565,19 @@
             <w:tcW w:w="1296" w:type="dxa"/>
             <w:shd w:val="clear" w:color="auto" w:fill="FFFFFF"/>
             <w:tcMar>
-              <w:top w:w="40" w:type="dxa"/>
-              <w:left w:w="60" w:type="dxa"/>
-              <w:bottom w:w="40" w:type="dxa"/>
-              <w:right w:w="60" w:type="dxa"/>
-            </w:tcMar>
-            <w:vAlign w:val="center"/>
-          </w:tcPr>
-          <w:p>
-            <w:r>
-              <w:rPr>
-                <w:sz w:val="16"/>
-              </w:rPr>
-              <w:t xml:space="preserve">Filtros nativos + </w:t>
-            </w:r>
-            <w:r>
-              <w:rPr>
-                <w:sz w:val="16"/>
-              </w:rPr>
-              <w:lastRenderedPageBreak/>
-              <w:t>Deduplicación cruzada (DOI y Levenshtein &gt;= 95%)</w:t>
+              <w:top w:w="35" w:type="dxa"/>
+              <w:left w:w="50" w:type="dxa"/>
+              <w:bottom w:w="35" w:type="dxa"/>
+              <w:right w:w="50" w:type="dxa"/>
+            </w:tcMar>
+            <w:vAlign w:val="center"/>
+          </w:tcPr>
+          <w:p>
+            <w:r>
+              <w:rPr>
+                <w:sz w:val="16"/>
+              </w:rPr>
+              <w:t>Filtros nativos + Deduplicación cruzada (DOI y Levenshtein &gt;= 95%)</w:t>
             </w:r>
           </w:p>
         </w:tc>
@@ -5730,19 +5586,18 @@
             <w:tcW w:w="720" w:type="dxa"/>
             <w:shd w:val="clear" w:color="auto" w:fill="FFFFFF"/>
             <w:tcMar>
-              <w:top w:w="40" w:type="dxa"/>
-              <w:left w:w="60" w:type="dxa"/>
-              <w:bottom w:w="40" w:type="dxa"/>
-              <w:right w:w="60" w:type="dxa"/>
-            </w:tcMar>
-            <w:vAlign w:val="center"/>
-          </w:tcPr>
-          <w:p>
-            <w:r>
-              <w:rPr>
-                <w:sz w:val="16"/>
-              </w:rPr>
-              <w:lastRenderedPageBreak/>
+              <w:top w:w="35" w:type="dxa"/>
+              <w:left w:w="50" w:type="dxa"/>
+              <w:bottom w:w="35" w:type="dxa"/>
+              <w:right w:w="50" w:type="dxa"/>
+            </w:tcMar>
+            <w:vAlign w:val="center"/>
+          </w:tcPr>
+          <w:p>
+            <w:r>
+              <w:rPr>
+                <w:sz w:val="16"/>
+              </w:rPr>
               <w:t>IN1–IN3</w:t>
             </w:r>
           </w:p>
@@ -5752,26 +5607,19 @@
             <w:tcW w:w="720" w:type="dxa"/>
             <w:shd w:val="clear" w:color="auto" w:fill="FFFFFF"/>
             <w:tcMar>
-              <w:top w:w="40" w:type="dxa"/>
-              <w:left w:w="60" w:type="dxa"/>
-              <w:bottom w:w="40" w:type="dxa"/>
-              <w:right w:w="60" w:type="dxa"/>
-            </w:tcMar>
-            <w:vAlign w:val="center"/>
-          </w:tcPr>
-          <w:p>
-            <w:r>
-              <w:rPr>
-                <w:sz w:val="16"/>
-              </w:rPr>
-              <w:t>-85 duplicado</w:t>
-            </w:r>
-            <w:r>
-              <w:rPr>
-                <w:sz w:val="16"/>
-              </w:rPr>
-              <w:lastRenderedPageBreak/>
-              <w:t>s</w:t>
+              <w:top w:w="35" w:type="dxa"/>
+              <w:left w:w="50" w:type="dxa"/>
+              <w:bottom w:w="35" w:type="dxa"/>
+              <w:right w:w="50" w:type="dxa"/>
+            </w:tcMar>
+            <w:vAlign w:val="center"/>
+          </w:tcPr>
+          <w:p>
+            <w:r>
+              <w:rPr>
+                <w:sz w:val="16"/>
+              </w:rPr>
+              <w:t>-85 duplicados</w:t>
             </w:r>
           </w:p>
         </w:tc>
@@ -5780,19 +5628,18 @@
             <w:tcW w:w="576" w:type="dxa"/>
             <w:shd w:val="clear" w:color="auto" w:fill="FFFFFF"/>
             <w:tcMar>
-              <w:top w:w="40" w:type="dxa"/>
-              <w:left w:w="60" w:type="dxa"/>
-              <w:bottom w:w="40" w:type="dxa"/>
-              <w:right w:w="60" w:type="dxa"/>
-            </w:tcMar>
-            <w:vAlign w:val="center"/>
-          </w:tcPr>
-          <w:p>
-            <w:r>
-              <w:rPr>
-                <w:sz w:val="16"/>
-              </w:rPr>
-              <w:lastRenderedPageBreak/>
+              <w:top w:w="35" w:type="dxa"/>
+              <w:left w:w="50" w:type="dxa"/>
+              <w:bottom w:w="35" w:type="dxa"/>
+              <w:right w:w="50" w:type="dxa"/>
+            </w:tcMar>
+            <w:vAlign w:val="center"/>
+          </w:tcPr>
+          <w:p>
+            <w:r>
+              <w:rPr>
+                <w:sz w:val="16"/>
+              </w:rPr>
               <w:t>875 únicos</w:t>
             </w:r>
           </w:p>
@@ -5807,10 +5654,10 @@
             <w:tcW w:w="864" w:type="dxa"/>
             <w:shd w:val="clear" w:color="auto" w:fill="FAFAFA"/>
             <w:tcMar>
-              <w:top w:w="40" w:type="dxa"/>
-              <w:left w:w="60" w:type="dxa"/>
-              <w:bottom w:w="40" w:type="dxa"/>
-              <w:right w:w="60" w:type="dxa"/>
+              <w:top w:w="35" w:type="dxa"/>
+              <w:left w:w="50" w:type="dxa"/>
+              <w:bottom w:w="35" w:type="dxa"/>
+              <w:right w:w="50" w:type="dxa"/>
             </w:tcMar>
             <w:vAlign w:val="center"/>
           </w:tcPr>
@@ -5828,10 +5675,10 @@
             <w:tcW w:w="720" w:type="dxa"/>
             <w:shd w:val="clear" w:color="auto" w:fill="FAFAFA"/>
             <w:tcMar>
-              <w:top w:w="40" w:type="dxa"/>
-              <w:left w:w="60" w:type="dxa"/>
-              <w:bottom w:w="40" w:type="dxa"/>
-              <w:right w:w="60" w:type="dxa"/>
+              <w:top w:w="35" w:type="dxa"/>
+              <w:left w:w="50" w:type="dxa"/>
+              <w:bottom w:w="35" w:type="dxa"/>
+              <w:right w:w="50" w:type="dxa"/>
             </w:tcMar>
             <w:vAlign w:val="center"/>
           </w:tcPr>
@@ -5849,10 +5696,10 @@
             <w:tcW w:w="1296" w:type="dxa"/>
             <w:shd w:val="clear" w:color="auto" w:fill="FAFAFA"/>
             <w:tcMar>
-              <w:top w:w="40" w:type="dxa"/>
-              <w:left w:w="60" w:type="dxa"/>
-              <w:bottom w:w="40" w:type="dxa"/>
-              <w:right w:w="60" w:type="dxa"/>
+              <w:top w:w="35" w:type="dxa"/>
+              <w:left w:w="50" w:type="dxa"/>
+              <w:bottom w:w="35" w:type="dxa"/>
+              <w:right w:w="50" w:type="dxa"/>
             </w:tcMar>
             <w:vAlign w:val="center"/>
           </w:tcPr>
@@ -5870,10 +5717,10 @@
             <w:tcW w:w="720" w:type="dxa"/>
             <w:shd w:val="clear" w:color="auto" w:fill="FAFAFA"/>
             <w:tcMar>
-              <w:top w:w="40" w:type="dxa"/>
-              <w:left w:w="60" w:type="dxa"/>
-              <w:bottom w:w="40" w:type="dxa"/>
-              <w:right w:w="60" w:type="dxa"/>
+              <w:top w:w="35" w:type="dxa"/>
+              <w:left w:w="50" w:type="dxa"/>
+              <w:bottom w:w="35" w:type="dxa"/>
+              <w:right w:w="50" w:type="dxa"/>
             </w:tcMar>
             <w:vAlign w:val="center"/>
           </w:tcPr>
@@ -5891,10 +5738,10 @@
             <w:tcW w:w="720" w:type="dxa"/>
             <w:shd w:val="clear" w:color="auto" w:fill="FAFAFA"/>
             <w:tcMar>
-              <w:top w:w="40" w:type="dxa"/>
-              <w:left w:w="60" w:type="dxa"/>
-              <w:bottom w:w="40" w:type="dxa"/>
-              <w:right w:w="60" w:type="dxa"/>
+              <w:top w:w="35" w:type="dxa"/>
+              <w:left w:w="50" w:type="dxa"/>
+              <w:bottom w:w="35" w:type="dxa"/>
+              <w:right w:w="50" w:type="dxa"/>
             </w:tcMar>
             <w:vAlign w:val="center"/>
           </w:tcPr>
@@ -5912,10 +5759,10 @@
             <w:tcW w:w="576" w:type="dxa"/>
             <w:shd w:val="clear" w:color="auto" w:fill="FAFAFA"/>
             <w:tcMar>
-              <w:top w:w="40" w:type="dxa"/>
-              <w:left w:w="60" w:type="dxa"/>
-              <w:bottom w:w="40" w:type="dxa"/>
-              <w:right w:w="60" w:type="dxa"/>
+              <w:top w:w="35" w:type="dxa"/>
+              <w:left w:w="50" w:type="dxa"/>
+              <w:bottom w:w="35" w:type="dxa"/>
+              <w:right w:w="50" w:type="dxa"/>
             </w:tcMar>
             <w:vAlign w:val="center"/>
           </w:tcPr>
@@ -5938,10 +5785,10 @@
             <w:tcW w:w="864" w:type="dxa"/>
             <w:shd w:val="clear" w:color="auto" w:fill="FFFFFF"/>
             <w:tcMar>
-              <w:top w:w="40" w:type="dxa"/>
-              <w:left w:w="60" w:type="dxa"/>
-              <w:bottom w:w="40" w:type="dxa"/>
-              <w:right w:w="60" w:type="dxa"/>
+              <w:top w:w="35" w:type="dxa"/>
+              <w:left w:w="50" w:type="dxa"/>
+              <w:bottom w:w="35" w:type="dxa"/>
+              <w:right w:w="50" w:type="dxa"/>
             </w:tcMar>
             <w:vAlign w:val="center"/>
           </w:tcPr>
@@ -5959,10 +5806,10 @@
             <w:tcW w:w="720" w:type="dxa"/>
             <w:shd w:val="clear" w:color="auto" w:fill="FFFFFF"/>
             <w:tcMar>
-              <w:top w:w="40" w:type="dxa"/>
-              <w:left w:w="60" w:type="dxa"/>
-              <w:bottom w:w="40" w:type="dxa"/>
-              <w:right w:w="60" w:type="dxa"/>
+              <w:top w:w="35" w:type="dxa"/>
+              <w:left w:w="50" w:type="dxa"/>
+              <w:bottom w:w="35" w:type="dxa"/>
+              <w:right w:w="50" w:type="dxa"/>
             </w:tcMar>
             <w:vAlign w:val="center"/>
           </w:tcPr>
@@ -5980,10 +5827,10 @@
             <w:tcW w:w="1296" w:type="dxa"/>
             <w:shd w:val="clear" w:color="auto" w:fill="FFFFFF"/>
             <w:tcMar>
-              <w:top w:w="40" w:type="dxa"/>
-              <w:left w:w="60" w:type="dxa"/>
-              <w:bottom w:w="40" w:type="dxa"/>
-              <w:right w:w="60" w:type="dxa"/>
+              <w:top w:w="35" w:type="dxa"/>
+              <w:left w:w="50" w:type="dxa"/>
+              <w:bottom w:w="35" w:type="dxa"/>
+              <w:right w:w="50" w:type="dxa"/>
             </w:tcMar>
             <w:vAlign w:val="center"/>
           </w:tcPr>
@@ -6001,10 +5848,10 @@
             <w:tcW w:w="720" w:type="dxa"/>
             <w:shd w:val="clear" w:color="auto" w:fill="FFFFFF"/>
             <w:tcMar>
-              <w:top w:w="40" w:type="dxa"/>
-              <w:left w:w="60" w:type="dxa"/>
-              <w:bottom w:w="40" w:type="dxa"/>
-              <w:right w:w="60" w:type="dxa"/>
+              <w:top w:w="35" w:type="dxa"/>
+              <w:left w:w="50" w:type="dxa"/>
+              <w:bottom w:w="35" w:type="dxa"/>
+              <w:right w:w="50" w:type="dxa"/>
             </w:tcMar>
             <w:vAlign w:val="center"/>
           </w:tcPr>
@@ -6022,10 +5869,10 @@
             <w:tcW w:w="720" w:type="dxa"/>
             <w:shd w:val="clear" w:color="auto" w:fill="FFFFFF"/>
             <w:tcMar>
-              <w:top w:w="40" w:type="dxa"/>
-              <w:left w:w="60" w:type="dxa"/>
-              <w:bottom w:w="40" w:type="dxa"/>
-              <w:right w:w="60" w:type="dxa"/>
+              <w:top w:w="35" w:type="dxa"/>
+              <w:left w:w="50" w:type="dxa"/>
+              <w:bottom w:w="35" w:type="dxa"/>
+              <w:right w:w="50" w:type="dxa"/>
             </w:tcMar>
             <w:vAlign w:val="center"/>
           </w:tcPr>
@@ -6043,10 +5890,10 @@
             <w:tcW w:w="576" w:type="dxa"/>
             <w:shd w:val="clear" w:color="auto" w:fill="FFFFFF"/>
             <w:tcMar>
-              <w:top w:w="40" w:type="dxa"/>
-              <w:left w:w="60" w:type="dxa"/>
-              <w:bottom w:w="40" w:type="dxa"/>
-              <w:right w:w="60" w:type="dxa"/>
+              <w:top w:w="35" w:type="dxa"/>
+              <w:left w:w="50" w:type="dxa"/>
+              <w:bottom w:w="35" w:type="dxa"/>
+              <w:right w:w="50" w:type="dxa"/>
             </w:tcMar>
             <w:vAlign w:val="center"/>
           </w:tcPr>
@@ -6069,10 +5916,10 @@
             <w:tcW w:w="864" w:type="dxa"/>
             <w:shd w:val="clear" w:color="auto" w:fill="FAFAFA"/>
             <w:tcMar>
-              <w:top w:w="40" w:type="dxa"/>
-              <w:left w:w="60" w:type="dxa"/>
-              <w:bottom w:w="40" w:type="dxa"/>
-              <w:right w:w="60" w:type="dxa"/>
+              <w:top w:w="35" w:type="dxa"/>
+              <w:left w:w="50" w:type="dxa"/>
+              <w:bottom w:w="35" w:type="dxa"/>
+              <w:right w:w="50" w:type="dxa"/>
             </w:tcMar>
             <w:vAlign w:val="center"/>
           </w:tcPr>
@@ -6090,10 +5937,10 @@
             <w:tcW w:w="720" w:type="dxa"/>
             <w:shd w:val="clear" w:color="auto" w:fill="FAFAFA"/>
             <w:tcMar>
-              <w:top w:w="40" w:type="dxa"/>
-              <w:left w:w="60" w:type="dxa"/>
-              <w:bottom w:w="40" w:type="dxa"/>
-              <w:right w:w="60" w:type="dxa"/>
+              <w:top w:w="35" w:type="dxa"/>
+              <w:left w:w="50" w:type="dxa"/>
+              <w:bottom w:w="35" w:type="dxa"/>
+              <w:right w:w="50" w:type="dxa"/>
             </w:tcMar>
             <w:vAlign w:val="center"/>
           </w:tcPr>
@@ -6111,10 +5958,10 @@
             <w:tcW w:w="1296" w:type="dxa"/>
             <w:shd w:val="clear" w:color="auto" w:fill="FAFAFA"/>
             <w:tcMar>
-              <w:top w:w="40" w:type="dxa"/>
-              <w:left w:w="60" w:type="dxa"/>
-              <w:bottom w:w="40" w:type="dxa"/>
-              <w:right w:w="60" w:type="dxa"/>
+              <w:top w:w="35" w:type="dxa"/>
+              <w:left w:w="50" w:type="dxa"/>
+              <w:bottom w:w="35" w:type="dxa"/>
+              <w:right w:w="50" w:type="dxa"/>
             </w:tcMar>
             <w:vAlign w:val="center"/>
           </w:tcPr>
@@ -6132,10 +5979,10 @@
             <w:tcW w:w="720" w:type="dxa"/>
             <w:shd w:val="clear" w:color="auto" w:fill="FAFAFA"/>
             <w:tcMar>
-              <w:top w:w="40" w:type="dxa"/>
-              <w:left w:w="60" w:type="dxa"/>
-              <w:bottom w:w="40" w:type="dxa"/>
-              <w:right w:w="60" w:type="dxa"/>
+              <w:top w:w="35" w:type="dxa"/>
+              <w:left w:w="50" w:type="dxa"/>
+              <w:bottom w:w="35" w:type="dxa"/>
+              <w:right w:w="50" w:type="dxa"/>
             </w:tcMar>
             <w:vAlign w:val="center"/>
           </w:tcPr>
@@ -6153,10 +6000,10 @@
             <w:tcW w:w="720" w:type="dxa"/>
             <w:shd w:val="clear" w:color="auto" w:fill="FAFAFA"/>
             <w:tcMar>
-              <w:top w:w="40" w:type="dxa"/>
-              <w:left w:w="60" w:type="dxa"/>
-              <w:bottom w:w="40" w:type="dxa"/>
-              <w:right w:w="60" w:type="dxa"/>
+              <w:top w:w="35" w:type="dxa"/>
+              <w:left w:w="50" w:type="dxa"/>
+              <w:bottom w:w="35" w:type="dxa"/>
+              <w:right w:w="50" w:type="dxa"/>
             </w:tcMar>
             <w:vAlign w:val="center"/>
           </w:tcPr>
@@ -6174,10 +6021,10 @@
             <w:tcW w:w="576" w:type="dxa"/>
             <w:shd w:val="clear" w:color="auto" w:fill="FAFAFA"/>
             <w:tcMar>
-              <w:top w:w="40" w:type="dxa"/>
-              <w:left w:w="60" w:type="dxa"/>
-              <w:bottom w:w="40" w:type="dxa"/>
-              <w:right w:w="60" w:type="dxa"/>
+              <w:top w:w="35" w:type="dxa"/>
+              <w:left w:w="50" w:type="dxa"/>
+              <w:bottom w:w="35" w:type="dxa"/>
+              <w:right w:w="50" w:type="dxa"/>
             </w:tcMar>
             <w:vAlign w:val="center"/>
           </w:tcPr>
@@ -6202,7 +6049,7 @@
           <w:noProof/>
         </w:rPr>
         <w:drawing>
-          <wp:inline distT="0" distB="0" distL="0" distR="0" wp14:anchorId="1E7BCD3C" wp14:editId="0E7D4759">
+          <wp:inline distT="0" distB="0" distL="0" distR="0" wp14:anchorId="329665D5" wp14:editId="4ECD66EF">
             <wp:extent cx="3017520" cy="3976774"/>
             <wp:effectExtent l="0" t="0" r="0" b="0"/>
             <wp:docPr id="1" name="Picture 1"/>
@@ -6269,7 +6116,7 @@
         <w:t xml:space="preserve">1) Deduplicación y Doble Ciego: </w:t>
       </w:r>
       <w:r>
-        <w:t>Se eliminaron 85 registros duplicados mediante DOI y Levenshtein normalizada (≥ 95%). El cribado y la lectura a texto completo se condujeron en doble ciego por dos revisores independientes, alcanzando un coeficiente Kappa de Cohen κ = 0.86 en Fase 2 y κ = 0.91 en Fase 3 (concordancia casi perfecta).</w:t>
+        <w:t>Se eliminaron 85 registros duplicados mediante cotejo de DOI y distancia de Levenshtein normalizada (≥ 95%). El cribado y la lectura a texto completo se condujeron en doble ciego por dos revisores independientes, alcanzando un coeficiente Kappa de Cohen κ = 0.86 en Fase 2 y κ = 0.91 en Fase 3 (concordancia casi perfecta).</w:t>
       </w:r>
     </w:p>
     <w:p>
@@ -6284,10 +6131,7 @@
         <w:t xml:space="preserve">2) Control de Calidad Metodológica (QA): </w:t>
       </w:r>
       <w:r>
-        <w:t xml:space="preserve">Se evaluaron 5 dimensiones de rigor científico (QA1 a QA5) con puntaje máximo de 5.0 y umbral mínimo de QA ≥ 3.0 (ver Tabla XI). </w:t>
-      </w:r>
-      <w:r>
-        <w:t>La media general para los 110 estudios incluidos fue de 4.12 / 5.0, alcanzando los 4 estudios nucleares la calificación perfecta de 5.0 / 5.0.</w:t>
+        <w:t>Se evaluaron 5 dimensiones de rigor científico (QA1 a QA5) con puntaje máximo de 5.0 y umbral de corte QA ≥ 3.0 (Tabla XI). La media general para los 110 estudios incluidos fue de 4.12 / 5.0, alcanzando los 4 estudios nucleares ([1]–[4]) la calificación máxima de 5.0 / 5.0.</w:t>
       </w:r>
     </w:p>
     <w:p>
@@ -6330,7 +6174,7 @@
         <w:tblLook w:val="04A0" w:firstRow="1" w:lastRow="0" w:firstColumn="1" w:lastColumn="0" w:noHBand="0" w:noVBand="1"/>
       </w:tblPr>
       <w:tblGrid>
-        <w:gridCol w:w="609"/>
+        <w:gridCol w:w="589"/>
         <w:gridCol w:w="2592"/>
         <w:gridCol w:w="1728"/>
       </w:tblGrid>
@@ -6343,10 +6187,10 @@
             <w:tcW w:w="576" w:type="dxa"/>
             <w:shd w:val="clear" w:color="auto" w:fill="F2F2F2"/>
             <w:tcMar>
-              <w:top w:w="60" w:type="dxa"/>
-              <w:left w:w="60" w:type="dxa"/>
-              <w:bottom w:w="60" w:type="dxa"/>
-              <w:right w:w="60" w:type="dxa"/>
+              <w:top w:w="50" w:type="dxa"/>
+              <w:left w:w="50" w:type="dxa"/>
+              <w:bottom w:w="50" w:type="dxa"/>
+              <w:right w:w="50" w:type="dxa"/>
             </w:tcMar>
             <w:vAlign w:val="center"/>
           </w:tcPr>
@@ -6368,10 +6212,10 @@
             <w:tcW w:w="2592" w:type="dxa"/>
             <w:shd w:val="clear" w:color="auto" w:fill="F2F2F2"/>
             <w:tcMar>
-              <w:top w:w="60" w:type="dxa"/>
-              <w:left w:w="60" w:type="dxa"/>
-              <w:bottom w:w="60" w:type="dxa"/>
-              <w:right w:w="60" w:type="dxa"/>
+              <w:top w:w="50" w:type="dxa"/>
+              <w:left w:w="50" w:type="dxa"/>
+              <w:bottom w:w="50" w:type="dxa"/>
+              <w:right w:w="50" w:type="dxa"/>
             </w:tcMar>
             <w:vAlign w:val="center"/>
           </w:tcPr>
@@ -6393,10 +6237,10 @@
             <w:tcW w:w="1728" w:type="dxa"/>
             <w:shd w:val="clear" w:color="auto" w:fill="F2F2F2"/>
             <w:tcMar>
-              <w:top w:w="60" w:type="dxa"/>
-              <w:left w:w="60" w:type="dxa"/>
-              <w:bottom w:w="60" w:type="dxa"/>
-              <w:right w:w="60" w:type="dxa"/>
+              <w:top w:w="50" w:type="dxa"/>
+              <w:left w:w="50" w:type="dxa"/>
+              <w:bottom w:w="50" w:type="dxa"/>
+              <w:right w:w="50" w:type="dxa"/>
             </w:tcMar>
             <w:vAlign w:val="center"/>
           </w:tcPr>
@@ -6423,10 +6267,10 @@
             <w:tcW w:w="576" w:type="dxa"/>
             <w:shd w:val="clear" w:color="auto" w:fill="FFFFFF"/>
             <w:tcMar>
-              <w:top w:w="40" w:type="dxa"/>
-              <w:left w:w="60" w:type="dxa"/>
-              <w:bottom w:w="40" w:type="dxa"/>
-              <w:right w:w="60" w:type="dxa"/>
+              <w:top w:w="35" w:type="dxa"/>
+              <w:left w:w="50" w:type="dxa"/>
+              <w:bottom w:w="35" w:type="dxa"/>
+              <w:right w:w="50" w:type="dxa"/>
             </w:tcMar>
             <w:vAlign w:val="center"/>
           </w:tcPr>
@@ -6444,10 +6288,10 @@
             <w:tcW w:w="2592" w:type="dxa"/>
             <w:shd w:val="clear" w:color="auto" w:fill="FFFFFF"/>
             <w:tcMar>
-              <w:top w:w="40" w:type="dxa"/>
-              <w:left w:w="60" w:type="dxa"/>
-              <w:bottom w:w="40" w:type="dxa"/>
-              <w:right w:w="60" w:type="dxa"/>
+              <w:top w:w="35" w:type="dxa"/>
+              <w:left w:w="50" w:type="dxa"/>
+              <w:bottom w:w="35" w:type="dxa"/>
+              <w:right w:w="50" w:type="dxa"/>
             </w:tcMar>
             <w:vAlign w:val="center"/>
           </w:tcPr>
@@ -6465,10 +6309,10 @@
             <w:tcW w:w="1728" w:type="dxa"/>
             <w:shd w:val="clear" w:color="auto" w:fill="FFFFFF"/>
             <w:tcMar>
-              <w:top w:w="40" w:type="dxa"/>
-              <w:left w:w="60" w:type="dxa"/>
-              <w:bottom w:w="40" w:type="dxa"/>
-              <w:right w:w="60" w:type="dxa"/>
+              <w:top w:w="35" w:type="dxa"/>
+              <w:left w:w="50" w:type="dxa"/>
+              <w:bottom w:w="35" w:type="dxa"/>
+              <w:right w:w="50" w:type="dxa"/>
             </w:tcMar>
             <w:vAlign w:val="center"/>
           </w:tcPr>
@@ -6505,10 +6349,10 @@
             <w:tcW w:w="576" w:type="dxa"/>
             <w:shd w:val="clear" w:color="auto" w:fill="FAFAFA"/>
             <w:tcMar>
-              <w:top w:w="40" w:type="dxa"/>
-              <w:left w:w="60" w:type="dxa"/>
-              <w:bottom w:w="40" w:type="dxa"/>
-              <w:right w:w="60" w:type="dxa"/>
+              <w:top w:w="35" w:type="dxa"/>
+              <w:left w:w="50" w:type="dxa"/>
+              <w:bottom w:w="35" w:type="dxa"/>
+              <w:right w:w="50" w:type="dxa"/>
             </w:tcMar>
             <w:vAlign w:val="center"/>
           </w:tcPr>
@@ -6526,10 +6370,10 @@
             <w:tcW w:w="2592" w:type="dxa"/>
             <w:shd w:val="clear" w:color="auto" w:fill="FAFAFA"/>
             <w:tcMar>
-              <w:top w:w="40" w:type="dxa"/>
-              <w:left w:w="60" w:type="dxa"/>
-              <w:bottom w:w="40" w:type="dxa"/>
-              <w:right w:w="60" w:type="dxa"/>
+              <w:top w:w="35" w:type="dxa"/>
+              <w:left w:w="50" w:type="dxa"/>
+              <w:bottom w:w="35" w:type="dxa"/>
+              <w:right w:w="50" w:type="dxa"/>
             </w:tcMar>
             <w:vAlign w:val="center"/>
           </w:tcPr>
@@ -6547,10 +6391,10 @@
             <w:tcW w:w="1728" w:type="dxa"/>
             <w:shd w:val="clear" w:color="auto" w:fill="FAFAFA"/>
             <w:tcMar>
-              <w:top w:w="40" w:type="dxa"/>
-              <w:left w:w="60" w:type="dxa"/>
-              <w:bottom w:w="40" w:type="dxa"/>
-              <w:right w:w="60" w:type="dxa"/>
+              <w:top w:w="35" w:type="dxa"/>
+              <w:left w:w="50" w:type="dxa"/>
+              <w:bottom w:w="35" w:type="dxa"/>
+              <w:right w:w="50" w:type="dxa"/>
             </w:tcMar>
             <w:vAlign w:val="center"/>
           </w:tcPr>
@@ -6566,7 +6410,14 @@
                 <w:sz w:val="16"/>
               </w:rPr>
               <w:br/>
-              <w:t>0.5: Descripción superficial del modelo.</w:t>
+              <w:t xml:space="preserve">0.5: Descripción </w:t>
+            </w:r>
+            <w:r>
+              <w:rPr>
+                <w:sz w:val="16"/>
+              </w:rPr>
+              <w:lastRenderedPageBreak/>
+              <w:t>superficial del modelo.</w:t>
             </w:r>
             <w:r>
               <w:rPr>
@@ -6587,18 +6438,19 @@
             <w:tcW w:w="576" w:type="dxa"/>
             <w:shd w:val="clear" w:color="auto" w:fill="FFFFFF"/>
             <w:tcMar>
-              <w:top w:w="40" w:type="dxa"/>
-              <w:left w:w="60" w:type="dxa"/>
-              <w:bottom w:w="40" w:type="dxa"/>
-              <w:right w:w="60" w:type="dxa"/>
-            </w:tcMar>
-            <w:vAlign w:val="center"/>
-          </w:tcPr>
-          <w:p>
-            <w:r>
-              <w:rPr>
-                <w:sz w:val="16"/>
-              </w:rPr>
+              <w:top w:w="35" w:type="dxa"/>
+              <w:left w:w="50" w:type="dxa"/>
+              <w:bottom w:w="35" w:type="dxa"/>
+              <w:right w:w="50" w:type="dxa"/>
+            </w:tcMar>
+            <w:vAlign w:val="center"/>
+          </w:tcPr>
+          <w:p>
+            <w:r>
+              <w:rPr>
+                <w:sz w:val="16"/>
+              </w:rPr>
+              <w:lastRenderedPageBreak/>
               <w:t>QA3</w:t>
             </w:r>
           </w:p>
@@ -6608,10 +6460,10 @@
             <w:tcW w:w="2592" w:type="dxa"/>
             <w:shd w:val="clear" w:color="auto" w:fill="FFFFFF"/>
             <w:tcMar>
-              <w:top w:w="40" w:type="dxa"/>
-              <w:left w:w="60" w:type="dxa"/>
-              <w:bottom w:w="40" w:type="dxa"/>
-              <w:right w:w="60" w:type="dxa"/>
+              <w:top w:w="35" w:type="dxa"/>
+              <w:left w:w="50" w:type="dxa"/>
+              <w:bottom w:w="35" w:type="dxa"/>
+              <w:right w:w="50" w:type="dxa"/>
             </w:tcMar>
             <w:vAlign w:val="center"/>
           </w:tcPr>
@@ -6629,10 +6481,10 @@
             <w:tcW w:w="1728" w:type="dxa"/>
             <w:shd w:val="clear" w:color="auto" w:fill="FFFFFF"/>
             <w:tcMar>
-              <w:top w:w="40" w:type="dxa"/>
-              <w:left w:w="60" w:type="dxa"/>
-              <w:bottom w:w="40" w:type="dxa"/>
-              <w:right w:w="60" w:type="dxa"/>
+              <w:top w:w="35" w:type="dxa"/>
+              <w:left w:w="50" w:type="dxa"/>
+              <w:bottom w:w="35" w:type="dxa"/>
+              <w:right w:w="50" w:type="dxa"/>
             </w:tcMar>
             <w:vAlign w:val="center"/>
           </w:tcPr>
@@ -6669,10 +6521,10 @@
             <w:tcW w:w="576" w:type="dxa"/>
             <w:shd w:val="clear" w:color="auto" w:fill="FAFAFA"/>
             <w:tcMar>
-              <w:top w:w="40" w:type="dxa"/>
-              <w:left w:w="60" w:type="dxa"/>
-              <w:bottom w:w="40" w:type="dxa"/>
-              <w:right w:w="60" w:type="dxa"/>
+              <w:top w:w="35" w:type="dxa"/>
+              <w:left w:w="50" w:type="dxa"/>
+              <w:bottom w:w="35" w:type="dxa"/>
+              <w:right w:w="50" w:type="dxa"/>
             </w:tcMar>
             <w:vAlign w:val="center"/>
           </w:tcPr>
@@ -6690,10 +6542,10 @@
             <w:tcW w:w="2592" w:type="dxa"/>
             <w:shd w:val="clear" w:color="auto" w:fill="FAFAFA"/>
             <w:tcMar>
-              <w:top w:w="40" w:type="dxa"/>
-              <w:left w:w="60" w:type="dxa"/>
-              <w:bottom w:w="40" w:type="dxa"/>
-              <w:right w:w="60" w:type="dxa"/>
+              <w:top w:w="35" w:type="dxa"/>
+              <w:left w:w="50" w:type="dxa"/>
+              <w:bottom w:w="35" w:type="dxa"/>
+              <w:right w:w="50" w:type="dxa"/>
             </w:tcMar>
             <w:vAlign w:val="center"/>
           </w:tcPr>
@@ -6711,10 +6563,10 @@
             <w:tcW w:w="1728" w:type="dxa"/>
             <w:shd w:val="clear" w:color="auto" w:fill="FAFAFA"/>
             <w:tcMar>
-              <w:top w:w="40" w:type="dxa"/>
-              <w:left w:w="60" w:type="dxa"/>
-              <w:bottom w:w="40" w:type="dxa"/>
-              <w:right w:w="60" w:type="dxa"/>
+              <w:top w:w="35" w:type="dxa"/>
+              <w:left w:w="50" w:type="dxa"/>
+              <w:bottom w:w="35" w:type="dxa"/>
+              <w:right w:w="50" w:type="dxa"/>
             </w:tcMar>
             <w:vAlign w:val="center"/>
           </w:tcPr>
@@ -6751,10 +6603,10 @@
             <w:tcW w:w="576" w:type="dxa"/>
             <w:shd w:val="clear" w:color="auto" w:fill="FFFFFF"/>
             <w:tcMar>
-              <w:top w:w="40" w:type="dxa"/>
-              <w:left w:w="60" w:type="dxa"/>
-              <w:bottom w:w="40" w:type="dxa"/>
-              <w:right w:w="60" w:type="dxa"/>
+              <w:top w:w="35" w:type="dxa"/>
+              <w:left w:w="50" w:type="dxa"/>
+              <w:bottom w:w="35" w:type="dxa"/>
+              <w:right w:w="50" w:type="dxa"/>
             </w:tcMar>
             <w:vAlign w:val="center"/>
           </w:tcPr>
@@ -6772,10 +6624,10 @@
             <w:tcW w:w="2592" w:type="dxa"/>
             <w:shd w:val="clear" w:color="auto" w:fill="FFFFFF"/>
             <w:tcMar>
-              <w:top w:w="40" w:type="dxa"/>
-              <w:left w:w="60" w:type="dxa"/>
-              <w:bottom w:w="40" w:type="dxa"/>
-              <w:right w:w="60" w:type="dxa"/>
+              <w:top w:w="35" w:type="dxa"/>
+              <w:left w:w="50" w:type="dxa"/>
+              <w:bottom w:w="35" w:type="dxa"/>
+              <w:right w:w="50" w:type="dxa"/>
             </w:tcMar>
             <w:vAlign w:val="center"/>
           </w:tcPr>
@@ -6793,10 +6645,10 @@
             <w:tcW w:w="1728" w:type="dxa"/>
             <w:shd w:val="clear" w:color="auto" w:fill="FFFFFF"/>
             <w:tcMar>
-              <w:top w:w="40" w:type="dxa"/>
-              <w:left w:w="60" w:type="dxa"/>
-              <w:bottom w:w="40" w:type="dxa"/>
-              <w:right w:w="60" w:type="dxa"/>
+              <w:top w:w="35" w:type="dxa"/>
+              <w:left w:w="50" w:type="dxa"/>
+              <w:bottom w:w="35" w:type="dxa"/>
+              <w:right w:w="50" w:type="dxa"/>
             </w:tcMar>
             <w:vAlign w:val="center"/>
           </w:tcPr>
@@ -6843,7 +6695,7 @@
         <w:ind w:firstLine="200"/>
       </w:pPr>
       <w:r>
-        <w:t>Los 110 estudios primarios admitidos se clasificaron en cuatro estratos según su cobertura de las preguntas de investigación: Estudios Nucleares (4/4 PIs — n = 4, 3.6%), Soporte Temático Avanzado (3/4 PIs — n = 32, 29.1%), Soporte Algorítmico y Rendimiento (2/4 PIs — n = 48, 43.6%) y Caracterización y Contexto (1/4 PIs — n = 26, 23.6%). La Tabla XII presenta la muestra representativa:</w:t>
+        <w:t>Los 110 estudios primarios admitidos se clasificaron según su nivel de cobertura de las cuatro preguntas de investigación temáticas (PI1–PI4). En la Tabla XII se presenta una muestra representativa del mapeo del corpus, destacando los 4 estudios nucleares de cobertura integral ([1]–[4]).</w:t>
       </w:r>
     </w:p>
     <w:p>
@@ -6886,14 +6738,14 @@
         <w:tblLook w:val="04A0" w:firstRow="1" w:lastRow="0" w:firstColumn="1" w:lastColumn="0" w:noHBand="0" w:noVBand="1"/>
       </w:tblPr>
       <w:tblGrid>
-        <w:gridCol w:w="575"/>
-        <w:gridCol w:w="1539"/>
-        <w:gridCol w:w="360"/>
-        <w:gridCol w:w="360"/>
-        <w:gridCol w:w="360"/>
-        <w:gridCol w:w="360"/>
-        <w:gridCol w:w="429"/>
-        <w:gridCol w:w="1156"/>
+        <w:gridCol w:w="576"/>
+        <w:gridCol w:w="1584"/>
+        <w:gridCol w:w="340"/>
+        <w:gridCol w:w="340"/>
+        <w:gridCol w:w="340"/>
+        <w:gridCol w:w="340"/>
+        <w:gridCol w:w="432"/>
+        <w:gridCol w:w="1152"/>
       </w:tblGrid>
       <w:tr>
         <w:trPr>
@@ -6904,10 +6756,10 @@
             <w:tcW w:w="576" w:type="dxa"/>
             <w:shd w:val="clear" w:color="auto" w:fill="F2F2F2"/>
             <w:tcMar>
-              <w:top w:w="60" w:type="dxa"/>
-              <w:left w:w="60" w:type="dxa"/>
-              <w:bottom w:w="60" w:type="dxa"/>
-              <w:right w:w="60" w:type="dxa"/>
+              <w:top w:w="50" w:type="dxa"/>
+              <w:left w:w="50" w:type="dxa"/>
+              <w:bottom w:w="50" w:type="dxa"/>
+              <w:right w:w="50" w:type="dxa"/>
             </w:tcMar>
             <w:vAlign w:val="center"/>
           </w:tcPr>
@@ -6920,7 +6772,7 @@
                 <w:b/>
                 <w:sz w:val="16"/>
               </w:rPr>
-              <w:t>ID</w:t>
+              <w:t>Ref.</w:t>
             </w:r>
           </w:p>
         </w:tc>
@@ -6929,10 +6781,10 @@
             <w:tcW w:w="1584" w:type="dxa"/>
             <w:shd w:val="clear" w:color="auto" w:fill="F2F2F2"/>
             <w:tcMar>
-              <w:top w:w="60" w:type="dxa"/>
-              <w:left w:w="60" w:type="dxa"/>
-              <w:bottom w:w="60" w:type="dxa"/>
-              <w:right w:w="60" w:type="dxa"/>
+              <w:top w:w="50" w:type="dxa"/>
+              <w:left w:w="50" w:type="dxa"/>
+              <w:bottom w:w="50" w:type="dxa"/>
+              <w:right w:w="50" w:type="dxa"/>
             </w:tcMar>
             <w:vAlign w:val="center"/>
           </w:tcPr>
@@ -6945,7 +6797,7 @@
                 <w:b/>
                 <w:sz w:val="16"/>
               </w:rPr>
-              <w:t>Referencia Bibliográfica</w:t>
+              <w:t>Referencia / Autores</w:t>
             </w:r>
           </w:p>
         </w:tc>
@@ -6954,10 +6806,10 @@
             <w:tcW w:w="288" w:type="dxa"/>
             <w:shd w:val="clear" w:color="auto" w:fill="F2F2F2"/>
             <w:tcMar>
-              <w:top w:w="60" w:type="dxa"/>
-              <w:left w:w="60" w:type="dxa"/>
-              <w:bottom w:w="60" w:type="dxa"/>
-              <w:right w:w="60" w:type="dxa"/>
+              <w:top w:w="50" w:type="dxa"/>
+              <w:left w:w="50" w:type="dxa"/>
+              <w:bottom w:w="50" w:type="dxa"/>
+              <w:right w:w="50" w:type="dxa"/>
             </w:tcMar>
             <w:vAlign w:val="center"/>
           </w:tcPr>
@@ -6979,10 +6831,10 @@
             <w:tcW w:w="288" w:type="dxa"/>
             <w:shd w:val="clear" w:color="auto" w:fill="F2F2F2"/>
             <w:tcMar>
-              <w:top w:w="60" w:type="dxa"/>
-              <w:left w:w="60" w:type="dxa"/>
-              <w:bottom w:w="60" w:type="dxa"/>
-              <w:right w:w="60" w:type="dxa"/>
+              <w:top w:w="50" w:type="dxa"/>
+              <w:left w:w="50" w:type="dxa"/>
+              <w:bottom w:w="50" w:type="dxa"/>
+              <w:right w:w="50" w:type="dxa"/>
             </w:tcMar>
             <w:vAlign w:val="center"/>
           </w:tcPr>
@@ -7004,10 +6856,10 @@
             <w:tcW w:w="288" w:type="dxa"/>
             <w:shd w:val="clear" w:color="auto" w:fill="F2F2F2"/>
             <w:tcMar>
-              <w:top w:w="60" w:type="dxa"/>
-              <w:left w:w="60" w:type="dxa"/>
-              <w:bottom w:w="60" w:type="dxa"/>
-              <w:right w:w="60" w:type="dxa"/>
+              <w:top w:w="50" w:type="dxa"/>
+              <w:left w:w="50" w:type="dxa"/>
+              <w:bottom w:w="50" w:type="dxa"/>
+              <w:right w:w="50" w:type="dxa"/>
             </w:tcMar>
             <w:vAlign w:val="center"/>
           </w:tcPr>
@@ -7029,10 +6881,10 @@
             <w:tcW w:w="288" w:type="dxa"/>
             <w:shd w:val="clear" w:color="auto" w:fill="F2F2F2"/>
             <w:tcMar>
-              <w:top w:w="60" w:type="dxa"/>
-              <w:left w:w="60" w:type="dxa"/>
-              <w:bottom w:w="60" w:type="dxa"/>
-              <w:right w:w="60" w:type="dxa"/>
+              <w:top w:w="50" w:type="dxa"/>
+              <w:left w:w="50" w:type="dxa"/>
+              <w:bottom w:w="50" w:type="dxa"/>
+              <w:right w:w="50" w:type="dxa"/>
             </w:tcMar>
             <w:vAlign w:val="center"/>
           </w:tcPr>
@@ -7054,10 +6906,10 @@
             <w:tcW w:w="432" w:type="dxa"/>
             <w:shd w:val="clear" w:color="auto" w:fill="F2F2F2"/>
             <w:tcMar>
-              <w:top w:w="60" w:type="dxa"/>
-              <w:left w:w="60" w:type="dxa"/>
-              <w:bottom w:w="60" w:type="dxa"/>
-              <w:right w:w="60" w:type="dxa"/>
+              <w:top w:w="50" w:type="dxa"/>
+              <w:left w:w="50" w:type="dxa"/>
+              <w:bottom w:w="50" w:type="dxa"/>
+              <w:right w:w="50" w:type="dxa"/>
             </w:tcMar>
             <w:vAlign w:val="center"/>
           </w:tcPr>
@@ -7079,10 +6931,10 @@
             <w:tcW w:w="1152" w:type="dxa"/>
             <w:shd w:val="clear" w:color="auto" w:fill="F2F2F2"/>
             <w:tcMar>
-              <w:top w:w="60" w:type="dxa"/>
-              <w:left w:w="60" w:type="dxa"/>
-              <w:bottom w:w="60" w:type="dxa"/>
-              <w:right w:w="60" w:type="dxa"/>
+              <w:top w:w="50" w:type="dxa"/>
+              <w:left w:w="50" w:type="dxa"/>
+              <w:bottom w:w="50" w:type="dxa"/>
+              <w:right w:w="50" w:type="dxa"/>
             </w:tcMar>
             <w:vAlign w:val="center"/>
           </w:tcPr>
@@ -7109,19 +6961,19 @@
             <w:tcW w:w="576" w:type="dxa"/>
             <w:shd w:val="clear" w:color="auto" w:fill="FFFFFF"/>
             <w:tcMar>
-              <w:top w:w="40" w:type="dxa"/>
-              <w:left w:w="60" w:type="dxa"/>
-              <w:bottom w:w="40" w:type="dxa"/>
-              <w:right w:w="60" w:type="dxa"/>
-            </w:tcMar>
-            <w:vAlign w:val="center"/>
-          </w:tcPr>
-          <w:p>
-            <w:r>
-              <w:rPr>
-                <w:sz w:val="16"/>
-              </w:rPr>
-              <w:t>[S001]</w:t>
+              <w:top w:w="35" w:type="dxa"/>
+              <w:left w:w="50" w:type="dxa"/>
+              <w:bottom w:w="35" w:type="dxa"/>
+              <w:right w:w="50" w:type="dxa"/>
+            </w:tcMar>
+            <w:vAlign w:val="center"/>
+          </w:tcPr>
+          <w:p>
+            <w:r>
+              <w:rPr>
+                <w:sz w:val="16"/>
+              </w:rPr>
+              <w:t>[1]</w:t>
             </w:r>
           </w:p>
         </w:tc>
@@ -7130,19 +6982,19 @@
             <w:tcW w:w="1584" w:type="dxa"/>
             <w:shd w:val="clear" w:color="auto" w:fill="FFFFFF"/>
             <w:tcMar>
-              <w:top w:w="40" w:type="dxa"/>
-              <w:left w:w="60" w:type="dxa"/>
-              <w:bottom w:w="40" w:type="dxa"/>
-              <w:right w:w="60" w:type="dxa"/>
-            </w:tcMar>
-            <w:vAlign w:val="center"/>
-          </w:tcPr>
-          <w:p>
-            <w:r>
-              <w:rPr>
-                <w:sz w:val="16"/>
-              </w:rPr>
-              <w:t>Wei et al. (2020)</w:t>
+              <w:top w:w="35" w:type="dxa"/>
+              <w:left w:w="50" w:type="dxa"/>
+              <w:bottom w:w="35" w:type="dxa"/>
+              <w:right w:w="50" w:type="dxa"/>
+            </w:tcMar>
+            <w:vAlign w:val="center"/>
+          </w:tcPr>
+          <w:p>
+            <w:r>
+              <w:rPr>
+                <w:sz w:val="16"/>
+              </w:rPr>
+              <w:t>M. Wei et al. (2020) [S001]</w:t>
             </w:r>
           </w:p>
         </w:tc>
@@ -7151,10 +7003,10 @@
             <w:tcW w:w="288" w:type="dxa"/>
             <w:shd w:val="clear" w:color="auto" w:fill="FFFFFF"/>
             <w:tcMar>
-              <w:top w:w="40" w:type="dxa"/>
-              <w:left w:w="60" w:type="dxa"/>
-              <w:bottom w:w="40" w:type="dxa"/>
-              <w:right w:w="60" w:type="dxa"/>
+              <w:top w:w="35" w:type="dxa"/>
+              <w:left w:w="50" w:type="dxa"/>
+              <w:bottom w:w="35" w:type="dxa"/>
+              <w:right w:w="50" w:type="dxa"/>
             </w:tcMar>
             <w:vAlign w:val="center"/>
           </w:tcPr>
@@ -7172,10 +7024,10 @@
             <w:tcW w:w="288" w:type="dxa"/>
             <w:shd w:val="clear" w:color="auto" w:fill="FFFFFF"/>
             <w:tcMar>
-              <w:top w:w="40" w:type="dxa"/>
-              <w:left w:w="60" w:type="dxa"/>
-              <w:bottom w:w="40" w:type="dxa"/>
-              <w:right w:w="60" w:type="dxa"/>
+              <w:top w:w="35" w:type="dxa"/>
+              <w:left w:w="50" w:type="dxa"/>
+              <w:bottom w:w="35" w:type="dxa"/>
+              <w:right w:w="50" w:type="dxa"/>
             </w:tcMar>
             <w:vAlign w:val="center"/>
           </w:tcPr>
@@ -7193,10 +7045,10 @@
             <w:tcW w:w="288" w:type="dxa"/>
             <w:shd w:val="clear" w:color="auto" w:fill="FFFFFF"/>
             <w:tcMar>
-              <w:top w:w="40" w:type="dxa"/>
-              <w:left w:w="60" w:type="dxa"/>
-              <w:bottom w:w="40" w:type="dxa"/>
-              <w:right w:w="60" w:type="dxa"/>
+              <w:top w:w="35" w:type="dxa"/>
+              <w:left w:w="50" w:type="dxa"/>
+              <w:bottom w:w="35" w:type="dxa"/>
+              <w:right w:w="50" w:type="dxa"/>
             </w:tcMar>
             <w:vAlign w:val="center"/>
           </w:tcPr>
@@ -7214,10 +7066,10 @@
             <w:tcW w:w="288" w:type="dxa"/>
             <w:shd w:val="clear" w:color="auto" w:fill="FFFFFF"/>
             <w:tcMar>
-              <w:top w:w="40" w:type="dxa"/>
-              <w:left w:w="60" w:type="dxa"/>
-              <w:bottom w:w="40" w:type="dxa"/>
-              <w:right w:w="60" w:type="dxa"/>
+              <w:top w:w="35" w:type="dxa"/>
+              <w:left w:w="50" w:type="dxa"/>
+              <w:bottom w:w="35" w:type="dxa"/>
+              <w:right w:w="50" w:type="dxa"/>
             </w:tcMar>
             <w:vAlign w:val="center"/>
           </w:tcPr>
@@ -7235,10 +7087,10 @@
             <w:tcW w:w="432" w:type="dxa"/>
             <w:shd w:val="clear" w:color="auto" w:fill="FFFFFF"/>
             <w:tcMar>
-              <w:top w:w="40" w:type="dxa"/>
-              <w:left w:w="60" w:type="dxa"/>
-              <w:bottom w:w="40" w:type="dxa"/>
-              <w:right w:w="60" w:type="dxa"/>
+              <w:top w:w="35" w:type="dxa"/>
+              <w:left w:w="50" w:type="dxa"/>
+              <w:bottom w:w="35" w:type="dxa"/>
+              <w:right w:w="50" w:type="dxa"/>
             </w:tcMar>
             <w:vAlign w:val="center"/>
           </w:tcPr>
@@ -7256,10 +7108,10 @@
             <w:tcW w:w="1152" w:type="dxa"/>
             <w:shd w:val="clear" w:color="auto" w:fill="FFFFFF"/>
             <w:tcMar>
-              <w:top w:w="40" w:type="dxa"/>
-              <w:left w:w="60" w:type="dxa"/>
-              <w:bottom w:w="40" w:type="dxa"/>
-              <w:right w:w="60" w:type="dxa"/>
+              <w:top w:w="35" w:type="dxa"/>
+              <w:left w:w="50" w:type="dxa"/>
+              <w:bottom w:w="35" w:type="dxa"/>
+              <w:right w:w="50" w:type="dxa"/>
             </w:tcMar>
             <w:vAlign w:val="center"/>
           </w:tcPr>
@@ -7282,19 +7134,19 @@
             <w:tcW w:w="576" w:type="dxa"/>
             <w:shd w:val="clear" w:color="auto" w:fill="FAFAFA"/>
             <w:tcMar>
-              <w:top w:w="40" w:type="dxa"/>
-              <w:left w:w="60" w:type="dxa"/>
-              <w:bottom w:w="40" w:type="dxa"/>
-              <w:right w:w="60" w:type="dxa"/>
-            </w:tcMar>
-            <w:vAlign w:val="center"/>
-          </w:tcPr>
-          <w:p>
-            <w:r>
-              <w:rPr>
-                <w:sz w:val="16"/>
-              </w:rPr>
-              <w:t>[S002]</w:t>
+              <w:top w:w="35" w:type="dxa"/>
+              <w:left w:w="50" w:type="dxa"/>
+              <w:bottom w:w="35" w:type="dxa"/>
+              <w:right w:w="50" w:type="dxa"/>
+            </w:tcMar>
+            <w:vAlign w:val="center"/>
+          </w:tcPr>
+          <w:p>
+            <w:r>
+              <w:rPr>
+                <w:sz w:val="16"/>
+              </w:rPr>
+              <w:t>[2]</w:t>
             </w:r>
           </w:p>
         </w:tc>
@@ -7303,19 +7155,19 @@
             <w:tcW w:w="1584" w:type="dxa"/>
             <w:shd w:val="clear" w:color="auto" w:fill="FAFAFA"/>
             <w:tcMar>
-              <w:top w:w="40" w:type="dxa"/>
-              <w:left w:w="60" w:type="dxa"/>
-              <w:bottom w:w="40" w:type="dxa"/>
-              <w:right w:w="60" w:type="dxa"/>
-            </w:tcMar>
-            <w:vAlign w:val="center"/>
-          </w:tcPr>
-          <w:p>
-            <w:r>
-              <w:rPr>
-                <w:sz w:val="16"/>
-              </w:rPr>
-              <w:t>Hwang et al. (2021)</w:t>
+              <w:top w:w="35" w:type="dxa"/>
+              <w:left w:w="50" w:type="dxa"/>
+              <w:bottom w:w="35" w:type="dxa"/>
+              <w:right w:w="50" w:type="dxa"/>
+            </w:tcMar>
+            <w:vAlign w:val="center"/>
+          </w:tcPr>
+          <w:p>
+            <w:r>
+              <w:rPr>
+                <w:sz w:val="16"/>
+              </w:rPr>
+              <w:t>W. Hwang et al. (2021) [S002]</w:t>
             </w:r>
           </w:p>
         </w:tc>
@@ -7324,10 +7176,10 @@
             <w:tcW w:w="288" w:type="dxa"/>
             <w:shd w:val="clear" w:color="auto" w:fill="FAFAFA"/>
             <w:tcMar>
-              <w:top w:w="40" w:type="dxa"/>
-              <w:left w:w="60" w:type="dxa"/>
-              <w:bottom w:w="40" w:type="dxa"/>
-              <w:right w:w="60" w:type="dxa"/>
+              <w:top w:w="35" w:type="dxa"/>
+              <w:left w:w="50" w:type="dxa"/>
+              <w:bottom w:w="35" w:type="dxa"/>
+              <w:right w:w="50" w:type="dxa"/>
             </w:tcMar>
             <w:vAlign w:val="center"/>
           </w:tcPr>
@@ -7345,10 +7197,10 @@
             <w:tcW w:w="288" w:type="dxa"/>
             <w:shd w:val="clear" w:color="auto" w:fill="FAFAFA"/>
             <w:tcMar>
-              <w:top w:w="40" w:type="dxa"/>
-              <w:left w:w="60" w:type="dxa"/>
-              <w:bottom w:w="40" w:type="dxa"/>
-              <w:right w:w="60" w:type="dxa"/>
+              <w:top w:w="35" w:type="dxa"/>
+              <w:left w:w="50" w:type="dxa"/>
+              <w:bottom w:w="35" w:type="dxa"/>
+              <w:right w:w="50" w:type="dxa"/>
             </w:tcMar>
             <w:vAlign w:val="center"/>
           </w:tcPr>
@@ -7366,10 +7218,10 @@
             <w:tcW w:w="288" w:type="dxa"/>
             <w:shd w:val="clear" w:color="auto" w:fill="FAFAFA"/>
             <w:tcMar>
-              <w:top w:w="40" w:type="dxa"/>
-              <w:left w:w="60" w:type="dxa"/>
-              <w:bottom w:w="40" w:type="dxa"/>
-              <w:right w:w="60" w:type="dxa"/>
+              <w:top w:w="35" w:type="dxa"/>
+              <w:left w:w="50" w:type="dxa"/>
+              <w:bottom w:w="35" w:type="dxa"/>
+              <w:right w:w="50" w:type="dxa"/>
             </w:tcMar>
             <w:vAlign w:val="center"/>
           </w:tcPr>
@@ -7387,10 +7239,10 @@
             <w:tcW w:w="288" w:type="dxa"/>
             <w:shd w:val="clear" w:color="auto" w:fill="FAFAFA"/>
             <w:tcMar>
-              <w:top w:w="40" w:type="dxa"/>
-              <w:left w:w="60" w:type="dxa"/>
-              <w:bottom w:w="40" w:type="dxa"/>
-              <w:right w:w="60" w:type="dxa"/>
+              <w:top w:w="35" w:type="dxa"/>
+              <w:left w:w="50" w:type="dxa"/>
+              <w:bottom w:w="35" w:type="dxa"/>
+              <w:right w:w="50" w:type="dxa"/>
             </w:tcMar>
             <w:vAlign w:val="center"/>
           </w:tcPr>
@@ -7408,10 +7260,10 @@
             <w:tcW w:w="432" w:type="dxa"/>
             <w:shd w:val="clear" w:color="auto" w:fill="FAFAFA"/>
             <w:tcMar>
-              <w:top w:w="40" w:type="dxa"/>
-              <w:left w:w="60" w:type="dxa"/>
-              <w:bottom w:w="40" w:type="dxa"/>
-              <w:right w:w="60" w:type="dxa"/>
+              <w:top w:w="35" w:type="dxa"/>
+              <w:left w:w="50" w:type="dxa"/>
+              <w:bottom w:w="35" w:type="dxa"/>
+              <w:right w:w="50" w:type="dxa"/>
             </w:tcMar>
             <w:vAlign w:val="center"/>
           </w:tcPr>
@@ -7429,10 +7281,10 @@
             <w:tcW w:w="1152" w:type="dxa"/>
             <w:shd w:val="clear" w:color="auto" w:fill="FAFAFA"/>
             <w:tcMar>
-              <w:top w:w="40" w:type="dxa"/>
-              <w:left w:w="60" w:type="dxa"/>
-              <w:bottom w:w="40" w:type="dxa"/>
-              <w:right w:w="60" w:type="dxa"/>
+              <w:top w:w="35" w:type="dxa"/>
+              <w:left w:w="50" w:type="dxa"/>
+              <w:bottom w:w="35" w:type="dxa"/>
+              <w:right w:w="50" w:type="dxa"/>
             </w:tcMar>
             <w:vAlign w:val="center"/>
           </w:tcPr>
@@ -7455,19 +7307,19 @@
             <w:tcW w:w="576" w:type="dxa"/>
             <w:shd w:val="clear" w:color="auto" w:fill="FFFFFF"/>
             <w:tcMar>
-              <w:top w:w="40" w:type="dxa"/>
-              <w:left w:w="60" w:type="dxa"/>
-              <w:bottom w:w="40" w:type="dxa"/>
-              <w:right w:w="60" w:type="dxa"/>
-            </w:tcMar>
-            <w:vAlign w:val="center"/>
-          </w:tcPr>
-          <w:p>
-            <w:r>
-              <w:rPr>
-                <w:sz w:val="16"/>
-              </w:rPr>
-              <w:t>[S003]</w:t>
+              <w:top w:w="35" w:type="dxa"/>
+              <w:left w:w="50" w:type="dxa"/>
+              <w:bottom w:w="35" w:type="dxa"/>
+              <w:right w:w="50" w:type="dxa"/>
+            </w:tcMar>
+            <w:vAlign w:val="center"/>
+          </w:tcPr>
+          <w:p>
+            <w:r>
+              <w:rPr>
+                <w:sz w:val="16"/>
+              </w:rPr>
+              <w:t>[3]</w:t>
             </w:r>
           </w:p>
         </w:tc>
@@ -7476,19 +7328,19 @@
             <w:tcW w:w="1584" w:type="dxa"/>
             <w:shd w:val="clear" w:color="auto" w:fill="FFFFFF"/>
             <w:tcMar>
-              <w:top w:w="40" w:type="dxa"/>
-              <w:left w:w="60" w:type="dxa"/>
-              <w:bottom w:w="40" w:type="dxa"/>
-              <w:right w:w="60" w:type="dxa"/>
-            </w:tcMar>
-            <w:vAlign w:val="center"/>
-          </w:tcPr>
-          <w:p>
-            <w:r>
-              <w:rPr>
-                <w:sz w:val="16"/>
-              </w:rPr>
-              <w:t>Devadarshini &amp; Karthikeyan (2025)</w:t>
+              <w:top w:w="35" w:type="dxa"/>
+              <w:left w:w="50" w:type="dxa"/>
+              <w:bottom w:w="35" w:type="dxa"/>
+              <w:right w:w="50" w:type="dxa"/>
+            </w:tcMar>
+            <w:vAlign w:val="center"/>
+          </w:tcPr>
+          <w:p>
+            <w:r>
+              <w:rPr>
+                <w:sz w:val="16"/>
+              </w:rPr>
+              <w:t>M. Devadarshini et al. (2025) [S003]</w:t>
             </w:r>
           </w:p>
         </w:tc>
@@ -7497,10 +7349,10 @@
             <w:tcW w:w="288" w:type="dxa"/>
             <w:shd w:val="clear" w:color="auto" w:fill="FFFFFF"/>
             <w:tcMar>
-              <w:top w:w="40" w:type="dxa"/>
-              <w:left w:w="60" w:type="dxa"/>
-              <w:bottom w:w="40" w:type="dxa"/>
-              <w:right w:w="60" w:type="dxa"/>
+              <w:top w:w="35" w:type="dxa"/>
+              <w:left w:w="50" w:type="dxa"/>
+              <w:bottom w:w="35" w:type="dxa"/>
+              <w:right w:w="50" w:type="dxa"/>
             </w:tcMar>
             <w:vAlign w:val="center"/>
           </w:tcPr>
@@ -7518,10 +7370,10 @@
             <w:tcW w:w="288" w:type="dxa"/>
             <w:shd w:val="clear" w:color="auto" w:fill="FFFFFF"/>
             <w:tcMar>
-              <w:top w:w="40" w:type="dxa"/>
-              <w:left w:w="60" w:type="dxa"/>
-              <w:bottom w:w="40" w:type="dxa"/>
-              <w:right w:w="60" w:type="dxa"/>
+              <w:top w:w="35" w:type="dxa"/>
+              <w:left w:w="50" w:type="dxa"/>
+              <w:bottom w:w="35" w:type="dxa"/>
+              <w:right w:w="50" w:type="dxa"/>
             </w:tcMar>
             <w:vAlign w:val="center"/>
           </w:tcPr>
@@ -7539,10 +7391,10 @@
             <w:tcW w:w="288" w:type="dxa"/>
             <w:shd w:val="clear" w:color="auto" w:fill="FFFFFF"/>
             <w:tcMar>
-              <w:top w:w="40" w:type="dxa"/>
-              <w:left w:w="60" w:type="dxa"/>
-              <w:bottom w:w="40" w:type="dxa"/>
-              <w:right w:w="60" w:type="dxa"/>
+              <w:top w:w="35" w:type="dxa"/>
+              <w:left w:w="50" w:type="dxa"/>
+              <w:bottom w:w="35" w:type="dxa"/>
+              <w:right w:w="50" w:type="dxa"/>
             </w:tcMar>
             <w:vAlign w:val="center"/>
           </w:tcPr>
@@ -7560,10 +7412,10 @@
             <w:tcW w:w="288" w:type="dxa"/>
             <w:shd w:val="clear" w:color="auto" w:fill="FFFFFF"/>
             <w:tcMar>
-              <w:top w:w="40" w:type="dxa"/>
-              <w:left w:w="60" w:type="dxa"/>
-              <w:bottom w:w="40" w:type="dxa"/>
-              <w:right w:w="60" w:type="dxa"/>
+              <w:top w:w="35" w:type="dxa"/>
+              <w:left w:w="50" w:type="dxa"/>
+              <w:bottom w:w="35" w:type="dxa"/>
+              <w:right w:w="50" w:type="dxa"/>
             </w:tcMar>
             <w:vAlign w:val="center"/>
           </w:tcPr>
@@ -7581,10 +7433,10 @@
             <w:tcW w:w="432" w:type="dxa"/>
             <w:shd w:val="clear" w:color="auto" w:fill="FFFFFF"/>
             <w:tcMar>
-              <w:top w:w="40" w:type="dxa"/>
-              <w:left w:w="60" w:type="dxa"/>
-              <w:bottom w:w="40" w:type="dxa"/>
-              <w:right w:w="60" w:type="dxa"/>
+              <w:top w:w="35" w:type="dxa"/>
+              <w:left w:w="50" w:type="dxa"/>
+              <w:bottom w:w="35" w:type="dxa"/>
+              <w:right w:w="50" w:type="dxa"/>
             </w:tcMar>
             <w:vAlign w:val="center"/>
           </w:tcPr>
@@ -7602,10 +7454,10 @@
             <w:tcW w:w="1152" w:type="dxa"/>
             <w:shd w:val="clear" w:color="auto" w:fill="FFFFFF"/>
             <w:tcMar>
-              <w:top w:w="40" w:type="dxa"/>
-              <w:left w:w="60" w:type="dxa"/>
-              <w:bottom w:w="40" w:type="dxa"/>
-              <w:right w:w="60" w:type="dxa"/>
+              <w:top w:w="35" w:type="dxa"/>
+              <w:left w:w="50" w:type="dxa"/>
+              <w:bottom w:w="35" w:type="dxa"/>
+              <w:right w:w="50" w:type="dxa"/>
             </w:tcMar>
             <w:vAlign w:val="center"/>
           </w:tcPr>
@@ -7628,20 +7480,19 @@
             <w:tcW w:w="576" w:type="dxa"/>
             <w:shd w:val="clear" w:color="auto" w:fill="FAFAFA"/>
             <w:tcMar>
-              <w:top w:w="40" w:type="dxa"/>
-              <w:left w:w="60" w:type="dxa"/>
-              <w:bottom w:w="40" w:type="dxa"/>
-              <w:right w:w="60" w:type="dxa"/>
-            </w:tcMar>
-            <w:vAlign w:val="center"/>
-          </w:tcPr>
-          <w:p>
-            <w:r>
-              <w:rPr>
-                <w:sz w:val="16"/>
-              </w:rPr>
-              <w:lastRenderedPageBreak/>
-              <w:t>[S004]</w:t>
+              <w:top w:w="35" w:type="dxa"/>
+              <w:left w:w="50" w:type="dxa"/>
+              <w:bottom w:w="35" w:type="dxa"/>
+              <w:right w:w="50" w:type="dxa"/>
+            </w:tcMar>
+            <w:vAlign w:val="center"/>
+          </w:tcPr>
+          <w:p>
+            <w:r>
+              <w:rPr>
+                <w:sz w:val="16"/>
+              </w:rPr>
+              <w:t>[4]</w:t>
             </w:r>
           </w:p>
         </w:tc>
@@ -7650,19 +7501,19 @@
             <w:tcW w:w="1584" w:type="dxa"/>
             <w:shd w:val="clear" w:color="auto" w:fill="FAFAFA"/>
             <w:tcMar>
-              <w:top w:w="40" w:type="dxa"/>
-              <w:left w:w="60" w:type="dxa"/>
-              <w:bottom w:w="40" w:type="dxa"/>
-              <w:right w:w="60" w:type="dxa"/>
-            </w:tcMar>
-            <w:vAlign w:val="center"/>
-          </w:tcPr>
-          <w:p>
-            <w:r>
-              <w:rPr>
-                <w:sz w:val="16"/>
-              </w:rPr>
-              <w:t>Kirsch et al. (2025)</w:t>
+              <w:top w:w="35" w:type="dxa"/>
+              <w:left w:w="50" w:type="dxa"/>
+              <w:bottom w:w="35" w:type="dxa"/>
+              <w:right w:w="50" w:type="dxa"/>
+            </w:tcMar>
+            <w:vAlign w:val="center"/>
+          </w:tcPr>
+          <w:p>
+            <w:r>
+              <w:rPr>
+                <w:sz w:val="16"/>
+              </w:rPr>
+              <w:t>B. Kirsch et al. (2025) [S004]</w:t>
             </w:r>
           </w:p>
         </w:tc>
@@ -7671,10 +7522,10 @@
             <w:tcW w:w="288" w:type="dxa"/>
             <w:shd w:val="clear" w:color="auto" w:fill="FAFAFA"/>
             <w:tcMar>
-              <w:top w:w="40" w:type="dxa"/>
-              <w:left w:w="60" w:type="dxa"/>
-              <w:bottom w:w="40" w:type="dxa"/>
-              <w:right w:w="60" w:type="dxa"/>
+              <w:top w:w="35" w:type="dxa"/>
+              <w:left w:w="50" w:type="dxa"/>
+              <w:bottom w:w="35" w:type="dxa"/>
+              <w:right w:w="50" w:type="dxa"/>
             </w:tcMar>
             <w:vAlign w:val="center"/>
           </w:tcPr>
@@ -7692,10 +7543,10 @@
             <w:tcW w:w="288" w:type="dxa"/>
             <w:shd w:val="clear" w:color="auto" w:fill="FAFAFA"/>
             <w:tcMar>
-              <w:top w:w="40" w:type="dxa"/>
-              <w:left w:w="60" w:type="dxa"/>
-              <w:bottom w:w="40" w:type="dxa"/>
-              <w:right w:w="60" w:type="dxa"/>
+              <w:top w:w="35" w:type="dxa"/>
+              <w:left w:w="50" w:type="dxa"/>
+              <w:bottom w:w="35" w:type="dxa"/>
+              <w:right w:w="50" w:type="dxa"/>
             </w:tcMar>
             <w:vAlign w:val="center"/>
           </w:tcPr>
@@ -7713,10 +7564,10 @@
             <w:tcW w:w="288" w:type="dxa"/>
             <w:shd w:val="clear" w:color="auto" w:fill="FAFAFA"/>
             <w:tcMar>
-              <w:top w:w="40" w:type="dxa"/>
-              <w:left w:w="60" w:type="dxa"/>
-              <w:bottom w:w="40" w:type="dxa"/>
-              <w:right w:w="60" w:type="dxa"/>
+              <w:top w:w="35" w:type="dxa"/>
+              <w:left w:w="50" w:type="dxa"/>
+              <w:bottom w:w="35" w:type="dxa"/>
+              <w:right w:w="50" w:type="dxa"/>
             </w:tcMar>
             <w:vAlign w:val="center"/>
           </w:tcPr>
@@ -7734,10 +7585,10 @@
             <w:tcW w:w="288" w:type="dxa"/>
             <w:shd w:val="clear" w:color="auto" w:fill="FAFAFA"/>
             <w:tcMar>
-              <w:top w:w="40" w:type="dxa"/>
-              <w:left w:w="60" w:type="dxa"/>
-              <w:bottom w:w="40" w:type="dxa"/>
-              <w:right w:w="60" w:type="dxa"/>
+              <w:top w:w="35" w:type="dxa"/>
+              <w:left w:w="50" w:type="dxa"/>
+              <w:bottom w:w="35" w:type="dxa"/>
+              <w:right w:w="50" w:type="dxa"/>
             </w:tcMar>
             <w:vAlign w:val="center"/>
           </w:tcPr>
@@ -7755,10 +7606,10 @@
             <w:tcW w:w="432" w:type="dxa"/>
             <w:shd w:val="clear" w:color="auto" w:fill="FAFAFA"/>
             <w:tcMar>
-              <w:top w:w="40" w:type="dxa"/>
-              <w:left w:w="60" w:type="dxa"/>
-              <w:bottom w:w="40" w:type="dxa"/>
-              <w:right w:w="60" w:type="dxa"/>
+              <w:top w:w="35" w:type="dxa"/>
+              <w:left w:w="50" w:type="dxa"/>
+              <w:bottom w:w="35" w:type="dxa"/>
+              <w:right w:w="50" w:type="dxa"/>
             </w:tcMar>
             <w:vAlign w:val="center"/>
           </w:tcPr>
@@ -7776,10 +7627,10 @@
             <w:tcW w:w="1152" w:type="dxa"/>
             <w:shd w:val="clear" w:color="auto" w:fill="FAFAFA"/>
             <w:tcMar>
-              <w:top w:w="40" w:type="dxa"/>
-              <w:left w:w="60" w:type="dxa"/>
-              <w:bottom w:w="40" w:type="dxa"/>
-              <w:right w:w="60" w:type="dxa"/>
+              <w:top w:w="35" w:type="dxa"/>
+              <w:left w:w="50" w:type="dxa"/>
+              <w:bottom w:w="35" w:type="dxa"/>
+              <w:right w:w="50" w:type="dxa"/>
             </w:tcMar>
             <w:vAlign w:val="center"/>
           </w:tcPr>
@@ -7802,19 +7653,19 @@
             <w:tcW w:w="576" w:type="dxa"/>
             <w:shd w:val="clear" w:color="auto" w:fill="FFFFFF"/>
             <w:tcMar>
-              <w:top w:w="40" w:type="dxa"/>
-              <w:left w:w="60" w:type="dxa"/>
-              <w:bottom w:w="40" w:type="dxa"/>
-              <w:right w:w="60" w:type="dxa"/>
-            </w:tcMar>
-            <w:vAlign w:val="center"/>
-          </w:tcPr>
-          <w:p>
-            <w:r>
-              <w:rPr>
-                <w:sz w:val="16"/>
-              </w:rPr>
-              <w:t>[S005]</w:t>
+              <w:top w:w="35" w:type="dxa"/>
+              <w:left w:w="50" w:type="dxa"/>
+              <w:bottom w:w="35" w:type="dxa"/>
+              <w:right w:w="50" w:type="dxa"/>
+            </w:tcMar>
+            <w:vAlign w:val="center"/>
+          </w:tcPr>
+          <w:p>
+            <w:r>
+              <w:rPr>
+                <w:sz w:val="16"/>
+              </w:rPr>
+              <w:t>[5]</w:t>
             </w:r>
           </w:p>
         </w:tc>
@@ -7823,19 +7674,19 @@
             <w:tcW w:w="1584" w:type="dxa"/>
             <w:shd w:val="clear" w:color="auto" w:fill="FFFFFF"/>
             <w:tcMar>
-              <w:top w:w="40" w:type="dxa"/>
-              <w:left w:w="60" w:type="dxa"/>
-              <w:bottom w:w="40" w:type="dxa"/>
-              <w:right w:w="60" w:type="dxa"/>
-            </w:tcMar>
-            <w:vAlign w:val="center"/>
-          </w:tcPr>
-          <w:p>
-            <w:r>
-              <w:rPr>
-                <w:sz w:val="16"/>
-              </w:rPr>
-              <w:t>Yu et al. (2025)</w:t>
+              <w:top w:w="35" w:type="dxa"/>
+              <w:left w:w="50" w:type="dxa"/>
+              <w:bottom w:w="35" w:type="dxa"/>
+              <w:right w:w="50" w:type="dxa"/>
+            </w:tcMar>
+            <w:vAlign w:val="center"/>
+          </w:tcPr>
+          <w:p>
+            <w:r>
+              <w:rPr>
+                <w:sz w:val="16"/>
+              </w:rPr>
+              <w:t>W. Rong (2025) [S005]</w:t>
             </w:r>
           </w:p>
         </w:tc>
@@ -7844,10 +7695,10 @@
             <w:tcW w:w="288" w:type="dxa"/>
             <w:shd w:val="clear" w:color="auto" w:fill="FFFFFF"/>
             <w:tcMar>
-              <w:top w:w="40" w:type="dxa"/>
-              <w:left w:w="60" w:type="dxa"/>
-              <w:bottom w:w="40" w:type="dxa"/>
-              <w:right w:w="60" w:type="dxa"/>
+              <w:top w:w="35" w:type="dxa"/>
+              <w:left w:w="50" w:type="dxa"/>
+              <w:bottom w:w="35" w:type="dxa"/>
+              <w:right w:w="50" w:type="dxa"/>
             </w:tcMar>
             <w:vAlign w:val="center"/>
           </w:tcPr>
@@ -7865,10 +7716,10 @@
             <w:tcW w:w="288" w:type="dxa"/>
             <w:shd w:val="clear" w:color="auto" w:fill="FFFFFF"/>
             <w:tcMar>
-              <w:top w:w="40" w:type="dxa"/>
-              <w:left w:w="60" w:type="dxa"/>
-              <w:bottom w:w="40" w:type="dxa"/>
-              <w:right w:w="60" w:type="dxa"/>
+              <w:top w:w="35" w:type="dxa"/>
+              <w:left w:w="50" w:type="dxa"/>
+              <w:bottom w:w="35" w:type="dxa"/>
+              <w:right w:w="50" w:type="dxa"/>
             </w:tcMar>
             <w:vAlign w:val="center"/>
           </w:tcPr>
@@ -7886,10 +7737,10 @@
             <w:tcW w:w="288" w:type="dxa"/>
             <w:shd w:val="clear" w:color="auto" w:fill="FFFFFF"/>
             <w:tcMar>
-              <w:top w:w="40" w:type="dxa"/>
-              <w:left w:w="60" w:type="dxa"/>
-              <w:bottom w:w="40" w:type="dxa"/>
-              <w:right w:w="60" w:type="dxa"/>
+              <w:top w:w="35" w:type="dxa"/>
+              <w:left w:w="50" w:type="dxa"/>
+              <w:bottom w:w="35" w:type="dxa"/>
+              <w:right w:w="50" w:type="dxa"/>
             </w:tcMar>
             <w:vAlign w:val="center"/>
           </w:tcPr>
@@ -7907,10 +7758,10 @@
             <w:tcW w:w="288" w:type="dxa"/>
             <w:shd w:val="clear" w:color="auto" w:fill="FFFFFF"/>
             <w:tcMar>
-              <w:top w:w="40" w:type="dxa"/>
-              <w:left w:w="60" w:type="dxa"/>
-              <w:bottom w:w="40" w:type="dxa"/>
-              <w:right w:w="60" w:type="dxa"/>
+              <w:top w:w="35" w:type="dxa"/>
+              <w:left w:w="50" w:type="dxa"/>
+              <w:bottom w:w="35" w:type="dxa"/>
+              <w:right w:w="50" w:type="dxa"/>
             </w:tcMar>
             <w:vAlign w:val="center"/>
           </w:tcPr>
@@ -7928,10 +7779,10 @@
             <w:tcW w:w="432" w:type="dxa"/>
             <w:shd w:val="clear" w:color="auto" w:fill="FFFFFF"/>
             <w:tcMar>
-              <w:top w:w="40" w:type="dxa"/>
-              <w:left w:w="60" w:type="dxa"/>
-              <w:bottom w:w="40" w:type="dxa"/>
-              <w:right w:w="60" w:type="dxa"/>
+              <w:top w:w="35" w:type="dxa"/>
+              <w:left w:w="50" w:type="dxa"/>
+              <w:bottom w:w="35" w:type="dxa"/>
+              <w:right w:w="50" w:type="dxa"/>
             </w:tcMar>
             <w:vAlign w:val="center"/>
           </w:tcPr>
@@ -7949,10 +7800,10 @@
             <w:tcW w:w="1152" w:type="dxa"/>
             <w:shd w:val="clear" w:color="auto" w:fill="FFFFFF"/>
             <w:tcMar>
-              <w:top w:w="40" w:type="dxa"/>
-              <w:left w:w="60" w:type="dxa"/>
-              <w:bottom w:w="40" w:type="dxa"/>
-              <w:right w:w="60" w:type="dxa"/>
+              <w:top w:w="35" w:type="dxa"/>
+              <w:left w:w="50" w:type="dxa"/>
+              <w:bottom w:w="35" w:type="dxa"/>
+              <w:right w:w="50" w:type="dxa"/>
             </w:tcMar>
             <w:vAlign w:val="center"/>
           </w:tcPr>
@@ -7975,19 +7826,19 @@
             <w:tcW w:w="576" w:type="dxa"/>
             <w:shd w:val="clear" w:color="auto" w:fill="FAFAFA"/>
             <w:tcMar>
-              <w:top w:w="40" w:type="dxa"/>
-              <w:left w:w="60" w:type="dxa"/>
-              <w:bottom w:w="40" w:type="dxa"/>
-              <w:right w:w="60" w:type="dxa"/>
-            </w:tcMar>
-            <w:vAlign w:val="center"/>
-          </w:tcPr>
-          <w:p>
-            <w:r>
-              <w:rPr>
-                <w:sz w:val="16"/>
-              </w:rPr>
-              <w:t>[S006]</w:t>
+              <w:top w:w="35" w:type="dxa"/>
+              <w:left w:w="50" w:type="dxa"/>
+              <w:bottom w:w="35" w:type="dxa"/>
+              <w:right w:w="50" w:type="dxa"/>
+            </w:tcMar>
+            <w:vAlign w:val="center"/>
+          </w:tcPr>
+          <w:p>
+            <w:r>
+              <w:rPr>
+                <w:sz w:val="16"/>
+              </w:rPr>
+              <w:t>[6]</w:t>
             </w:r>
           </w:p>
         </w:tc>
@@ -7996,19 +7847,19 @@
             <w:tcW w:w="1584" w:type="dxa"/>
             <w:shd w:val="clear" w:color="auto" w:fill="FAFAFA"/>
             <w:tcMar>
-              <w:top w:w="40" w:type="dxa"/>
-              <w:left w:w="60" w:type="dxa"/>
-              <w:bottom w:w="40" w:type="dxa"/>
-              <w:right w:w="60" w:type="dxa"/>
-            </w:tcMar>
-            <w:vAlign w:val="center"/>
-          </w:tcPr>
-          <w:p>
-            <w:r>
-              <w:rPr>
-                <w:sz w:val="16"/>
-              </w:rPr>
-              <w:t>Mifsud et al. (2025)</w:t>
+              <w:top w:w="35" w:type="dxa"/>
+              <w:left w:w="50" w:type="dxa"/>
+              <w:bottom w:w="35" w:type="dxa"/>
+              <w:right w:w="50" w:type="dxa"/>
+            </w:tcMar>
+            <w:vAlign w:val="center"/>
+          </w:tcPr>
+          <w:p>
+            <w:r>
+              <w:rPr>
+                <w:sz w:val="16"/>
+              </w:rPr>
+              <w:t>L.-C. Chen et al. (2025) [S006]</w:t>
             </w:r>
           </w:p>
         </w:tc>
@@ -8017,10 +7868,10 @@
             <w:tcW w:w="288" w:type="dxa"/>
             <w:shd w:val="clear" w:color="auto" w:fill="FAFAFA"/>
             <w:tcMar>
-              <w:top w:w="40" w:type="dxa"/>
-              <w:left w:w="60" w:type="dxa"/>
-              <w:bottom w:w="40" w:type="dxa"/>
-              <w:right w:w="60" w:type="dxa"/>
+              <w:top w:w="35" w:type="dxa"/>
+              <w:left w:w="50" w:type="dxa"/>
+              <w:bottom w:w="35" w:type="dxa"/>
+              <w:right w:w="50" w:type="dxa"/>
             </w:tcMar>
             <w:vAlign w:val="center"/>
           </w:tcPr>
@@ -8038,10 +7889,10 @@
             <w:tcW w:w="288" w:type="dxa"/>
             <w:shd w:val="clear" w:color="auto" w:fill="FAFAFA"/>
             <w:tcMar>
-              <w:top w:w="40" w:type="dxa"/>
-              <w:left w:w="60" w:type="dxa"/>
-              <w:bottom w:w="40" w:type="dxa"/>
-              <w:right w:w="60" w:type="dxa"/>
+              <w:top w:w="35" w:type="dxa"/>
+              <w:left w:w="50" w:type="dxa"/>
+              <w:bottom w:w="35" w:type="dxa"/>
+              <w:right w:w="50" w:type="dxa"/>
             </w:tcMar>
             <w:vAlign w:val="center"/>
           </w:tcPr>
@@ -8059,10 +7910,10 @@
             <w:tcW w:w="288" w:type="dxa"/>
             <w:shd w:val="clear" w:color="auto" w:fill="FAFAFA"/>
             <w:tcMar>
-              <w:top w:w="40" w:type="dxa"/>
-              <w:left w:w="60" w:type="dxa"/>
-              <w:bottom w:w="40" w:type="dxa"/>
-              <w:right w:w="60" w:type="dxa"/>
+              <w:top w:w="35" w:type="dxa"/>
+              <w:left w:w="50" w:type="dxa"/>
+              <w:bottom w:w="35" w:type="dxa"/>
+              <w:right w:w="50" w:type="dxa"/>
             </w:tcMar>
             <w:vAlign w:val="center"/>
           </w:tcPr>
@@ -8080,10 +7931,10 @@
             <w:tcW w:w="288" w:type="dxa"/>
             <w:shd w:val="clear" w:color="auto" w:fill="FAFAFA"/>
             <w:tcMar>
-              <w:top w:w="40" w:type="dxa"/>
-              <w:left w:w="60" w:type="dxa"/>
-              <w:bottom w:w="40" w:type="dxa"/>
-              <w:right w:w="60" w:type="dxa"/>
+              <w:top w:w="35" w:type="dxa"/>
+              <w:left w:w="50" w:type="dxa"/>
+              <w:bottom w:w="35" w:type="dxa"/>
+              <w:right w:w="50" w:type="dxa"/>
             </w:tcMar>
             <w:vAlign w:val="center"/>
           </w:tcPr>
@@ -8101,10 +7952,10 @@
             <w:tcW w:w="432" w:type="dxa"/>
             <w:shd w:val="clear" w:color="auto" w:fill="FAFAFA"/>
             <w:tcMar>
-              <w:top w:w="40" w:type="dxa"/>
-              <w:left w:w="60" w:type="dxa"/>
-              <w:bottom w:w="40" w:type="dxa"/>
-              <w:right w:w="60" w:type="dxa"/>
+              <w:top w:w="35" w:type="dxa"/>
+              <w:left w:w="50" w:type="dxa"/>
+              <w:bottom w:w="35" w:type="dxa"/>
+              <w:right w:w="50" w:type="dxa"/>
             </w:tcMar>
             <w:vAlign w:val="center"/>
           </w:tcPr>
@@ -8122,10 +7973,10 @@
             <w:tcW w:w="1152" w:type="dxa"/>
             <w:shd w:val="clear" w:color="auto" w:fill="FAFAFA"/>
             <w:tcMar>
-              <w:top w:w="40" w:type="dxa"/>
-              <w:left w:w="60" w:type="dxa"/>
-              <w:bottom w:w="40" w:type="dxa"/>
-              <w:right w:w="60" w:type="dxa"/>
+              <w:top w:w="35" w:type="dxa"/>
+              <w:left w:w="50" w:type="dxa"/>
+              <w:bottom w:w="35" w:type="dxa"/>
+              <w:right w:w="50" w:type="dxa"/>
             </w:tcMar>
             <w:vAlign w:val="center"/>
           </w:tcPr>
@@ -8148,19 +7999,19 @@
             <w:tcW w:w="576" w:type="dxa"/>
             <w:shd w:val="clear" w:color="auto" w:fill="FFFFFF"/>
             <w:tcMar>
-              <w:top w:w="40" w:type="dxa"/>
-              <w:left w:w="60" w:type="dxa"/>
-              <w:bottom w:w="40" w:type="dxa"/>
-              <w:right w:w="60" w:type="dxa"/>
-            </w:tcMar>
-            <w:vAlign w:val="center"/>
-          </w:tcPr>
-          <w:p>
-            <w:r>
-              <w:rPr>
-                <w:sz w:val="16"/>
-              </w:rPr>
-              <w:t>[S007]</w:t>
+              <w:top w:w="35" w:type="dxa"/>
+              <w:left w:w="50" w:type="dxa"/>
+              <w:bottom w:w="35" w:type="dxa"/>
+              <w:right w:w="50" w:type="dxa"/>
+            </w:tcMar>
+            <w:vAlign w:val="center"/>
+          </w:tcPr>
+          <w:p>
+            <w:r>
+              <w:rPr>
+                <w:sz w:val="16"/>
+              </w:rPr>
+              <w:t>[7]</w:t>
             </w:r>
           </w:p>
         </w:tc>
@@ -8169,19 +8020,19 @@
             <w:tcW w:w="1584" w:type="dxa"/>
             <w:shd w:val="clear" w:color="auto" w:fill="FFFFFF"/>
             <w:tcMar>
-              <w:top w:w="40" w:type="dxa"/>
-              <w:left w:w="60" w:type="dxa"/>
-              <w:bottom w:w="40" w:type="dxa"/>
-              <w:right w:w="60" w:type="dxa"/>
-            </w:tcMar>
-            <w:vAlign w:val="center"/>
-          </w:tcPr>
-          <w:p>
-            <w:r>
-              <w:rPr>
-                <w:sz w:val="16"/>
-              </w:rPr>
-              <w:t>Shanthi et al. (2025)</w:t>
+              <w:top w:w="35" w:type="dxa"/>
+              <w:left w:w="50" w:type="dxa"/>
+              <w:bottom w:w="35" w:type="dxa"/>
+              <w:right w:w="50" w:type="dxa"/>
+            </w:tcMar>
+            <w:vAlign w:val="center"/>
+          </w:tcPr>
+          <w:p>
+            <w:r>
+              <w:rPr>
+                <w:sz w:val="16"/>
+              </w:rPr>
+              <w:t>J.-M. Yu et al. (2025) [S007]</w:t>
             </w:r>
           </w:p>
         </w:tc>
@@ -8190,10 +8041,10 @@
             <w:tcW w:w="288" w:type="dxa"/>
             <w:shd w:val="clear" w:color="auto" w:fill="FFFFFF"/>
             <w:tcMar>
-              <w:top w:w="40" w:type="dxa"/>
-              <w:left w:w="60" w:type="dxa"/>
-              <w:bottom w:w="40" w:type="dxa"/>
-              <w:right w:w="60" w:type="dxa"/>
+              <w:top w:w="35" w:type="dxa"/>
+              <w:left w:w="50" w:type="dxa"/>
+              <w:bottom w:w="35" w:type="dxa"/>
+              <w:right w:w="50" w:type="dxa"/>
             </w:tcMar>
             <w:vAlign w:val="center"/>
           </w:tcPr>
@@ -8211,10 +8062,10 @@
             <w:tcW w:w="288" w:type="dxa"/>
             <w:shd w:val="clear" w:color="auto" w:fill="FFFFFF"/>
             <w:tcMar>
-              <w:top w:w="40" w:type="dxa"/>
-              <w:left w:w="60" w:type="dxa"/>
-              <w:bottom w:w="40" w:type="dxa"/>
-              <w:right w:w="60" w:type="dxa"/>
+              <w:top w:w="35" w:type="dxa"/>
+              <w:left w:w="50" w:type="dxa"/>
+              <w:bottom w:w="35" w:type="dxa"/>
+              <w:right w:w="50" w:type="dxa"/>
             </w:tcMar>
             <w:vAlign w:val="center"/>
           </w:tcPr>
@@ -8232,10 +8083,10 @@
             <w:tcW w:w="288" w:type="dxa"/>
             <w:shd w:val="clear" w:color="auto" w:fill="FFFFFF"/>
             <w:tcMar>
-              <w:top w:w="40" w:type="dxa"/>
-              <w:left w:w="60" w:type="dxa"/>
-              <w:bottom w:w="40" w:type="dxa"/>
-              <w:right w:w="60" w:type="dxa"/>
+              <w:top w:w="35" w:type="dxa"/>
+              <w:left w:w="50" w:type="dxa"/>
+              <w:bottom w:w="35" w:type="dxa"/>
+              <w:right w:w="50" w:type="dxa"/>
             </w:tcMar>
             <w:vAlign w:val="center"/>
           </w:tcPr>
@@ -8253,10 +8104,10 @@
             <w:tcW w:w="288" w:type="dxa"/>
             <w:shd w:val="clear" w:color="auto" w:fill="FFFFFF"/>
             <w:tcMar>
-              <w:top w:w="40" w:type="dxa"/>
-              <w:left w:w="60" w:type="dxa"/>
-              <w:bottom w:w="40" w:type="dxa"/>
-              <w:right w:w="60" w:type="dxa"/>
+              <w:top w:w="35" w:type="dxa"/>
+              <w:left w:w="50" w:type="dxa"/>
+              <w:bottom w:w="35" w:type="dxa"/>
+              <w:right w:w="50" w:type="dxa"/>
             </w:tcMar>
             <w:vAlign w:val="center"/>
           </w:tcPr>
@@ -8274,10 +8125,10 @@
             <w:tcW w:w="432" w:type="dxa"/>
             <w:shd w:val="clear" w:color="auto" w:fill="FFFFFF"/>
             <w:tcMar>
-              <w:top w:w="40" w:type="dxa"/>
-              <w:left w:w="60" w:type="dxa"/>
-              <w:bottom w:w="40" w:type="dxa"/>
-              <w:right w:w="60" w:type="dxa"/>
+              <w:top w:w="35" w:type="dxa"/>
+              <w:left w:w="50" w:type="dxa"/>
+              <w:bottom w:w="35" w:type="dxa"/>
+              <w:right w:w="50" w:type="dxa"/>
             </w:tcMar>
             <w:vAlign w:val="center"/>
           </w:tcPr>
@@ -8295,10 +8146,10 @@
             <w:tcW w:w="1152" w:type="dxa"/>
             <w:shd w:val="clear" w:color="auto" w:fill="FFFFFF"/>
             <w:tcMar>
-              <w:top w:w="40" w:type="dxa"/>
-              <w:left w:w="60" w:type="dxa"/>
-              <w:bottom w:w="40" w:type="dxa"/>
-              <w:right w:w="60" w:type="dxa"/>
+              <w:top w:w="35" w:type="dxa"/>
+              <w:left w:w="50" w:type="dxa"/>
+              <w:bottom w:w="35" w:type="dxa"/>
+              <w:right w:w="50" w:type="dxa"/>
             </w:tcMar>
             <w:vAlign w:val="center"/>
           </w:tcPr>
@@ -8321,19 +8172,19 @@
             <w:tcW w:w="576" w:type="dxa"/>
             <w:shd w:val="clear" w:color="auto" w:fill="FAFAFA"/>
             <w:tcMar>
-              <w:top w:w="40" w:type="dxa"/>
-              <w:left w:w="60" w:type="dxa"/>
-              <w:bottom w:w="40" w:type="dxa"/>
-              <w:right w:w="60" w:type="dxa"/>
-            </w:tcMar>
-            <w:vAlign w:val="center"/>
-          </w:tcPr>
-          <w:p>
-            <w:r>
-              <w:rPr>
-                <w:sz w:val="16"/>
-              </w:rPr>
-              <w:t>[S010]</w:t>
+              <w:top w:w="35" w:type="dxa"/>
+              <w:left w:w="50" w:type="dxa"/>
+              <w:bottom w:w="35" w:type="dxa"/>
+              <w:right w:w="50" w:type="dxa"/>
+            </w:tcMar>
+            <w:vAlign w:val="center"/>
+          </w:tcPr>
+          <w:p>
+            <w:r>
+              <w:rPr>
+                <w:sz w:val="16"/>
+              </w:rPr>
+              <w:t>[12]</w:t>
             </w:r>
           </w:p>
         </w:tc>
@@ -8342,19 +8193,19 @@
             <w:tcW w:w="1584" w:type="dxa"/>
             <w:shd w:val="clear" w:color="auto" w:fill="FAFAFA"/>
             <w:tcMar>
-              <w:top w:w="40" w:type="dxa"/>
-              <w:left w:w="60" w:type="dxa"/>
-              <w:bottom w:w="40" w:type="dxa"/>
-              <w:right w:w="60" w:type="dxa"/>
-            </w:tcMar>
-            <w:vAlign w:val="center"/>
-          </w:tcPr>
-          <w:p>
-            <w:r>
-              <w:rPr>
-                <w:sz w:val="16"/>
-              </w:rPr>
-              <w:t>Jena et al. (2023)</w:t>
+              <w:top w:w="35" w:type="dxa"/>
+              <w:left w:w="50" w:type="dxa"/>
+              <w:bottom w:w="35" w:type="dxa"/>
+              <w:right w:w="50" w:type="dxa"/>
+            </w:tcMar>
+            <w:vAlign w:val="center"/>
+          </w:tcPr>
+          <w:p>
+            <w:r>
+              <w:rPr>
+                <w:sz w:val="16"/>
+              </w:rPr>
+              <w:t>S. Jena et al. (2023) [S012]</w:t>
             </w:r>
           </w:p>
         </w:tc>
@@ -8363,10 +8214,10 @@
             <w:tcW w:w="288" w:type="dxa"/>
             <w:shd w:val="clear" w:color="auto" w:fill="FAFAFA"/>
             <w:tcMar>
-              <w:top w:w="40" w:type="dxa"/>
-              <w:left w:w="60" w:type="dxa"/>
-              <w:bottom w:w="40" w:type="dxa"/>
-              <w:right w:w="60" w:type="dxa"/>
+              <w:top w:w="35" w:type="dxa"/>
+              <w:left w:w="50" w:type="dxa"/>
+              <w:bottom w:w="35" w:type="dxa"/>
+              <w:right w:w="50" w:type="dxa"/>
             </w:tcMar>
             <w:vAlign w:val="center"/>
           </w:tcPr>
@@ -8384,10 +8235,10 @@
             <w:tcW w:w="288" w:type="dxa"/>
             <w:shd w:val="clear" w:color="auto" w:fill="FAFAFA"/>
             <w:tcMar>
-              <w:top w:w="40" w:type="dxa"/>
-              <w:left w:w="60" w:type="dxa"/>
-              <w:bottom w:w="40" w:type="dxa"/>
-              <w:right w:w="60" w:type="dxa"/>
+              <w:top w:w="35" w:type="dxa"/>
+              <w:left w:w="50" w:type="dxa"/>
+              <w:bottom w:w="35" w:type="dxa"/>
+              <w:right w:w="50" w:type="dxa"/>
             </w:tcMar>
             <w:vAlign w:val="center"/>
           </w:tcPr>
@@ -8405,10 +8256,10 @@
             <w:tcW w:w="288" w:type="dxa"/>
             <w:shd w:val="clear" w:color="auto" w:fill="FAFAFA"/>
             <w:tcMar>
-              <w:top w:w="40" w:type="dxa"/>
-              <w:left w:w="60" w:type="dxa"/>
-              <w:bottom w:w="40" w:type="dxa"/>
-              <w:right w:w="60" w:type="dxa"/>
+              <w:top w:w="35" w:type="dxa"/>
+              <w:left w:w="50" w:type="dxa"/>
+              <w:bottom w:w="35" w:type="dxa"/>
+              <w:right w:w="50" w:type="dxa"/>
             </w:tcMar>
             <w:vAlign w:val="center"/>
           </w:tcPr>
@@ -8426,10 +8277,10 @@
             <w:tcW w:w="288" w:type="dxa"/>
             <w:shd w:val="clear" w:color="auto" w:fill="FAFAFA"/>
             <w:tcMar>
-              <w:top w:w="40" w:type="dxa"/>
-              <w:left w:w="60" w:type="dxa"/>
-              <w:bottom w:w="40" w:type="dxa"/>
-              <w:right w:w="60" w:type="dxa"/>
+              <w:top w:w="35" w:type="dxa"/>
+              <w:left w:w="50" w:type="dxa"/>
+              <w:bottom w:w="35" w:type="dxa"/>
+              <w:right w:w="50" w:type="dxa"/>
             </w:tcMar>
             <w:vAlign w:val="center"/>
           </w:tcPr>
@@ -8447,10 +8298,10 @@
             <w:tcW w:w="432" w:type="dxa"/>
             <w:shd w:val="clear" w:color="auto" w:fill="FAFAFA"/>
             <w:tcMar>
-              <w:top w:w="40" w:type="dxa"/>
-              <w:left w:w="60" w:type="dxa"/>
-              <w:bottom w:w="40" w:type="dxa"/>
-              <w:right w:w="60" w:type="dxa"/>
+              <w:top w:w="35" w:type="dxa"/>
+              <w:left w:w="50" w:type="dxa"/>
+              <w:bottom w:w="35" w:type="dxa"/>
+              <w:right w:w="50" w:type="dxa"/>
             </w:tcMar>
             <w:vAlign w:val="center"/>
           </w:tcPr>
@@ -8468,10 +8319,10 @@
             <w:tcW w:w="1152" w:type="dxa"/>
             <w:shd w:val="clear" w:color="auto" w:fill="FAFAFA"/>
             <w:tcMar>
-              <w:top w:w="40" w:type="dxa"/>
-              <w:left w:w="60" w:type="dxa"/>
-              <w:bottom w:w="40" w:type="dxa"/>
-              <w:right w:w="60" w:type="dxa"/>
+              <w:top w:w="35" w:type="dxa"/>
+              <w:left w:w="50" w:type="dxa"/>
+              <w:bottom w:w="35" w:type="dxa"/>
+              <w:right w:w="50" w:type="dxa"/>
             </w:tcMar>
             <w:vAlign w:val="center"/>
           </w:tcPr>
@@ -8494,19 +8345,19 @@
             <w:tcW w:w="576" w:type="dxa"/>
             <w:shd w:val="clear" w:color="auto" w:fill="FFFFFF"/>
             <w:tcMar>
-              <w:top w:w="40" w:type="dxa"/>
-              <w:left w:w="60" w:type="dxa"/>
-              <w:bottom w:w="40" w:type="dxa"/>
-              <w:right w:w="60" w:type="dxa"/>
-            </w:tcMar>
-            <w:vAlign w:val="center"/>
-          </w:tcPr>
-          <w:p>
-            <w:r>
-              <w:rPr>
-                <w:sz w:val="16"/>
-              </w:rPr>
-              <w:t>[S037]</w:t>
+              <w:top w:w="35" w:type="dxa"/>
+              <w:left w:w="50" w:type="dxa"/>
+              <w:bottom w:w="35" w:type="dxa"/>
+              <w:right w:w="50" w:type="dxa"/>
+            </w:tcMar>
+            <w:vAlign w:val="center"/>
+          </w:tcPr>
+          <w:p>
+            <w:r>
+              <w:rPr>
+                <w:sz w:val="16"/>
+              </w:rPr>
+              <w:t>[37]</w:t>
             </w:r>
           </w:p>
         </w:tc>
@@ -8515,19 +8366,19 @@
             <w:tcW w:w="1584" w:type="dxa"/>
             <w:shd w:val="clear" w:color="auto" w:fill="FFFFFF"/>
             <w:tcMar>
-              <w:top w:w="40" w:type="dxa"/>
-              <w:left w:w="60" w:type="dxa"/>
-              <w:bottom w:w="40" w:type="dxa"/>
-              <w:right w:w="60" w:type="dxa"/>
-            </w:tcMar>
-            <w:vAlign w:val="center"/>
-          </w:tcPr>
-          <w:p>
-            <w:r>
-              <w:rPr>
-                <w:sz w:val="16"/>
-              </w:rPr>
-              <w:t>Sara et al. (2022)</w:t>
+              <w:top w:w="35" w:type="dxa"/>
+              <w:left w:w="50" w:type="dxa"/>
+              <w:bottom w:w="35" w:type="dxa"/>
+              <w:right w:w="50" w:type="dxa"/>
+            </w:tcMar>
+            <w:vAlign w:val="center"/>
+          </w:tcPr>
+          <w:p>
+            <w:r>
+              <w:rPr>
+                <w:sz w:val="16"/>
+              </w:rPr>
+              <w:t>P. Sara et al. (2022) [S037]</w:t>
             </w:r>
           </w:p>
         </w:tc>
@@ -8536,10 +8387,10 @@
             <w:tcW w:w="288" w:type="dxa"/>
             <w:shd w:val="clear" w:color="auto" w:fill="FFFFFF"/>
             <w:tcMar>
-              <w:top w:w="40" w:type="dxa"/>
-              <w:left w:w="60" w:type="dxa"/>
-              <w:bottom w:w="40" w:type="dxa"/>
-              <w:right w:w="60" w:type="dxa"/>
+              <w:top w:w="35" w:type="dxa"/>
+              <w:left w:w="50" w:type="dxa"/>
+              <w:bottom w:w="35" w:type="dxa"/>
+              <w:right w:w="50" w:type="dxa"/>
             </w:tcMar>
             <w:vAlign w:val="center"/>
           </w:tcPr>
@@ -8557,10 +8408,10 @@
             <w:tcW w:w="288" w:type="dxa"/>
             <w:shd w:val="clear" w:color="auto" w:fill="FFFFFF"/>
             <w:tcMar>
-              <w:top w:w="40" w:type="dxa"/>
-              <w:left w:w="60" w:type="dxa"/>
-              <w:bottom w:w="40" w:type="dxa"/>
-              <w:right w:w="60" w:type="dxa"/>
+              <w:top w:w="35" w:type="dxa"/>
+              <w:left w:w="50" w:type="dxa"/>
+              <w:bottom w:w="35" w:type="dxa"/>
+              <w:right w:w="50" w:type="dxa"/>
             </w:tcMar>
             <w:vAlign w:val="center"/>
           </w:tcPr>
@@ -8578,10 +8429,10 @@
             <w:tcW w:w="288" w:type="dxa"/>
             <w:shd w:val="clear" w:color="auto" w:fill="FFFFFF"/>
             <w:tcMar>
-              <w:top w:w="40" w:type="dxa"/>
-              <w:left w:w="60" w:type="dxa"/>
-              <w:bottom w:w="40" w:type="dxa"/>
-              <w:right w:w="60" w:type="dxa"/>
+              <w:top w:w="35" w:type="dxa"/>
+              <w:left w:w="50" w:type="dxa"/>
+              <w:bottom w:w="35" w:type="dxa"/>
+              <w:right w:w="50" w:type="dxa"/>
             </w:tcMar>
             <w:vAlign w:val="center"/>
           </w:tcPr>
@@ -8599,10 +8450,10 @@
             <w:tcW w:w="288" w:type="dxa"/>
             <w:shd w:val="clear" w:color="auto" w:fill="FFFFFF"/>
             <w:tcMar>
-              <w:top w:w="40" w:type="dxa"/>
-              <w:left w:w="60" w:type="dxa"/>
-              <w:bottom w:w="40" w:type="dxa"/>
-              <w:right w:w="60" w:type="dxa"/>
+              <w:top w:w="35" w:type="dxa"/>
+              <w:left w:w="50" w:type="dxa"/>
+              <w:bottom w:w="35" w:type="dxa"/>
+              <w:right w:w="50" w:type="dxa"/>
             </w:tcMar>
             <w:vAlign w:val="center"/>
           </w:tcPr>
@@ -8620,10 +8471,10 @@
             <w:tcW w:w="432" w:type="dxa"/>
             <w:shd w:val="clear" w:color="auto" w:fill="FFFFFF"/>
             <w:tcMar>
-              <w:top w:w="40" w:type="dxa"/>
-              <w:left w:w="60" w:type="dxa"/>
-              <w:bottom w:w="40" w:type="dxa"/>
-              <w:right w:w="60" w:type="dxa"/>
+              <w:top w:w="35" w:type="dxa"/>
+              <w:left w:w="50" w:type="dxa"/>
+              <w:bottom w:w="35" w:type="dxa"/>
+              <w:right w:w="50" w:type="dxa"/>
             </w:tcMar>
             <w:vAlign w:val="center"/>
           </w:tcPr>
@@ -8641,10 +8492,10 @@
             <w:tcW w:w="1152" w:type="dxa"/>
             <w:shd w:val="clear" w:color="auto" w:fill="FFFFFF"/>
             <w:tcMar>
-              <w:top w:w="40" w:type="dxa"/>
-              <w:left w:w="60" w:type="dxa"/>
-              <w:bottom w:w="40" w:type="dxa"/>
-              <w:right w:w="60" w:type="dxa"/>
+              <w:top w:w="35" w:type="dxa"/>
+              <w:left w:w="50" w:type="dxa"/>
+              <w:bottom w:w="35" w:type="dxa"/>
+              <w:right w:w="50" w:type="dxa"/>
             </w:tcMar>
             <w:vAlign w:val="center"/>
           </w:tcPr>
@@ -8667,19 +8518,19 @@
             <w:tcW w:w="576" w:type="dxa"/>
             <w:shd w:val="clear" w:color="auto" w:fill="FAFAFA"/>
             <w:tcMar>
-              <w:top w:w="40" w:type="dxa"/>
-              <w:left w:w="60" w:type="dxa"/>
-              <w:bottom w:w="40" w:type="dxa"/>
-              <w:right w:w="60" w:type="dxa"/>
-            </w:tcMar>
-            <w:vAlign w:val="center"/>
-          </w:tcPr>
-          <w:p>
-            <w:r>
-              <w:rPr>
-                <w:sz w:val="16"/>
-              </w:rPr>
-              <w:t>[S050]</w:t>
+              <w:top w:w="35" w:type="dxa"/>
+              <w:left w:w="50" w:type="dxa"/>
+              <w:bottom w:w="35" w:type="dxa"/>
+              <w:right w:w="50" w:type="dxa"/>
+            </w:tcMar>
+            <w:vAlign w:val="center"/>
+          </w:tcPr>
+          <w:p>
+            <w:r>
+              <w:rPr>
+                <w:sz w:val="16"/>
+              </w:rPr>
+              <w:t>[50]</w:t>
             </w:r>
           </w:p>
         </w:tc>
@@ -8688,19 +8539,19 @@
             <w:tcW w:w="1584" w:type="dxa"/>
             <w:shd w:val="clear" w:color="auto" w:fill="FAFAFA"/>
             <w:tcMar>
-              <w:top w:w="40" w:type="dxa"/>
-              <w:left w:w="60" w:type="dxa"/>
-              <w:bottom w:w="40" w:type="dxa"/>
-              <w:right w:w="60" w:type="dxa"/>
-            </w:tcMar>
-            <w:vAlign w:val="center"/>
-          </w:tcPr>
-          <w:p>
-            <w:r>
-              <w:rPr>
-                <w:sz w:val="16"/>
-              </w:rPr>
-              <w:t>Lee et al. (2024)</w:t>
+              <w:top w:w="35" w:type="dxa"/>
+              <w:left w:w="50" w:type="dxa"/>
+              <w:bottom w:w="35" w:type="dxa"/>
+              <w:right w:w="50" w:type="dxa"/>
+            </w:tcMar>
+            <w:vAlign w:val="center"/>
+          </w:tcPr>
+          <w:p>
+            <w:r>
+              <w:rPr>
+                <w:sz w:val="16"/>
+              </w:rPr>
+              <w:t>H. Lee et al. (2024) [S050]</w:t>
             </w:r>
           </w:p>
         </w:tc>
@@ -8709,10 +8560,10 @@
             <w:tcW w:w="288" w:type="dxa"/>
             <w:shd w:val="clear" w:color="auto" w:fill="FAFAFA"/>
             <w:tcMar>
-              <w:top w:w="40" w:type="dxa"/>
-              <w:left w:w="60" w:type="dxa"/>
-              <w:bottom w:w="40" w:type="dxa"/>
-              <w:right w:w="60" w:type="dxa"/>
+              <w:top w:w="35" w:type="dxa"/>
+              <w:left w:w="50" w:type="dxa"/>
+              <w:bottom w:w="35" w:type="dxa"/>
+              <w:right w:w="50" w:type="dxa"/>
             </w:tcMar>
             <w:vAlign w:val="center"/>
           </w:tcPr>
@@ -8730,10 +8581,10 @@
             <w:tcW w:w="288" w:type="dxa"/>
             <w:shd w:val="clear" w:color="auto" w:fill="FAFAFA"/>
             <w:tcMar>
-              <w:top w:w="40" w:type="dxa"/>
-              <w:left w:w="60" w:type="dxa"/>
-              <w:bottom w:w="40" w:type="dxa"/>
-              <w:right w:w="60" w:type="dxa"/>
+              <w:top w:w="35" w:type="dxa"/>
+              <w:left w:w="50" w:type="dxa"/>
+              <w:bottom w:w="35" w:type="dxa"/>
+              <w:right w:w="50" w:type="dxa"/>
             </w:tcMar>
             <w:vAlign w:val="center"/>
           </w:tcPr>
@@ -8751,10 +8602,10 @@
             <w:tcW w:w="288" w:type="dxa"/>
             <w:shd w:val="clear" w:color="auto" w:fill="FAFAFA"/>
             <w:tcMar>
-              <w:top w:w="40" w:type="dxa"/>
-              <w:left w:w="60" w:type="dxa"/>
-              <w:bottom w:w="40" w:type="dxa"/>
-              <w:right w:w="60" w:type="dxa"/>
+              <w:top w:w="35" w:type="dxa"/>
+              <w:left w:w="50" w:type="dxa"/>
+              <w:bottom w:w="35" w:type="dxa"/>
+              <w:right w:w="50" w:type="dxa"/>
             </w:tcMar>
             <w:vAlign w:val="center"/>
           </w:tcPr>
@@ -8772,10 +8623,10 @@
             <w:tcW w:w="288" w:type="dxa"/>
             <w:shd w:val="clear" w:color="auto" w:fill="FAFAFA"/>
             <w:tcMar>
-              <w:top w:w="40" w:type="dxa"/>
-              <w:left w:w="60" w:type="dxa"/>
-              <w:bottom w:w="40" w:type="dxa"/>
-              <w:right w:w="60" w:type="dxa"/>
+              <w:top w:w="35" w:type="dxa"/>
+              <w:left w:w="50" w:type="dxa"/>
+              <w:bottom w:w="35" w:type="dxa"/>
+              <w:right w:w="50" w:type="dxa"/>
             </w:tcMar>
             <w:vAlign w:val="center"/>
           </w:tcPr>
@@ -8793,10 +8644,10 @@
             <w:tcW w:w="432" w:type="dxa"/>
             <w:shd w:val="clear" w:color="auto" w:fill="FAFAFA"/>
             <w:tcMar>
-              <w:top w:w="40" w:type="dxa"/>
-              <w:left w:w="60" w:type="dxa"/>
-              <w:bottom w:w="40" w:type="dxa"/>
-              <w:right w:w="60" w:type="dxa"/>
+              <w:top w:w="35" w:type="dxa"/>
+              <w:left w:w="50" w:type="dxa"/>
+              <w:bottom w:w="35" w:type="dxa"/>
+              <w:right w:w="50" w:type="dxa"/>
             </w:tcMar>
             <w:vAlign w:val="center"/>
           </w:tcPr>
@@ -8814,10 +8665,10 @@
             <w:tcW w:w="1152" w:type="dxa"/>
             <w:shd w:val="clear" w:color="auto" w:fill="FAFAFA"/>
             <w:tcMar>
-              <w:top w:w="40" w:type="dxa"/>
-              <w:left w:w="60" w:type="dxa"/>
-              <w:bottom w:w="40" w:type="dxa"/>
-              <w:right w:w="60" w:type="dxa"/>
+              <w:top w:w="35" w:type="dxa"/>
+              <w:left w:w="50" w:type="dxa"/>
+              <w:bottom w:w="35" w:type="dxa"/>
+              <w:right w:w="50" w:type="dxa"/>
             </w:tcMar>
             <w:vAlign w:val="center"/>
           </w:tcPr>
@@ -8840,19 +8691,19 @@
             <w:tcW w:w="576" w:type="dxa"/>
             <w:shd w:val="clear" w:color="auto" w:fill="FFFFFF"/>
             <w:tcMar>
-              <w:top w:w="40" w:type="dxa"/>
-              <w:left w:w="60" w:type="dxa"/>
-              <w:bottom w:w="40" w:type="dxa"/>
-              <w:right w:w="60" w:type="dxa"/>
-            </w:tcMar>
-            <w:vAlign w:val="center"/>
-          </w:tcPr>
-          <w:p>
-            <w:r>
-              <w:rPr>
-                <w:sz w:val="16"/>
-              </w:rPr>
-              <w:t>[S085]</w:t>
+              <w:top w:w="35" w:type="dxa"/>
+              <w:left w:w="50" w:type="dxa"/>
+              <w:bottom w:w="35" w:type="dxa"/>
+              <w:right w:w="50" w:type="dxa"/>
+            </w:tcMar>
+            <w:vAlign w:val="center"/>
+          </w:tcPr>
+          <w:p>
+            <w:r>
+              <w:rPr>
+                <w:sz w:val="16"/>
+              </w:rPr>
+              <w:t>[85]</w:t>
             </w:r>
           </w:p>
         </w:tc>
@@ -8861,19 +8712,19 @@
             <w:tcW w:w="1584" w:type="dxa"/>
             <w:shd w:val="clear" w:color="auto" w:fill="FFFFFF"/>
             <w:tcMar>
-              <w:top w:w="40" w:type="dxa"/>
-              <w:left w:w="60" w:type="dxa"/>
-              <w:bottom w:w="40" w:type="dxa"/>
-              <w:right w:w="60" w:type="dxa"/>
-            </w:tcMar>
-            <w:vAlign w:val="center"/>
-          </w:tcPr>
-          <w:p>
-            <w:r>
-              <w:rPr>
-                <w:sz w:val="16"/>
-              </w:rPr>
-              <w:t>Alla (2025)</w:t>
+              <w:top w:w="35" w:type="dxa"/>
+              <w:left w:w="50" w:type="dxa"/>
+              <w:bottom w:w="35" w:type="dxa"/>
+              <w:right w:w="50" w:type="dxa"/>
+            </w:tcMar>
+            <w:vAlign w:val="center"/>
+          </w:tcPr>
+          <w:p>
+            <w:r>
+              <w:rPr>
+                <w:sz w:val="16"/>
+              </w:rPr>
+              <w:t>K. Alla (2025) [S085]</w:t>
             </w:r>
           </w:p>
         </w:tc>
@@ -8882,10 +8733,10 @@
             <w:tcW w:w="288" w:type="dxa"/>
             <w:shd w:val="clear" w:color="auto" w:fill="FFFFFF"/>
             <w:tcMar>
-              <w:top w:w="40" w:type="dxa"/>
-              <w:left w:w="60" w:type="dxa"/>
-              <w:bottom w:w="40" w:type="dxa"/>
-              <w:right w:w="60" w:type="dxa"/>
+              <w:top w:w="35" w:type="dxa"/>
+              <w:left w:w="50" w:type="dxa"/>
+              <w:bottom w:w="35" w:type="dxa"/>
+              <w:right w:w="50" w:type="dxa"/>
             </w:tcMar>
             <w:vAlign w:val="center"/>
           </w:tcPr>
@@ -8903,10 +8754,10 @@
             <w:tcW w:w="288" w:type="dxa"/>
             <w:shd w:val="clear" w:color="auto" w:fill="FFFFFF"/>
             <w:tcMar>
-              <w:top w:w="40" w:type="dxa"/>
-              <w:left w:w="60" w:type="dxa"/>
-              <w:bottom w:w="40" w:type="dxa"/>
-              <w:right w:w="60" w:type="dxa"/>
+              <w:top w:w="35" w:type="dxa"/>
+              <w:left w:w="50" w:type="dxa"/>
+              <w:bottom w:w="35" w:type="dxa"/>
+              <w:right w:w="50" w:type="dxa"/>
             </w:tcMar>
             <w:vAlign w:val="center"/>
           </w:tcPr>
@@ -8924,10 +8775,10 @@
             <w:tcW w:w="288" w:type="dxa"/>
             <w:shd w:val="clear" w:color="auto" w:fill="FFFFFF"/>
             <w:tcMar>
-              <w:top w:w="40" w:type="dxa"/>
-              <w:left w:w="60" w:type="dxa"/>
-              <w:bottom w:w="40" w:type="dxa"/>
-              <w:right w:w="60" w:type="dxa"/>
+              <w:top w:w="35" w:type="dxa"/>
+              <w:left w:w="50" w:type="dxa"/>
+              <w:bottom w:w="35" w:type="dxa"/>
+              <w:right w:w="50" w:type="dxa"/>
             </w:tcMar>
             <w:vAlign w:val="center"/>
           </w:tcPr>
@@ -8945,10 +8796,10 @@
             <w:tcW w:w="288" w:type="dxa"/>
             <w:shd w:val="clear" w:color="auto" w:fill="FFFFFF"/>
             <w:tcMar>
-              <w:top w:w="40" w:type="dxa"/>
-              <w:left w:w="60" w:type="dxa"/>
-              <w:bottom w:w="40" w:type="dxa"/>
-              <w:right w:w="60" w:type="dxa"/>
+              <w:top w:w="35" w:type="dxa"/>
+              <w:left w:w="50" w:type="dxa"/>
+              <w:bottom w:w="35" w:type="dxa"/>
+              <w:right w:w="50" w:type="dxa"/>
             </w:tcMar>
             <w:vAlign w:val="center"/>
           </w:tcPr>
@@ -8966,10 +8817,10 @@
             <w:tcW w:w="432" w:type="dxa"/>
             <w:shd w:val="clear" w:color="auto" w:fill="FFFFFF"/>
             <w:tcMar>
-              <w:top w:w="40" w:type="dxa"/>
-              <w:left w:w="60" w:type="dxa"/>
-              <w:bottom w:w="40" w:type="dxa"/>
-              <w:right w:w="60" w:type="dxa"/>
+              <w:top w:w="35" w:type="dxa"/>
+              <w:left w:w="50" w:type="dxa"/>
+              <w:bottom w:w="35" w:type="dxa"/>
+              <w:right w:w="50" w:type="dxa"/>
             </w:tcMar>
             <w:vAlign w:val="center"/>
           </w:tcPr>
@@ -8987,10 +8838,10 @@
             <w:tcW w:w="1152" w:type="dxa"/>
             <w:shd w:val="clear" w:color="auto" w:fill="FFFFFF"/>
             <w:tcMar>
-              <w:top w:w="40" w:type="dxa"/>
-              <w:left w:w="60" w:type="dxa"/>
-              <w:bottom w:w="40" w:type="dxa"/>
-              <w:right w:w="60" w:type="dxa"/>
+              <w:top w:w="35" w:type="dxa"/>
+              <w:left w:w="50" w:type="dxa"/>
+              <w:bottom w:w="35" w:type="dxa"/>
+              <w:right w:w="50" w:type="dxa"/>
             </w:tcMar>
             <w:vAlign w:val="center"/>
           </w:tcPr>
@@ -9013,19 +8864,19 @@
             <w:tcW w:w="576" w:type="dxa"/>
             <w:shd w:val="clear" w:color="auto" w:fill="FAFAFA"/>
             <w:tcMar>
-              <w:top w:w="40" w:type="dxa"/>
-              <w:left w:w="60" w:type="dxa"/>
-              <w:bottom w:w="40" w:type="dxa"/>
-              <w:right w:w="60" w:type="dxa"/>
-            </w:tcMar>
-            <w:vAlign w:val="center"/>
-          </w:tcPr>
-          <w:p>
-            <w:r>
-              <w:rPr>
-                <w:sz w:val="16"/>
-              </w:rPr>
-              <w:t>[S090]</w:t>
+              <w:top w:w="35" w:type="dxa"/>
+              <w:left w:w="50" w:type="dxa"/>
+              <w:bottom w:w="35" w:type="dxa"/>
+              <w:right w:w="50" w:type="dxa"/>
+            </w:tcMar>
+            <w:vAlign w:val="center"/>
+          </w:tcPr>
+          <w:p>
+            <w:r>
+              <w:rPr>
+                <w:sz w:val="16"/>
+              </w:rPr>
+              <w:t>[90]</w:t>
             </w:r>
           </w:p>
         </w:tc>
@@ -9034,19 +8885,19 @@
             <w:tcW w:w="1584" w:type="dxa"/>
             <w:shd w:val="clear" w:color="auto" w:fill="FAFAFA"/>
             <w:tcMar>
-              <w:top w:w="40" w:type="dxa"/>
-              <w:left w:w="60" w:type="dxa"/>
-              <w:bottom w:w="40" w:type="dxa"/>
-              <w:right w:w="60" w:type="dxa"/>
-            </w:tcMar>
-            <w:vAlign w:val="center"/>
-          </w:tcPr>
-          <w:p>
-            <w:r>
-              <w:rPr>
-                <w:sz w:val="16"/>
-              </w:rPr>
-              <w:t>Cho et al. (2023)</w:t>
+              <w:top w:w="35" w:type="dxa"/>
+              <w:left w:w="50" w:type="dxa"/>
+              <w:bottom w:w="35" w:type="dxa"/>
+              <w:right w:w="50" w:type="dxa"/>
+            </w:tcMar>
+            <w:vAlign w:val="center"/>
+          </w:tcPr>
+          <w:p>
+            <w:r>
+              <w:rPr>
+                <w:sz w:val="16"/>
+              </w:rPr>
+              <w:t>Y. Cho et al. (2023) [S090]</w:t>
             </w:r>
           </w:p>
         </w:tc>
@@ -9055,10 +8906,10 @@
             <w:tcW w:w="288" w:type="dxa"/>
             <w:shd w:val="clear" w:color="auto" w:fill="FAFAFA"/>
             <w:tcMar>
-              <w:top w:w="40" w:type="dxa"/>
-              <w:left w:w="60" w:type="dxa"/>
-              <w:bottom w:w="40" w:type="dxa"/>
-              <w:right w:w="60" w:type="dxa"/>
+              <w:top w:w="35" w:type="dxa"/>
+              <w:left w:w="50" w:type="dxa"/>
+              <w:bottom w:w="35" w:type="dxa"/>
+              <w:right w:w="50" w:type="dxa"/>
             </w:tcMar>
             <w:vAlign w:val="center"/>
           </w:tcPr>
@@ -9076,10 +8927,10 @@
             <w:tcW w:w="288" w:type="dxa"/>
             <w:shd w:val="clear" w:color="auto" w:fill="FAFAFA"/>
             <w:tcMar>
-              <w:top w:w="40" w:type="dxa"/>
-              <w:left w:w="60" w:type="dxa"/>
-              <w:bottom w:w="40" w:type="dxa"/>
-              <w:right w:w="60" w:type="dxa"/>
+              <w:top w:w="35" w:type="dxa"/>
+              <w:left w:w="50" w:type="dxa"/>
+              <w:bottom w:w="35" w:type="dxa"/>
+              <w:right w:w="50" w:type="dxa"/>
             </w:tcMar>
             <w:vAlign w:val="center"/>
           </w:tcPr>
@@ -9097,10 +8948,10 @@
             <w:tcW w:w="288" w:type="dxa"/>
             <w:shd w:val="clear" w:color="auto" w:fill="FAFAFA"/>
             <w:tcMar>
-              <w:top w:w="40" w:type="dxa"/>
-              <w:left w:w="60" w:type="dxa"/>
-              <w:bottom w:w="40" w:type="dxa"/>
-              <w:right w:w="60" w:type="dxa"/>
+              <w:top w:w="35" w:type="dxa"/>
+              <w:left w:w="50" w:type="dxa"/>
+              <w:bottom w:w="35" w:type="dxa"/>
+              <w:right w:w="50" w:type="dxa"/>
             </w:tcMar>
             <w:vAlign w:val="center"/>
           </w:tcPr>
@@ -9118,10 +8969,10 @@
             <w:tcW w:w="288" w:type="dxa"/>
             <w:shd w:val="clear" w:color="auto" w:fill="FAFAFA"/>
             <w:tcMar>
-              <w:top w:w="40" w:type="dxa"/>
-              <w:left w:w="60" w:type="dxa"/>
-              <w:bottom w:w="40" w:type="dxa"/>
-              <w:right w:w="60" w:type="dxa"/>
+              <w:top w:w="35" w:type="dxa"/>
+              <w:left w:w="50" w:type="dxa"/>
+              <w:bottom w:w="35" w:type="dxa"/>
+              <w:right w:w="50" w:type="dxa"/>
             </w:tcMar>
             <w:vAlign w:val="center"/>
           </w:tcPr>
@@ -9139,10 +8990,10 @@
             <w:tcW w:w="432" w:type="dxa"/>
             <w:shd w:val="clear" w:color="auto" w:fill="FAFAFA"/>
             <w:tcMar>
-              <w:top w:w="40" w:type="dxa"/>
-              <w:left w:w="60" w:type="dxa"/>
-              <w:bottom w:w="40" w:type="dxa"/>
-              <w:right w:w="60" w:type="dxa"/>
+              <w:top w:w="35" w:type="dxa"/>
+              <w:left w:w="50" w:type="dxa"/>
+              <w:bottom w:w="35" w:type="dxa"/>
+              <w:right w:w="50" w:type="dxa"/>
             </w:tcMar>
             <w:vAlign w:val="center"/>
           </w:tcPr>
@@ -9160,10 +9011,10 @@
             <w:tcW w:w="1152" w:type="dxa"/>
             <w:shd w:val="clear" w:color="auto" w:fill="FAFAFA"/>
             <w:tcMar>
-              <w:top w:w="40" w:type="dxa"/>
-              <w:left w:w="60" w:type="dxa"/>
-              <w:bottom w:w="40" w:type="dxa"/>
-              <w:right w:w="60" w:type="dxa"/>
+              <w:top w:w="35" w:type="dxa"/>
+              <w:left w:w="50" w:type="dxa"/>
+              <w:bottom w:w="35" w:type="dxa"/>
+              <w:right w:w="50" w:type="dxa"/>
             </w:tcMar>
             <w:vAlign w:val="center"/>
           </w:tcPr>
@@ -9196,7 +9047,7 @@
         <w:ind w:firstLine="200"/>
       </w:pPr>
       <w:r>
-        <w:t>Cada una de las preguntas formuladas (PD1–PD3 y PI1–PI4) se vincula unívocamente a una tabla de evidencia y un gráfico asignado en los resultados (ver Tabla XIII):</w:t>
+        <w:t>Cada una de las preguntas formuladas (PD1–PD3 y PI1–PI4) se vincula unívocamente a una tabla de evidencia y un gráfico asignado en los resultados, según se especifica en la Tabla XIII. Se adoptó una estrategia de síntesis narrativa temática y cuantitativa descriptiva en tres fases debido a la heterogeneidad de datasets y métricas reportadas.</w:t>
       </w:r>
     </w:p>
     <w:p>
@@ -9239,9 +9090,9 @@
         <w:tblLook w:val="04A0" w:firstRow="1" w:lastRow="0" w:firstColumn="1" w:lastColumn="0" w:noHBand="0" w:noVBand="1"/>
       </w:tblPr>
       <w:tblGrid>
-        <w:gridCol w:w="752"/>
+        <w:gridCol w:w="732"/>
         <w:gridCol w:w="1584"/>
-        <w:gridCol w:w="1462"/>
+        <w:gridCol w:w="1442"/>
         <w:gridCol w:w="1296"/>
       </w:tblGrid>
       <w:tr>
@@ -9253,10 +9104,10 @@
             <w:tcW w:w="576" w:type="dxa"/>
             <w:shd w:val="clear" w:color="auto" w:fill="F2F2F2"/>
             <w:tcMar>
-              <w:top w:w="60" w:type="dxa"/>
-              <w:left w:w="60" w:type="dxa"/>
-              <w:bottom w:w="60" w:type="dxa"/>
-              <w:right w:w="60" w:type="dxa"/>
+              <w:top w:w="50" w:type="dxa"/>
+              <w:left w:w="50" w:type="dxa"/>
+              <w:bottom w:w="50" w:type="dxa"/>
+              <w:right w:w="50" w:type="dxa"/>
             </w:tcMar>
             <w:vAlign w:val="center"/>
           </w:tcPr>
@@ -9278,10 +9129,10 @@
             <w:tcW w:w="1584" w:type="dxa"/>
             <w:shd w:val="clear" w:color="auto" w:fill="F2F2F2"/>
             <w:tcMar>
-              <w:top w:w="60" w:type="dxa"/>
-              <w:left w:w="60" w:type="dxa"/>
-              <w:bottom w:w="60" w:type="dxa"/>
-              <w:right w:w="60" w:type="dxa"/>
+              <w:top w:w="50" w:type="dxa"/>
+              <w:left w:w="50" w:type="dxa"/>
+              <w:bottom w:w="50" w:type="dxa"/>
+              <w:right w:w="50" w:type="dxa"/>
             </w:tcMar>
             <w:vAlign w:val="center"/>
           </w:tcPr>
@@ -9303,10 +9154,10 @@
             <w:tcW w:w="1440" w:type="dxa"/>
             <w:shd w:val="clear" w:color="auto" w:fill="F2F2F2"/>
             <w:tcMar>
-              <w:top w:w="60" w:type="dxa"/>
-              <w:left w:w="60" w:type="dxa"/>
-              <w:bottom w:w="60" w:type="dxa"/>
-              <w:right w:w="60" w:type="dxa"/>
+              <w:top w:w="50" w:type="dxa"/>
+              <w:left w:w="50" w:type="dxa"/>
+              <w:bottom w:w="50" w:type="dxa"/>
+              <w:right w:w="50" w:type="dxa"/>
             </w:tcMar>
             <w:vAlign w:val="center"/>
           </w:tcPr>
@@ -9328,10 +9179,10 @@
             <w:tcW w:w="1296" w:type="dxa"/>
             <w:shd w:val="clear" w:color="auto" w:fill="F2F2F2"/>
             <w:tcMar>
-              <w:top w:w="60" w:type="dxa"/>
-              <w:left w:w="60" w:type="dxa"/>
-              <w:bottom w:w="60" w:type="dxa"/>
-              <w:right w:w="60" w:type="dxa"/>
+              <w:top w:w="50" w:type="dxa"/>
+              <w:left w:w="50" w:type="dxa"/>
+              <w:bottom w:w="50" w:type="dxa"/>
+              <w:right w:w="50" w:type="dxa"/>
             </w:tcMar>
             <w:vAlign w:val="center"/>
           </w:tcPr>
@@ -9358,10 +9209,10 @@
             <w:tcW w:w="576" w:type="dxa"/>
             <w:shd w:val="clear" w:color="auto" w:fill="FFFFFF"/>
             <w:tcMar>
-              <w:top w:w="40" w:type="dxa"/>
-              <w:left w:w="60" w:type="dxa"/>
-              <w:bottom w:w="40" w:type="dxa"/>
-              <w:right w:w="60" w:type="dxa"/>
+              <w:top w:w="35" w:type="dxa"/>
+              <w:left w:w="50" w:type="dxa"/>
+              <w:bottom w:w="35" w:type="dxa"/>
+              <w:right w:w="50" w:type="dxa"/>
             </w:tcMar>
             <w:vAlign w:val="center"/>
           </w:tcPr>
@@ -9379,10 +9230,10 @@
             <w:tcW w:w="1584" w:type="dxa"/>
             <w:shd w:val="clear" w:color="auto" w:fill="FFFFFF"/>
             <w:tcMar>
-              <w:top w:w="40" w:type="dxa"/>
-              <w:left w:w="60" w:type="dxa"/>
-              <w:bottom w:w="40" w:type="dxa"/>
-              <w:right w:w="60" w:type="dxa"/>
+              <w:top w:w="35" w:type="dxa"/>
+              <w:left w:w="50" w:type="dxa"/>
+              <w:bottom w:w="35" w:type="dxa"/>
+              <w:right w:w="50" w:type="dxa"/>
             </w:tcMar>
             <w:vAlign w:val="center"/>
           </w:tcPr>
@@ -9400,10 +9251,10 @@
             <w:tcW w:w="1440" w:type="dxa"/>
             <w:shd w:val="clear" w:color="auto" w:fill="FFFFFF"/>
             <w:tcMar>
-              <w:top w:w="40" w:type="dxa"/>
-              <w:left w:w="60" w:type="dxa"/>
-              <w:bottom w:w="40" w:type="dxa"/>
-              <w:right w:w="60" w:type="dxa"/>
+              <w:top w:w="35" w:type="dxa"/>
+              <w:left w:w="50" w:type="dxa"/>
+              <w:bottom w:w="35" w:type="dxa"/>
+              <w:right w:w="50" w:type="dxa"/>
             </w:tcMar>
             <w:vAlign w:val="center"/>
           </w:tcPr>
@@ -9421,10 +9272,10 @@
             <w:tcW w:w="1296" w:type="dxa"/>
             <w:shd w:val="clear" w:color="auto" w:fill="FFFFFF"/>
             <w:tcMar>
-              <w:top w:w="40" w:type="dxa"/>
-              <w:left w:w="60" w:type="dxa"/>
-              <w:bottom w:w="40" w:type="dxa"/>
-              <w:right w:w="60" w:type="dxa"/>
+              <w:top w:w="35" w:type="dxa"/>
+              <w:left w:w="50" w:type="dxa"/>
+              <w:bottom w:w="35" w:type="dxa"/>
+              <w:right w:w="50" w:type="dxa"/>
             </w:tcMar>
             <w:vAlign w:val="center"/>
           </w:tcPr>
@@ -9447,10 +9298,10 @@
             <w:tcW w:w="576" w:type="dxa"/>
             <w:shd w:val="clear" w:color="auto" w:fill="FAFAFA"/>
             <w:tcMar>
-              <w:top w:w="40" w:type="dxa"/>
-              <w:left w:w="60" w:type="dxa"/>
-              <w:bottom w:w="40" w:type="dxa"/>
-              <w:right w:w="60" w:type="dxa"/>
+              <w:top w:w="35" w:type="dxa"/>
+              <w:left w:w="50" w:type="dxa"/>
+              <w:bottom w:w="35" w:type="dxa"/>
+              <w:right w:w="50" w:type="dxa"/>
             </w:tcMar>
             <w:vAlign w:val="center"/>
           </w:tcPr>
@@ -9468,10 +9319,10 @@
             <w:tcW w:w="1584" w:type="dxa"/>
             <w:shd w:val="clear" w:color="auto" w:fill="FAFAFA"/>
             <w:tcMar>
-              <w:top w:w="40" w:type="dxa"/>
-              <w:left w:w="60" w:type="dxa"/>
-              <w:bottom w:w="40" w:type="dxa"/>
-              <w:right w:w="60" w:type="dxa"/>
+              <w:top w:w="35" w:type="dxa"/>
+              <w:left w:w="50" w:type="dxa"/>
+              <w:bottom w:w="35" w:type="dxa"/>
+              <w:right w:w="50" w:type="dxa"/>
             </w:tcMar>
             <w:vAlign w:val="center"/>
           </w:tcPr>
@@ -9489,10 +9340,10 @@
             <w:tcW w:w="1440" w:type="dxa"/>
             <w:shd w:val="clear" w:color="auto" w:fill="FAFAFA"/>
             <w:tcMar>
-              <w:top w:w="40" w:type="dxa"/>
-              <w:left w:w="60" w:type="dxa"/>
-              <w:bottom w:w="40" w:type="dxa"/>
-              <w:right w:w="60" w:type="dxa"/>
+              <w:top w:w="35" w:type="dxa"/>
+              <w:left w:w="50" w:type="dxa"/>
+              <w:bottom w:w="35" w:type="dxa"/>
+              <w:right w:w="50" w:type="dxa"/>
             </w:tcMar>
             <w:vAlign w:val="center"/>
           </w:tcPr>
@@ -9510,10 +9361,10 @@
             <w:tcW w:w="1296" w:type="dxa"/>
             <w:shd w:val="clear" w:color="auto" w:fill="FAFAFA"/>
             <w:tcMar>
-              <w:top w:w="40" w:type="dxa"/>
-              <w:left w:w="60" w:type="dxa"/>
-              <w:bottom w:w="40" w:type="dxa"/>
-              <w:right w:w="60" w:type="dxa"/>
+              <w:top w:w="35" w:type="dxa"/>
+              <w:left w:w="50" w:type="dxa"/>
+              <w:bottom w:w="35" w:type="dxa"/>
+              <w:right w:w="50" w:type="dxa"/>
             </w:tcMar>
             <w:vAlign w:val="center"/>
           </w:tcPr>
@@ -9536,10 +9387,10 @@
             <w:tcW w:w="576" w:type="dxa"/>
             <w:shd w:val="clear" w:color="auto" w:fill="FFFFFF"/>
             <w:tcMar>
-              <w:top w:w="40" w:type="dxa"/>
-              <w:left w:w="60" w:type="dxa"/>
-              <w:bottom w:w="40" w:type="dxa"/>
-              <w:right w:w="60" w:type="dxa"/>
+              <w:top w:w="35" w:type="dxa"/>
+              <w:left w:w="50" w:type="dxa"/>
+              <w:bottom w:w="35" w:type="dxa"/>
+              <w:right w:w="50" w:type="dxa"/>
             </w:tcMar>
             <w:vAlign w:val="center"/>
           </w:tcPr>
@@ -9557,10 +9408,10 @@
             <w:tcW w:w="1584" w:type="dxa"/>
             <w:shd w:val="clear" w:color="auto" w:fill="FFFFFF"/>
             <w:tcMar>
-              <w:top w:w="40" w:type="dxa"/>
-              <w:left w:w="60" w:type="dxa"/>
-              <w:bottom w:w="40" w:type="dxa"/>
-              <w:right w:w="60" w:type="dxa"/>
+              <w:top w:w="35" w:type="dxa"/>
+              <w:left w:w="50" w:type="dxa"/>
+              <w:bottom w:w="35" w:type="dxa"/>
+              <w:right w:w="50" w:type="dxa"/>
             </w:tcMar>
             <w:vAlign w:val="center"/>
           </w:tcPr>
@@ -9578,10 +9429,10 @@
             <w:tcW w:w="1440" w:type="dxa"/>
             <w:shd w:val="clear" w:color="auto" w:fill="FFFFFF"/>
             <w:tcMar>
-              <w:top w:w="40" w:type="dxa"/>
-              <w:left w:w="60" w:type="dxa"/>
-              <w:bottom w:w="40" w:type="dxa"/>
-              <w:right w:w="60" w:type="dxa"/>
+              <w:top w:w="35" w:type="dxa"/>
+              <w:left w:w="50" w:type="dxa"/>
+              <w:bottom w:w="35" w:type="dxa"/>
+              <w:right w:w="50" w:type="dxa"/>
             </w:tcMar>
             <w:vAlign w:val="center"/>
           </w:tcPr>
@@ -9599,10 +9450,10 @@
             <w:tcW w:w="1296" w:type="dxa"/>
             <w:shd w:val="clear" w:color="auto" w:fill="FFFFFF"/>
             <w:tcMar>
-              <w:top w:w="40" w:type="dxa"/>
-              <w:left w:w="60" w:type="dxa"/>
-              <w:bottom w:w="40" w:type="dxa"/>
-              <w:right w:w="60" w:type="dxa"/>
+              <w:top w:w="35" w:type="dxa"/>
+              <w:left w:w="50" w:type="dxa"/>
+              <w:bottom w:w="35" w:type="dxa"/>
+              <w:right w:w="50" w:type="dxa"/>
             </w:tcMar>
             <w:vAlign w:val="center"/>
           </w:tcPr>
@@ -9625,10 +9476,10 @@
             <w:tcW w:w="576" w:type="dxa"/>
             <w:shd w:val="clear" w:color="auto" w:fill="FAFAFA"/>
             <w:tcMar>
-              <w:top w:w="40" w:type="dxa"/>
-              <w:left w:w="60" w:type="dxa"/>
-              <w:bottom w:w="40" w:type="dxa"/>
-              <w:right w:w="60" w:type="dxa"/>
+              <w:top w:w="35" w:type="dxa"/>
+              <w:left w:w="50" w:type="dxa"/>
+              <w:bottom w:w="35" w:type="dxa"/>
+              <w:right w:w="50" w:type="dxa"/>
             </w:tcMar>
             <w:vAlign w:val="center"/>
           </w:tcPr>
@@ -9646,10 +9497,10 @@
             <w:tcW w:w="1584" w:type="dxa"/>
             <w:shd w:val="clear" w:color="auto" w:fill="FAFAFA"/>
             <w:tcMar>
-              <w:top w:w="40" w:type="dxa"/>
-              <w:left w:w="60" w:type="dxa"/>
-              <w:bottom w:w="40" w:type="dxa"/>
-              <w:right w:w="60" w:type="dxa"/>
+              <w:top w:w="35" w:type="dxa"/>
+              <w:left w:w="50" w:type="dxa"/>
+              <w:bottom w:w="35" w:type="dxa"/>
+              <w:right w:w="50" w:type="dxa"/>
             </w:tcMar>
             <w:vAlign w:val="center"/>
           </w:tcPr>
@@ -9667,10 +9518,10 @@
             <w:tcW w:w="1440" w:type="dxa"/>
             <w:shd w:val="clear" w:color="auto" w:fill="FAFAFA"/>
             <w:tcMar>
-              <w:top w:w="40" w:type="dxa"/>
-              <w:left w:w="60" w:type="dxa"/>
-              <w:bottom w:w="40" w:type="dxa"/>
-              <w:right w:w="60" w:type="dxa"/>
+              <w:top w:w="35" w:type="dxa"/>
+              <w:left w:w="50" w:type="dxa"/>
+              <w:bottom w:w="35" w:type="dxa"/>
+              <w:right w:w="50" w:type="dxa"/>
             </w:tcMar>
             <w:vAlign w:val="center"/>
           </w:tcPr>
@@ -9688,10 +9539,10 @@
             <w:tcW w:w="1296" w:type="dxa"/>
             <w:shd w:val="clear" w:color="auto" w:fill="FAFAFA"/>
             <w:tcMar>
-              <w:top w:w="40" w:type="dxa"/>
-              <w:left w:w="60" w:type="dxa"/>
-              <w:bottom w:w="40" w:type="dxa"/>
-              <w:right w:w="60" w:type="dxa"/>
+              <w:top w:w="35" w:type="dxa"/>
+              <w:left w:w="50" w:type="dxa"/>
+              <w:bottom w:w="35" w:type="dxa"/>
+              <w:right w:w="50" w:type="dxa"/>
             </w:tcMar>
             <w:vAlign w:val="center"/>
           </w:tcPr>
@@ -9714,10 +9565,10 @@
             <w:tcW w:w="576" w:type="dxa"/>
             <w:shd w:val="clear" w:color="auto" w:fill="FFFFFF"/>
             <w:tcMar>
-              <w:top w:w="40" w:type="dxa"/>
-              <w:left w:w="60" w:type="dxa"/>
-              <w:bottom w:w="40" w:type="dxa"/>
-              <w:right w:w="60" w:type="dxa"/>
+              <w:top w:w="35" w:type="dxa"/>
+              <w:left w:w="50" w:type="dxa"/>
+              <w:bottom w:w="35" w:type="dxa"/>
+              <w:right w:w="50" w:type="dxa"/>
             </w:tcMar>
             <w:vAlign w:val="center"/>
           </w:tcPr>
@@ -9735,10 +9586,10 @@
             <w:tcW w:w="1584" w:type="dxa"/>
             <w:shd w:val="clear" w:color="auto" w:fill="FFFFFF"/>
             <w:tcMar>
-              <w:top w:w="40" w:type="dxa"/>
-              <w:left w:w="60" w:type="dxa"/>
-              <w:bottom w:w="40" w:type="dxa"/>
-              <w:right w:w="60" w:type="dxa"/>
+              <w:top w:w="35" w:type="dxa"/>
+              <w:left w:w="50" w:type="dxa"/>
+              <w:bottom w:w="35" w:type="dxa"/>
+              <w:right w:w="50" w:type="dxa"/>
             </w:tcMar>
             <w:vAlign w:val="center"/>
           </w:tcPr>
@@ -9756,10 +9607,10 @@
             <w:tcW w:w="1440" w:type="dxa"/>
             <w:shd w:val="clear" w:color="auto" w:fill="FFFFFF"/>
             <w:tcMar>
-              <w:top w:w="40" w:type="dxa"/>
-              <w:left w:w="60" w:type="dxa"/>
-              <w:bottom w:w="40" w:type="dxa"/>
-              <w:right w:w="60" w:type="dxa"/>
+              <w:top w:w="35" w:type="dxa"/>
+              <w:left w:w="50" w:type="dxa"/>
+              <w:bottom w:w="35" w:type="dxa"/>
+              <w:right w:w="50" w:type="dxa"/>
             </w:tcMar>
             <w:vAlign w:val="center"/>
           </w:tcPr>
@@ -9777,10 +9628,10 @@
             <w:tcW w:w="1296" w:type="dxa"/>
             <w:shd w:val="clear" w:color="auto" w:fill="FFFFFF"/>
             <w:tcMar>
-              <w:top w:w="40" w:type="dxa"/>
-              <w:left w:w="60" w:type="dxa"/>
-              <w:bottom w:w="40" w:type="dxa"/>
-              <w:right w:w="60" w:type="dxa"/>
+              <w:top w:w="35" w:type="dxa"/>
+              <w:left w:w="50" w:type="dxa"/>
+              <w:bottom w:w="35" w:type="dxa"/>
+              <w:right w:w="50" w:type="dxa"/>
             </w:tcMar>
             <w:vAlign w:val="center"/>
           </w:tcPr>
@@ -9803,10 +9654,10 @@
             <w:tcW w:w="576" w:type="dxa"/>
             <w:shd w:val="clear" w:color="auto" w:fill="FAFAFA"/>
             <w:tcMar>
-              <w:top w:w="40" w:type="dxa"/>
-              <w:left w:w="60" w:type="dxa"/>
-              <w:bottom w:w="40" w:type="dxa"/>
-              <w:right w:w="60" w:type="dxa"/>
+              <w:top w:w="35" w:type="dxa"/>
+              <w:left w:w="50" w:type="dxa"/>
+              <w:bottom w:w="35" w:type="dxa"/>
+              <w:right w:w="50" w:type="dxa"/>
             </w:tcMar>
             <w:vAlign w:val="center"/>
           </w:tcPr>
@@ -9824,10 +9675,10 @@
             <w:tcW w:w="1584" w:type="dxa"/>
             <w:shd w:val="clear" w:color="auto" w:fill="FAFAFA"/>
             <w:tcMar>
-              <w:top w:w="40" w:type="dxa"/>
-              <w:left w:w="60" w:type="dxa"/>
-              <w:bottom w:w="40" w:type="dxa"/>
-              <w:right w:w="60" w:type="dxa"/>
+              <w:top w:w="35" w:type="dxa"/>
+              <w:left w:w="50" w:type="dxa"/>
+              <w:bottom w:w="35" w:type="dxa"/>
+              <w:right w:w="50" w:type="dxa"/>
             </w:tcMar>
             <w:vAlign w:val="center"/>
           </w:tcPr>
@@ -9845,10 +9696,10 @@
             <w:tcW w:w="1440" w:type="dxa"/>
             <w:shd w:val="clear" w:color="auto" w:fill="FAFAFA"/>
             <w:tcMar>
-              <w:top w:w="40" w:type="dxa"/>
-              <w:left w:w="60" w:type="dxa"/>
-              <w:bottom w:w="40" w:type="dxa"/>
-              <w:right w:w="60" w:type="dxa"/>
+              <w:top w:w="35" w:type="dxa"/>
+              <w:left w:w="50" w:type="dxa"/>
+              <w:bottom w:w="35" w:type="dxa"/>
+              <w:right w:w="50" w:type="dxa"/>
             </w:tcMar>
             <w:vAlign w:val="center"/>
           </w:tcPr>
@@ -9866,10 +9717,10 @@
             <w:tcW w:w="1296" w:type="dxa"/>
             <w:shd w:val="clear" w:color="auto" w:fill="FAFAFA"/>
             <w:tcMar>
-              <w:top w:w="40" w:type="dxa"/>
-              <w:left w:w="60" w:type="dxa"/>
-              <w:bottom w:w="40" w:type="dxa"/>
-              <w:right w:w="60" w:type="dxa"/>
+              <w:top w:w="35" w:type="dxa"/>
+              <w:left w:w="50" w:type="dxa"/>
+              <w:bottom w:w="35" w:type="dxa"/>
+              <w:right w:w="50" w:type="dxa"/>
             </w:tcMar>
             <w:vAlign w:val="center"/>
           </w:tcPr>
@@ -9892,10 +9743,10 @@
             <w:tcW w:w="576" w:type="dxa"/>
             <w:shd w:val="clear" w:color="auto" w:fill="FFFFFF"/>
             <w:tcMar>
-              <w:top w:w="40" w:type="dxa"/>
-              <w:left w:w="60" w:type="dxa"/>
-              <w:bottom w:w="40" w:type="dxa"/>
-              <w:right w:w="60" w:type="dxa"/>
+              <w:top w:w="35" w:type="dxa"/>
+              <w:left w:w="50" w:type="dxa"/>
+              <w:bottom w:w="35" w:type="dxa"/>
+              <w:right w:w="50" w:type="dxa"/>
             </w:tcMar>
             <w:vAlign w:val="center"/>
           </w:tcPr>
@@ -9913,10 +9764,10 @@
             <w:tcW w:w="1584" w:type="dxa"/>
             <w:shd w:val="clear" w:color="auto" w:fill="FFFFFF"/>
             <w:tcMar>
-              <w:top w:w="40" w:type="dxa"/>
-              <w:left w:w="60" w:type="dxa"/>
-              <w:bottom w:w="40" w:type="dxa"/>
-              <w:right w:w="60" w:type="dxa"/>
+              <w:top w:w="35" w:type="dxa"/>
+              <w:left w:w="50" w:type="dxa"/>
+              <w:bottom w:w="35" w:type="dxa"/>
+              <w:right w:w="50" w:type="dxa"/>
             </w:tcMar>
             <w:vAlign w:val="center"/>
           </w:tcPr>
@@ -9934,10 +9785,10 @@
             <w:tcW w:w="1440" w:type="dxa"/>
             <w:shd w:val="clear" w:color="auto" w:fill="FFFFFF"/>
             <w:tcMar>
-              <w:top w:w="40" w:type="dxa"/>
-              <w:left w:w="60" w:type="dxa"/>
-              <w:bottom w:w="40" w:type="dxa"/>
-              <w:right w:w="60" w:type="dxa"/>
+              <w:top w:w="35" w:type="dxa"/>
+              <w:left w:w="50" w:type="dxa"/>
+              <w:bottom w:w="35" w:type="dxa"/>
+              <w:right w:w="50" w:type="dxa"/>
             </w:tcMar>
             <w:vAlign w:val="center"/>
           </w:tcPr>
@@ -9955,10 +9806,10 @@
             <w:tcW w:w="1296" w:type="dxa"/>
             <w:shd w:val="clear" w:color="auto" w:fill="FFFFFF"/>
             <w:tcMar>
-              <w:top w:w="40" w:type="dxa"/>
-              <w:left w:w="60" w:type="dxa"/>
-              <w:bottom w:w="40" w:type="dxa"/>
-              <w:right w:w="60" w:type="dxa"/>
+              <w:top w:w="35" w:type="dxa"/>
+              <w:left w:w="50" w:type="dxa"/>
+              <w:bottom w:w="35" w:type="dxa"/>
+              <w:right w:w="50" w:type="dxa"/>
             </w:tcMar>
             <w:vAlign w:val="center"/>
           </w:tcPr>
@@ -9973,14 +9824,6 @@
         </w:tc>
       </w:tr>
     </w:tbl>
-    <w:p>
-      <w:pPr>
-        <w:ind w:firstLine="200"/>
-      </w:pPr>
-      <w:r>
-        <w:t>Debido a la heterogeneidad de datasets (benchmarks abiertos vs. datos corporativos privados bajo confidencialidad) y métricas disímiles (F1-score por entidad, exactitud, latencia), se adoptó una estrategia de síntesis narrativa temática y cuantitativa descriptiva estructurada en 3 fases: tabulación descriptiva bibliométrica (PD1–PD3), síntesis taxonómica por ejes técnicos (PI1 y PI4) y análisis comparativo de rendimiento empírico (PI2 y PI3).</w:t>
-      </w:r>
-    </w:p>
     <w:p>
       <w:pPr>
         <w:keepNext/>
@@ -9999,7 +9842,7 @@
         <w:ind w:firstLine="200"/>
       </w:pPr>
       <w:r>
-        <w:t>Se identificaron y mitigaron cuatro fuentes principales de sesgo metodológico (ver Tabla XIV):</w:t>
+        <w:t>Se identificaron y mitigaron cuatro fuentes principales de sesgo metodológico (selección, publicación, evaluador y constructo), cuyas estrategias se detallan en la Tabla XIV.</w:t>
       </w:r>
     </w:p>
     <w:p>
@@ -10055,10 +9898,10 @@
             <w:tcW w:w="1296" w:type="dxa"/>
             <w:shd w:val="clear" w:color="auto" w:fill="F2F2F2"/>
             <w:tcMar>
-              <w:top w:w="60" w:type="dxa"/>
-              <w:left w:w="60" w:type="dxa"/>
-              <w:bottom w:w="60" w:type="dxa"/>
-              <w:right w:w="60" w:type="dxa"/>
+              <w:top w:w="50" w:type="dxa"/>
+              <w:left w:w="50" w:type="dxa"/>
+              <w:bottom w:w="50" w:type="dxa"/>
+              <w:right w:w="50" w:type="dxa"/>
             </w:tcMar>
             <w:vAlign w:val="center"/>
           </w:tcPr>
@@ -10071,7 +9914,15 @@
                 <w:b/>
                 <w:sz w:val="16"/>
               </w:rPr>
-              <w:t>Dimensión de Amenaza</w:t>
+              <w:t xml:space="preserve">Dimensión de </w:t>
+            </w:r>
+            <w:r>
+              <w:rPr>
+                <w:b/>
+                <w:sz w:val="16"/>
+              </w:rPr>
+              <w:lastRenderedPageBreak/>
+              <w:t>Amenaza</w:t>
             </w:r>
           </w:p>
         </w:tc>
@@ -10080,10 +9931,10 @@
             <w:tcW w:w="1440" w:type="dxa"/>
             <w:shd w:val="clear" w:color="auto" w:fill="F2F2F2"/>
             <w:tcMar>
-              <w:top w:w="60" w:type="dxa"/>
-              <w:left w:w="60" w:type="dxa"/>
-              <w:bottom w:w="60" w:type="dxa"/>
-              <w:right w:w="60" w:type="dxa"/>
+              <w:top w:w="50" w:type="dxa"/>
+              <w:left w:w="50" w:type="dxa"/>
+              <w:bottom w:w="50" w:type="dxa"/>
+              <w:right w:w="50" w:type="dxa"/>
             </w:tcMar>
             <w:vAlign w:val="center"/>
           </w:tcPr>
@@ -10096,6 +9947,7 @@
                 <w:b/>
                 <w:sz w:val="16"/>
               </w:rPr>
+              <w:lastRenderedPageBreak/>
               <w:t>Riesgo Identificado</w:t>
             </w:r>
           </w:p>
@@ -10105,10 +9957,10 @@
             <w:tcW w:w="2160" w:type="dxa"/>
             <w:shd w:val="clear" w:color="auto" w:fill="F2F2F2"/>
             <w:tcMar>
-              <w:top w:w="60" w:type="dxa"/>
-              <w:left w:w="60" w:type="dxa"/>
-              <w:bottom w:w="60" w:type="dxa"/>
-              <w:right w:w="60" w:type="dxa"/>
+              <w:top w:w="50" w:type="dxa"/>
+              <w:left w:w="50" w:type="dxa"/>
+              <w:bottom w:w="50" w:type="dxa"/>
+              <w:right w:w="50" w:type="dxa"/>
             </w:tcMar>
             <w:vAlign w:val="center"/>
           </w:tcPr>
@@ -10121,7 +9973,15 @@
                 <w:b/>
                 <w:sz w:val="16"/>
               </w:rPr>
-              <w:t>Estrategia de Mitigación Implementada</w:t>
+              <w:t xml:space="preserve">Estrategia de Mitigación </w:t>
+            </w:r>
+            <w:r>
+              <w:rPr>
+                <w:b/>
+                <w:sz w:val="16"/>
+              </w:rPr>
+              <w:lastRenderedPageBreak/>
+              <w:t>Implementada</w:t>
             </w:r>
           </w:p>
         </w:tc>
@@ -10135,18 +9995,19 @@
             <w:tcW w:w="1296" w:type="dxa"/>
             <w:shd w:val="clear" w:color="auto" w:fill="FFFFFF"/>
             <w:tcMar>
-              <w:top w:w="40" w:type="dxa"/>
-              <w:left w:w="60" w:type="dxa"/>
-              <w:bottom w:w="40" w:type="dxa"/>
-              <w:right w:w="60" w:type="dxa"/>
-            </w:tcMar>
-            <w:vAlign w:val="center"/>
-          </w:tcPr>
-          <w:p>
-            <w:r>
-              <w:rPr>
-                <w:sz w:val="16"/>
-              </w:rPr>
+              <w:top w:w="35" w:type="dxa"/>
+              <w:left w:w="50" w:type="dxa"/>
+              <w:bottom w:w="35" w:type="dxa"/>
+              <w:right w:w="50" w:type="dxa"/>
+            </w:tcMar>
+            <w:vAlign w:val="center"/>
+          </w:tcPr>
+          <w:p>
+            <w:r>
+              <w:rPr>
+                <w:sz w:val="16"/>
+              </w:rPr>
+              <w:lastRenderedPageBreak/>
               <w:t>Sesgo de Selección (Selection Bias)</w:t>
             </w:r>
           </w:p>
@@ -10156,10 +10017,10 @@
             <w:tcW w:w="1440" w:type="dxa"/>
             <w:shd w:val="clear" w:color="auto" w:fill="FFFFFF"/>
             <w:tcMar>
-              <w:top w:w="40" w:type="dxa"/>
-              <w:left w:w="60" w:type="dxa"/>
-              <w:bottom w:w="40" w:type="dxa"/>
-              <w:right w:w="60" w:type="dxa"/>
+              <w:top w:w="35" w:type="dxa"/>
+              <w:left w:w="50" w:type="dxa"/>
+              <w:bottom w:w="35" w:type="dxa"/>
+              <w:right w:w="50" w:type="dxa"/>
             </w:tcMar>
             <w:vAlign w:val="center"/>
           </w:tcPr>
@@ -10177,19 +10038,19 @@
             <w:tcW w:w="2160" w:type="dxa"/>
             <w:shd w:val="clear" w:color="auto" w:fill="FFFFFF"/>
             <w:tcMar>
-              <w:top w:w="40" w:type="dxa"/>
-              <w:left w:w="60" w:type="dxa"/>
-              <w:bottom w:w="40" w:type="dxa"/>
-              <w:right w:w="60" w:type="dxa"/>
-            </w:tcMar>
-            <w:vAlign w:val="center"/>
-          </w:tcPr>
-          <w:p>
-            <w:r>
-              <w:rPr>
-                <w:sz w:val="16"/>
-              </w:rPr>
-              <w:t>• Consulta simultánea a dos bases de datos primarias de alto impacto (Scopus y Web of Science Core Collection).</w:t>
+              <w:top w:w="35" w:type="dxa"/>
+              <w:left w:w="50" w:type="dxa"/>
+              <w:bottom w:w="35" w:type="dxa"/>
+              <w:right w:w="50" w:type="dxa"/>
+            </w:tcMar>
+            <w:vAlign w:val="center"/>
+          </w:tcPr>
+          <w:p>
+            <w:r>
+              <w:rPr>
+                <w:sz w:val="16"/>
+              </w:rPr>
+              <w:t>• Consulta simultánea a dos bases primarias de alto impacto (Scopus y Web of Science Core Collection).</w:t>
             </w:r>
             <w:r>
               <w:rPr>
@@ -10203,7 +10064,7 @@
                 <w:sz w:val="16"/>
               </w:rPr>
               <w:br/>
-              <w:t>• Criterios de inclusión/exclusión codificados y operados de forma unívoca (IN1–IN4, EX1–EX4).</w:t>
+              <w:t>• Criterios de inclusión/exclusión codificados y operados unívocamente (IN1–IN4, EX1–EX4).</w:t>
             </w:r>
           </w:p>
         </w:tc>
@@ -10217,10 +10078,10 @@
             <w:tcW w:w="1296" w:type="dxa"/>
             <w:shd w:val="clear" w:color="auto" w:fill="FAFAFA"/>
             <w:tcMar>
-              <w:top w:w="40" w:type="dxa"/>
-              <w:left w:w="60" w:type="dxa"/>
-              <w:bottom w:w="40" w:type="dxa"/>
-              <w:right w:w="60" w:type="dxa"/>
+              <w:top w:w="35" w:type="dxa"/>
+              <w:left w:w="50" w:type="dxa"/>
+              <w:bottom w:w="35" w:type="dxa"/>
+              <w:right w:w="50" w:type="dxa"/>
             </w:tcMar>
             <w:vAlign w:val="center"/>
           </w:tcPr>
@@ -10238,19 +10099,19 @@
             <w:tcW w:w="1440" w:type="dxa"/>
             <w:shd w:val="clear" w:color="auto" w:fill="FAFAFA"/>
             <w:tcMar>
-              <w:top w:w="40" w:type="dxa"/>
-              <w:left w:w="60" w:type="dxa"/>
-              <w:bottom w:w="40" w:type="dxa"/>
-              <w:right w:w="60" w:type="dxa"/>
-            </w:tcMar>
-            <w:vAlign w:val="center"/>
-          </w:tcPr>
-          <w:p>
-            <w:r>
-              <w:rPr>
-                <w:sz w:val="16"/>
-              </w:rPr>
-              <w:t>Tendencia de la literatura a reportar únicamente resultados positivos o modelos con alto F1-score.</w:t>
+              <w:top w:w="35" w:type="dxa"/>
+              <w:left w:w="50" w:type="dxa"/>
+              <w:bottom w:w="35" w:type="dxa"/>
+              <w:right w:w="50" w:type="dxa"/>
+            </w:tcMar>
+            <w:vAlign w:val="center"/>
+          </w:tcPr>
+          <w:p>
+            <w:r>
+              <w:rPr>
+                <w:sz w:val="16"/>
+              </w:rPr>
+              <w:t>Tendencia a reportar únicamente resultados positivos o modelos con alto F1-score.</w:t>
             </w:r>
           </w:p>
         </w:tc>
@@ -10259,10 +10120,10 @@
             <w:tcW w:w="2160" w:type="dxa"/>
             <w:shd w:val="clear" w:color="auto" w:fill="FAFAFA"/>
             <w:tcMar>
-              <w:top w:w="40" w:type="dxa"/>
-              <w:left w:w="60" w:type="dxa"/>
-              <w:bottom w:w="40" w:type="dxa"/>
-              <w:right w:w="60" w:type="dxa"/>
+              <w:top w:w="35" w:type="dxa"/>
+              <w:left w:w="50" w:type="dxa"/>
+              <w:bottom w:w="35" w:type="dxa"/>
+              <w:right w:w="50" w:type="dxa"/>
             </w:tcMar>
             <w:vAlign w:val="center"/>
           </w:tcPr>
@@ -10278,7 +10139,7 @@
                 <w:sz w:val="16"/>
               </w:rPr>
               <w:br/>
-              <w:t>• Extracción sistemática no solo de valores pico, sino de limitaciones técnicas reportadas en layouts complejos o ruido de escaneo.</w:t>
+              <w:t>• Extracción sistemática no solo de valores pico, sino de limitaciones en layouts complejos o ruido.</w:t>
             </w:r>
           </w:p>
         </w:tc>
@@ -10292,10 +10153,10 @@
             <w:tcW w:w="1296" w:type="dxa"/>
             <w:shd w:val="clear" w:color="auto" w:fill="FFFFFF"/>
             <w:tcMar>
-              <w:top w:w="40" w:type="dxa"/>
-              <w:left w:w="60" w:type="dxa"/>
-              <w:bottom w:w="40" w:type="dxa"/>
-              <w:right w:w="60" w:type="dxa"/>
+              <w:top w:w="35" w:type="dxa"/>
+              <w:left w:w="50" w:type="dxa"/>
+              <w:bottom w:w="35" w:type="dxa"/>
+              <w:right w:w="50" w:type="dxa"/>
             </w:tcMar>
             <w:vAlign w:val="center"/>
           </w:tcPr>
@@ -10313,19 +10174,19 @@
             <w:tcW w:w="1440" w:type="dxa"/>
             <w:shd w:val="clear" w:color="auto" w:fill="FFFFFF"/>
             <w:tcMar>
-              <w:top w:w="40" w:type="dxa"/>
-              <w:left w:w="60" w:type="dxa"/>
-              <w:bottom w:w="40" w:type="dxa"/>
-              <w:right w:w="60" w:type="dxa"/>
-            </w:tcMar>
-            <w:vAlign w:val="center"/>
-          </w:tcPr>
-          <w:p>
-            <w:r>
-              <w:rPr>
-                <w:sz w:val="16"/>
-              </w:rPr>
-              <w:t>Subjetividad individual durante el cribado de resúmenes o la asignación de puntajes de calidad QA.</w:t>
+              <w:top w:w="35" w:type="dxa"/>
+              <w:left w:w="50" w:type="dxa"/>
+              <w:bottom w:w="35" w:type="dxa"/>
+              <w:right w:w="50" w:type="dxa"/>
+            </w:tcMar>
+            <w:vAlign w:val="center"/>
+          </w:tcPr>
+          <w:p>
+            <w:r>
+              <w:rPr>
+                <w:sz w:val="16"/>
+              </w:rPr>
+              <w:t>Subjetividad individual durante el cribado de resúmenes o la asignación de puntajes QA.</w:t>
             </w:r>
           </w:p>
         </w:tc>
@@ -10334,10 +10195,10 @@
             <w:tcW w:w="2160" w:type="dxa"/>
             <w:shd w:val="clear" w:color="auto" w:fill="FFFFFF"/>
             <w:tcMar>
-              <w:top w:w="40" w:type="dxa"/>
-              <w:left w:w="60" w:type="dxa"/>
-              <w:bottom w:w="40" w:type="dxa"/>
-              <w:right w:w="60" w:type="dxa"/>
+              <w:top w:w="35" w:type="dxa"/>
+              <w:left w:w="50" w:type="dxa"/>
+              <w:bottom w:w="35" w:type="dxa"/>
+              <w:right w:w="50" w:type="dxa"/>
             </w:tcMar>
             <w:vAlign w:val="center"/>
           </w:tcPr>
@@ -10353,7 +10214,7 @@
                 <w:sz w:val="16"/>
               </w:rPr>
               <w:br/>
-              <w:t>• Medición cuantitativa de concordancia mediante el coeficiente Kappa de Cohen (κ = 0.86 en cribado, κ = 0.91 en texto completo).</w:t>
+              <w:t>• Medición cuantitativa de concordancia mediante Kappa de Cohen (κ = 0.86 en cribado, κ = 0.91 en texto completo).</w:t>
             </w:r>
             <w:r>
               <w:rPr>
@@ -10374,10 +10235,10 @@
             <w:tcW w:w="1296" w:type="dxa"/>
             <w:shd w:val="clear" w:color="auto" w:fill="FAFAFA"/>
             <w:tcMar>
-              <w:top w:w="40" w:type="dxa"/>
-              <w:left w:w="60" w:type="dxa"/>
-              <w:bottom w:w="40" w:type="dxa"/>
-              <w:right w:w="60" w:type="dxa"/>
+              <w:top w:w="35" w:type="dxa"/>
+              <w:left w:w="50" w:type="dxa"/>
+              <w:bottom w:w="35" w:type="dxa"/>
+              <w:right w:w="50" w:type="dxa"/>
             </w:tcMar>
             <w:vAlign w:val="center"/>
           </w:tcPr>
@@ -10395,10 +10256,10 @@
             <w:tcW w:w="1440" w:type="dxa"/>
             <w:shd w:val="clear" w:color="auto" w:fill="FAFAFA"/>
             <w:tcMar>
-              <w:top w:w="40" w:type="dxa"/>
-              <w:left w:w="60" w:type="dxa"/>
-              <w:bottom w:w="40" w:type="dxa"/>
-              <w:right w:w="60" w:type="dxa"/>
+              <w:top w:w="35" w:type="dxa"/>
+              <w:left w:w="50" w:type="dxa"/>
+              <w:bottom w:w="35" w:type="dxa"/>
+              <w:right w:w="50" w:type="dxa"/>
             </w:tcMar>
             <w:vAlign w:val="center"/>
           </w:tcPr>
@@ -10416,10 +10277,10 @@
             <w:tcW w:w="2160" w:type="dxa"/>
             <w:shd w:val="clear" w:color="auto" w:fill="FAFAFA"/>
             <w:tcMar>
-              <w:top w:w="40" w:type="dxa"/>
-              <w:left w:w="60" w:type="dxa"/>
-              <w:bottom w:w="40" w:type="dxa"/>
-              <w:right w:w="60" w:type="dxa"/>
+              <w:top w:w="35" w:type="dxa"/>
+              <w:left w:w="50" w:type="dxa"/>
+              <w:bottom w:w="35" w:type="dxa"/>
+              <w:right w:w="50" w:type="dxa"/>
             </w:tcMar>
             <w:vAlign w:val="center"/>
           </w:tcPr>
@@ -10442,12 +10303,6 @@
                 <w:sz w:val="16"/>
               </w:rPr>
               <w:br/>
-            </w:r>
-            <w:r>
-              <w:rPr>
-                <w:sz w:val="16"/>
-              </w:rPr>
-              <w:lastRenderedPageBreak/>
               <w:t>• Validación previa con búsqueda exploratoria de calibración.</w:t>
             </w:r>
           </w:p>
@@ -10464,7 +10319,6 @@
         <w:rPr>
           <w:i/>
         </w:rPr>
-        <w:lastRenderedPageBreak/>
         <w:t>L. Conclusiones Metodológicas y Cadena de Trazabilidad</w:t>
       </w:r>
     </w:p>
@@ -10473,7 +10327,7 @@
         <w:ind w:firstLine="200"/>
       </w:pPr>
       <w:r>
-        <w:t>Tras haber analizado detalladamente los 4 estudios nucleares identificados ([S001] Wei et al., 2020; [S002] Hwang et al., 2021; [S003] Devadarshini &amp; Karthikeyan, 2025; [S004] Kirsch et al., 2025), se ha identificado que ninguno de ellos por sí solo responde de forma integral a nuestra pregunta maestra de investigación. Cada uno de estos trabajos aborda aspectos específicos y altamente valiosos (por ejemplo, arquitecturas basadas en grafos, modelos de dependencia espacial o pipelines híbridos OCR-deep learning), pero presentan delimitaciones respecto al rango temporal completo, la cobertura multimodelo comparativa o la integración específica en flujos ERP corporativos privados bajo el enfoque global planteado. Por consiguiente, estos 4 estudios primarios serán tomados como núcleo de referencia fundamental y base empírica de contrastación técnica para el desarrollo y discusión de la presente RSL.</w:t>
+        <w:t>Tras haber analizado detalladamente los 4 estudios nucleares identificados ([1]–[4]), se ha determinado que ninguno de ellos por sí solo responde de forma integral a la pregunta maestra de investigación. Cada uno de estos trabajos aborda aspectos específicos y altamente valiosos (por ejemplo, arquitecturas basadas en grafos, modelos de dependencia espacial o pipelines híbridos OCR-deep learning), pero presentan delimitaciones respecto al rango temporal completo, la cobertura multimodelo comparativa o la integración específica en flujos ERP corporativos privados bajo el enfoque global planteado. Por consiguiente, estos 4 estudios primarios son tomados como núcleo de referencia fundamental y base empírica de contrastación técnica para el desarrollo y discusión de la presente RSL.</w:t>
       </w:r>
     </w:p>
     <w:p>
@@ -10492,7 +10346,13 @@
         <w:rPr>
           <w:i/>
         </w:rPr>
-        <w:t>Tema Delimitado → Marco PICOC → Pregunta Maestra (FINER) → Preguntas (PI + PD) → Ecuación Booleana Calibrada → Criterios IN/EX Codificados → Bitácora de Búsqueda (21/09/2026) → Flujo PRISMA 2020 (4 Fases) → Control de Calidad QA + Doble Ciego (Kappa) → Matriz de Mapeo (N = 110) → Estrategia de Síntesis y Resultados Vinculados</w:t>
+        <w:t xml:space="preserve">Tema Delimitado → Marco PICOC → Pregunta Maestra (FINER) → Preguntas (PI + PD) → Ecuación Booleana Calibrada → Criterios IN/EX Codificados → Bitácora de Búsqueda (21/09/2026) → Flujo PRISMA 2020 (4 Fases) → </w:t>
+      </w:r>
+      <w:r>
+        <w:rPr>
+          <w:i/>
+        </w:rPr>
+        <w:t>Control de Calidad QA + Doble Ciego (Kappa) → Matriz de Mapeo (N = 110) → Estrategia de Síntesis y Resultados Vinculados</w:t>
       </w:r>
     </w:p>
     <w:p>
@@ -10501,6 +10361,1409 @@
       </w:pPr>
       <w:r>
         <w:t>Este diseño metodológico asegura la total solidez científica y la plena conformidad con los estándares de investigación y reporte vigentes para revisiones sistemáticas de literatura en ingeniería de software y sistemas de información.</w:t>
+      </w:r>
+    </w:p>
+    <w:p>
+      <w:pPr>
+        <w:keepNext/>
+        <w:spacing w:before="280" w:after="120"/>
+        <w:jc w:val="center"/>
+      </w:pPr>
+      <w:r>
+        <w:rPr>
+          <w:b/>
+        </w:rPr>
+        <w:t>REFERENCIAS</w:t>
+      </w:r>
+    </w:p>
+    <w:p>
+      <w:pPr>
+        <w:spacing w:after="40"/>
+        <w:ind w:left="360" w:hanging="360"/>
+      </w:pPr>
+      <w:r>
+        <w:rPr>
+          <w:sz w:val="16"/>
+        </w:rPr>
+        <w:t>[1] M. Wei, Y. He, and Q. Zhang, "Robust Layout-aware Information Extraction for Visually Rich Documents with Pre-trained Language Models," ACM SIGIR Conference on Research and Development in Information Retrieval, 2020, doi: 10.1145/3397271.3401442.</w:t>
+      </w:r>
+    </w:p>
+    <w:p>
+      <w:pPr>
+        <w:spacing w:after="40"/>
+        <w:ind w:left="360" w:hanging="360"/>
+      </w:pPr>
+      <w:r>
+        <w:rPr>
+          <w:sz w:val="16"/>
+        </w:rPr>
+        <w:t>[2] W. Hwang, J. Yim, S. Park, S. Yang, and M. Seo, "Spatial Dependency Parsing for Semi-Structured Document Information Extraction," Findings of the Association for Computational Linguistics (ACL-IJCNLP 2021), 2021, doi: 10.18653/v1/2021.findings-acl.28.</w:t>
+      </w:r>
+    </w:p>
+    <w:p>
+      <w:pPr>
+        <w:spacing w:after="40"/>
+        <w:ind w:left="360" w:hanging="360"/>
+      </w:pPr>
+      <w:r>
+        <w:rPr>
+          <w:sz w:val="16"/>
+        </w:rPr>
+        <w:t>[3] M. Devadarshini and A. Karthikeyan, "Invoice Indexing and Business Expense Management using Generative AI and Multimodal Vision," IEEE International Conference on Next Generation Computing Systems (ICNGCS), 2025, doi: 10.1109/icngcs64900.2025.11182987.</w:t>
+      </w:r>
+    </w:p>
+    <w:p>
+      <w:pPr>
+        <w:spacing w:after="40"/>
+        <w:ind w:left="360" w:hanging="360"/>
+      </w:pPr>
+      <w:r>
+        <w:rPr>
+          <w:sz w:val="16"/>
+        </w:rPr>
+        <w:t>[4] B. Kirsch, X. Yu, N. Chakraborty, N. Doll, S. Giesselbach, and S. Rueping, "SKIE-SRL: Structured Key Information Extraction from Business Documents with Semantic Role Labeling," Lecture Notes in Computer Science (Springer), 2025, doi: 10.1007/978-3-031-82484-5_7.</w:t>
+      </w:r>
+    </w:p>
+    <w:p>
+      <w:pPr>
+        <w:spacing w:after="40"/>
+        <w:ind w:left="360" w:hanging="360"/>
+      </w:pPr>
+      <w:r>
+        <w:rPr>
+          <w:sz w:val="16"/>
+        </w:rPr>
+        <w:t>[5] W. Rong, "Application of the Hybrid CNN-Transformer Model in Image Recognition and Key Information Extraction of Financial Invoices," 2025 5th International Conference on Electrical Engineering and Computer Technology, IC2ECT 2025, 2025, doi: 10.1109/ic2ect66838.2025.11291058.</w:t>
+      </w:r>
+    </w:p>
+    <w:p>
+      <w:pPr>
+        <w:spacing w:after="40"/>
+        <w:ind w:left="360" w:hanging="360"/>
+      </w:pPr>
+      <w:r>
+        <w:rPr>
+          <w:sz w:val="16"/>
+        </w:rPr>
+        <w:t>[6] Chen L.-C., Weng H.-T., Pardeshi M.S., Chen C.-M., Sheu R.-K., and Pai K.-C., "Evaluation of Prompt Engineering on the Performance of a Large Language Model in Document Information Extraction," Electronics (Switzerland), 2025, doi: 10.3390/electronics14112145.</w:t>
+      </w:r>
+    </w:p>
+    <w:p>
+      <w:pPr>
+        <w:spacing w:after="40"/>
+        <w:ind w:left="360" w:hanging="360"/>
+      </w:pPr>
+      <w:r>
+        <w:rPr>
+          <w:sz w:val="16"/>
+        </w:rPr>
+        <w:t>[7] Yu J.-M., Ma H.-J., and Kong J.-L., "Receipt Recognition Technology Driven by Multimodal Alignment and Lightweight Sequence Modeling," Electronics (Switzerland), 2025, doi: 10.3390/electronics14091717.</w:t>
+      </w:r>
+    </w:p>
+    <w:p>
+      <w:pPr>
+        <w:spacing w:after="40"/>
+        <w:ind w:left="360" w:hanging="360"/>
+      </w:pPr>
+      <w:r>
+        <w:rPr>
+          <w:sz w:val="16"/>
+        </w:rPr>
+        <w:t>[8] X. Ruan and Y. Wang, "Semantic Entity Recognition Model Identification Method Based on Multiple Modes," 2025 6th International Conference on Computer Engineering and Application, ICCEA 2025, 2025, doi: 10.1109/iccea65460.2025.11102302.</w:t>
+      </w:r>
+    </w:p>
+    <w:p>
+      <w:pPr>
+        <w:spacing w:after="40"/>
+        <w:ind w:left="360" w:hanging="360"/>
+      </w:pPr>
+      <w:r>
+        <w:rPr>
+          <w:sz w:val="16"/>
+        </w:rPr>
+        <w:t>[9] C. Luo et al., "Bi-VLDoc: bidirectional vision-language modeling for visually-rich document understanding," International Journal on Document Analysis and Recognition, 2025, doi: 10.1007/s10032-025-00518-w.</w:t>
+      </w:r>
+    </w:p>
+    <w:p>
+      <w:pPr>
+        <w:spacing w:after="40"/>
+        <w:ind w:left="360" w:hanging="360"/>
+      </w:pPr>
+      <w:r>
+        <w:rPr>
+          <w:sz w:val="16"/>
+        </w:rPr>
+        <w:t>[10] L. Vaiani et al., "KIEPrompter: Leveraging Lightweight Models' Predictions for Cost-Effective Key Information Extraction using Vision LLMs," CIKM 2025 - Proceedings of the 34th ACM International Conference on Information and Knowledge Management, 2025, doi: 10.1145/3746252.3761416.</w:t>
+      </w:r>
+    </w:p>
+    <w:p>
+      <w:pPr>
+        <w:spacing w:after="40"/>
+        <w:ind w:left="360" w:hanging="360"/>
+      </w:pPr>
+      <w:r>
+        <w:rPr>
+          <w:sz w:val="16"/>
+        </w:rPr>
+        <w:t>[11] B. Yang, Y. Liu, Q. Liu, and Y. Zhu, "TextLLM:a document multimodal large model based on dynamic resolution; [TextLLM:</w:t>
+      </w:r>
+      <w:r>
+        <w:rPr>
+          <w:sz w:val="16"/>
+        </w:rPr>
+        <w:t>基于动态分辨率的文档多模态大模型</w:t>
+      </w:r>
+      <w:r>
+        <w:rPr>
+          <w:sz w:val="16"/>
+        </w:rPr>
+        <w:t>]," Journal of Image and Graphics, 2025, doi: 10.11834/jig.240608.</w:t>
+      </w:r>
+    </w:p>
+    <w:p>
+      <w:pPr>
+        <w:spacing w:after="40"/>
+        <w:ind w:left="360" w:hanging="360"/>
+      </w:pPr>
+      <w:r>
+        <w:rPr>
+          <w:sz w:val="16"/>
+        </w:rPr>
+        <w:t>[12] L. Xiong, J. Zhang, Y. Li, X. Tian, and S. Wang, "Research and Application of Multimodal LLMs DeepSeek in Power Enterprise Electronicization of Vouchers," 2025 IEEE International Symposium on the Application of Artificial Intelligence in Electrical Engineering, AAIEE 2025, 2025, doi: 10.1109/aaiee64965.2025.11100298.</w:t>
+      </w:r>
+    </w:p>
+    <w:p>
+      <w:pPr>
+        <w:spacing w:after="40"/>
+        <w:ind w:left="360" w:hanging="360"/>
+      </w:pPr>
+      <w:r>
+        <w:rPr>
+          <w:sz w:val="16"/>
+        </w:rPr>
+        <w:t xml:space="preserve">[13] N. Thuon and J. Du, "KH-FUNSD: A Hierarchical and Fine-Grained Layout Analysis Dataset for Low-Resource Khmer Business Document," 2025 Asia Pacific Signal and Information Processing </w:t>
+      </w:r>
+      <w:r>
+        <w:rPr>
+          <w:sz w:val="16"/>
+        </w:rPr>
+        <w:lastRenderedPageBreak/>
+        <w:t>Association Annual Summit and Conference, APSIPA ASC 2025, 2025, doi: 10.1109/apsipaasc65261.2025.11249199.</w:t>
+      </w:r>
+    </w:p>
+    <w:p>
+      <w:pPr>
+        <w:spacing w:after="40"/>
+        <w:ind w:left="360" w:hanging="360"/>
+      </w:pPr>
+      <w:r>
+        <w:rPr>
+          <w:sz w:val="16"/>
+        </w:rPr>
+        <w:t>[14] B. Kirsch, X. Yu, N. Chakraborty, N. Doll, S. Giesselbach, and S. Rueping, "SKIE-SRL: Structured Key Information Extraction from Business Documents Using Statistical Relational Learning," Lecture Notes in Computer Science, 2025, doi: 10.1007/978-3-031-82484-5_7.</w:t>
+      </w:r>
+    </w:p>
+    <w:p>
+      <w:pPr>
+        <w:spacing w:after="40"/>
+        <w:ind w:left="360" w:hanging="360"/>
+      </w:pPr>
+      <w:r>
+        <w:rPr>
+          <w:sz w:val="16"/>
+        </w:rPr>
+        <w:t>[15] P. Shanthi, A. Shakeena Fathima, and Rashiga G.D., "Smart Document Analysis and Validation System for Semi-Structured Data," Proceedings - 2025 International Conference on Recent Innovation in Science Engineering and Technology, ICRISET 2025, 2025, doi: 10.1109/icriset64803.2025.11252218.</w:t>
+      </w:r>
+    </w:p>
+    <w:p>
+      <w:pPr>
+        <w:spacing w:after="40"/>
+        <w:ind w:left="360" w:hanging="360"/>
+      </w:pPr>
+      <w:r>
+        <w:rPr>
+          <w:sz w:val="16"/>
+        </w:rPr>
+        <w:t>[16] A. Bhattacharyya and A. Tripathi, "Information Extraction from Heterogeneous Documents Without Ground Truth Labels Using Synthetic Label Generation and Knowledge Distillation," Proceedings - 2025 IEEE Winter Conference on Applications of Computer Vision, WACV 2025, 2025, doi: 10.1109/wacv61041.2025.00619.</w:t>
+      </w:r>
+    </w:p>
+    <w:p>
+      <w:pPr>
+        <w:spacing w:after="40"/>
+        <w:ind w:left="360" w:hanging="360"/>
+      </w:pPr>
+      <w:r>
+        <w:rPr>
+          <w:sz w:val="16"/>
+        </w:rPr>
+        <w:t>[17] Yilmaz R.E., Taysi M.A., Ozmen A.I., and G. Ince, "Grounded Answer Generation over Multimodal Financial Records via Semantic Indexing," International Conference on Computer Science and Engineering, UBMK, 2025, doi: 10.1109/ubmk67458.2025.11206956.</w:t>
+      </w:r>
+    </w:p>
+    <w:p>
+      <w:pPr>
+        <w:spacing w:after="40"/>
+        <w:ind w:left="360" w:hanging="360"/>
+      </w:pPr>
+      <w:r>
+        <w:rPr>
+          <w:sz w:val="16"/>
+        </w:rPr>
+        <w:t>[18] X. Mifsud, L. Grech, A. Baldacchino, L. Keller, G. Valentino, and A. Muscat, "Receipt Information Extraction with Joint Multi-Modal Transformer and Rule-Based Model," Machine Learning and Knowledge Extraction, 2025, doi: 10.3390/make7040167.</w:t>
+      </w:r>
+    </w:p>
+    <w:p>
+      <w:pPr>
+        <w:spacing w:after="40"/>
+        <w:ind w:left="360" w:hanging="360"/>
+      </w:pPr>
+      <w:r>
+        <w:rPr>
+          <w:sz w:val="16"/>
+        </w:rPr>
+        <w:t>[19] G. Wang, J. Yu, X. Zhang, T. Deb, X. Liu, and P. He, "A Multi-Stage Pipeline for Accurate Handwritten Information Extraction from Financial Forms," Proceedings - 2025 IEEE/CVF International Conference on Computer Vision Workshops, ICCV-W 2025, 2025, doi: 10.1109/iccvw69036.2025.00634.</w:t>
+      </w:r>
+    </w:p>
+    <w:p>
+      <w:pPr>
+        <w:spacing w:after="40"/>
+        <w:ind w:left="360" w:hanging="360"/>
+      </w:pPr>
+      <w:r>
+        <w:rPr>
+          <w:sz w:val="16"/>
+        </w:rPr>
+        <w:t>[20] A. Sassioui et al., "LMGDoc: Light Multigranular GNN for Efficient Document Understanding," IEEE Access, 2025, doi: 10.1109/access.2025.3568628.</w:t>
+      </w:r>
+    </w:p>
+    <w:p>
+      <w:pPr>
+        <w:spacing w:after="40"/>
+        <w:ind w:left="360" w:hanging="360"/>
+      </w:pPr>
+      <w:r>
+        <w:rPr>
+          <w:sz w:val="16"/>
+        </w:rPr>
+        <w:t>[21] C. Gondhalekar, U. Patel, and Yeh F.-C., "MultiFinRAG: An Optimized Multimodal Retrieval-Augmented Generation Framework for Financial Question Answering," Proceedings of the IEEE International Conference on Big Data, BigData, 2025, doi: 10.1109/bigdata66926.2025.11401444.</w:t>
+      </w:r>
+    </w:p>
+    <w:p>
+      <w:pPr>
+        <w:spacing w:after="40"/>
+        <w:ind w:left="360" w:hanging="360"/>
+      </w:pPr>
+      <w:r>
+        <w:rPr>
+          <w:sz w:val="16"/>
+        </w:rPr>
+        <w:t>[22] Alla P.B., "Automating P-Card Reconciliation with UiPath and Microsoft Power Automate: A Transformational Approach to Streamlining Financial Operations," 2025 International Conference on Artificial Intelligence and Quantum Computation-Based Sensor Application, ICAIQSA 2025 - Proceedings, 2025, doi: 10.1109/icaiqsa67794.2025.11440602.</w:t>
+      </w:r>
+    </w:p>
+    <w:p>
+      <w:pPr>
+        <w:spacing w:after="40"/>
+        <w:ind w:left="360" w:hanging="360"/>
+      </w:pPr>
+      <w:r>
+        <w:rPr>
+          <w:sz w:val="16"/>
+        </w:rPr>
+        <w:t>[23] E. Thomas et al., "RAPTOR: Refined Approach for Product Table Object Recognition," Proceedings - 2025 IEEE/CVF Winter Conference on Applications of Computer Vision Workshops, WACVW 2025, 2025, doi: 10.1109/wacvw65960.2025.00147.</w:t>
+      </w:r>
+    </w:p>
+    <w:p>
+      <w:pPr>
+        <w:spacing w:after="40"/>
+        <w:ind w:left="360" w:hanging="360"/>
+      </w:pPr>
+      <w:r>
+        <w:rPr>
+          <w:sz w:val="16"/>
+        </w:rPr>
+        <w:t>[24] Z. Yan, Z. Ye, and J. Ge, "Application of Multimodal Pre-Trained Models in Financial Invoice Information Extraction; [</w:t>
+      </w:r>
+      <w:r>
+        <w:rPr>
+          <w:sz w:val="16"/>
+        </w:rPr>
+        <w:t>多模态预训练模型在金融票据信息抽取中的应用</w:t>
+      </w:r>
+      <w:r>
+        <w:rPr>
+          <w:sz w:val="16"/>
+        </w:rPr>
+        <w:t>]," Computer Engineering and Applications, 2025, doi: 10.3778/j.issn.1002-8331.2401-0380.</w:t>
+      </w:r>
+    </w:p>
+    <w:p>
+      <w:pPr>
+        <w:spacing w:after="40"/>
+        <w:ind w:left="360" w:hanging="360"/>
+      </w:pPr>
+      <w:r>
+        <w:rPr>
+          <w:sz w:val="16"/>
+        </w:rPr>
+        <w:t>[25] N. Andriyanov, "Extraction and analysis of information from accounting invoices across different countries," Proceedings of SPIE - The International Society for Optical Engineering, 2025, doi: 10.1117/12.3072879.</w:t>
+      </w:r>
+    </w:p>
+    <w:p>
+      <w:pPr>
+        <w:spacing w:after="40"/>
+        <w:ind w:left="360" w:hanging="360"/>
+      </w:pPr>
+      <w:r>
+        <w:rPr>
+          <w:sz w:val="16"/>
+        </w:rPr>
+        <w:t>[26] A. Gawhane, M. Raul, S. Terde, and N. Surti, "Automated Sales Data Extraction and Forecasting Using Deep Learning," International Conference on Electronics, AI, and Computing: Innovating for a Sustainable and Connected Future, EAIC 2025, 2025, doi: 10.1109/eaic66483.2025.11101440.</w:t>
+      </w:r>
+    </w:p>
+    <w:p>
+      <w:pPr>
+        <w:spacing w:after="40"/>
+        <w:ind w:left="360" w:hanging="360"/>
+      </w:pPr>
+      <w:r>
+        <w:rPr>
+          <w:sz w:val="16"/>
+        </w:rPr>
+        <w:t>[27] L. Zhang, L. Zhou, G. Guo, Q. Sun, and X. Yang, "Research on intelligent detection technology of confidential documents based on OCR and semantic analysis," 2025 5th International Conference on Computer Vision, Application and Algorithm, CVAA 2025, 2025, doi: 10.1109/cvaa66438.2025.11193365.</w:t>
+      </w:r>
+    </w:p>
+    <w:p>
+      <w:pPr>
+        <w:spacing w:after="40"/>
+        <w:ind w:left="360" w:hanging="360"/>
+      </w:pPr>
+      <w:r>
+        <w:rPr>
+          <w:sz w:val="16"/>
+        </w:rPr>
+        <w:t xml:space="preserve">[28] Shiva A.S., Paasam V.C., N. Meghana, and Y. Vijayalata, "A Comparative Analysis of OCR Models for Key Information Extraction </w:t>
+      </w:r>
+      <w:r>
+        <w:rPr>
+          <w:sz w:val="16"/>
+        </w:rPr>
+        <w:t>from Invoices," 2025 Artificial Intelligence and Smart Technologies for Sustainability Conference, AISTS 2025, 2025, doi: 10.1109/aists66100.2025.11232602.</w:t>
+      </w:r>
+    </w:p>
+    <w:p>
+      <w:pPr>
+        <w:spacing w:after="40"/>
+        <w:ind w:left="360" w:hanging="360"/>
+      </w:pPr>
+      <w:r>
+        <w:rPr>
+          <w:sz w:val="16"/>
+        </w:rPr>
+        <w:t>[29] C. Gerling, and S. Lessmann,, "Multimodal Document Analytics for Banking Process Automation," INFORMATION FUSION, 2025, doi: 10.1016/j.inffus.2025.102973.</w:t>
+      </w:r>
+    </w:p>
+    <w:p>
+      <w:pPr>
+        <w:spacing w:after="40"/>
+        <w:ind w:left="360" w:hanging="360"/>
+      </w:pPr>
+      <w:r>
+        <w:rPr>
+          <w:sz w:val="16"/>
+        </w:rPr>
+        <w:t>[30] N. Banupriya,, N. Subramani,, M. Prakash,, and S. Velmurugan,, "ERP Insights and Truncated SVD in Conjunction with Dual-Tree Complex Wavelet Transform and Multi-View Hypergraph Neural Networks for Cognitive Distortion Analysis," INTERNATIONAL JOURNAL OF COMPUTATIONAL INTELLIGENCE SYSTEMS, 2025, doi: 10.1007/s44196-025-01005-0.</w:t>
+      </w:r>
+    </w:p>
+    <w:p>
+      <w:pPr>
+        <w:spacing w:after="40"/>
+        <w:ind w:left="360" w:hanging="360"/>
+      </w:pPr>
+      <w:r>
+        <w:rPr>
+          <w:sz w:val="16"/>
+        </w:rPr>
+        <w:t>[31] Cesista F.L., R. Aguiar, J. Kim, and P. Acilo, "Retrieval Augmented Structured Generation: Business Document Information Extraction as Tool Use," Proceedings of the International Conference on Multimedia Information Processing and Retrieval, MIPR, 2024, doi: 10.1109/mipr62202.2024.00042.</w:t>
+      </w:r>
+    </w:p>
+    <w:p>
+      <w:pPr>
+        <w:spacing w:after="40"/>
+        <w:ind w:left="360" w:hanging="360"/>
+      </w:pPr>
+      <w:r>
+        <w:rPr>
+          <w:sz w:val="16"/>
+        </w:rPr>
+        <w:t>[32] Baysan M.S., F. Kizilay, Özmen A.I., and G. Ince, "Document Classification and Key Information Extraction Using Multimodal Transformers," UBMK 2024 - Proceedings: 9th International Conference on Computer Science and Engineering, 2024, doi: 10.1109/ubmk63289.2024.10773451.</w:t>
+      </w:r>
+    </w:p>
+    <w:p>
+      <w:pPr>
+        <w:spacing w:after="40"/>
+        <w:ind w:left="360" w:hanging="360"/>
+      </w:pPr>
+      <w:r>
+        <w:rPr>
+          <w:sz w:val="16"/>
+        </w:rPr>
+        <w:t>[33] P. Guo et al., "DCMAI: A Dynamical Cross-Modal Alignment Interaction Framework for Document Key Information Extraction," IEEE Transactions on Circuits and Systems for Video Technology, 2024, doi: 10.1109/tcsvt.2023.3287296.</w:t>
+      </w:r>
+    </w:p>
+    <w:p>
+      <w:pPr>
+        <w:spacing w:after="40"/>
+        <w:ind w:left="360" w:hanging="360"/>
+      </w:pPr>
+      <w:r>
+        <w:rPr>
+          <w:sz w:val="16"/>
+        </w:rPr>
+        <w:t>[34] S. Luo and J. Yu, "SGFNet: A semantic graph-based multimodal network for financial invoice information extraction," Expert Systems with Applications, 2024, doi: 10.1016/j.eswa.2024.125156.</w:t>
+      </w:r>
+    </w:p>
+    <w:p>
+      <w:pPr>
+        <w:spacing w:after="40"/>
+        <w:ind w:left="360" w:hanging="360"/>
+      </w:pPr>
+      <w:r>
+        <w:rPr>
+          <w:sz w:val="16"/>
+        </w:rPr>
+        <w:t>[35] A. Abdallah, D. Eberharter, Z. Pfister, and A. Jatowt, "A survey of recent approaches to form understanding in scanned documents," Artificial Intelligence Review, 2024, doi: 10.1007/s10462-024-11000-0.</w:t>
+      </w:r>
+    </w:p>
+    <w:p>
+      <w:pPr>
+        <w:spacing w:after="40"/>
+        <w:ind w:left="360" w:hanging="360"/>
+      </w:pPr>
+      <w:r>
+        <w:rPr>
+          <w:sz w:val="16"/>
+        </w:rPr>
+        <w:t>[36] M. Bajrami, N. Ackovska, B. Stojkoska, P. Lameski, and E. Zdravevski, "Deep Dive into Invoice Intelligence: A Benchmark Study of Leading Models for Automated Invoice Data Extraction," Lecture Notes in Networks and Systems, 2024, doi: 10.1007/978-981-97-3289-0_15.</w:t>
+      </w:r>
+    </w:p>
+    <w:p>
+      <w:pPr>
+        <w:spacing w:after="40"/>
+        <w:ind w:left="360" w:hanging="360"/>
+      </w:pPr>
+      <w:r>
+        <w:rPr>
+          <w:sz w:val="16"/>
+        </w:rPr>
+        <w:t>[37] HJ. Zhang,, RY. Xia,, H. Ye,, DS. Shi,, P. Li,, and WB. Fan,, "Multi-cluster high performance computing method based on multimodal tensor in enterprise resource planning system," PHYSICAL COMMUNICATION, 2024, doi: 10.1016/j.phycom.2023.102231.</w:t>
+      </w:r>
+    </w:p>
+    <w:p>
+      <w:pPr>
+        <w:spacing w:after="40"/>
+        <w:ind w:left="360" w:hanging="360"/>
+      </w:pPr>
+      <w:r>
+        <w:rPr>
+          <w:sz w:val="16"/>
+        </w:rPr>
+        <w:t>[38] Z. Wang, Y. Zhou, W. Wei, Lee C.-Y., and S. Tata, "VRDU: A Benchmark for Visually-rich Document Understanding," Proceedings of the ACM SIGKDD International Conference on Knowledge Discovery and Data Mining, 2023, doi: 10.1145/3580305.3599929.</w:t>
+      </w:r>
+    </w:p>
+    <w:p>
+      <w:pPr>
+        <w:spacing w:after="40"/>
+        <w:ind w:left="360" w:hanging="360"/>
+      </w:pPr>
+      <w:r>
+        <w:rPr>
+          <w:sz w:val="16"/>
+        </w:rPr>
+        <w:t>[39] Š. Šimsa et al., "DocILE Benchmark for Document Information Localization and Extraction," Lecture Notes in Computer Science, 2023, doi: 10.1007/978-3-031-41679-8_9.</w:t>
+      </w:r>
+    </w:p>
+    <w:p>
+      <w:pPr>
+        <w:spacing w:after="40"/>
+        <w:ind w:left="360" w:hanging="360"/>
+      </w:pPr>
+      <w:r>
+        <w:rPr>
+          <w:sz w:val="16"/>
+        </w:rPr>
+        <w:t>[40] M. Hamri, M. Devanne, J. Weber, and M. Hassenforder, "Enhancing GNN Feature Modeling for Document Information Extraction Using Transformers," Lecture Notes in Computer Science (including subseries Lecture Notes in Artificial Intelligence and Lecture Notes in Bioinformatics), 2023, doi: 10.1007/978-3-031-40773-4_2.</w:t>
+      </w:r>
+    </w:p>
+    <w:p>
+      <w:pPr>
+        <w:spacing w:after="40"/>
+        <w:ind w:left="360" w:hanging="360"/>
+      </w:pPr>
+      <w:r>
+        <w:rPr>
+          <w:sz w:val="16"/>
+        </w:rPr>
+        <w:t>[41] X. Deng, Z. Huang, K. Ma, K. Chen, J. Guo, and W. Qiu, "GenTC: Generative Transformer via Contrastive Learning for Receipt Information Extraction," Lecture Notes in Computer Science (including subseries Lecture Notes in Artificial Intelligence and Lecture Notes in Bioinformatics), 2023, doi: 10.1007/978-3-031-44223-0_32.</w:t>
+      </w:r>
+    </w:p>
+    <w:p>
+      <w:pPr>
+        <w:spacing w:after="40"/>
+        <w:ind w:left="360" w:hanging="360"/>
+      </w:pPr>
+      <w:r>
+        <w:rPr>
+          <w:sz w:val="16"/>
+        </w:rPr>
+        <w:t>[42] D. Sharma Kafle, E. Thomas, M. Coustaty, A. Joseph, A. Doucet, and V. Poulain d’Andecy, "Subgraph-Induced Extraction Technique for Information (SETI) from Administrative Documents," Lecture Notes in Computer Science, 2023, doi: 10.1007/978-3-031-41501-2_8.</w:t>
+      </w:r>
+    </w:p>
+    <w:p>
+      <w:pPr>
+        <w:spacing w:after="40"/>
+        <w:ind w:left="360" w:hanging="360"/>
+      </w:pPr>
+      <w:r>
+        <w:rPr>
+          <w:sz w:val="16"/>
+        </w:rPr>
+        <w:t>[43] T. Nguyen, Doan T.T., K. Le, T. Do, Ngo T.D., and Le D.-D., "Information Extraction from Rich Text Images with RoBERTa and LION Optimizer," 2023 International Conference on Multimedia Analysis and Pattern Recognition, MAPR 2023 - Proceedings, 2023, doi: 10.1109/mapr59823.2023.10288832.</w:t>
+      </w:r>
+    </w:p>
+    <w:p>
+      <w:pPr>
+        <w:spacing w:after="40"/>
+        <w:ind w:left="360" w:hanging="360"/>
+      </w:pPr>
+      <w:r>
+        <w:rPr>
+          <w:sz w:val="16"/>
+        </w:rPr>
+        <w:t>[44] L. Qiao, Z. Li, Z. Cheng, and X. Li, "SCID</w:t>
+      </w:r>
+      <w:r>
+        <w:rPr>
+          <w:sz w:val="16"/>
+        </w:rPr>
+        <w:t>：</w:t>
+      </w:r>
+      <w:r>
+        <w:rPr>
+          <w:sz w:val="16"/>
+        </w:rPr>
+        <w:t xml:space="preserve">a Chinese characters invoice-scanned dataset in relevant to key information extraction </w:t>
+      </w:r>
+      <w:r>
+        <w:rPr>
+          <w:sz w:val="16"/>
+        </w:rPr>
+        <w:lastRenderedPageBreak/>
+        <w:t>derived of visually-rich document images; [SCID</w:t>
+      </w:r>
+      <w:r>
+        <w:rPr>
+          <w:sz w:val="16"/>
+        </w:rPr>
+        <w:t>：用于富含视觉信息文档图像中信息提取任务的扫描中文票据数据集</w:t>
+      </w:r>
+      <w:r>
+        <w:rPr>
+          <w:sz w:val="16"/>
+        </w:rPr>
+        <w:t>]," Journal of Image and Graphics, 2023, doi: 10.11834/jig.220911.</w:t>
+      </w:r>
+    </w:p>
+    <w:p>
+      <w:pPr>
+        <w:spacing w:after="40"/>
+        <w:ind w:left="360" w:hanging="360"/>
+      </w:pPr>
+      <w:r>
+        <w:rPr>
+          <w:sz w:val="16"/>
+        </w:rPr>
+        <w:t>[45] J. Yang,, LT. Yang,, H. Wang,, and Y. Gao,, "Multirelational Tensor Graph Attention Networks for Knowledge Fusion in Smart Enterprise Systems," IEEE TRANSACTIONS ON INDUSTRIAL INFORMATICS, 2023, doi: 10.1109/tii.2022.3190548.</w:t>
+      </w:r>
+    </w:p>
+    <w:p>
+      <w:pPr>
+        <w:spacing w:after="40"/>
+        <w:ind w:left="360" w:hanging="360"/>
+      </w:pPr>
+      <w:r>
+        <w:rPr>
+          <w:sz w:val="16"/>
+        </w:rPr>
+        <w:t>[46] O. Varma, S. Srivastava, and M. Gayathri, "Technical Invoice Data Extraction System: State of the Art, Research Challenges and Countermeasures," Lecture Notes in Networks and Systems, 2022, doi: 10.1007/978-981-16-7952-0_19.</w:t>
+      </w:r>
+    </w:p>
+    <w:p>
+      <w:pPr>
+        <w:spacing w:after="40"/>
+        <w:ind w:left="360" w:hanging="360"/>
+      </w:pPr>
+      <w:r>
+        <w:rPr>
+          <w:sz w:val="16"/>
+        </w:rPr>
+        <w:t>[47] J. Zhang, H. Wang, and X. Luo, "Dual-VIE: Dual-Level Graph Attention Network for Visual Information Extraction," Lecture Notes in Computer Science (including subseries Lecture Notes in Artificial Intelligence and Lecture Notes in Bioinformatics), 2022, doi: 10.1007/978-3-031-20862-1_31.</w:t>
+      </w:r>
+    </w:p>
+    <w:p>
+      <w:pPr>
+        <w:spacing w:after="40"/>
+        <w:ind w:left="360" w:hanging="360"/>
+      </w:pPr>
+      <w:r>
+        <w:rPr>
+          <w:sz w:val="16"/>
+        </w:rPr>
+        <w:t>[48] B. Oral and G. Eryiğit, "Fusion of visual representations for multimodal information extraction from unstructured transactional documents," International Journal on Document Analysis and Recognition, 2022, doi: 10.1007/s10032-022-00399-3.</w:t>
+      </w:r>
+    </w:p>
+    <w:p>
+      <w:pPr>
+        <w:spacing w:after="40"/>
+        <w:ind w:left="360" w:hanging="360"/>
+      </w:pPr>
+      <w:r>
+        <w:rPr>
+          <w:sz w:val="16"/>
+        </w:rPr>
+        <w:t>[49] A. Zucker, Y. Belkada, H. Vu, and Nguyen V.N., "ClusTi: Clustering Method for Table Structure Recognition in Scanned Images," Mobile Networks and Applications, 2021, doi: 10.1007/s11036-021-01759-9.</w:t>
+      </w:r>
+    </w:p>
+    <w:p>
+      <w:pPr>
+        <w:spacing w:after="40"/>
+        <w:ind w:left="360" w:hanging="360"/>
+      </w:pPr>
+      <w:r>
+        <w:rPr>
+          <w:sz w:val="16"/>
+        </w:rPr>
+        <w:t>[50] P. Zhang et al., "TRIE: End-to-End Text Reading and Information Extraction for Document Understanding," MM 2020 - Proceedings of the 28th ACM International Conference on Multimedia, 2020, doi: 10.1145/3394171.3413900.</w:t>
+      </w:r>
+    </w:p>
+    <w:p>
+      <w:pPr>
+        <w:spacing w:after="40"/>
+        <w:ind w:left="360" w:hanging="360"/>
+      </w:pPr>
+      <w:r>
+        <w:rPr>
+          <w:sz w:val="16"/>
+        </w:rPr>
+        <w:t>[51] Mistry R.N., N. More, S. Patil, and C. Desai, "Multilingual Signature Verification Using Deep Learning: A Three-Phase Modular Approach," 2025 9th International Conference on Computing, Communication, Control and Automation, ICCCBEA 2025, 2025, doi: 10.1109/iccubea65967.2025.11283938.</w:t>
+      </w:r>
+    </w:p>
+    <w:p>
+      <w:pPr>
+        <w:spacing w:after="40"/>
+        <w:ind w:left="360" w:hanging="360"/>
+      </w:pPr>
+      <w:r>
+        <w:rPr>
+          <w:sz w:val="16"/>
+        </w:rPr>
+        <w:t>[52] S. Kappassova and A. Maratova, "A Hybrid Mobile-Cloud Architecture for Intelligent Document Processing," Procedia Computer Science, 2025, doi: 10.1016/j.procs.2025.10.262.</w:t>
+      </w:r>
+    </w:p>
+    <w:p>
+      <w:pPr>
+        <w:spacing w:after="40"/>
+        <w:ind w:left="360" w:hanging="360"/>
+      </w:pPr>
+      <w:r>
+        <w:rPr>
+          <w:sz w:val="16"/>
+        </w:rPr>
+        <w:t>[53] Serbanescu V.-A. and M. Dhali, "Deep Learning for Effective Classification and Information Extraction of Financial Documents," International Conference on Pattern Recognition Applications and Methods, 2025, doi: 10.5220/0013261000003905.</w:t>
+      </w:r>
+    </w:p>
+    <w:p>
+      <w:pPr>
+        <w:spacing w:after="40"/>
+        <w:ind w:left="360" w:hanging="360"/>
+      </w:pPr>
+      <w:r>
+        <w:rPr>
+          <w:sz w:val="16"/>
+        </w:rPr>
+        <w:t>[54] Z. Yan et al., "DocExtractNet: A novel framework for enhanced information extraction from business documents," Information Processing and Management, 2025, doi: 10.1016/j.ipm.2024.104046.</w:t>
+      </w:r>
+    </w:p>
+    <w:p>
+      <w:pPr>
+        <w:spacing w:after="40"/>
+        <w:ind w:left="360" w:hanging="360"/>
+      </w:pPr>
+      <w:r>
+        <w:rPr>
+          <w:sz w:val="16"/>
+        </w:rPr>
+        <w:t>[55] Tran A.C., Le B.T., and Nguyen H.T., "Efficiency evaluation of filter sizes on graph convolutional neural networks for information extraction from receipts," International Journal of Information Technology (Singapore), 2025, doi: 10.1007/s41870-024-02089-1.</w:t>
+      </w:r>
+    </w:p>
+    <w:p>
+      <w:pPr>
+        <w:spacing w:after="40"/>
+        <w:ind w:left="360" w:hanging="360"/>
+      </w:pPr>
+      <w:r>
+        <w:rPr>
+          <w:sz w:val="16"/>
+        </w:rPr>
+        <w:t>[56] D. Yesilbas, et al., "An efficient multimodal electroencephalography and functional near-infrared spectroscopy approach using stroop task to evaluate internet gaming disorder with machine learning methods: A comprehensive study," ENGINEERING APPLICATIONS OF ARTIFICIAL INTELLIGENCE, 2025, doi: 10.1016/j.engappai.2025.111772.</w:t>
+      </w:r>
+    </w:p>
+    <w:p>
+      <w:pPr>
+        <w:spacing w:after="40"/>
+        <w:ind w:left="360" w:hanging="360"/>
+      </w:pPr>
+      <w:r>
+        <w:rPr>
+          <w:sz w:val="16"/>
+        </w:rPr>
+        <w:t>[57] N. Biescas, C. Boned, J. Lladós, and S. Biswas, "GeoContrastNet: Contrastive Key-Value Edge Learning for Language-Agnostic Document Understanding," Lecture Notes in Computer Science (including subseries Lecture Notes in Artificial Intelligence and Lecture Notes in Bioinformatics), 2024, doi: 10.1007/978-3-031-70533-5_18.</w:t>
+      </w:r>
+    </w:p>
+    <w:p>
+      <w:pPr>
+        <w:spacing w:after="40"/>
+        <w:ind w:left="360" w:hanging="360"/>
+      </w:pPr>
+      <w:r>
+        <w:rPr>
+          <w:sz w:val="16"/>
+        </w:rPr>
+        <w:t>[58] O. Naparstek et al., "KVP10k : A Comprehensive Dataset for Key-Value Pair Extraction in Business Documents," Lecture Notes in Computer Science (including subseries Lecture Notes in Artificial Intelligence and Lecture Notes in Bioinformatics), 2024, doi: 10.1007/978-3-031-70533-5_7.</w:t>
+      </w:r>
+    </w:p>
+    <w:p>
+      <w:pPr>
+        <w:spacing w:after="40"/>
+        <w:ind w:left="360" w:hanging="360"/>
+      </w:pPr>
+      <w:r>
+        <w:rPr>
+          <w:sz w:val="16"/>
+        </w:rPr>
+        <w:t>[59] Avei U.I., D. Goularas, Korkmaz E.E., and B. Deveci, "Information Extraction from Scanned Invoice Documents Using Deep Learning Methods," Proceedings - 13th International Conference on Image Processing Theory, Tools and Applications, IPTA 2024, 2024, doi: 10.1109/ipta62886.2024.10755641.</w:t>
+      </w:r>
+    </w:p>
+    <w:p>
+      <w:pPr>
+        <w:spacing w:after="40"/>
+        <w:ind w:left="360" w:hanging="360"/>
+      </w:pPr>
+      <w:r>
+        <w:rPr>
+          <w:sz w:val="16"/>
+        </w:rPr>
+        <w:t>[60] S. Bhatlawande, S. Srivastava, and S. Shilaskar, "Information Extraction from Digital Receipts and Bank Transactions Using Machine Learning," 2023 International Conference on Integration of Computational Intelligent System, ICICIS 2023, 2023, doi: 10.1109/icicis56802.2023.10430289.</w:t>
+      </w:r>
+    </w:p>
+    <w:p>
+      <w:pPr>
+        <w:spacing w:after="40"/>
+        <w:ind w:left="360" w:hanging="360"/>
+      </w:pPr>
+      <w:r>
+        <w:rPr>
+          <w:sz w:val="16"/>
+        </w:rPr>
+        <w:t>[61] D. Belhadj, A. Belaïd, and Y. Belaïd, "Low-Dimensionality Information Extraction Model for Semi-structured Documents," Lecture Notes in Computer Science (including subseries Lecture Notes in Artificial Intelligence and Lecture Notes in Bioinformatics), 2023, doi: 10.1007/978-3-031-44237-7_8.</w:t>
+      </w:r>
+    </w:p>
+    <w:p>
+      <w:pPr>
+        <w:spacing w:after="40"/>
+        <w:ind w:left="360" w:hanging="360"/>
+      </w:pPr>
+      <w:r>
+        <w:rPr>
+          <w:sz w:val="16"/>
+        </w:rPr>
+        <w:t>[62] P. Pawłowski, M. Bazan, M. Pawełczyk, and Marchwiany M.E., "Tabular Structures Detection on Scanned VAT Invoices," Lecture Notes in Networks and Systems, 2023, doi: 10.1007/978-3-031-37720-4_19.</w:t>
+      </w:r>
+    </w:p>
+    <w:p>
+      <w:pPr>
+        <w:spacing w:after="40"/>
+        <w:ind w:left="360" w:hanging="360"/>
+      </w:pPr>
+      <w:r>
+        <w:rPr>
+          <w:sz w:val="16"/>
+        </w:rPr>
+        <w:t>[63] F. Krieger, P. Drews, and B. Funk, "Automated invoice processing: Machine learning-based information extraction for long tail suppliers," Intelligent Systems with Applications, 2023, doi: 10.1016/j.iswa.2023.200285.</w:t>
+      </w:r>
+    </w:p>
+    <w:p>
+      <w:pPr>
+        <w:spacing w:after="40"/>
+        <w:ind w:left="360" w:hanging="360"/>
+      </w:pPr>
+      <w:r>
+        <w:rPr>
+          <w:sz w:val="16"/>
+        </w:rPr>
+        <w:t>[64] T. Douzon, S. Duffner, C. Garcia, and J. Espinas, "Improving Information Extraction on Business Documents with Specific Pre-training Tasks," Lecture Notes in Computer Science (including subseries Lecture Notes in Artificial Intelligence and Lecture Notes in Bioinformatics), 2022, doi: 10.1007/978-3-031-06555-2_8.</w:t>
+      </w:r>
+    </w:p>
+    <w:p>
+      <w:pPr>
+        <w:spacing w:after="40"/>
+        <w:ind w:left="360" w:hanging="360"/>
+      </w:pPr>
+      <w:r>
+        <w:rPr>
+          <w:sz w:val="16"/>
+        </w:rPr>
+        <w:t>[65] T. Mungmeeprued, Y. Ma, N. Mehta, and A. Lipani, "Tab this Folder of Documents: Page Stream Segmentation of Business Documents," DocEng 2022 - Proceedings of the 2022 ACM Symposium on Document Engineering, 2022, doi: 10.1145/3558100.3563852.</w:t>
+      </w:r>
+    </w:p>
+    <w:p>
+      <w:pPr>
+        <w:spacing w:after="40"/>
+        <w:ind w:left="360" w:hanging="360"/>
+      </w:pPr>
+      <w:r>
+        <w:rPr>
+          <w:sz w:val="16"/>
+        </w:rPr>
+        <w:t>[66] P. Riba, L. Goldmann, Terrades O.R., D. Rusticus, A. Fornés, and J. Lladós, "Table detection in business document images by message passing networks," Pattern Recognition, 2022, doi: 10.1016/j.patcog.2022.108641.</w:t>
+      </w:r>
+    </w:p>
+    <w:p>
+      <w:pPr>
+        <w:spacing w:after="40"/>
+        <w:ind w:left="360" w:hanging="360"/>
+      </w:pPr>
+      <w:r>
+        <w:rPr>
+          <w:sz w:val="16"/>
+        </w:rPr>
+        <w:t>[67] F. Krieger, P. Drews, B. Funk, and T. Wobbe, "Information Extraction from Invoices: A Graph Neural Network Approach for Datasets with High Layout Variety," Lecture Notes in Information Systems and Organisation, 2021, doi: 10.1007/978-3-030-86797-3_1.</w:t>
+      </w:r>
+    </w:p>
+    <w:p>
+      <w:pPr>
+        <w:spacing w:after="40"/>
+        <w:ind w:left="360" w:hanging="360"/>
+      </w:pPr>
+      <w:r>
+        <w:rPr>
+          <w:sz w:val="16"/>
+        </w:rPr>
+        <w:t>[68] B. Habelt, et al., "A Multimodal Neuroprosthetic Interface to Record, Modulate and Classify Electrophysiological Biomarkers Relevant to Neuropsychiatric Disorders," FRONTIERS IN BIOENGINEERING AND BIOTECHNOLOGY, 2021, doi: 10.3389/fbioe.2021.770274.</w:t>
+      </w:r>
+    </w:p>
+    <w:p>
+      <w:pPr>
+        <w:spacing w:after="40"/>
+        <w:ind w:left="360" w:hanging="360"/>
+      </w:pPr>
+      <w:r>
+        <w:rPr>
+          <w:sz w:val="16"/>
+        </w:rPr>
+        <w:t>[69] Z. He et al., "Seeing is Believing? Mitigating OCR Hallucinations in Multimodal Large Language Models," Advances in Neural Information Processing Systems, 2025.</w:t>
+      </w:r>
+    </w:p>
+    <w:p>
+      <w:pPr>
+        <w:spacing w:after="40"/>
+        <w:ind w:left="360" w:hanging="360"/>
+      </w:pPr>
+      <w:r>
+        <w:rPr>
+          <w:sz w:val="16"/>
+        </w:rPr>
+        <w:t>[70] Rombach A.M., J. Lahann, T. Niesen, and P. Fettke, "Utilizing Deep Learning for Field-Level Information Extraction from German Real Estate Tax Notices," Journal of Emerging Technologies in Accounting, 2025, doi: 10.2308/jeta-2023-028.</w:t>
+      </w:r>
+    </w:p>
+    <w:p>
+      <w:pPr>
+        <w:spacing w:after="40"/>
+        <w:ind w:left="360" w:hanging="360"/>
+      </w:pPr>
+      <w:r>
+        <w:rPr>
+          <w:sz w:val="16"/>
+        </w:rPr>
+        <w:t>[71] Son H.H., N. Duc Dung, Phuong N.T., and T. Giang Son, "Improving Table Structure Recognition Based on Content-Based Post-Processing," 2025 International Conference on Multimedia Analysis and Pattern Recognition, MAPR 2025 - Proceedings, 2025, doi: 10.1109/mapr67746.2025.11133962.</w:t>
+      </w:r>
+    </w:p>
+    <w:p>
+      <w:pPr>
+        <w:spacing w:after="40"/>
+        <w:ind w:left="360" w:hanging="360"/>
+      </w:pPr>
+      <w:r>
+        <w:rPr>
+          <w:sz w:val="16"/>
+        </w:rPr>
+        <w:t>[72] J. Rodriguez et al., "BIGDOCS: AN OPEN DATASET FOR TRAINING MULTIMODAL MODELS ON DOCUMENT AND CODE TASKS," 13th International Conference on Learning Representations, ICLR 2025, 2025.</w:t>
+      </w:r>
+    </w:p>
+    <w:p>
+      <w:pPr>
+        <w:spacing w:after="40"/>
+        <w:ind w:left="360" w:hanging="360"/>
+      </w:pPr>
+      <w:r>
+        <w:rPr>
+          <w:sz w:val="16"/>
+        </w:rPr>
+        <w:t>[73] CN. Egwim,, H. Alaka,, LO. Toriola-Coker,, H. Balogun,, S. Ajayi,, and R. Oseghale,, "Extraction of underlying factors causing construction projects delay in Nigeria," JOURNAL OF ENGINEERING DESIGN AND TECHNOLOGY, 2023, doi: 10.1108/jedt-04-2021-0211.</w:t>
+      </w:r>
+    </w:p>
+    <w:p>
+      <w:pPr>
+        <w:spacing w:after="40"/>
+        <w:ind w:left="360" w:hanging="360"/>
+      </w:pPr>
+      <w:r>
+        <w:rPr>
+          <w:sz w:val="16"/>
+        </w:rPr>
+        <w:t>[74] G. Asuah,, AM. Easin,, and T. Orosz,, "Optimizing SAP Machine Learning-based Solutions through Custom API Integration," ACTA CYBERNETICA, 2025, doi: 10.14232/actacyb.312225.</w:t>
+      </w:r>
+    </w:p>
+    <w:p>
+      <w:pPr>
+        <w:spacing w:after="40"/>
+        <w:ind w:left="360" w:hanging="360"/>
+      </w:pPr>
+      <w:r>
+        <w:rPr>
+          <w:sz w:val="16"/>
+        </w:rPr>
+        <w:t>[75] AF. Yilmaz, and O. Köse,, "Advancing sustainable shipbuilding through a hybrid risk prioritization model: integrating FMEA and machine learning," ENGINEERING SCIENCE AND TECHNOLOGY-AN INTERNATIONAL JOURNAL-JESTECH, 2025, doi: 10.1016/j.jestch.2025.102158.</w:t>
+      </w:r>
+    </w:p>
+    <w:p>
+      <w:pPr>
+        <w:spacing w:after="40"/>
+        <w:ind w:left="360" w:hanging="360"/>
+      </w:pPr>
+      <w:r>
+        <w:rPr>
+          <w:sz w:val="16"/>
+        </w:rPr>
+        <w:lastRenderedPageBreak/>
+        <w:t>[76] SZ. Esubalew, and BG. Assefa,, "Reimagining Unit Test Generation With AI: A Journey From Evolutionary Models to Transformers," IEEE ACCESS, 2025, doi: 10.1109/access.2025.3597049.</w:t>
+      </w:r>
+    </w:p>
+    <w:p>
+      <w:pPr>
+        <w:spacing w:after="40"/>
+        <w:ind w:left="360" w:hanging="360"/>
+      </w:pPr>
+      <w:r>
+        <w:rPr>
+          <w:sz w:val="16"/>
+        </w:rPr>
+        <w:t>[77] J. Boone,, T. Seyfi,, and F. Afghah,, "A Joint Reconstruction-Triplet Loss Autoencoder Approach Toward Unseen Attack Detection in IoV Networks," IEEE INTERNET OF THINGS JOURNAL, 2025, doi: 10.1109/jiot.2025.3576219.</w:t>
+      </w:r>
+    </w:p>
+    <w:p>
+      <w:pPr>
+        <w:spacing w:after="40"/>
+        <w:ind w:left="360" w:hanging="360"/>
+      </w:pPr>
+      <w:r>
+        <w:rPr>
+          <w:sz w:val="16"/>
+        </w:rPr>
+        <w:t>[78] XC. Li,, D. Bianculli,, and L. Briand,, "Tracing content requirements in financial documents using multi-granularity text analysis," REQUIREMENTS ENGINEERING, 2025, doi: 10.1007/s00766-025-00436-7.</w:t>
+      </w:r>
+    </w:p>
+    <w:p>
+      <w:pPr>
+        <w:spacing w:after="40"/>
+        <w:ind w:left="360" w:hanging="360"/>
+      </w:pPr>
+      <w:r>
+        <w:rPr>
+          <w:sz w:val="16"/>
+        </w:rPr>
+        <w:t>[79] K. Mishra,, H. Pagare,, and K. Sharma,, "A hybrid rule-based NLP and machine learning approach for PII detection and anonymization in financial documents," SCIENTIFIC REPORTS, 2025, doi: 10.1038/s41598-025-04971-9.</w:t>
+      </w:r>
+    </w:p>
+    <w:p>
+      <w:pPr>
+        <w:spacing w:after="40"/>
+        <w:ind w:left="360" w:hanging="360"/>
+      </w:pPr>
+      <w:r>
+        <w:rPr>
+          <w:sz w:val="16"/>
+        </w:rPr>
+        <w:t>[80] MT. Yoldar,, R. Eryigit,, and N. Cantürk,, "Explainable AI in signature forgery detection," PATTERN RECOGNITION LETTERS, 2025, doi: 10.1016/j.patrec.2025.10.003.</w:t>
+      </w:r>
+    </w:p>
+    <w:p>
+      <w:pPr>
+        <w:spacing w:after="40"/>
+        <w:ind w:left="360" w:hanging="360"/>
+      </w:pPr>
+      <w:r>
+        <w:rPr>
+          <w:sz w:val="16"/>
+        </w:rPr>
+        <w:t>[81] Z. Erva Ergun, and E. Sefer,, "Financial Statement Fraud Detection via Large Language Models," INTELLIGENT SYSTEMS IN ACCOUNTING FINANCE &amp; MANAGEMENT, 2025, doi: 10.1002/isaf.70021.</w:t>
+      </w:r>
+    </w:p>
+    <w:p>
+      <w:pPr>
+        <w:spacing w:after="40"/>
+        <w:ind w:left="360" w:hanging="360"/>
+      </w:pPr>
+      <w:r>
+        <w:rPr>
+          <w:sz w:val="16"/>
+        </w:rPr>
+        <w:t>[82] P. Chinnasamy, et al., "Blockchain based electronic educational document management with role-based access control using machine learning model," SCIENTIFIC REPORTS, 2025, doi: 10.1038/s41598-025-99683-5.</w:t>
+      </w:r>
+    </w:p>
+    <w:p>
+      <w:pPr>
+        <w:spacing w:after="40"/>
+        <w:ind w:left="360" w:hanging="360"/>
+      </w:pPr>
+      <w:r>
+        <w:rPr>
+          <w:sz w:val="16"/>
+        </w:rPr>
+        <w:t>[83] M. Usman, et al., "Classifying developmental delays with EEG: A comparative study of machine learning and deep learning approaches," BIOCYBERNETICS AND BIOMEDICAL ENGINEERING, 2025, doi: 10.1016/j.bbe.2025.04.001.</w:t>
+      </w:r>
+    </w:p>
+    <w:p>
+      <w:pPr>
+        <w:spacing w:after="40"/>
+        <w:ind w:left="360" w:hanging="360"/>
+      </w:pPr>
+      <w:r>
+        <w:rPr>
+          <w:sz w:val="16"/>
+        </w:rPr>
+        <w:t>[84] R. Izhar,, K. Cosh,, L. Ramingwon,, S. Ramingwong,, and SN. Bhatti,, "An Efficient Methodology for the Categorization of Software Requirements Using Natural Language Processing and Similarity Analysis," IEEE ACCESS, 2025, doi: 10.1109/access.2025.3568504.</w:t>
+      </w:r>
+    </w:p>
+    <w:p>
+      <w:pPr>
+        <w:spacing w:after="40"/>
+        <w:ind w:left="360" w:hanging="360"/>
+      </w:pPr>
+      <w:r>
+        <w:rPr>
+          <w:sz w:val="16"/>
+        </w:rPr>
+        <w:t>[85] ZH. Zuo,, ML. Zhou,, Z. Lyu,, and YC. Fang,, "Electroencephalogram-Based Familiar and Unfamiliar Face Perception Classification Underlying Event-Related Potential Analysis and Confident Learning," SYMMETRY-BASEL, 2025, doi: 10.3390/sym17040623.</w:t>
+      </w:r>
+    </w:p>
+    <w:p>
+      <w:pPr>
+        <w:spacing w:after="40"/>
+        <w:ind w:left="360" w:hanging="360"/>
+      </w:pPr>
+      <w:r>
+        <w:rPr>
+          <w:sz w:val="16"/>
+        </w:rPr>
+        <w:t>[86] ZY. Tang,, XY. Luo,, ZJ. Yan,, SY. Li,, SJ. Xiao,, and H. Li,, "An Automatic Sample Augmentation Method for Paddy Rice Mapping Based on Segment Anything Model and Phenological Features-A Case Study in Southwest China," IEEE JOURNAL OF SELECTED TOPICS IN APPLIED EARTH OBSERVATIONS AND REMOTE SENSING, 2025, doi: 10.1109/jstars.2025.3606650.</w:t>
+      </w:r>
+    </w:p>
+    <w:p>
+      <w:pPr>
+        <w:spacing w:after="40"/>
+        <w:ind w:left="360" w:hanging="360"/>
+      </w:pPr>
+      <w:r>
+        <w:rPr>
+          <w:sz w:val="16"/>
+        </w:rPr>
+        <w:t>[87] B. Paneru,, B. Thapa,, B. Paneru,, and SC. Sapkota,, "EEG right &amp; left voluntary hand movement-based virtual brain-computer interfacing keyboard using hybrid deep learning approach," ADVANCED ENGINEERING INFORMATICS, 2025, doi: 10.1016/j.aei.2025.103304.</w:t>
+      </w:r>
+    </w:p>
+    <w:p>
+      <w:pPr>
+        <w:spacing w:after="40"/>
+        <w:ind w:left="360" w:hanging="360"/>
+      </w:pPr>
+      <w:r>
+        <w:rPr>
+          <w:sz w:val="16"/>
+        </w:rPr>
+        <w:t>[88] A. Al-Nafjan,, L. Alahaideb,, M. Aldayel,, and H. Aljumah,, "EEG-Based Authentication Across Various Event-Related Potentials (ERPs)," SENSORS, 2025, doi: 10.3390/s25164962.</w:t>
+      </w:r>
+    </w:p>
+    <w:p>
+      <w:pPr>
+        <w:spacing w:after="40"/>
+        <w:ind w:left="360" w:hanging="360"/>
+      </w:pPr>
+      <w:r>
+        <w:rPr>
+          <w:sz w:val="16"/>
+        </w:rPr>
+        <w:t>[89] A. Rehman,, MR. Lee,, Y. Kim,, MS. Chae,, and S. Mun,, "Machine Learning-Driven XR Interface Using ERP Decoding," ELECTRONICS, 2025, doi: 10.3390/electronics14193773.</w:t>
+      </w:r>
+    </w:p>
+    <w:p>
+      <w:pPr>
+        <w:spacing w:after="40"/>
+        <w:ind w:left="360" w:hanging="360"/>
+      </w:pPr>
+      <w:r>
+        <w:rPr>
+          <w:sz w:val="16"/>
+        </w:rPr>
+        <w:t>[90] C. Ren,, C. Wang,, ZH. Li,, HR. Gong,, and JL. Liu,, "Integration of Statistical Models and Deep Learning: A CEEMDAN-Based Hybrid Framework for Frequency-Domain Prediction of Polar Motion," EARTH AND SPACE SCIENCE, 2025, doi: 10.1029/2025ea004555.</w:t>
+      </w:r>
+    </w:p>
+    <w:p>
+      <w:pPr>
+        <w:spacing w:after="40"/>
+        <w:ind w:left="360" w:hanging="360"/>
+      </w:pPr>
+      <w:r>
+        <w:rPr>
+          <w:sz w:val="16"/>
+        </w:rPr>
+        <w:t>[91] S. Abaddi,, "A proposed electric/hybrid batteries recycling hub with ERP implementation and simulation," JOURNAL OF SIMULATION, 2025, doi: 10.1080/17477778.2025.2534661.</w:t>
+      </w:r>
+    </w:p>
+    <w:p>
+      <w:pPr>
+        <w:spacing w:after="40"/>
+        <w:ind w:left="360" w:hanging="360"/>
+      </w:pPr>
+      <w:r>
+        <w:rPr>
+          <w:sz w:val="16"/>
+        </w:rPr>
+        <w:t>[92] S. Guessoum, et al., "Joint short-term prediction of polar motion and length of day with multi-task deep learning methods," EARTH PLANETS AND SPACE, 2025, doi: 10.1186/s40623-025-02150-8.</w:t>
+      </w:r>
+    </w:p>
+    <w:p>
+      <w:pPr>
+        <w:spacing w:after="40"/>
+        <w:ind w:left="360" w:hanging="360"/>
+      </w:pPr>
+      <w:r>
+        <w:rPr>
+          <w:sz w:val="16"/>
+        </w:rPr>
+        <w:t>[93] RY. Liu, et al., "Distortion-Aware Outdoor Panoramic Depth Estimation via Local-Global Fusion," IEEE TRANSACTIONS ON INDUSTRIAL INFORMATICS, 2025, doi: 10.1109/tii.2025.3588587.</w:t>
+      </w:r>
+    </w:p>
+    <w:p>
+      <w:pPr>
+        <w:spacing w:after="40"/>
+        <w:ind w:left="360" w:hanging="360"/>
+      </w:pPr>
+      <w:r>
+        <w:rPr>
+          <w:sz w:val="16"/>
+        </w:rPr>
+        <w:t>[94] VK. Agrawal, et al., "Enhancing operational efficiency through robotic process automationin e-commerece," SIGMA JOURNAL OF ENGINEERING AND NATURAL SCIENCES-SIGMA MUHENDISLIK VE FEN BILIMLERI DERGISI, 2025, doi: 10.14744/sigma.2025.00118.</w:t>
+      </w:r>
+    </w:p>
+    <w:p>
+      <w:pPr>
+        <w:spacing w:after="40"/>
+        <w:ind w:left="360" w:hanging="360"/>
+      </w:pPr>
+      <w:r>
+        <w:rPr>
+          <w:sz w:val="16"/>
+        </w:rPr>
+        <w:t>[95] P. Zelger, et al., "Beyond averaging: A transformer approach to decoding event related brain potentials," NEUROIMAGE, 2025, doi: 10.1016/j.neuroimage.2025.121049.</w:t>
+      </w:r>
+    </w:p>
+    <w:p>
+      <w:pPr>
+        <w:spacing w:after="40"/>
+        <w:ind w:left="360" w:hanging="360"/>
+      </w:pPr>
+      <w:r>
+        <w:rPr>
+          <w:sz w:val="16"/>
+        </w:rPr>
+        <w:t>[96] R. Machado,, LAM. Barros,, V. Vieira,, FD. da Silva,, H. Costa,, and V. Carvalho,, "Textile Defect Detection Using Artificial Intelligence and Computer Vision-A Preliminary Deep Learning Approach," ELECTRONICS, 2025, doi: 10.3390/electronics14183692.</w:t>
+      </w:r>
+    </w:p>
+    <w:p>
+      <w:pPr>
+        <w:spacing w:after="40"/>
+        <w:ind w:left="360" w:hanging="360"/>
+      </w:pPr>
+      <w:r>
+        <w:rPr>
+          <w:sz w:val="16"/>
+        </w:rPr>
+        <w:t>[97] A. Chawalitanont,, A. Bashyal,, and H. Wicaksono,, "Uncertainty-aware power consumption prediction in customized stainless-steel manufacturing: A comparative study of hierarchical Bayesian and deep neural models," JOURNAL OF MANUFACTURING SYSTEMS, 2025, doi: 10.1016/j.jmsy.2025.10.010.</w:t>
+      </w:r>
+    </w:p>
+    <w:p>
+      <w:pPr>
+        <w:spacing w:after="40"/>
+        <w:ind w:left="360" w:hanging="360"/>
+      </w:pPr>
+      <w:r>
+        <w:rPr>
+          <w:sz w:val="16"/>
+        </w:rPr>
+        <w:t>[98] B. Bakhtiyarov,, A. Jabiyeva,, and M. Khudaverdiyeva,, "Enhanced Super SCADA Architecture with Integrated Predictive Analytics for Spiral Steel Pipe Manufacturing," JOURNAL OF ENGINEERING SCIENCES-UKRAINE, 2025, doi: 10.21272/jes.2025.12(2).b1.</w:t>
+      </w:r>
+    </w:p>
+    <w:p>
+      <w:pPr>
+        <w:spacing w:after="40"/>
+        <w:ind w:left="360" w:hanging="360"/>
+      </w:pPr>
+      <w:r>
+        <w:rPr>
+          <w:sz w:val="16"/>
+        </w:rPr>
+        <w:t>[99] S. Kodadi,, K. Dondapati,, DP. Deevi,, H. Chetlapalli,, NS. Allur,, and T. Perumal,, "Optimizing Supply Chain Finance with XGBOOST and Merkle Tree Blockchain," INTERNATIONAL JOURNAL OF INNOVATION AND TECHNOLOGY MANAGEMENT, 2025, doi: 10.1142/s0219877025400061.</w:t>
+      </w:r>
+    </w:p>
+    <w:p>
+      <w:pPr>
+        <w:spacing w:after="40"/>
+        <w:ind w:left="360" w:hanging="360"/>
+      </w:pPr>
+      <w:r>
+        <w:rPr>
+          <w:sz w:val="16"/>
+        </w:rPr>
+        <w:t>[100] EO. Odei-Lartey,, S. Gyaase,, D. Asamoah,, T. Gyan,, KP. Asante,, and M. Asante,, "Advancing Knowledge on Machine Learning Algorithms for Predicting Childhood Vaccination Defaulters in Ghana: A Comparative Performance Analysis," APPLIED SCIENCES-BASEL, 2025, doi: 10.3390/app15158198.</w:t>
+      </w:r>
+    </w:p>
+    <w:p>
+      <w:pPr>
+        <w:spacing w:after="40"/>
+        <w:ind w:left="360" w:hanging="360"/>
+      </w:pPr>
+      <w:r>
+        <w:rPr>
+          <w:sz w:val="16"/>
+        </w:rPr>
+        <w:t>[101] J. Alsamri, et al., "Longitudinal EEG-based assessment of neuroplasticity and adaptive responses to transcranial focused ultrasound stimulation," JOURNAL OF NEUROSCIENCE METHODS, 2025, doi: 10.1016/j.jneumeth.2025.110521.</w:t>
+      </w:r>
+    </w:p>
+    <w:p>
+      <w:pPr>
+        <w:spacing w:after="40"/>
+        <w:ind w:left="360" w:hanging="360"/>
+      </w:pPr>
+      <w:r>
+        <w:rPr>
+          <w:sz w:val="16"/>
+        </w:rPr>
+        <w:t>[102] YX. Song, et al., "Effects of cue-synchronized parietal cathodal tDCS on internet gaming disorder: A randomized double-blind sham-controlled trial," BRAIN STIMULATION, 2025, doi: 10.1016/j.brs.2025.10.025.</w:t>
+      </w:r>
+    </w:p>
+    <w:p>
+      <w:pPr>
+        <w:spacing w:after="40"/>
+        <w:ind w:left="360" w:hanging="360"/>
+      </w:pPr>
+      <w:r>
+        <w:rPr>
+          <w:sz w:val="16"/>
+        </w:rPr>
+        <w:t>[103] YM. Lin,, M. Hasan,, R. Kosalge,, A. Cheung,, and AG. Parameswaran,, "Visual Template Inference for Data Extraction from Documents," PROCEEDINGS OF THE ACM ON MANAGEMENT OF DATA, 2025, doi: 10.1145/3769840.</w:t>
+      </w:r>
+    </w:p>
+    <w:p>
+      <w:pPr>
+        <w:spacing w:after="40"/>
+        <w:ind w:left="360" w:hanging="360"/>
+      </w:pPr>
+      <w:r>
+        <w:rPr>
+          <w:sz w:val="16"/>
+        </w:rPr>
+        <w:t>[104] H. Nandanwar, and R. Katarya,, "Deep learning enabled intrusion detection system for Industrial IOT environment," EXPERT SYSTEMS WITH APPLICATIONS, 2024, doi: 10.1016/j.eswa.2024.123808.</w:t>
+      </w:r>
+    </w:p>
+    <w:p>
+      <w:pPr>
+        <w:spacing w:after="40"/>
+        <w:ind w:left="360" w:hanging="360"/>
+      </w:pPr>
+      <w:r>
+        <w:rPr>
+          <w:sz w:val="16"/>
+        </w:rPr>
+        <w:t>[105] H. Arslan,, YE. Isik,, and Y. Görmez,, "A deep learning-based solution for digitization of invoice images with automatic invoice generation and labelling," INTERNATIONAL JOURNAL ON DOCUMENT ANALYSIS AND RECOGNITION, 2024, doi: 10.1007/s10032-023-00449-4.</w:t>
+      </w:r>
+    </w:p>
+    <w:p>
+      <w:pPr>
+        <w:spacing w:after="40"/>
+        <w:ind w:left="360" w:hanging="360"/>
+      </w:pPr>
+      <w:r>
+        <w:rPr>
+          <w:sz w:val="16"/>
+        </w:rPr>
+        <w:t>[106] S. Saifullah,, S. Agne,, A. Dengel,, and S. Ahmed,, "DocXclassifier: towards a robust and interpretable deep neural network for document image classification," INTERNATIONAL JOURNAL ON DOCUMENT ANALYSIS AND RECOGNITION, 2024, doi: 10.1007/s10032-024-00483-w.</w:t>
+      </w:r>
+    </w:p>
+    <w:p>
+      <w:pPr>
+        <w:spacing w:after="40"/>
+        <w:ind w:left="360" w:hanging="360"/>
+      </w:pPr>
+      <w:r>
+        <w:rPr>
+          <w:sz w:val="16"/>
+        </w:rPr>
+        <w:t>[107] LS. Zhang,, "Deep Learning-Based Optimization of Cloud Enterprise Resource Planning (ERP) Systems for Adaptive Decision Support and Management Effectiveness Analysis," IEEE ACCESS, 2024, doi: 10.1109/access.2024.3514879.</w:t>
+      </w:r>
+    </w:p>
+    <w:p>
+      <w:pPr>
+        <w:spacing w:after="40"/>
+        <w:ind w:left="360" w:hanging="360"/>
+      </w:pPr>
+      <w:r>
+        <w:rPr>
+          <w:sz w:val="16"/>
+        </w:rPr>
+        <w:t>[108] XD. Tian, et al., "Social anxiety prediction based on ERP features: A deep learning approach," JOURNAL OF AFFECTIVE DISORDERS, 2024, doi: 10.1016/j.jad.2024.09.006.</w:t>
+      </w:r>
+    </w:p>
+    <w:p>
+      <w:pPr>
+        <w:spacing w:after="40"/>
+        <w:ind w:left="360" w:hanging="360"/>
+      </w:pPr>
+      <w:r>
+        <w:rPr>
+          <w:sz w:val="16"/>
+        </w:rPr>
+        <w:t>[109] B. Erol, and T. Inkaya,, "Long short-term memory network based deep transfer learning approach for sales forecasting," JOURNAL OF THE FACULTY OF ENGINEERING AND ARCHITECTURE OF GAZI UNIVERSITY, 2024, doi: 10.17341/gazimmfd.1089173.</w:t>
+      </w:r>
+    </w:p>
+    <w:p>
+      <w:pPr>
+        <w:spacing w:after="40"/>
+        <w:ind w:left="360" w:hanging="360"/>
+      </w:pPr>
+      <w:r>
+        <w:rPr>
+          <w:sz w:val="16"/>
+        </w:rPr>
+        <w:lastRenderedPageBreak/>
+        <w:t>[110] EE. Tülay, and T. Balli,, "Decoding Functional Brain Data for Emotion Recognition: A Machine Learning Approach," ACM TRANSACTIONS ON APPLIED PERCEPTION, 2024, doi: 10.1145/3657638.</w:t>
       </w:r>
     </w:p>
     <w:sectPr>
@@ -10767,31 +12030,31 @@
       </w:rPr>
     </w:lvl>
   </w:abstractNum>
-  <w:num w:numId="1" w16cid:durableId="1403522873">
+  <w:num w:numId="1" w16cid:durableId="269121217">
     <w:abstractNumId w:val="8"/>
   </w:num>
-  <w:num w:numId="2" w16cid:durableId="246110004">
+  <w:num w:numId="2" w16cid:durableId="1658411571">
     <w:abstractNumId w:val="6"/>
   </w:num>
-  <w:num w:numId="3" w16cid:durableId="196741044">
+  <w:num w:numId="3" w16cid:durableId="839732592">
     <w:abstractNumId w:val="5"/>
   </w:num>
-  <w:num w:numId="4" w16cid:durableId="979991476">
+  <w:num w:numId="4" w16cid:durableId="2134518025">
     <w:abstractNumId w:val="4"/>
   </w:num>
-  <w:num w:numId="5" w16cid:durableId="1972206280">
+  <w:num w:numId="5" w16cid:durableId="856575236">
     <w:abstractNumId w:val="7"/>
   </w:num>
-  <w:num w:numId="6" w16cid:durableId="245919098">
+  <w:num w:numId="6" w16cid:durableId="1723014998">
     <w:abstractNumId w:val="3"/>
   </w:num>
-  <w:num w:numId="7" w16cid:durableId="359626456">
+  <w:num w:numId="7" w16cid:durableId="1098721959">
     <w:abstractNumId w:val="2"/>
   </w:num>
-  <w:num w:numId="8" w16cid:durableId="787163181">
+  <w:num w:numId="8" w16cid:durableId="1113473522">
     <w:abstractNumId w:val="1"/>
   </w:num>
-  <w:num w:numId="9" w16cid:durableId="1855024524">
+  <w:num w:numId="9" w16cid:durableId="679236805">
     <w:abstractNumId w:val="0"/>
   </w:num>
 </w:numbering>

--- a/project/shared/Articulo_RSL_Introduccion_y_Metodologia_IEEE.docx
+++ b/project/shared/Articulo_RSL_Introduccion_y_Metodologia_IEEE.docx
@@ -3930,7 +3930,7 @@
           <w:i w:val="0"/>
           <w:sz w:val="19"/>
         </w:rPr>
-        <w:t>4) Fase 4 (Inclusión): El corpus primario final comprende N = 131 estudios de revista científica (100% Journal Articles), distribuidos orgánicamente en 4 estudios nucleares paradigmáticos (4/4), 58 estudios de soporte avanzado (4/4), 50 estudios de soporte temático (3/4), 17 de soporte algorítmico (2/4) y 2 de contextualización (1/4).</w:t>
+        <w:t>4) Fase 4 (Inclusión): El corpus primario final comprende N = 131 estudios de revista científica (100% Journal Articles), distribuidos orgánicamente en 4 estudios nucleares paradigmáticos (4/4), 59 estudios de soporte avanzado (4/4), 49 estudios de soporte temático (3/4), 17 de soporte algorítmico (2/4) y 2 de contextualización (1/4).</w:t>
       </w:r>
     </w:p>
     <w:p>
@@ -7581,11 +7581,12 @@
         <w:tblLook w:firstColumn="1" w:firstRow="1" w:lastColumn="0" w:lastRow="0" w:noHBand="0" w:noVBand="1" w:val="04A0"/>
       </w:tblPr>
       <w:tblGrid>
-        <w:gridCol w:w="2016"/>
-        <w:gridCol w:w="2016"/>
-        <w:gridCol w:w="2016"/>
-        <w:gridCol w:w="2016"/>
-        <w:gridCol w:w="2016"/>
+        <w:gridCol w:w="1680"/>
+        <w:gridCol w:w="1680"/>
+        <w:gridCol w:w="1680"/>
+        <w:gridCol w:w="1680"/>
+        <w:gridCol w:w="1680"/>
+        <w:gridCol w:w="1680"/>
       </w:tblGrid>
       <w:tr>
         <w:trPr>
@@ -7594,7 +7595,7 @@
         </w:trPr>
         <w:tc>
           <w:tcPr>
-            <w:tcW w:type="dxa" w:w="576"/>
+            <w:tcW w:type="dxa" w:w="504"/>
             <w:shd w:fill="E8EEF5"/>
             <w:tcBorders>
               <w:top w:val="single" w:sz="4" w:space="0" w:color="CCCCCC"/>
@@ -7612,7 +7613,7 @@
               <w:rPr>
                 <w:rFonts w:ascii="Times New Roman" w:hAnsi="Times New Roman"/>
                 <w:b/>
-                <w:sz w:val="15"/>
+                <w:sz w:val="14"/>
               </w:rPr>
               <w:t>ID</w:t>
             </w:r>
@@ -7620,7 +7621,7 @@
         </w:tc>
         <w:tc>
           <w:tcPr>
-            <w:tcW w:type="dxa" w:w="1008"/>
+            <w:tcW w:type="dxa" w:w="432"/>
             <w:shd w:fill="E8EEF5"/>
             <w:tcBorders>
               <w:top w:val="single" w:sz="4" w:space="0" w:color="CCCCCC"/>
@@ -7638,7 +7639,33 @@
               <w:rPr>
                 <w:rFonts w:ascii="Times New Roman" w:hAnsi="Times New Roman"/>
                 <w:b/>
-                <w:sz w:val="15"/>
+                <w:sz w:val="14"/>
+              </w:rPr>
+              <w:t>Ref.</w:t>
+            </w:r>
+          </w:p>
+        </w:tc>
+        <w:tc>
+          <w:tcPr>
+            <w:tcW w:type="dxa" w:w="936"/>
+            <w:shd w:fill="E8EEF5"/>
+            <w:tcBorders>
+              <w:top w:val="single" w:sz="4" w:space="0" w:color="CCCCCC"/>
+              <w:bottom w:val="single" w:sz="4" w:space="0" w:color="CCCCCC"/>
+              <w:left w:val="none"/>
+              <w:right w:val="none"/>
+            </w:tcBorders>
+          </w:tcPr>
+          <w:p>
+            <w:pPr>
+              <w:spacing w:line="240" w:lineRule="auto" w:before="20" w:after="20"/>
+              <w:jc w:val="center"/>
+            </w:pPr>
+            <w:r>
+              <w:rPr>
+                <w:rFonts w:ascii="Times New Roman" w:hAnsi="Times New Roman"/>
+                <w:b/>
+                <w:sz w:val="14"/>
               </w:rPr>
               <w:t>Autores y Año</w:t>
             </w:r>
@@ -7646,7 +7673,7 @@
         </w:tc>
         <w:tc>
           <w:tcPr>
-            <w:tcW w:type="dxa" w:w="1296"/>
+            <w:tcW w:type="dxa" w:w="1224"/>
             <w:shd w:fill="E8EEF5"/>
             <w:tcBorders>
               <w:top w:val="single" w:sz="4" w:space="0" w:color="CCCCCC"/>
@@ -7664,7 +7691,7 @@
               <w:rPr>
                 <w:rFonts w:ascii="Times New Roman" w:hAnsi="Times New Roman"/>
                 <w:b/>
-                <w:sz w:val="15"/>
+                <w:sz w:val="14"/>
               </w:rPr>
               <w:t>Revista Indexada y Cuartil</w:t>
             </w:r>
@@ -7672,7 +7699,7 @@
         </w:tc>
         <w:tc>
           <w:tcPr>
-            <w:tcW w:type="dxa" w:w="864"/>
+            <w:tcW w:type="dxa" w:w="792"/>
             <w:shd w:fill="E8EEF5"/>
             <w:tcBorders>
               <w:top w:val="single" w:sz="4" w:space="0" w:color="CCCCCC"/>
@@ -7690,7 +7717,7 @@
               <w:rPr>
                 <w:rFonts w:ascii="Times New Roman" w:hAnsi="Times New Roman"/>
                 <w:b/>
-                <w:sz w:val="15"/>
+                <w:sz w:val="14"/>
               </w:rPr>
               <w:t>DOI</w:t>
             </w:r>
@@ -7698,7 +7725,7 @@
         </w:tc>
         <w:tc>
           <w:tcPr>
-            <w:tcW w:type="dxa" w:w="1152"/>
+            <w:tcW w:type="dxa" w:w="1080"/>
             <w:shd w:fill="E8EEF5"/>
             <w:tcBorders>
               <w:top w:val="single" w:sz="4" w:space="0" w:color="CCCCCC"/>
@@ -7716,7 +7743,7 @@
               <w:rPr>
                 <w:rFonts w:ascii="Times New Roman" w:hAnsi="Times New Roman"/>
                 <w:b/>
-                <w:sz w:val="15"/>
+                <w:sz w:val="14"/>
               </w:rPr>
               <w:t>Aporte Metodológico Fundamental</w:t>
             </w:r>
@@ -7729,7 +7756,7 @@
         </w:trPr>
         <w:tc>
           <w:tcPr>
-            <w:tcW w:type="dxa" w:w="576"/>
+            <w:tcW w:type="dxa" w:w="504"/>
             <w:tcBorders>
               <w:top w:val="single" w:sz="4" w:space="0" w:color="CCCCCC"/>
               <w:bottom w:val="single" w:sz="4" w:space="0" w:color="CCCCCC"/>
@@ -7745,7 +7772,7 @@
             <w:r>
               <w:rPr>
                 <w:rFonts w:ascii="Times New Roman" w:hAnsi="Times New Roman"/>
-                <w:sz w:val="15"/>
+                <w:sz w:val="14"/>
               </w:rPr>
               <w:t>[S001]</w:t>
             </w:r>
@@ -7753,7 +7780,7 @@
         </w:tc>
         <w:tc>
           <w:tcPr>
-            <w:tcW w:type="dxa" w:w="1008"/>
+            <w:tcW w:type="dxa" w:w="432"/>
             <w:tcBorders>
               <w:top w:val="single" w:sz="4" w:space="0" w:color="CCCCCC"/>
               <w:bottom w:val="single" w:sz="4" w:space="0" w:color="CCCCCC"/>
@@ -7769,7 +7796,31 @@
             <w:r>
               <w:rPr>
                 <w:rFonts w:ascii="Times New Roman" w:hAnsi="Times New Roman"/>
-                <w:sz w:val="15"/>
+                <w:sz w:val="14"/>
+              </w:rPr>
+              <w:t>[3]</w:t>
+            </w:r>
+          </w:p>
+        </w:tc>
+        <w:tc>
+          <w:tcPr>
+            <w:tcW w:type="dxa" w:w="936"/>
+            <w:tcBorders>
+              <w:top w:val="single" w:sz="4" w:space="0" w:color="CCCCCC"/>
+              <w:bottom w:val="single" w:sz="4" w:space="0" w:color="CCCCCC"/>
+              <w:left w:val="none"/>
+              <w:right w:val="none"/>
+            </w:tcBorders>
+          </w:tcPr>
+          <w:p>
+            <w:pPr>
+              <w:spacing w:line="240" w:lineRule="auto" w:before="20" w:after="20"/>
+              <w:jc w:val="left"/>
+            </w:pPr>
+            <w:r>
+              <w:rPr>
+                <w:rFonts w:ascii="Times New Roman" w:hAnsi="Times New Roman"/>
+                <w:sz w:val="14"/>
               </w:rPr>
               <w:t>Wei et al. (2026/2025)</w:t>
             </w:r>
@@ -7777,7 +7828,7 @@
         </w:tc>
         <w:tc>
           <w:tcPr>
-            <w:tcW w:type="dxa" w:w="1296"/>
+            <w:tcW w:type="dxa" w:w="1224"/>
             <w:tcBorders>
               <w:top w:val="single" w:sz="4" w:space="0" w:color="CCCCCC"/>
               <w:bottom w:val="single" w:sz="4" w:space="0" w:color="CCCCCC"/>
@@ -7793,7 +7844,7 @@
             <w:r>
               <w:rPr>
                 <w:rFonts w:ascii="Times New Roman" w:hAnsi="Times New Roman"/>
-                <w:sz w:val="15"/>
+                <w:sz w:val="14"/>
               </w:rPr>
               <w:t>Pattern Recognition (Elsevier, Q1)</w:t>
             </w:r>
@@ -7801,7 +7852,7 @@
         </w:tc>
         <w:tc>
           <w:tcPr>
-            <w:tcW w:type="dxa" w:w="864"/>
+            <w:tcW w:type="dxa" w:w="792"/>
             <w:tcBorders>
               <w:top w:val="single" w:sz="4" w:space="0" w:color="CCCCCC"/>
               <w:bottom w:val="single" w:sz="4" w:space="0" w:color="CCCCCC"/>
@@ -7817,7 +7868,7 @@
             <w:r>
               <w:rPr>
                 <w:rFonts w:ascii="Times New Roman" w:hAnsi="Times New Roman"/>
-                <w:sz w:val="15"/>
+                <w:sz w:val="14"/>
               </w:rPr>
               <w:t>10.1016/j.patcog.2025.112348</w:t>
             </w:r>
@@ -7825,7 +7876,7 @@
         </w:tc>
         <w:tc>
           <w:tcPr>
-            <w:tcW w:type="dxa" w:w="1152"/>
+            <w:tcW w:type="dxa" w:w="1080"/>
             <w:tcBorders>
               <w:top w:val="single" w:sz="4" w:space="0" w:color="CCCCCC"/>
               <w:bottom w:val="single" w:sz="4" w:space="0" w:color="CCCCCC"/>
@@ -7841,7 +7892,7 @@
             <w:r>
               <w:rPr>
                 <w:rFonts w:ascii="Times New Roman" w:hAnsi="Times New Roman"/>
-                <w:sz w:val="15"/>
+                <w:sz w:val="14"/>
               </w:rPr>
               <w:t>VLM multimodal para QA visual sobre gráficos y tablas complejas, superando baselines de OCR tradicional.</w:t>
             </w:r>
@@ -7854,7 +7905,7 @@
         </w:trPr>
         <w:tc>
           <w:tcPr>
-            <w:tcW w:type="dxa" w:w="576"/>
+            <w:tcW w:type="dxa" w:w="504"/>
             <w:tcBorders>
               <w:top w:val="single" w:sz="4" w:space="0" w:color="CCCCCC"/>
               <w:bottom w:val="single" w:sz="4" w:space="0" w:color="CCCCCC"/>
@@ -7870,7 +7921,7 @@
             <w:r>
               <w:rPr>
                 <w:rFonts w:ascii="Times New Roman" w:hAnsi="Times New Roman"/>
-                <w:sz w:val="15"/>
+                <w:sz w:val="14"/>
               </w:rPr>
               <w:t>[S002]</w:t>
             </w:r>
@@ -7878,7 +7929,7 @@
         </w:tc>
         <w:tc>
           <w:tcPr>
-            <w:tcW w:type="dxa" w:w="1008"/>
+            <w:tcW w:type="dxa" w:w="432"/>
             <w:tcBorders>
               <w:top w:val="single" w:sz="4" w:space="0" w:color="CCCCCC"/>
               <w:bottom w:val="single" w:sz="4" w:space="0" w:color="CCCCCC"/>
@@ -7894,7 +7945,31 @@
             <w:r>
               <w:rPr>
                 <w:rFonts w:ascii="Times New Roman" w:hAnsi="Times New Roman"/>
-                <w:sz w:val="15"/>
+                <w:sz w:val="14"/>
+              </w:rPr>
+              <w:t>[4]</w:t>
+            </w:r>
+          </w:p>
+        </w:tc>
+        <w:tc>
+          <w:tcPr>
+            <w:tcW w:type="dxa" w:w="936"/>
+            <w:tcBorders>
+              <w:top w:val="single" w:sz="4" w:space="0" w:color="CCCCCC"/>
+              <w:bottom w:val="single" w:sz="4" w:space="0" w:color="CCCCCC"/>
+              <w:left w:val="none"/>
+              <w:right w:val="none"/>
+            </w:tcBorders>
+          </w:tcPr>
+          <w:p>
+            <w:pPr>
+              <w:spacing w:line="240" w:lineRule="auto" w:before="20" w:after="20"/>
+              <w:jc w:val="left"/>
+            </w:pPr>
+            <w:r>
+              <w:rPr>
+                <w:rFonts w:ascii="Times New Roman" w:hAnsi="Times New Roman"/>
+                <w:sz w:val="14"/>
               </w:rPr>
               <w:t>Chen et al. (2025)</w:t>
             </w:r>
@@ -7902,7 +7977,7 @@
         </w:tc>
         <w:tc>
           <w:tcPr>
-            <w:tcW w:type="dxa" w:w="1296"/>
+            <w:tcW w:type="dxa" w:w="1224"/>
             <w:tcBorders>
               <w:top w:val="single" w:sz="4" w:space="0" w:color="CCCCCC"/>
               <w:bottom w:val="single" w:sz="4" w:space="0" w:color="CCCCCC"/>
@@ -7918,7 +7993,7 @@
             <w:r>
               <w:rPr>
                 <w:rFonts w:ascii="Times New Roman" w:hAnsi="Times New Roman"/>
-                <w:sz w:val="15"/>
+                <w:sz w:val="14"/>
               </w:rPr>
               <w:t>Electronics (MDPI, Q2)</w:t>
             </w:r>
@@ -7926,7 +8001,7 @@
         </w:tc>
         <w:tc>
           <w:tcPr>
-            <w:tcW w:type="dxa" w:w="864"/>
+            <w:tcW w:type="dxa" w:w="792"/>
             <w:tcBorders>
               <w:top w:val="single" w:sz="4" w:space="0" w:color="CCCCCC"/>
               <w:bottom w:val="single" w:sz="4" w:space="0" w:color="CCCCCC"/>
@@ -7942,7 +8017,7 @@
             <w:r>
               <w:rPr>
                 <w:rFonts w:ascii="Times New Roman" w:hAnsi="Times New Roman"/>
-                <w:sz w:val="15"/>
+                <w:sz w:val="14"/>
               </w:rPr>
               <w:t>10.3390/electronics14112145</w:t>
             </w:r>
@@ -7950,7 +8025,7 @@
         </w:tc>
         <w:tc>
           <w:tcPr>
-            <w:tcW w:type="dxa" w:w="1152"/>
+            <w:tcW w:type="dxa" w:w="1080"/>
             <w:tcBorders>
               <w:top w:val="single" w:sz="4" w:space="0" w:color="CCCCCC"/>
               <w:bottom w:val="single" w:sz="4" w:space="0" w:color="CCCCCC"/>
@@ -7966,7 +8041,7 @@
             <w:r>
               <w:rPr>
                 <w:rFonts w:ascii="Times New Roman" w:hAnsi="Times New Roman"/>
-                <w:sz w:val="15"/>
+                <w:sz w:val="14"/>
               </w:rPr>
               <w:t>Evaluación rigurosa de LLMs e ingeniería de prompts en extracción de información documental frente a reglas fijas.</w:t>
             </w:r>
@@ -7979,7 +8054,7 @@
         </w:trPr>
         <w:tc>
           <w:tcPr>
-            <w:tcW w:type="dxa" w:w="576"/>
+            <w:tcW w:type="dxa" w:w="504"/>
             <w:tcBorders>
               <w:top w:val="single" w:sz="4" w:space="0" w:color="CCCCCC"/>
               <w:bottom w:val="single" w:sz="4" w:space="0" w:color="CCCCCC"/>
@@ -7995,7 +8070,7 @@
             <w:r>
               <w:rPr>
                 <w:rFonts w:ascii="Times New Roman" w:hAnsi="Times New Roman"/>
-                <w:sz w:val="15"/>
+                <w:sz w:val="14"/>
               </w:rPr>
               <w:t>[S003]</w:t>
             </w:r>
@@ -8003,7 +8078,7 @@
         </w:tc>
         <w:tc>
           <w:tcPr>
-            <w:tcW w:type="dxa" w:w="1008"/>
+            <w:tcW w:type="dxa" w:w="432"/>
             <w:tcBorders>
               <w:top w:val="single" w:sz="4" w:space="0" w:color="CCCCCC"/>
               <w:bottom w:val="single" w:sz="4" w:space="0" w:color="CCCCCC"/>
@@ -8019,7 +8094,31 @@
             <w:r>
               <w:rPr>
                 <w:rFonts w:ascii="Times New Roman" w:hAnsi="Times New Roman"/>
-                <w:sz w:val="15"/>
+                <w:sz w:val="14"/>
+              </w:rPr>
+              <w:t>[5]</w:t>
+            </w:r>
+          </w:p>
+        </w:tc>
+        <w:tc>
+          <w:tcPr>
+            <w:tcW w:type="dxa" w:w="936"/>
+            <w:tcBorders>
+              <w:top w:val="single" w:sz="4" w:space="0" w:color="CCCCCC"/>
+              <w:bottom w:val="single" w:sz="4" w:space="0" w:color="CCCCCC"/>
+              <w:left w:val="none"/>
+              <w:right w:val="none"/>
+            </w:tcBorders>
+          </w:tcPr>
+          <w:p>
+            <w:pPr>
+              <w:spacing w:line="240" w:lineRule="auto" w:before="20" w:after="20"/>
+              <w:jc w:val="left"/>
+            </w:pPr>
+            <w:r>
+              <w:rPr>
+                <w:rFonts w:ascii="Times New Roman" w:hAnsi="Times New Roman"/>
+                <w:sz w:val="14"/>
               </w:rPr>
               <w:t>Ali Khandokar &amp; Deshpande (2025)</w:t>
             </w:r>
@@ -8027,7 +8126,7 @@
         </w:tc>
         <w:tc>
           <w:tcPr>
-            <w:tcW w:type="dxa" w:w="1296"/>
+            <w:tcW w:type="dxa" w:w="1224"/>
             <w:tcBorders>
               <w:top w:val="single" w:sz="4" w:space="0" w:color="CCCCCC"/>
               <w:bottom w:val="single" w:sz="4" w:space="0" w:color="CCCCCC"/>
@@ -8043,7 +8142,7 @@
             <w:r>
               <w:rPr>
                 <w:rFonts w:ascii="Times New Roman" w:hAnsi="Times New Roman"/>
-                <w:sz w:val="15"/>
+                <w:sz w:val="14"/>
               </w:rPr>
               <w:t>IEEE Access (IEEE, Q1)</w:t>
             </w:r>
@@ -8051,7 +8150,7 @@
         </w:tc>
         <w:tc>
           <w:tcPr>
-            <w:tcW w:type="dxa" w:w="864"/>
+            <w:tcW w:type="dxa" w:w="792"/>
             <w:tcBorders>
               <w:top w:val="single" w:sz="4" w:space="0" w:color="CCCCCC"/>
               <w:bottom w:val="single" w:sz="4" w:space="0" w:color="CCCCCC"/>
@@ -8067,7 +8166,7 @@
             <w:r>
               <w:rPr>
                 <w:rFonts w:ascii="Times New Roman" w:hAnsi="Times New Roman"/>
-                <w:sz w:val="15"/>
+                <w:sz w:val="14"/>
               </w:rPr>
               <w:t>10.1109/access.2024.3522141</w:t>
             </w:r>
@@ -8075,7 +8174,7 @@
         </w:tc>
         <w:tc>
           <w:tcPr>
-            <w:tcW w:type="dxa" w:w="1152"/>
+            <w:tcW w:type="dxa" w:w="1080"/>
             <w:tcBorders>
               <w:top w:val="single" w:sz="4" w:space="0" w:color="CCCCCC"/>
               <w:bottom w:val="single" w:sz="4" w:space="0" w:color="CCCCCC"/>
@@ -8091,7 +8190,7 @@
             <w:r>
               <w:rPr>
                 <w:rFonts w:ascii="Times New Roman" w:hAnsi="Times New Roman"/>
-                <w:sz w:val="15"/>
+                <w:sz w:val="14"/>
               </w:rPr>
               <w:t>Pipeline de visión computacional y deep learning para extracción de tablas financieras heterogéneas sin plantillas.</w:t>
             </w:r>
@@ -8104,7 +8203,7 @@
         </w:trPr>
         <w:tc>
           <w:tcPr>
-            <w:tcW w:type="dxa" w:w="576"/>
+            <w:tcW w:type="dxa" w:w="504"/>
             <w:tcBorders>
               <w:top w:val="single" w:sz="4" w:space="0" w:color="CCCCCC"/>
               <w:bottom w:val="single" w:sz="4" w:space="0" w:color="CCCCCC"/>
@@ -8120,7 +8219,7 @@
             <w:r>
               <w:rPr>
                 <w:rFonts w:ascii="Times New Roman" w:hAnsi="Times New Roman"/>
-                <w:sz w:val="15"/>
+                <w:sz w:val="14"/>
               </w:rPr>
               <w:t>[S004]</w:t>
             </w:r>
@@ -8128,7 +8227,7 @@
         </w:tc>
         <w:tc>
           <w:tcPr>
-            <w:tcW w:type="dxa" w:w="1008"/>
+            <w:tcW w:type="dxa" w:w="432"/>
             <w:tcBorders>
               <w:top w:val="single" w:sz="4" w:space="0" w:color="CCCCCC"/>
               <w:bottom w:val="single" w:sz="4" w:space="0" w:color="CCCCCC"/>
@@ -8144,7 +8243,31 @@
             <w:r>
               <w:rPr>
                 <w:rFonts w:ascii="Times New Roman" w:hAnsi="Times New Roman"/>
-                <w:sz w:val="15"/>
+                <w:sz w:val="14"/>
+              </w:rPr>
+              <w:t>[6]</w:t>
+            </w:r>
+          </w:p>
+        </w:tc>
+        <w:tc>
+          <w:tcPr>
+            <w:tcW w:type="dxa" w:w="936"/>
+            <w:tcBorders>
+              <w:top w:val="single" w:sz="4" w:space="0" w:color="CCCCCC"/>
+              <w:bottom w:val="single" w:sz="4" w:space="0" w:color="CCCCCC"/>
+              <w:left w:val="none"/>
+              <w:right w:val="none"/>
+            </w:tcBorders>
+          </w:tcPr>
+          <w:p>
+            <w:pPr>
+              <w:spacing w:line="240" w:lineRule="auto" w:before="20" w:after="20"/>
+              <w:jc w:val="left"/>
+            </w:pPr>
+            <w:r>
+              <w:rPr>
+                <w:rFonts w:ascii="Times New Roman" w:hAnsi="Times New Roman"/>
+                <w:sz w:val="14"/>
               </w:rPr>
               <w:t>Mifsud et al. (2025)</w:t>
             </w:r>
@@ -8152,7 +8275,7 @@
         </w:tc>
         <w:tc>
           <w:tcPr>
-            <w:tcW w:type="dxa" w:w="1296"/>
+            <w:tcW w:type="dxa" w:w="1224"/>
             <w:tcBorders>
               <w:top w:val="single" w:sz="4" w:space="0" w:color="CCCCCC"/>
               <w:bottom w:val="single" w:sz="4" w:space="0" w:color="CCCCCC"/>
@@ -8168,7 +8291,7 @@
             <w:r>
               <w:rPr>
                 <w:rFonts w:ascii="Times New Roman" w:hAnsi="Times New Roman"/>
-                <w:sz w:val="15"/>
+                <w:sz w:val="14"/>
               </w:rPr>
               <w:t>Mach. Learn. Knowl. Extr. (MDPI, Q2)</w:t>
             </w:r>
@@ -8176,7 +8299,7 @@
         </w:tc>
         <w:tc>
           <w:tcPr>
-            <w:tcW w:type="dxa" w:w="864"/>
+            <w:tcW w:type="dxa" w:w="792"/>
             <w:tcBorders>
               <w:top w:val="single" w:sz="4" w:space="0" w:color="CCCCCC"/>
               <w:bottom w:val="single" w:sz="4" w:space="0" w:color="CCCCCC"/>
@@ -8192,7 +8315,7 @@
             <w:r>
               <w:rPr>
                 <w:rFonts w:ascii="Times New Roman" w:hAnsi="Times New Roman"/>
-                <w:sz w:val="15"/>
+                <w:sz w:val="14"/>
               </w:rPr>
               <w:t>10.3390/make7040167</w:t>
             </w:r>
@@ -8200,7 +8323,7 @@
         </w:tc>
         <w:tc>
           <w:tcPr>
-            <w:tcW w:type="dxa" w:w="1152"/>
+            <w:tcW w:type="dxa" w:w="1080"/>
             <w:tcBorders>
               <w:top w:val="single" w:sz="4" w:space="0" w:color="CCCCCC"/>
               <w:bottom w:val="single" w:sz="4" w:space="0" w:color="CCCCCC"/>
@@ -8216,7 +8339,7 @@
             <w:r>
               <w:rPr>
                 <w:rFonts w:ascii="Times New Roman" w:hAnsi="Times New Roman"/>
-                <w:sz w:val="15"/>
+                <w:sz w:val="14"/>
               </w:rPr>
               <w:t>Modelo híbrido que combina y contrasta Transformers multimodales con sistemas basados en reglas en recibos comerciales.</w:t>
             </w:r>
@@ -8251,7 +8374,7 @@
           <w:i w:val="0"/>
           <w:sz w:val="19"/>
         </w:rPr>
-        <w:t>El corpus de N = 131 estudios primarios se clasificó mediante una evaluación semántica directa sobre sus variables empíricas: Nucleares (n = 4), Soporte Temático Avanzado (n = 108), Soporte Algorítmico y de Rendimiento (n = 17) y Contextualización (n = 2). La Tabla X presenta una muestra representativa de 11 estudios a lo largo de los estratos:</w:t>
+        <w:t>El corpus de N = 131 estudios primarios se clasificó mediante una evaluación semántica directa sobre sus variables empíricas: Nucleares (n = 4), Soporte Temático Avanzado (n = 108), Soporte Algorítmico y de Rendimiento (n = 17) y Contextualización (n = 2). La relación biunívoca matemática entre el identificador del corpus [Sxxx] y la cita IEEE [n] está regida estrictamente por Ref IEEE [n] = ID S + 2 (dado que las citas [1] y [2] corresponden a las normas metodológicas marco Kitchenham &amp; Charters y PRISMA 2020). La Tabla X presenta una muestra representativa de 11 estudios a lo largo de los estratos evidenciando esta correspondencia perfecta:</w:t>
       </w:r>
     </w:p>
     <w:p>
@@ -8284,14 +8407,15 @@
         <w:tblLook w:firstColumn="1" w:firstRow="1" w:lastColumn="0" w:lastRow="0" w:noHBand="0" w:noVBand="1" w:val="04A0"/>
       </w:tblPr>
       <w:tblGrid>
-        <w:gridCol w:w="1260"/>
-        <w:gridCol w:w="1260"/>
-        <w:gridCol w:w="1260"/>
-        <w:gridCol w:w="1260"/>
-        <w:gridCol w:w="1260"/>
-        <w:gridCol w:w="1260"/>
-        <w:gridCol w:w="1260"/>
-        <w:gridCol w:w="1260"/>
+        <w:gridCol w:w="1120"/>
+        <w:gridCol w:w="1120"/>
+        <w:gridCol w:w="1120"/>
+        <w:gridCol w:w="1120"/>
+        <w:gridCol w:w="1120"/>
+        <w:gridCol w:w="1120"/>
+        <w:gridCol w:w="1120"/>
+        <w:gridCol w:w="1120"/>
+        <w:gridCol w:w="1120"/>
       </w:tblGrid>
       <w:tr>
         <w:trPr>
@@ -8300,7 +8424,7 @@
         </w:trPr>
         <w:tc>
           <w:tcPr>
-            <w:tcW w:type="dxa" w:w="576"/>
+            <w:tcW w:type="dxa" w:w="504"/>
             <w:shd w:fill="E8EEF5"/>
             <w:tcBorders>
               <w:top w:val="single" w:sz="4" w:space="0" w:color="CCCCCC"/>
@@ -8318,7 +8442,7 @@
               <w:rPr>
                 <w:rFonts w:ascii="Times New Roman" w:hAnsi="Times New Roman"/>
                 <w:b/>
-                <w:sz w:val="15"/>
+                <w:sz w:val="14"/>
               </w:rPr>
               <w:t>ID</w:t>
             </w:r>
@@ -8326,7 +8450,7 @@
         </w:tc>
         <w:tc>
           <w:tcPr>
-            <w:tcW w:type="dxa" w:w="1584"/>
+            <w:tcW w:type="dxa" w:w="432"/>
             <w:shd w:fill="E8EEF5"/>
             <w:tcBorders>
               <w:top w:val="single" w:sz="4" w:space="0" w:color="CCCCCC"/>
@@ -8344,7 +8468,33 @@
               <w:rPr>
                 <w:rFonts w:ascii="Times New Roman" w:hAnsi="Times New Roman"/>
                 <w:b/>
-                <w:sz w:val="15"/>
+                <w:sz w:val="14"/>
+              </w:rPr>
+              <w:t>Ref.</w:t>
+            </w:r>
+          </w:p>
+        </w:tc>
+        <w:tc>
+          <w:tcPr>
+            <w:tcW w:type="dxa" w:w="1440"/>
+            <w:shd w:fill="E8EEF5"/>
+            <w:tcBorders>
+              <w:top w:val="single" w:sz="4" w:space="0" w:color="CCCCCC"/>
+              <w:bottom w:val="single" w:sz="4" w:space="0" w:color="CCCCCC"/>
+              <w:left w:val="none"/>
+              <w:right w:val="none"/>
+            </w:tcBorders>
+          </w:tcPr>
+          <w:p>
+            <w:pPr>
+              <w:spacing w:line="240" w:lineRule="auto" w:before="20" w:after="20"/>
+              <w:jc w:val="center"/>
+            </w:pPr>
+            <w:r>
+              <w:rPr>
+                <w:rFonts w:ascii="Times New Roman" w:hAnsi="Times New Roman"/>
+                <w:b/>
+                <w:sz w:val="14"/>
               </w:rPr>
               <w:t>Autores (Año)</w:t>
             </w:r>
@@ -8370,7 +8520,7 @@
               <w:rPr>
                 <w:rFonts w:ascii="Times New Roman" w:hAnsi="Times New Roman"/>
                 <w:b/>
-                <w:sz w:val="15"/>
+                <w:sz w:val="14"/>
               </w:rPr>
               <w:t>PI1</w:t>
             </w:r>
@@ -8396,7 +8546,7 @@
               <w:rPr>
                 <w:rFonts w:ascii="Times New Roman" w:hAnsi="Times New Roman"/>
                 <w:b/>
-                <w:sz w:val="15"/>
+                <w:sz w:val="14"/>
               </w:rPr>
               <w:t>PI2</w:t>
             </w:r>
@@ -8422,7 +8572,7 @@
               <w:rPr>
                 <w:rFonts w:ascii="Times New Roman" w:hAnsi="Times New Roman"/>
                 <w:b/>
-                <w:sz w:val="15"/>
+                <w:sz w:val="14"/>
               </w:rPr>
               <w:t>PI3</w:t>
             </w:r>
@@ -8448,7 +8598,7 @@
               <w:rPr>
                 <w:rFonts w:ascii="Times New Roman" w:hAnsi="Times New Roman"/>
                 <w:b/>
-                <w:sz w:val="15"/>
+                <w:sz w:val="14"/>
               </w:rPr>
               <w:t>PI4</w:t>
             </w:r>
@@ -8474,7 +8624,7 @@
               <w:rPr>
                 <w:rFonts w:ascii="Times New Roman" w:hAnsi="Times New Roman"/>
                 <w:b/>
-                <w:sz w:val="15"/>
+                <w:sz w:val="14"/>
               </w:rPr>
               <w:t>Total</w:t>
             </w:r>
@@ -8482,7 +8632,7 @@
         </w:tc>
         <w:tc>
           <w:tcPr>
-            <w:tcW w:type="dxa" w:w="1152"/>
+            <w:tcW w:type="dxa" w:w="1008"/>
             <w:shd w:fill="E8EEF5"/>
             <w:tcBorders>
               <w:top w:val="single" w:sz="4" w:space="0" w:color="CCCCCC"/>
@@ -8500,7 +8650,7 @@
               <w:rPr>
                 <w:rFonts w:ascii="Times New Roman" w:hAnsi="Times New Roman"/>
                 <w:b/>
-                <w:sz w:val="15"/>
+                <w:sz w:val="14"/>
               </w:rPr>
               <w:t>Estrato de Evidencia</w:t>
             </w:r>
@@ -8513,7 +8663,7 @@
         </w:trPr>
         <w:tc>
           <w:tcPr>
-            <w:tcW w:type="dxa" w:w="576"/>
+            <w:tcW w:type="dxa" w:w="504"/>
             <w:tcBorders>
               <w:top w:val="single" w:sz="4" w:space="0" w:color="CCCCCC"/>
               <w:bottom w:val="single" w:sz="4" w:space="0" w:color="CCCCCC"/>
@@ -8529,7 +8679,7 @@
             <w:r>
               <w:rPr>
                 <w:rFonts w:ascii="Times New Roman" w:hAnsi="Times New Roman"/>
-                <w:sz w:val="15"/>
+                <w:sz w:val="14"/>
               </w:rPr>
               <w:t>[S001]</w:t>
             </w:r>
@@ -8537,7 +8687,31 @@
         </w:tc>
         <w:tc>
           <w:tcPr>
-            <w:tcW w:type="dxa" w:w="1584"/>
+            <w:tcW w:type="dxa" w:w="432"/>
+            <w:tcBorders>
+              <w:top w:val="single" w:sz="4" w:space="0" w:color="CCCCCC"/>
+              <w:bottom w:val="single" w:sz="4" w:space="0" w:color="CCCCCC"/>
+              <w:left w:val="none"/>
+              <w:right w:val="none"/>
+            </w:tcBorders>
+          </w:tcPr>
+          <w:p>
+            <w:pPr>
+              <w:spacing w:line="240" w:lineRule="auto" w:before="20" w:after="20"/>
+              <w:jc w:val="center"/>
+            </w:pPr>
+            <w:r>
+              <w:rPr>
+                <w:rFonts w:ascii="Times New Roman" w:hAnsi="Times New Roman"/>
+                <w:sz w:val="14"/>
+              </w:rPr>
+              <w:t>[3]</w:t>
+            </w:r>
+          </w:p>
+        </w:tc>
+        <w:tc>
+          <w:tcPr>
+            <w:tcW w:type="dxa" w:w="1440"/>
             <w:tcBorders>
               <w:top w:val="single" w:sz="4" w:space="0" w:color="CCCCCC"/>
               <w:bottom w:val="single" w:sz="4" w:space="0" w:color="CCCCCC"/>
@@ -8553,7 +8727,7 @@
             <w:r>
               <w:rPr>
                 <w:rFonts w:ascii="Times New Roman" w:hAnsi="Times New Roman"/>
-                <w:sz w:val="15"/>
+                <w:sz w:val="14"/>
               </w:rPr>
               <w:t>Wei, JX et al. (2026)</w:t>
             </w:r>
@@ -8577,7 +8751,7 @@
             <w:r>
               <w:rPr>
                 <w:rFonts w:ascii="Times New Roman" w:hAnsi="Times New Roman"/>
-                <w:sz w:val="15"/>
+                <w:sz w:val="14"/>
               </w:rPr>
               <w:t>✔</w:t>
             </w:r>
@@ -8601,7 +8775,7 @@
             <w:r>
               <w:rPr>
                 <w:rFonts w:ascii="Times New Roman" w:hAnsi="Times New Roman"/>
-                <w:sz w:val="15"/>
+                <w:sz w:val="14"/>
               </w:rPr>
               <w:t>✔</w:t>
             </w:r>
@@ -8625,7 +8799,7 @@
             <w:r>
               <w:rPr>
                 <w:rFonts w:ascii="Times New Roman" w:hAnsi="Times New Roman"/>
-                <w:sz w:val="15"/>
+                <w:sz w:val="14"/>
               </w:rPr>
               <w:t>✔</w:t>
             </w:r>
@@ -8649,7 +8823,7 @@
             <w:r>
               <w:rPr>
                 <w:rFonts w:ascii="Times New Roman" w:hAnsi="Times New Roman"/>
-                <w:sz w:val="15"/>
+                <w:sz w:val="14"/>
               </w:rPr>
               <w:t>✔</w:t>
             </w:r>
@@ -8673,7 +8847,7 @@
             <w:r>
               <w:rPr>
                 <w:rFonts w:ascii="Times New Roman" w:hAnsi="Times New Roman"/>
-                <w:sz w:val="15"/>
+                <w:sz w:val="14"/>
               </w:rPr>
               <w:t>4/4</w:t>
             </w:r>
@@ -8681,7 +8855,7 @@
         </w:tc>
         <w:tc>
           <w:tcPr>
-            <w:tcW w:type="dxa" w:w="1152"/>
+            <w:tcW w:type="dxa" w:w="1008"/>
             <w:tcBorders>
               <w:top w:val="single" w:sz="4" w:space="0" w:color="CCCCCC"/>
               <w:bottom w:val="single" w:sz="4" w:space="0" w:color="CCCCCC"/>
@@ -8697,7 +8871,7 @@
             <w:r>
               <w:rPr>
                 <w:rFonts w:ascii="Times New Roman" w:hAnsi="Times New Roman"/>
-                <w:sz w:val="15"/>
+                <w:sz w:val="14"/>
               </w:rPr>
               <w:t>Nuclear</w:t>
             </w:r>
@@ -8710,7 +8884,7 @@
         </w:trPr>
         <w:tc>
           <w:tcPr>
-            <w:tcW w:type="dxa" w:w="576"/>
+            <w:tcW w:type="dxa" w:w="504"/>
             <w:tcBorders>
               <w:top w:val="single" w:sz="4" w:space="0" w:color="CCCCCC"/>
               <w:bottom w:val="single" w:sz="4" w:space="0" w:color="CCCCCC"/>
@@ -8726,7 +8900,7 @@
             <w:r>
               <w:rPr>
                 <w:rFonts w:ascii="Times New Roman" w:hAnsi="Times New Roman"/>
-                <w:sz w:val="15"/>
+                <w:sz w:val="14"/>
               </w:rPr>
               <w:t>[S002]</w:t>
             </w:r>
@@ -8734,7 +8908,31 @@
         </w:tc>
         <w:tc>
           <w:tcPr>
-            <w:tcW w:type="dxa" w:w="1584"/>
+            <w:tcW w:type="dxa" w:w="432"/>
+            <w:tcBorders>
+              <w:top w:val="single" w:sz="4" w:space="0" w:color="CCCCCC"/>
+              <w:bottom w:val="single" w:sz="4" w:space="0" w:color="CCCCCC"/>
+              <w:left w:val="none"/>
+              <w:right w:val="none"/>
+            </w:tcBorders>
+          </w:tcPr>
+          <w:p>
+            <w:pPr>
+              <w:spacing w:line="240" w:lineRule="auto" w:before="20" w:after="20"/>
+              <w:jc w:val="center"/>
+            </w:pPr>
+            <w:r>
+              <w:rPr>
+                <w:rFonts w:ascii="Times New Roman" w:hAnsi="Times New Roman"/>
+                <w:sz w:val="14"/>
+              </w:rPr>
+              <w:t>[4]</w:t>
+            </w:r>
+          </w:p>
+        </w:tc>
+        <w:tc>
+          <w:tcPr>
+            <w:tcW w:type="dxa" w:w="1440"/>
             <w:tcBorders>
               <w:top w:val="single" w:sz="4" w:space="0" w:color="CCCCCC"/>
               <w:bottom w:val="single" w:sz="4" w:space="0" w:color="CCCCCC"/>
@@ -8750,7 +8948,7 @@
             <w:r>
               <w:rPr>
                 <w:rFonts w:ascii="Times New Roman" w:hAnsi="Times New Roman"/>
-                <w:sz w:val="15"/>
+                <w:sz w:val="14"/>
               </w:rPr>
               <w:t>Chen L.-C. et al. (2025)</w:t>
             </w:r>
@@ -8774,7 +8972,7 @@
             <w:r>
               <w:rPr>
                 <w:rFonts w:ascii="Times New Roman" w:hAnsi="Times New Roman"/>
-                <w:sz w:val="15"/>
+                <w:sz w:val="14"/>
               </w:rPr>
               <w:t>✔</w:t>
             </w:r>
@@ -8798,7 +8996,7 @@
             <w:r>
               <w:rPr>
                 <w:rFonts w:ascii="Times New Roman" w:hAnsi="Times New Roman"/>
-                <w:sz w:val="15"/>
+                <w:sz w:val="14"/>
               </w:rPr>
               <w:t>✔</w:t>
             </w:r>
@@ -8822,7 +9020,7 @@
             <w:r>
               <w:rPr>
                 <w:rFonts w:ascii="Times New Roman" w:hAnsi="Times New Roman"/>
-                <w:sz w:val="15"/>
+                <w:sz w:val="14"/>
               </w:rPr>
               <w:t>✔</w:t>
             </w:r>
@@ -8846,7 +9044,7 @@
             <w:r>
               <w:rPr>
                 <w:rFonts w:ascii="Times New Roman" w:hAnsi="Times New Roman"/>
-                <w:sz w:val="15"/>
+                <w:sz w:val="14"/>
               </w:rPr>
               <w:t>✔</w:t>
             </w:r>
@@ -8870,7 +9068,7 @@
             <w:r>
               <w:rPr>
                 <w:rFonts w:ascii="Times New Roman" w:hAnsi="Times New Roman"/>
-                <w:sz w:val="15"/>
+                <w:sz w:val="14"/>
               </w:rPr>
               <w:t>4/4</w:t>
             </w:r>
@@ -8878,7 +9076,7 @@
         </w:tc>
         <w:tc>
           <w:tcPr>
-            <w:tcW w:type="dxa" w:w="1152"/>
+            <w:tcW w:type="dxa" w:w="1008"/>
             <w:tcBorders>
               <w:top w:val="single" w:sz="4" w:space="0" w:color="CCCCCC"/>
               <w:bottom w:val="single" w:sz="4" w:space="0" w:color="CCCCCC"/>
@@ -8894,7 +9092,7 @@
             <w:r>
               <w:rPr>
                 <w:rFonts w:ascii="Times New Roman" w:hAnsi="Times New Roman"/>
-                <w:sz w:val="15"/>
+                <w:sz w:val="14"/>
               </w:rPr>
               <w:t>Nuclear</w:t>
             </w:r>
@@ -8907,7 +9105,7 @@
         </w:trPr>
         <w:tc>
           <w:tcPr>
-            <w:tcW w:type="dxa" w:w="576"/>
+            <w:tcW w:type="dxa" w:w="504"/>
             <w:tcBorders>
               <w:top w:val="single" w:sz="4" w:space="0" w:color="CCCCCC"/>
               <w:bottom w:val="single" w:sz="4" w:space="0" w:color="CCCCCC"/>
@@ -8923,7 +9121,7 @@
             <w:r>
               <w:rPr>
                 <w:rFonts w:ascii="Times New Roman" w:hAnsi="Times New Roman"/>
-                <w:sz w:val="15"/>
+                <w:sz w:val="14"/>
               </w:rPr>
               <w:t>[S003]</w:t>
             </w:r>
@@ -8931,7 +9129,31 @@
         </w:tc>
         <w:tc>
           <w:tcPr>
-            <w:tcW w:type="dxa" w:w="1584"/>
+            <w:tcW w:type="dxa" w:w="432"/>
+            <w:tcBorders>
+              <w:top w:val="single" w:sz="4" w:space="0" w:color="CCCCCC"/>
+              <w:bottom w:val="single" w:sz="4" w:space="0" w:color="CCCCCC"/>
+              <w:left w:val="none"/>
+              <w:right w:val="none"/>
+            </w:tcBorders>
+          </w:tcPr>
+          <w:p>
+            <w:pPr>
+              <w:spacing w:line="240" w:lineRule="auto" w:before="20" w:after="20"/>
+              <w:jc w:val="center"/>
+            </w:pPr>
+            <w:r>
+              <w:rPr>
+                <w:rFonts w:ascii="Times New Roman" w:hAnsi="Times New Roman"/>
+                <w:sz w:val="14"/>
+              </w:rPr>
+              <w:t>[5]</w:t>
+            </w:r>
+          </w:p>
+        </w:tc>
+        <w:tc>
+          <w:tcPr>
+            <w:tcW w:type="dxa" w:w="1440"/>
             <w:tcBorders>
               <w:top w:val="single" w:sz="4" w:space="0" w:color="CCCCCC"/>
               <w:bottom w:val="single" w:sz="4" w:space="0" w:color="CCCCCC"/>
@@ -8947,7 +9169,7 @@
             <w:r>
               <w:rPr>
                 <w:rFonts w:ascii="Times New Roman" w:hAnsi="Times New Roman"/>
-                <w:sz w:val="15"/>
+                <w:sz w:val="14"/>
               </w:rPr>
               <w:t>Ali Khandokar I. et al. (2025)</w:t>
             </w:r>
@@ -8971,7 +9193,7 @@
             <w:r>
               <w:rPr>
                 <w:rFonts w:ascii="Times New Roman" w:hAnsi="Times New Roman"/>
-                <w:sz w:val="15"/>
+                <w:sz w:val="14"/>
               </w:rPr>
               <w:t>✔</w:t>
             </w:r>
@@ -8995,7 +9217,7 @@
             <w:r>
               <w:rPr>
                 <w:rFonts w:ascii="Times New Roman" w:hAnsi="Times New Roman"/>
-                <w:sz w:val="15"/>
+                <w:sz w:val="14"/>
               </w:rPr>
               <w:t>✔</w:t>
             </w:r>
@@ -9019,7 +9241,7 @@
             <w:r>
               <w:rPr>
                 <w:rFonts w:ascii="Times New Roman" w:hAnsi="Times New Roman"/>
-                <w:sz w:val="15"/>
+                <w:sz w:val="14"/>
               </w:rPr>
               <w:t>✔</w:t>
             </w:r>
@@ -9043,7 +9265,7 @@
             <w:r>
               <w:rPr>
                 <w:rFonts w:ascii="Times New Roman" w:hAnsi="Times New Roman"/>
-                <w:sz w:val="15"/>
+                <w:sz w:val="14"/>
               </w:rPr>
               <w:t>✔</w:t>
             </w:r>
@@ -9067,7 +9289,7 @@
             <w:r>
               <w:rPr>
                 <w:rFonts w:ascii="Times New Roman" w:hAnsi="Times New Roman"/>
-                <w:sz w:val="15"/>
+                <w:sz w:val="14"/>
               </w:rPr>
               <w:t>4/4</w:t>
             </w:r>
@@ -9075,7 +9297,7 @@
         </w:tc>
         <w:tc>
           <w:tcPr>
-            <w:tcW w:type="dxa" w:w="1152"/>
+            <w:tcW w:type="dxa" w:w="1008"/>
             <w:tcBorders>
               <w:top w:val="single" w:sz="4" w:space="0" w:color="CCCCCC"/>
               <w:bottom w:val="single" w:sz="4" w:space="0" w:color="CCCCCC"/>
@@ -9091,7 +9313,7 @@
             <w:r>
               <w:rPr>
                 <w:rFonts w:ascii="Times New Roman" w:hAnsi="Times New Roman"/>
-                <w:sz w:val="15"/>
+                <w:sz w:val="14"/>
               </w:rPr>
               <w:t>Nuclear</w:t>
             </w:r>
@@ -9104,7 +9326,7 @@
         </w:trPr>
         <w:tc>
           <w:tcPr>
-            <w:tcW w:type="dxa" w:w="576"/>
+            <w:tcW w:type="dxa" w:w="504"/>
             <w:tcBorders>
               <w:top w:val="single" w:sz="4" w:space="0" w:color="CCCCCC"/>
               <w:bottom w:val="single" w:sz="4" w:space="0" w:color="CCCCCC"/>
@@ -9120,7 +9342,7 @@
             <w:r>
               <w:rPr>
                 <w:rFonts w:ascii="Times New Roman" w:hAnsi="Times New Roman"/>
-                <w:sz w:val="15"/>
+                <w:sz w:val="14"/>
               </w:rPr>
               <w:t>[S004]</w:t>
             </w:r>
@@ -9128,7 +9350,31 @@
         </w:tc>
         <w:tc>
           <w:tcPr>
-            <w:tcW w:type="dxa" w:w="1584"/>
+            <w:tcW w:type="dxa" w:w="432"/>
+            <w:tcBorders>
+              <w:top w:val="single" w:sz="4" w:space="0" w:color="CCCCCC"/>
+              <w:bottom w:val="single" w:sz="4" w:space="0" w:color="CCCCCC"/>
+              <w:left w:val="none"/>
+              <w:right w:val="none"/>
+            </w:tcBorders>
+          </w:tcPr>
+          <w:p>
+            <w:pPr>
+              <w:spacing w:line="240" w:lineRule="auto" w:before="20" w:after="20"/>
+              <w:jc w:val="center"/>
+            </w:pPr>
+            <w:r>
+              <w:rPr>
+                <w:rFonts w:ascii="Times New Roman" w:hAnsi="Times New Roman"/>
+                <w:sz w:val="14"/>
+              </w:rPr>
+              <w:t>[6]</w:t>
+            </w:r>
+          </w:p>
+        </w:tc>
+        <w:tc>
+          <w:tcPr>
+            <w:tcW w:type="dxa" w:w="1440"/>
             <w:tcBorders>
               <w:top w:val="single" w:sz="4" w:space="0" w:color="CCCCCC"/>
               <w:bottom w:val="single" w:sz="4" w:space="0" w:color="CCCCCC"/>
@@ -9144,7 +9390,7 @@
             <w:r>
               <w:rPr>
                 <w:rFonts w:ascii="Times New Roman" w:hAnsi="Times New Roman"/>
-                <w:sz w:val="15"/>
+                <w:sz w:val="14"/>
               </w:rPr>
               <w:t>Mifsud X. et al. (2025)</w:t>
             </w:r>
@@ -9168,7 +9414,7 @@
             <w:r>
               <w:rPr>
                 <w:rFonts w:ascii="Times New Roman" w:hAnsi="Times New Roman"/>
-                <w:sz w:val="15"/>
+                <w:sz w:val="14"/>
               </w:rPr>
               <w:t>✔</w:t>
             </w:r>
@@ -9192,7 +9438,7 @@
             <w:r>
               <w:rPr>
                 <w:rFonts w:ascii="Times New Roman" w:hAnsi="Times New Roman"/>
-                <w:sz w:val="15"/>
+                <w:sz w:val="14"/>
               </w:rPr>
               <w:t>✔</w:t>
             </w:r>
@@ -9216,7 +9462,7 @@
             <w:r>
               <w:rPr>
                 <w:rFonts w:ascii="Times New Roman" w:hAnsi="Times New Roman"/>
-                <w:sz w:val="15"/>
+                <w:sz w:val="14"/>
               </w:rPr>
               <w:t>✔</w:t>
             </w:r>
@@ -9240,7 +9486,7 @@
             <w:r>
               <w:rPr>
                 <w:rFonts w:ascii="Times New Roman" w:hAnsi="Times New Roman"/>
-                <w:sz w:val="15"/>
+                <w:sz w:val="14"/>
               </w:rPr>
               <w:t>✔</w:t>
             </w:r>
@@ -9264,7 +9510,7 @@
             <w:r>
               <w:rPr>
                 <w:rFonts w:ascii="Times New Roman" w:hAnsi="Times New Roman"/>
-                <w:sz w:val="15"/>
+                <w:sz w:val="14"/>
               </w:rPr>
               <w:t>4/4</w:t>
             </w:r>
@@ -9272,7 +9518,7 @@
         </w:tc>
         <w:tc>
           <w:tcPr>
-            <w:tcW w:type="dxa" w:w="1152"/>
+            <w:tcW w:type="dxa" w:w="1008"/>
             <w:tcBorders>
               <w:top w:val="single" w:sz="4" w:space="0" w:color="CCCCCC"/>
               <w:bottom w:val="single" w:sz="4" w:space="0" w:color="CCCCCC"/>
@@ -9288,7 +9534,7 @@
             <w:r>
               <w:rPr>
                 <w:rFonts w:ascii="Times New Roman" w:hAnsi="Times New Roman"/>
-                <w:sz w:val="15"/>
+                <w:sz w:val="14"/>
               </w:rPr>
               <w:t>Nuclear</w:t>
             </w:r>
@@ -9301,7 +9547,7 @@
         </w:trPr>
         <w:tc>
           <w:tcPr>
-            <w:tcW w:type="dxa" w:w="576"/>
+            <w:tcW w:type="dxa" w:w="504"/>
             <w:tcBorders>
               <w:top w:val="single" w:sz="4" w:space="0" w:color="CCCCCC"/>
               <w:bottom w:val="single" w:sz="4" w:space="0" w:color="CCCCCC"/>
@@ -9317,7 +9563,7 @@
             <w:r>
               <w:rPr>
                 <w:rFonts w:ascii="Times New Roman" w:hAnsi="Times New Roman"/>
-                <w:sz w:val="15"/>
+                <w:sz w:val="14"/>
               </w:rPr>
               <w:t>[S005]</w:t>
             </w:r>
@@ -9325,7 +9571,31 @@
         </w:tc>
         <w:tc>
           <w:tcPr>
-            <w:tcW w:type="dxa" w:w="1584"/>
+            <w:tcW w:type="dxa" w:w="432"/>
+            <w:tcBorders>
+              <w:top w:val="single" w:sz="4" w:space="0" w:color="CCCCCC"/>
+              <w:bottom w:val="single" w:sz="4" w:space="0" w:color="CCCCCC"/>
+              <w:left w:val="none"/>
+              <w:right w:val="none"/>
+            </w:tcBorders>
+          </w:tcPr>
+          <w:p>
+            <w:pPr>
+              <w:spacing w:line="240" w:lineRule="auto" w:before="20" w:after="20"/>
+              <w:jc w:val="center"/>
+            </w:pPr>
+            <w:r>
+              <w:rPr>
+                <w:rFonts w:ascii="Times New Roman" w:hAnsi="Times New Roman"/>
+                <w:sz w:val="14"/>
+              </w:rPr>
+              <w:t>[7]</w:t>
+            </w:r>
+          </w:p>
+        </w:tc>
+        <w:tc>
+          <w:tcPr>
+            <w:tcW w:type="dxa" w:w="1440"/>
             <w:tcBorders>
               <w:top w:val="single" w:sz="4" w:space="0" w:color="CCCCCC"/>
               <w:bottom w:val="single" w:sz="4" w:space="0" w:color="CCCCCC"/>
@@ -9341,7 +9611,7 @@
             <w:r>
               <w:rPr>
                 <w:rFonts w:ascii="Times New Roman" w:hAnsi="Times New Roman"/>
-                <w:sz w:val="15"/>
+                <w:sz w:val="14"/>
               </w:rPr>
               <w:t>Yu J.-M. et al. (2025)</w:t>
             </w:r>
@@ -9365,7 +9635,7 @@
             <w:r>
               <w:rPr>
                 <w:rFonts w:ascii="Times New Roman" w:hAnsi="Times New Roman"/>
-                <w:sz w:val="15"/>
+                <w:sz w:val="14"/>
               </w:rPr>
               <w:t>✔</w:t>
             </w:r>
@@ -9389,7 +9659,7 @@
             <w:r>
               <w:rPr>
                 <w:rFonts w:ascii="Times New Roman" w:hAnsi="Times New Roman"/>
-                <w:sz w:val="15"/>
+                <w:sz w:val="14"/>
               </w:rPr>
               <w:t>✔</w:t>
             </w:r>
@@ -9413,7 +9683,7 @@
             <w:r>
               <w:rPr>
                 <w:rFonts w:ascii="Times New Roman" w:hAnsi="Times New Roman"/>
-                <w:sz w:val="15"/>
+                <w:sz w:val="14"/>
               </w:rPr>
               <w:t>✔</w:t>
             </w:r>
@@ -9437,7 +9707,7 @@
             <w:r>
               <w:rPr>
                 <w:rFonts w:ascii="Times New Roman" w:hAnsi="Times New Roman"/>
-                <w:sz w:val="15"/>
+                <w:sz w:val="14"/>
               </w:rPr>
               <w:t>✔</w:t>
             </w:r>
@@ -9461,7 +9731,7 @@
             <w:r>
               <w:rPr>
                 <w:rFonts w:ascii="Times New Roman" w:hAnsi="Times New Roman"/>
-                <w:sz w:val="15"/>
+                <w:sz w:val="14"/>
               </w:rPr>
               <w:t>4/4</w:t>
             </w:r>
@@ -9469,7 +9739,7 @@
         </w:tc>
         <w:tc>
           <w:tcPr>
-            <w:tcW w:type="dxa" w:w="1152"/>
+            <w:tcW w:type="dxa" w:w="1008"/>
             <w:tcBorders>
               <w:top w:val="single" w:sz="4" w:space="0" w:color="CCCCCC"/>
               <w:bottom w:val="single" w:sz="4" w:space="0" w:color="CCCCCC"/>
@@ -9485,7 +9755,7 @@
             <w:r>
               <w:rPr>
                 <w:rFonts w:ascii="Times New Roman" w:hAnsi="Times New Roman"/>
-                <w:sz w:val="15"/>
+                <w:sz w:val="14"/>
               </w:rPr>
               <w:t>Soporte (4/4)</w:t>
             </w:r>
@@ -9498,7 +9768,7 @@
         </w:trPr>
         <w:tc>
           <w:tcPr>
-            <w:tcW w:type="dxa" w:w="576"/>
+            <w:tcW w:type="dxa" w:w="504"/>
             <w:tcBorders>
               <w:top w:val="single" w:sz="4" w:space="0" w:color="CCCCCC"/>
               <w:bottom w:val="single" w:sz="4" w:space="0" w:color="CCCCCC"/>
@@ -9514,7 +9784,7 @@
             <w:r>
               <w:rPr>
                 <w:rFonts w:ascii="Times New Roman" w:hAnsi="Times New Roman"/>
-                <w:sz w:val="15"/>
+                <w:sz w:val="14"/>
               </w:rPr>
               <w:t>[S015]</w:t>
             </w:r>
@@ -9522,7 +9792,31 @@
         </w:tc>
         <w:tc>
           <w:tcPr>
-            <w:tcW w:type="dxa" w:w="1584"/>
+            <w:tcW w:type="dxa" w:w="432"/>
+            <w:tcBorders>
+              <w:top w:val="single" w:sz="4" w:space="0" w:color="CCCCCC"/>
+              <w:bottom w:val="single" w:sz="4" w:space="0" w:color="CCCCCC"/>
+              <w:left w:val="none"/>
+              <w:right w:val="none"/>
+            </w:tcBorders>
+          </w:tcPr>
+          <w:p>
+            <w:pPr>
+              <w:spacing w:line="240" w:lineRule="auto" w:before="20" w:after="20"/>
+              <w:jc w:val="center"/>
+            </w:pPr>
+            <w:r>
+              <w:rPr>
+                <w:rFonts w:ascii="Times New Roman" w:hAnsi="Times New Roman"/>
+                <w:sz w:val="14"/>
+              </w:rPr>
+              <w:t>[17]</w:t>
+            </w:r>
+          </w:p>
+        </w:tc>
+        <w:tc>
+          <w:tcPr>
+            <w:tcW w:type="dxa" w:w="1440"/>
             <w:tcBorders>
               <w:top w:val="single" w:sz="4" w:space="0" w:color="CCCCCC"/>
               <w:bottom w:val="single" w:sz="4" w:space="0" w:color="CCCCCC"/>
@@ -9538,7 +9832,7 @@
             <w:r>
               <w:rPr>
                 <w:rFonts w:ascii="Times New Roman" w:hAnsi="Times New Roman"/>
-                <w:sz w:val="15"/>
+                <w:sz w:val="14"/>
               </w:rPr>
               <w:t>Abdalla M. et al. (2025)</w:t>
             </w:r>
@@ -9562,7 +9856,7 @@
             <w:r>
               <w:rPr>
                 <w:rFonts w:ascii="Times New Roman" w:hAnsi="Times New Roman"/>
-                <w:sz w:val="15"/>
+                <w:sz w:val="14"/>
               </w:rPr>
               <w:t>✔</w:t>
             </w:r>
@@ -9586,7 +9880,7 @@
             <w:r>
               <w:rPr>
                 <w:rFonts w:ascii="Times New Roman" w:hAnsi="Times New Roman"/>
-                <w:sz w:val="15"/>
+                <w:sz w:val="14"/>
               </w:rPr>
               <w:t>✔</w:t>
             </w:r>
@@ -9610,7 +9904,7 @@
             <w:r>
               <w:rPr>
                 <w:rFonts w:ascii="Times New Roman" w:hAnsi="Times New Roman"/>
-                <w:sz w:val="15"/>
+                <w:sz w:val="14"/>
               </w:rPr>
               <w:t>✔</w:t>
             </w:r>
@@ -9634,7 +9928,7 @@
             <w:r>
               <w:rPr>
                 <w:rFonts w:ascii="Times New Roman" w:hAnsi="Times New Roman"/>
-                <w:sz w:val="15"/>
+                <w:sz w:val="14"/>
               </w:rPr>
               <w:t>✔</w:t>
             </w:r>
@@ -9658,7 +9952,7 @@
             <w:r>
               <w:rPr>
                 <w:rFonts w:ascii="Times New Roman" w:hAnsi="Times New Roman"/>
-                <w:sz w:val="15"/>
+                <w:sz w:val="14"/>
               </w:rPr>
               <w:t>4/4</w:t>
             </w:r>
@@ -9666,7 +9960,7 @@
         </w:tc>
         <w:tc>
           <w:tcPr>
-            <w:tcW w:type="dxa" w:w="1152"/>
+            <w:tcW w:type="dxa" w:w="1008"/>
             <w:tcBorders>
               <w:top w:val="single" w:sz="4" w:space="0" w:color="CCCCCC"/>
               <w:bottom w:val="single" w:sz="4" w:space="0" w:color="CCCCCC"/>
@@ -9682,7 +9976,7 @@
             <w:r>
               <w:rPr>
                 <w:rFonts w:ascii="Times New Roman" w:hAnsi="Times New Roman"/>
-                <w:sz w:val="15"/>
+                <w:sz w:val="14"/>
               </w:rPr>
               <w:t>Soporte (4/4)</w:t>
             </w:r>
@@ -9695,7 +9989,7 @@
         </w:trPr>
         <w:tc>
           <w:tcPr>
-            <w:tcW w:type="dxa" w:w="576"/>
+            <w:tcW w:type="dxa" w:w="504"/>
             <w:tcBorders>
               <w:top w:val="single" w:sz="4" w:space="0" w:color="CCCCCC"/>
               <w:bottom w:val="single" w:sz="4" w:space="0" w:color="CCCCCC"/>
@@ -9711,7 +10005,7 @@
             <w:r>
               <w:rPr>
                 <w:rFonts w:ascii="Times New Roman" w:hAnsi="Times New Roman"/>
-                <w:sz w:val="15"/>
+                <w:sz w:val="14"/>
               </w:rPr>
               <w:t>[S030]</w:t>
             </w:r>
@@ -9719,7 +10013,31 @@
         </w:tc>
         <w:tc>
           <w:tcPr>
-            <w:tcW w:type="dxa" w:w="1584"/>
+            <w:tcW w:type="dxa" w:w="432"/>
+            <w:tcBorders>
+              <w:top w:val="single" w:sz="4" w:space="0" w:color="CCCCCC"/>
+              <w:bottom w:val="single" w:sz="4" w:space="0" w:color="CCCCCC"/>
+              <w:left w:val="none"/>
+              <w:right w:val="none"/>
+            </w:tcBorders>
+          </w:tcPr>
+          <w:p>
+            <w:pPr>
+              <w:spacing w:line="240" w:lineRule="auto" w:before="20" w:after="20"/>
+              <w:jc w:val="center"/>
+            </w:pPr>
+            <w:r>
+              <w:rPr>
+                <w:rFonts w:ascii="Times New Roman" w:hAnsi="Times New Roman"/>
+                <w:sz w:val="14"/>
+              </w:rPr>
+              <w:t>[32]</w:t>
+            </w:r>
+          </w:p>
+        </w:tc>
+        <w:tc>
+          <w:tcPr>
+            <w:tcW w:type="dxa" w:w="1440"/>
             <w:tcBorders>
               <w:top w:val="single" w:sz="4" w:space="0" w:color="CCCCCC"/>
               <w:bottom w:val="single" w:sz="4" w:space="0" w:color="CCCCCC"/>
@@ -9735,7 +10053,7 @@
             <w:r>
               <w:rPr>
                 <w:rFonts w:ascii="Times New Roman" w:hAnsi="Times New Roman"/>
-                <w:sz w:val="15"/>
+                <w:sz w:val="14"/>
               </w:rPr>
               <w:t>Jia M. et al. (2025)</w:t>
             </w:r>
@@ -9759,7 +10077,7 @@
             <w:r>
               <w:rPr>
                 <w:rFonts w:ascii="Times New Roman" w:hAnsi="Times New Roman"/>
-                <w:sz w:val="15"/>
+                <w:sz w:val="14"/>
               </w:rPr>
               <w:t>✔</w:t>
             </w:r>
@@ -9783,7 +10101,7 @@
             <w:r>
               <w:rPr>
                 <w:rFonts w:ascii="Times New Roman" w:hAnsi="Times New Roman"/>
-                <w:sz w:val="15"/>
+                <w:sz w:val="14"/>
               </w:rPr>
               <w:t>✔</w:t>
             </w:r>
@@ -9807,7 +10125,7 @@
             <w:r>
               <w:rPr>
                 <w:rFonts w:ascii="Times New Roman" w:hAnsi="Times New Roman"/>
-                <w:sz w:val="15"/>
+                <w:sz w:val="14"/>
               </w:rPr>
               <w:t>✔</w:t>
             </w:r>
@@ -9831,7 +10149,7 @@
             <w:r>
               <w:rPr>
                 <w:rFonts w:ascii="Times New Roman" w:hAnsi="Times New Roman"/>
-                <w:sz w:val="15"/>
+                <w:sz w:val="14"/>
               </w:rPr>
               <w:t>✔</w:t>
             </w:r>
@@ -9855,7 +10173,7 @@
             <w:r>
               <w:rPr>
                 <w:rFonts w:ascii="Times New Roman" w:hAnsi="Times New Roman"/>
-                <w:sz w:val="15"/>
+                <w:sz w:val="14"/>
               </w:rPr>
               <w:t>4/4</w:t>
             </w:r>
@@ -9863,7 +10181,7 @@
         </w:tc>
         <w:tc>
           <w:tcPr>
-            <w:tcW w:type="dxa" w:w="1152"/>
+            <w:tcW w:type="dxa" w:w="1008"/>
             <w:tcBorders>
               <w:top w:val="single" w:sz="4" w:space="0" w:color="CCCCCC"/>
               <w:bottom w:val="single" w:sz="4" w:space="0" w:color="CCCCCC"/>
@@ -9879,7 +10197,7 @@
             <w:r>
               <w:rPr>
                 <w:rFonts w:ascii="Times New Roman" w:hAnsi="Times New Roman"/>
-                <w:sz w:val="15"/>
+                <w:sz w:val="14"/>
               </w:rPr>
               <w:t>Soporte (4/4)</w:t>
             </w:r>
@@ -9892,7 +10210,7 @@
         </w:trPr>
         <w:tc>
           <w:tcPr>
-            <w:tcW w:type="dxa" w:w="576"/>
+            <w:tcW w:type="dxa" w:w="504"/>
             <w:tcBorders>
               <w:top w:val="single" w:sz="4" w:space="0" w:color="CCCCCC"/>
               <w:bottom w:val="single" w:sz="4" w:space="0" w:color="CCCCCC"/>
@@ -9908,7 +10226,7 @@
             <w:r>
               <w:rPr>
                 <w:rFonts w:ascii="Times New Roman" w:hAnsi="Times New Roman"/>
-                <w:sz w:val="15"/>
+                <w:sz w:val="14"/>
               </w:rPr>
               <w:t>[S050]</w:t>
             </w:r>
@@ -9916,7 +10234,31 @@
         </w:tc>
         <w:tc>
           <w:tcPr>
-            <w:tcW w:type="dxa" w:w="1584"/>
+            <w:tcW w:type="dxa" w:w="432"/>
+            <w:tcBorders>
+              <w:top w:val="single" w:sz="4" w:space="0" w:color="CCCCCC"/>
+              <w:bottom w:val="single" w:sz="4" w:space="0" w:color="CCCCCC"/>
+              <w:left w:val="none"/>
+              <w:right w:val="none"/>
+            </w:tcBorders>
+          </w:tcPr>
+          <w:p>
+            <w:pPr>
+              <w:spacing w:line="240" w:lineRule="auto" w:before="20" w:after="20"/>
+              <w:jc w:val="center"/>
+            </w:pPr>
+            <w:r>
+              <w:rPr>
+                <w:rFonts w:ascii="Times New Roman" w:hAnsi="Times New Roman"/>
+                <w:sz w:val="14"/>
+              </w:rPr>
+              <w:t>[52]</w:t>
+            </w:r>
+          </w:p>
+        </w:tc>
+        <w:tc>
+          <w:tcPr>
+            <w:tcW w:type="dxa" w:w="1440"/>
             <w:tcBorders>
               <w:top w:val="single" w:sz="4" w:space="0" w:color="CCCCCC"/>
               <w:bottom w:val="single" w:sz="4" w:space="0" w:color="CCCCCC"/>
@@ -9932,7 +10274,7 @@
             <w:r>
               <w:rPr>
                 <w:rFonts w:ascii="Times New Roman" w:hAnsi="Times New Roman"/>
-                <w:sz w:val="15"/>
+                <w:sz w:val="14"/>
               </w:rPr>
               <w:t>Lee E. et al. (2022)</w:t>
             </w:r>
@@ -9956,7 +10298,7 @@
             <w:r>
               <w:rPr>
                 <w:rFonts w:ascii="Times New Roman" w:hAnsi="Times New Roman"/>
-                <w:sz w:val="15"/>
+                <w:sz w:val="14"/>
               </w:rPr>
               <w:t>✔</w:t>
             </w:r>
@@ -9980,7 +10322,7 @@
             <w:r>
               <w:rPr>
                 <w:rFonts w:ascii="Times New Roman" w:hAnsi="Times New Roman"/>
-                <w:sz w:val="15"/>
+                <w:sz w:val="14"/>
               </w:rPr>
               <w:t>✔</w:t>
             </w:r>
@@ -10004,7 +10346,7 @@
             <w:r>
               <w:rPr>
                 <w:rFonts w:ascii="Times New Roman" w:hAnsi="Times New Roman"/>
-                <w:sz w:val="15"/>
+                <w:sz w:val="14"/>
               </w:rPr>
               <w:t>✔</w:t>
             </w:r>
@@ -10028,7 +10370,7 @@
             <w:r>
               <w:rPr>
                 <w:rFonts w:ascii="Times New Roman" w:hAnsi="Times New Roman"/>
-                <w:sz w:val="15"/>
+                <w:sz w:val="14"/>
               </w:rPr>
               <w:t>✔</w:t>
             </w:r>
@@ -10052,7 +10394,7 @@
             <w:r>
               <w:rPr>
                 <w:rFonts w:ascii="Times New Roman" w:hAnsi="Times New Roman"/>
-                <w:sz w:val="15"/>
+                <w:sz w:val="14"/>
               </w:rPr>
               <w:t>4/4</w:t>
             </w:r>
@@ -10060,7 +10402,7 @@
         </w:tc>
         <w:tc>
           <w:tcPr>
-            <w:tcW w:type="dxa" w:w="1152"/>
+            <w:tcW w:type="dxa" w:w="1008"/>
             <w:tcBorders>
               <w:top w:val="single" w:sz="4" w:space="0" w:color="CCCCCC"/>
               <w:bottom w:val="single" w:sz="4" w:space="0" w:color="CCCCCC"/>
@@ -10076,7 +10418,7 @@
             <w:r>
               <w:rPr>
                 <w:rFonts w:ascii="Times New Roman" w:hAnsi="Times New Roman"/>
-                <w:sz w:val="15"/>
+                <w:sz w:val="14"/>
               </w:rPr>
               <w:t>Soporte (4/4)</w:t>
             </w:r>
@@ -10089,7 +10431,7 @@
         </w:trPr>
         <w:tc>
           <w:tcPr>
-            <w:tcW w:type="dxa" w:w="576"/>
+            <w:tcW w:type="dxa" w:w="504"/>
             <w:tcBorders>
               <w:top w:val="single" w:sz="4" w:space="0" w:color="CCCCCC"/>
               <w:bottom w:val="single" w:sz="4" w:space="0" w:color="CCCCCC"/>
@@ -10105,7 +10447,7 @@
             <w:r>
               <w:rPr>
                 <w:rFonts w:ascii="Times New Roman" w:hAnsi="Times New Roman"/>
-                <w:sz w:val="15"/>
+                <w:sz w:val="14"/>
               </w:rPr>
               <w:t>[S075]</w:t>
             </w:r>
@@ -10113,7 +10455,31 @@
         </w:tc>
         <w:tc>
           <w:tcPr>
-            <w:tcW w:type="dxa" w:w="1584"/>
+            <w:tcW w:type="dxa" w:w="432"/>
+            <w:tcBorders>
+              <w:top w:val="single" w:sz="4" w:space="0" w:color="CCCCCC"/>
+              <w:bottom w:val="single" w:sz="4" w:space="0" w:color="CCCCCC"/>
+              <w:left w:val="none"/>
+              <w:right w:val="none"/>
+            </w:tcBorders>
+          </w:tcPr>
+          <w:p>
+            <w:pPr>
+              <w:spacing w:line="240" w:lineRule="auto" w:before="20" w:after="20"/>
+              <w:jc w:val="center"/>
+            </w:pPr>
+            <w:r>
+              <w:rPr>
+                <w:rFonts w:ascii="Times New Roman" w:hAnsi="Times New Roman"/>
+                <w:sz w:val="14"/>
+              </w:rPr>
+              <w:t>[77]</w:t>
+            </w:r>
+          </w:p>
+        </w:tc>
+        <w:tc>
+          <w:tcPr>
+            <w:tcW w:type="dxa" w:w="1440"/>
             <w:tcBorders>
               <w:top w:val="single" w:sz="4" w:space="0" w:color="CCCCCC"/>
               <w:bottom w:val="single" w:sz="4" w:space="0" w:color="CCCCCC"/>
@@ -10129,7 +10495,7 @@
             <w:r>
               <w:rPr>
                 <w:rFonts w:ascii="Times New Roman" w:hAnsi="Times New Roman"/>
-                <w:sz w:val="15"/>
+                <w:sz w:val="14"/>
               </w:rPr>
               <w:t>Arshad A. et al. (2025)</w:t>
             </w:r>
@@ -10153,7 +10519,7 @@
             <w:r>
               <w:rPr>
                 <w:rFonts w:ascii="Times New Roman" w:hAnsi="Times New Roman"/>
-                <w:sz w:val="15"/>
+                <w:sz w:val="14"/>
               </w:rPr>
               <w:t>✔</w:t>
             </w:r>
@@ -10177,7 +10543,7 @@
             <w:r>
               <w:rPr>
                 <w:rFonts w:ascii="Times New Roman" w:hAnsi="Times New Roman"/>
-                <w:sz w:val="15"/>
+                <w:sz w:val="14"/>
               </w:rPr>
               <w:t>✔</w:t>
             </w:r>
@@ -10201,7 +10567,7 @@
             <w:r>
               <w:rPr>
                 <w:rFonts w:ascii="Times New Roman" w:hAnsi="Times New Roman"/>
-                <w:sz w:val="15"/>
+                <w:sz w:val="14"/>
               </w:rPr>
               <w:t>—</w:t>
             </w:r>
@@ -10225,7 +10591,7 @@
             <w:r>
               <w:rPr>
                 <w:rFonts w:ascii="Times New Roman" w:hAnsi="Times New Roman"/>
-                <w:sz w:val="15"/>
+                <w:sz w:val="14"/>
               </w:rPr>
               <w:t>✔</w:t>
             </w:r>
@@ -10249,7 +10615,7 @@
             <w:r>
               <w:rPr>
                 <w:rFonts w:ascii="Times New Roman" w:hAnsi="Times New Roman"/>
-                <w:sz w:val="15"/>
+                <w:sz w:val="14"/>
               </w:rPr>
               <w:t>3/4</w:t>
             </w:r>
@@ -10257,7 +10623,7 @@
         </w:tc>
         <w:tc>
           <w:tcPr>
-            <w:tcW w:type="dxa" w:w="1152"/>
+            <w:tcW w:type="dxa" w:w="1008"/>
             <w:tcBorders>
               <w:top w:val="single" w:sz="4" w:space="0" w:color="CCCCCC"/>
               <w:bottom w:val="single" w:sz="4" w:space="0" w:color="CCCCCC"/>
@@ -10273,7 +10639,7 @@
             <w:r>
               <w:rPr>
                 <w:rFonts w:ascii="Times New Roman" w:hAnsi="Times New Roman"/>
-                <w:sz w:val="15"/>
+                <w:sz w:val="14"/>
               </w:rPr>
               <w:t>Soporte (3/4)</w:t>
             </w:r>
@@ -10286,7 +10652,7 @@
         </w:trPr>
         <w:tc>
           <w:tcPr>
-            <w:tcW w:type="dxa" w:w="576"/>
+            <w:tcW w:type="dxa" w:w="504"/>
             <w:tcBorders>
               <w:top w:val="single" w:sz="4" w:space="0" w:color="CCCCCC"/>
               <w:bottom w:val="single" w:sz="4" w:space="0" w:color="CCCCCC"/>
@@ -10302,7 +10668,7 @@
             <w:r>
               <w:rPr>
                 <w:rFonts w:ascii="Times New Roman" w:hAnsi="Times New Roman"/>
-                <w:sz w:val="15"/>
+                <w:sz w:val="14"/>
               </w:rPr>
               <w:t>[S100]</w:t>
             </w:r>
@@ -10310,7 +10676,31 @@
         </w:tc>
         <w:tc>
           <w:tcPr>
-            <w:tcW w:type="dxa" w:w="1584"/>
+            <w:tcW w:type="dxa" w:w="432"/>
+            <w:tcBorders>
+              <w:top w:val="single" w:sz="4" w:space="0" w:color="CCCCCC"/>
+              <w:bottom w:val="single" w:sz="4" w:space="0" w:color="CCCCCC"/>
+              <w:left w:val="none"/>
+              <w:right w:val="none"/>
+            </w:tcBorders>
+          </w:tcPr>
+          <w:p>
+            <w:pPr>
+              <w:spacing w:line="240" w:lineRule="auto" w:before="20" w:after="20"/>
+              <w:jc w:val="center"/>
+            </w:pPr>
+            <w:r>
+              <w:rPr>
+                <w:rFonts w:ascii="Times New Roman" w:hAnsi="Times New Roman"/>
+                <w:sz w:val="14"/>
+              </w:rPr>
+              <w:t>[102]</w:t>
+            </w:r>
+          </w:p>
+        </w:tc>
+        <w:tc>
+          <w:tcPr>
+            <w:tcW w:type="dxa" w:w="1440"/>
             <w:tcBorders>
               <w:top w:val="single" w:sz="4" w:space="0" w:color="CCCCCC"/>
               <w:bottom w:val="single" w:sz="4" w:space="0" w:color="CCCCCC"/>
@@ -10326,7 +10716,7 @@
             <w:r>
               <w:rPr>
                 <w:rFonts w:ascii="Times New Roman" w:hAnsi="Times New Roman"/>
-                <w:sz w:val="15"/>
+                <w:sz w:val="14"/>
               </w:rPr>
               <w:t>Yeung O.M. et al. (2023)</w:t>
             </w:r>
@@ -10350,7 +10740,7 @@
             <w:r>
               <w:rPr>
                 <w:rFonts w:ascii="Times New Roman" w:hAnsi="Times New Roman"/>
-                <w:sz w:val="15"/>
+                <w:sz w:val="14"/>
               </w:rPr>
               <w:t>—</w:t>
             </w:r>
@@ -10374,7 +10764,7 @@
             <w:r>
               <w:rPr>
                 <w:rFonts w:ascii="Times New Roman" w:hAnsi="Times New Roman"/>
-                <w:sz w:val="15"/>
+                <w:sz w:val="14"/>
               </w:rPr>
               <w:t>✔</w:t>
             </w:r>
@@ -10398,7 +10788,7 @@
             <w:r>
               <w:rPr>
                 <w:rFonts w:ascii="Times New Roman" w:hAnsi="Times New Roman"/>
-                <w:sz w:val="15"/>
+                <w:sz w:val="14"/>
               </w:rPr>
               <w:t>✔</w:t>
             </w:r>
@@ -10422,7 +10812,7 @@
             <w:r>
               <w:rPr>
                 <w:rFonts w:ascii="Times New Roman" w:hAnsi="Times New Roman"/>
-                <w:sz w:val="15"/>
+                <w:sz w:val="14"/>
               </w:rPr>
               <w:t>✔</w:t>
             </w:r>
@@ -10446,7 +10836,7 @@
             <w:r>
               <w:rPr>
                 <w:rFonts w:ascii="Times New Roman" w:hAnsi="Times New Roman"/>
-                <w:sz w:val="15"/>
+                <w:sz w:val="14"/>
               </w:rPr>
               <w:t>3/4</w:t>
             </w:r>
@@ -10454,7 +10844,7 @@
         </w:tc>
         <w:tc>
           <w:tcPr>
-            <w:tcW w:type="dxa" w:w="1152"/>
+            <w:tcW w:type="dxa" w:w="1008"/>
             <w:tcBorders>
               <w:top w:val="single" w:sz="4" w:space="0" w:color="CCCCCC"/>
               <w:bottom w:val="single" w:sz="4" w:space="0" w:color="CCCCCC"/>
@@ -10470,7 +10860,7 @@
             <w:r>
               <w:rPr>
                 <w:rFonts w:ascii="Times New Roman" w:hAnsi="Times New Roman"/>
-                <w:sz w:val="15"/>
+                <w:sz w:val="14"/>
               </w:rPr>
               <w:t>Soporte (3/4)</w:t>
             </w:r>
@@ -10483,7 +10873,7 @@
         </w:trPr>
         <w:tc>
           <w:tcPr>
-            <w:tcW w:type="dxa" w:w="576"/>
+            <w:tcW w:type="dxa" w:w="504"/>
             <w:tcBorders>
               <w:top w:val="single" w:sz="4" w:space="0" w:color="CCCCCC"/>
               <w:bottom w:val="single" w:sz="4" w:space="0" w:color="CCCCCC"/>
@@ -10499,7 +10889,7 @@
             <w:r>
               <w:rPr>
                 <w:rFonts w:ascii="Times New Roman" w:hAnsi="Times New Roman"/>
-                <w:sz w:val="15"/>
+                <w:sz w:val="14"/>
               </w:rPr>
               <w:t>[S125]</w:t>
             </w:r>
@@ -10507,7 +10897,31 @@
         </w:tc>
         <w:tc>
           <w:tcPr>
-            <w:tcW w:type="dxa" w:w="1584"/>
+            <w:tcW w:type="dxa" w:w="432"/>
+            <w:tcBorders>
+              <w:top w:val="single" w:sz="4" w:space="0" w:color="CCCCCC"/>
+              <w:bottom w:val="single" w:sz="4" w:space="0" w:color="CCCCCC"/>
+              <w:left w:val="none"/>
+              <w:right w:val="none"/>
+            </w:tcBorders>
+          </w:tcPr>
+          <w:p>
+            <w:pPr>
+              <w:spacing w:line="240" w:lineRule="auto" w:before="20" w:after="20"/>
+              <w:jc w:val="center"/>
+            </w:pPr>
+            <w:r>
+              <w:rPr>
+                <w:rFonts w:ascii="Times New Roman" w:hAnsi="Times New Roman"/>
+                <w:sz w:val="14"/>
+              </w:rPr>
+              <w:t>[127]</w:t>
+            </w:r>
+          </w:p>
+        </w:tc>
+        <w:tc>
+          <w:tcPr>
+            <w:tcW w:type="dxa" w:w="1440"/>
             <w:tcBorders>
               <w:top w:val="single" w:sz="4" w:space="0" w:color="CCCCCC"/>
               <w:bottom w:val="single" w:sz="4" w:space="0" w:color="CCCCCC"/>
@@ -10523,7 +10937,7 @@
             <w:r>
               <w:rPr>
                 <w:rFonts w:ascii="Times New Roman" w:hAnsi="Times New Roman"/>
-                <w:sz w:val="15"/>
+                <w:sz w:val="14"/>
               </w:rPr>
               <w:t>Azman N.A. et al. (2021)</w:t>
             </w:r>
@@ -10547,7 +10961,7 @@
             <w:r>
               <w:rPr>
                 <w:rFonts w:ascii="Times New Roman" w:hAnsi="Times New Roman"/>
-                <w:sz w:val="15"/>
+                <w:sz w:val="14"/>
               </w:rPr>
               <w:t>—</w:t>
             </w:r>
@@ -10571,7 +10985,7 @@
             <w:r>
               <w:rPr>
                 <w:rFonts w:ascii="Times New Roman" w:hAnsi="Times New Roman"/>
-                <w:sz w:val="15"/>
+                <w:sz w:val="14"/>
               </w:rPr>
               <w:t>—</w:t>
             </w:r>
@@ -10595,7 +11009,7 @@
             <w:r>
               <w:rPr>
                 <w:rFonts w:ascii="Times New Roman" w:hAnsi="Times New Roman"/>
-                <w:sz w:val="15"/>
+                <w:sz w:val="14"/>
               </w:rPr>
               <w:t>✔</w:t>
             </w:r>
@@ -10619,7 +11033,7 @@
             <w:r>
               <w:rPr>
                 <w:rFonts w:ascii="Times New Roman" w:hAnsi="Times New Roman"/>
-                <w:sz w:val="15"/>
+                <w:sz w:val="14"/>
               </w:rPr>
               <w:t>✔</w:t>
             </w:r>
@@ -10643,7 +11057,7 @@
             <w:r>
               <w:rPr>
                 <w:rFonts w:ascii="Times New Roman" w:hAnsi="Times New Roman"/>
-                <w:sz w:val="15"/>
+                <w:sz w:val="14"/>
               </w:rPr>
               <w:t>2/4</w:t>
             </w:r>
@@ -10651,7 +11065,7 @@
         </w:tc>
         <w:tc>
           <w:tcPr>
-            <w:tcW w:type="dxa" w:w="1152"/>
+            <w:tcW w:type="dxa" w:w="1008"/>
             <w:tcBorders>
               <w:top w:val="single" w:sz="4" w:space="0" w:color="CCCCCC"/>
               <w:bottom w:val="single" w:sz="4" w:space="0" w:color="CCCCCC"/>
@@ -10667,7 +11081,7 @@
             <w:r>
               <w:rPr>
                 <w:rFonts w:ascii="Times New Roman" w:hAnsi="Times New Roman"/>
-                <w:sz w:val="15"/>
+                <w:sz w:val="14"/>
               </w:rPr>
               <w:t>Soporte (2/4)</w:t>
             </w:r>
@@ -10710,7 +11124,7 @@
           <w:i w:val="0"/>
           <w:sz w:val="19"/>
         </w:rPr>
-        <w:t>Siguiendo las directrices metodológicas de Kitchenham &amp; Charters (2007) y PRISMA 2020, los hallazgos de los 131 estudios primarios se consolidaron mediante una síntesis narrativa temática complementada con análisis cuantitativo descriptivo y agregación estadística tabular. Se descarta formalmente la ejecución de un metaanálisis estadístico de efectos fijos o aleatorios debido a la profunda heterogeneidad técnica, métrica y contextual del dominio de Information Extraction en documentos empresariales: (a) heterogeneidad métrica: los estudios evalúan el rendimiento a niveles de granularidad conceptualmente incompatibles (exactitud de OCR a nivel de carácter/token mediante CER/WER frente a KIE a nivel de entidad semántica completa mediante F1-score estricto vs. relajado y ANLS en preguntas y respuestas visuales); (b) heterogeneidad de entornos de ejecución: las latencias y velocidades de inferencia reportadas (ms/página) dependen de infraestructuras de hardware dispares (desde clústeres NVIDIA A100/H100 hasta servidores locales sin GPU acelerada), imposibilitando un pool homogéneo de tiempos; y (c) disparidad de corpus de validación: mientras una fracción de autores evalúa sobre benchmarks públicos (SROIE, CORD, FUNSD), una porción sustancial valida sus arquitecturas en datasets corporativos cerrados y propietarios no estandarizados, los cuales no reportan intervalos de confianza ni desviaciones estándar requeridas para un modelo metaanalítico combinado. En consecuencia, la síntesis narrativa-estructurada por preguntas de investigación constituye el enfoque epistemológicamente riguroso y apropiado.</w:t>
+        <w:t>Siguiendo las directrices metodológicas de Kitchenham &amp; Charters (2007) [1] y PRISMA 2020 [2], los hallazgos de los 131 estudios primarios [3]–[133] se estructuran y consolidan mediante métodos rigurosos y formalizados según la naturaleza de cada interrogante: Síntesis Temática (Thomas &amp; Harden [134]; Cruzes &amp; Dybå [135]) para la taxonomía algorítmica y tipologías documentales (PI1, PI4); Síntesis Narrativa Estructurada (Popay et al. [136]) con reporte de rangos empíricos [mín, máx] y dispersión por benchmark para el rendimiento técnico (PI2); Síntesis sin metaanálisis (SWiM, Campbell et al. [137]) con conteo de votos de dirección del efecto y barras divergentes para la comparativa de eficiencia frente a métodos tradicionales (PI3); Mapeo Sistemático con gráficos de burbujas (Petersen et al. [138]) para el cruce de diseños y datasets (PD3); análisis cienciométrico con mapas de coocurrencia de palabras clave en VOSviewer (van Eck &amp; Waltman [139]) para redes de investigación (PD2); y calificación formal de la certeza de la evidencia mediante el marco GRADE-CERQual (Lewin et al. [140]). Se descarta formalmente la ejecución de un metaanálisis estadístico de efectos fijos o aleatorios debido a la profunda heterogeneidad técnica, métrica y contextual del dominio de Information Extraction en documentos empresariales: (a) heterogeneidad métrica: los estudios evalúan el rendimiento a niveles de granularidad conceptualmente incompatibles (exactitud de OCR a nivel de carácter/token mediante CER/WER frente a KIE a nivel de entidad semántica completa mediante F1-score estricto vs. relajado y ANLS en preguntas y respuestas visuales); (b) heterogeneidad de entornos de ejecución: las latencias y velocidades de inferencia reportadas (ms/página) dependen de infraestructuras de hardware dispares (desde clústeres NVIDIA A100/H100 hasta servidores locales sin GPU acelerada), imposibilitando un pool homogéneo de tiempos; y (c) disparidad de corpus de validación: mientras una fracción de autores evalúa sobre benchmarks públicos (SROIE, CORD, FUNSD), una porción sustancial valida sus arquitecturas en datasets corporativos cerrados y propietarios no estandarizados, los cuales no reportan intervalos de confianza ni desviaciones estándar requeridas para un modelo metaanalítico combinado. En consecuencia, la síntesis estructurada por preguntas de investigación constituye el enfoque epistemológicamente riguroso y apropiado.</w:t>
       </w:r>
     </w:p>
     <w:p>
@@ -10787,7 +11201,7 @@
               <w:rPr>
                 <w:rFonts w:ascii="Times New Roman" w:hAnsi="Times New Roman"/>
                 <w:b/>
-                <w:sz w:val="15"/>
+                <w:sz w:val="14"/>
               </w:rPr>
               <w:t>Pregunta</w:t>
             </w:r>
@@ -10813,7 +11227,7 @@
               <w:rPr>
                 <w:rFonts w:ascii="Times New Roman" w:hAnsi="Times New Roman"/>
                 <w:b/>
-                <w:sz w:val="15"/>
+                <w:sz w:val="14"/>
               </w:rPr>
               <w:t>Contenido Temático a Responder</w:t>
             </w:r>
@@ -10839,7 +11253,7 @@
               <w:rPr>
                 <w:rFonts w:ascii="Times New Roman" w:hAnsi="Times New Roman"/>
                 <w:b/>
-                <w:sz w:val="15"/>
+                <w:sz w:val="14"/>
               </w:rPr>
               <w:t>Tabla de Evidencia Asignada</w:t>
             </w:r>
@@ -10865,7 +11279,7 @@
               <w:rPr>
                 <w:rFonts w:ascii="Times New Roman" w:hAnsi="Times New Roman"/>
                 <w:b/>
-                <w:sz w:val="15"/>
+                <w:sz w:val="14"/>
               </w:rPr>
               <w:t>Gráfico Asignado</w:t>
             </w:r>
@@ -10894,7 +11308,7 @@
             <w:r>
               <w:rPr>
                 <w:rFonts w:ascii="Times New Roman" w:hAnsi="Times New Roman"/>
-                <w:sz w:val="15"/>
+                <w:sz w:val="14"/>
               </w:rPr>
               <w:t>PD1</w:t>
             </w:r>
@@ -10918,7 +11332,7 @@
             <w:r>
               <w:rPr>
                 <w:rFonts w:ascii="Times New Roman" w:hAnsi="Times New Roman"/>
-                <w:sz w:val="15"/>
+                <w:sz w:val="14"/>
               </w:rPr>
               <w:t>Evolución temporal de publicaciones sobre IA/IDP en documentos empresariales.</w:t>
             </w:r>
@@ -10942,7 +11356,7 @@
             <w:r>
               <w:rPr>
                 <w:rFonts w:ascii="Times New Roman" w:hAnsi="Times New Roman"/>
-                <w:sz w:val="15"/>
+                <w:sz w:val="14"/>
               </w:rPr>
               <w:t>Distribución anual de artículos (2020–2025).</w:t>
             </w:r>
@@ -10966,7 +11380,7 @@
             <w:r>
               <w:rPr>
                 <w:rFonts w:ascii="Times New Roman" w:hAnsi="Times New Roman"/>
-                <w:sz w:val="15"/>
+                <w:sz w:val="14"/>
               </w:rPr>
               <w:t>Gráfico de líneas de tendencia temporal.</w:t>
             </w:r>
@@ -10995,7 +11409,7 @@
             <w:r>
               <w:rPr>
                 <w:rFonts w:ascii="Times New Roman" w:hAnsi="Times New Roman"/>
-                <w:sz w:val="15"/>
+                <w:sz w:val="14"/>
               </w:rPr>
               <w:t>PD2</w:t>
             </w:r>
@@ -11019,7 +11433,7 @@
             <w:r>
               <w:rPr>
                 <w:rFonts w:ascii="Times New Roman" w:hAnsi="Times New Roman"/>
-                <w:sz w:val="15"/>
+                <w:sz w:val="14"/>
               </w:rPr>
               <w:t>Productividad académica por autores, revistas indexadas y países líderes.</w:t>
             </w:r>
@@ -11043,9 +11457,9 @@
             <w:r>
               <w:rPr>
                 <w:rFonts w:ascii="Times New Roman" w:hAnsi="Times New Roman"/>
-                <w:sz w:val="15"/>
-              </w:rPr>
-              <w:t>Ranking de las 10 revistas líderes y países.</w:t>
+                <w:sz w:val="14"/>
+              </w:rPr>
+              <w:t>Ranking de las 10 revistas líderes, autores prolíficos y países.</w:t>
             </w:r>
           </w:p>
         </w:tc>
@@ -11067,9 +11481,9 @@
             <w:r>
               <w:rPr>
                 <w:rFonts w:ascii="Times New Roman" w:hAnsi="Times New Roman"/>
-                <w:sz w:val="15"/>
-              </w:rPr>
-              <w:t>Gráfico de barras horizontales geográfico.</w:t>
+                <w:sz w:val="14"/>
+              </w:rPr>
+              <w:t>Gráfico de barras geográfico y red de coocurrencia de palabras clave en VOSviewer.</w:t>
             </w:r>
           </w:p>
         </w:tc>
@@ -11096,7 +11510,7 @@
             <w:r>
               <w:rPr>
                 <w:rFonts w:ascii="Times New Roman" w:hAnsi="Times New Roman"/>
-                <w:sz w:val="15"/>
+                <w:sz w:val="14"/>
               </w:rPr>
               <w:t>PD3</w:t>
             </w:r>
@@ -11120,7 +11534,7 @@
             <w:r>
               <w:rPr>
                 <w:rFonts w:ascii="Times New Roman" w:hAnsi="Times New Roman"/>
-                <w:sz w:val="15"/>
+                <w:sz w:val="14"/>
               </w:rPr>
               <w:t>Distribución de diseños metodológicos y datasets (públicos vs. privados).</w:t>
             </w:r>
@@ -11144,9 +11558,9 @@
             <w:r>
               <w:rPr>
                 <w:rFonts w:ascii="Times New Roman" w:hAnsi="Times New Roman"/>
-                <w:sz w:val="15"/>
-              </w:rPr>
-              <w:t>Tabla cruzada: diseño × tipo de dataset.</w:t>
+                <w:sz w:val="14"/>
+              </w:rPr>
+              <w:t>Tabla cruzada: diseño metodológico × tipo de dataset.</w:t>
             </w:r>
           </w:p>
         </w:tc>
@@ -11168,9 +11582,9 @@
             <w:r>
               <w:rPr>
                 <w:rFonts w:ascii="Times New Roman" w:hAnsi="Times New Roman"/>
-                <w:sz w:val="15"/>
-              </w:rPr>
-              <w:t>Gráfico de barras apiladas de validación.</w:t>
+                <w:sz w:val="14"/>
+              </w:rPr>
+              <w:t>Gráfico de burbujas (mapeo sistemático de Petersen et al. [138]).</w:t>
             </w:r>
           </w:p>
         </w:tc>
@@ -11197,7 +11611,7 @@
             <w:r>
               <w:rPr>
                 <w:rFonts w:ascii="Times New Roman" w:hAnsi="Times New Roman"/>
-                <w:sz w:val="15"/>
+                <w:sz w:val="14"/>
               </w:rPr>
               <w:t>PI1</w:t>
             </w:r>
@@ -11221,7 +11635,7 @@
             <w:r>
               <w:rPr>
                 <w:rFonts w:ascii="Times New Roman" w:hAnsi="Times New Roman"/>
-                <w:sz w:val="15"/>
+                <w:sz w:val="14"/>
               </w:rPr>
               <w:t>Taxonomía de enfoques algorítmicos (secuencias, grafos, transformers multimodales).</w:t>
             </w:r>
@@ -11245,7 +11659,7 @@
             <w:r>
               <w:rPr>
                 <w:rFonts w:ascii="Times New Roman" w:hAnsi="Times New Roman"/>
-                <w:sz w:val="15"/>
+                <w:sz w:val="14"/>
               </w:rPr>
               <w:t>Matriz de arquitecturas de IA identificadas.</w:t>
             </w:r>
@@ -11269,9 +11683,9 @@
             <w:r>
               <w:rPr>
                 <w:rFonts w:ascii="Times New Roman" w:hAnsi="Times New Roman"/>
-                <w:sz w:val="15"/>
-              </w:rPr>
-              <w:t>Gráfico de barras por familia algorítmica.</w:t>
+                <w:sz w:val="14"/>
+              </w:rPr>
+              <w:t>Gráfico de barras por familia algorítmica (síntesis temática [134], [135]).</w:t>
             </w:r>
           </w:p>
         </w:tc>
@@ -11298,7 +11712,7 @@
             <w:r>
               <w:rPr>
                 <w:rFonts w:ascii="Times New Roman" w:hAnsi="Times New Roman"/>
-                <w:sz w:val="15"/>
+                <w:sz w:val="14"/>
               </w:rPr>
               <w:t>PI2</w:t>
             </w:r>
@@ -11322,7 +11736,7 @@
             <w:r>
               <w:rPr>
                 <w:rFonts w:ascii="Times New Roman" w:hAnsi="Times New Roman"/>
-                <w:sz w:val="15"/>
+                <w:sz w:val="14"/>
               </w:rPr>
               <w:t>Rendimiento cuantitativo reportado (F1-score, exactitud, latencia de inferencia).</w:t>
             </w:r>
@@ -11346,9 +11760,9 @@
             <w:r>
               <w:rPr>
                 <w:rFonts w:ascii="Times New Roman" w:hAnsi="Times New Roman"/>
-                <w:sz w:val="15"/>
-              </w:rPr>
-              <w:t>Tabla comparativa de métricas estadísticas.</w:t>
+                <w:sz w:val="14"/>
+              </w:rPr>
+              <w:t>Tabla comparativa de métricas por benchmark (SROIE, FUNSD, CORD).</w:t>
             </w:r>
           </w:p>
         </w:tc>
@@ -11370,9 +11784,9 @@
             <w:r>
               <w:rPr>
                 <w:rFonts w:ascii="Times New Roman" w:hAnsi="Times New Roman"/>
-                <w:sz w:val="15"/>
-              </w:rPr>
-              <w:t>Diagrama de cajas y bigotes (boxplot).</w:t>
+                <w:sz w:val="14"/>
+              </w:rPr>
+              <w:t>Síntesis narrativa estructurada (Popay et al. [136]) con rangos [mín, máx] y dispersión.</w:t>
             </w:r>
           </w:p>
         </w:tc>
@@ -11399,7 +11813,7 @@
             <w:r>
               <w:rPr>
                 <w:rFonts w:ascii="Times New Roman" w:hAnsi="Times New Roman"/>
-                <w:sz w:val="15"/>
+                <w:sz w:val="14"/>
               </w:rPr>
               <w:t>PI3</w:t>
             </w:r>
@@ -11423,7 +11837,7 @@
             <w:r>
               <w:rPr>
                 <w:rFonts w:ascii="Times New Roman" w:hAnsi="Times New Roman"/>
-                <w:sz w:val="15"/>
+                <w:sz w:val="14"/>
               </w:rPr>
               <w:t>Comparativa de eficiencia y costo: IA/IDP frente a ingreso manual y reglas.</w:t>
             </w:r>
@@ -11447,9 +11861,9 @@
             <w:r>
               <w:rPr>
                 <w:rFonts w:ascii="Times New Roman" w:hAnsi="Times New Roman"/>
-                <w:sz w:val="15"/>
-              </w:rPr>
-              <w:t>Ganancia en velocidad y reducción de error.</w:t>
+                <w:sz w:val="14"/>
+              </w:rPr>
+              <w:t>Conteo de votos de dirección del efecto (mejora, sin diferencia, empeora).</w:t>
             </w:r>
           </w:p>
         </w:tc>
@@ -11471,9 +11885,9 @@
             <w:r>
               <w:rPr>
                 <w:rFonts w:ascii="Times New Roman" w:hAnsi="Times New Roman"/>
-                <w:sz w:val="15"/>
-              </w:rPr>
-              <w:t>Gráfico comparativo: Tradicional vs. IA.</w:t>
+                <w:sz w:val="14"/>
+              </w:rPr>
+              <w:t>Método SWiM (Campbell et al. [137]) con gráfico de barras divergentes.</w:t>
             </w:r>
           </w:p>
         </w:tc>
@@ -11500,7 +11914,7 @@
             <w:r>
               <w:rPr>
                 <w:rFonts w:ascii="Times New Roman" w:hAnsi="Times New Roman"/>
-                <w:sz w:val="15"/>
+                <w:sz w:val="14"/>
               </w:rPr>
               <w:t>PI4</w:t>
             </w:r>
@@ -11524,7 +11938,7 @@
             <w:r>
               <w:rPr>
                 <w:rFonts w:ascii="Times New Roman" w:hAnsi="Times New Roman"/>
-                <w:sz w:val="15"/>
+                <w:sz w:val="14"/>
               </w:rPr>
               <w:t>Tipologías documentales (facturas, recibos) y sistemas ERP/CRM integrados.</w:t>
             </w:r>
@@ -11548,7 +11962,7 @@
             <w:r>
               <w:rPr>
                 <w:rFonts w:ascii="Times New Roman" w:hAnsi="Times New Roman"/>
-                <w:sz w:val="15"/>
+                <w:sz w:val="14"/>
               </w:rPr>
               <w:t>Frecuencia por tipo de documento × plataforma.</w:t>
             </w:r>
@@ -11572,7 +11986,7 @@
             <w:r>
               <w:rPr>
                 <w:rFonts w:ascii="Times New Roman" w:hAnsi="Times New Roman"/>
-                <w:sz w:val="15"/>
+                <w:sz w:val="14"/>
               </w:rPr>
               <w:t>Matriz de calor (heatmap) documental.</w:t>
             </w:r>
@@ -12689,7 +13103,7 @@
         <w:rPr>
           <w:sz w:val="16"/>
         </w:rPr>
-        <w:t>Jia M.; Yu W.; Ma K.; Fang T.; Li C., "Leopard: A Vision Language Model for Text-Rich Multi-Image Tasks," Transactions on Machine Learning Research, 2025, doi: 10.48550/arxiv.2410.01744.</w:t>
+        <w:t>Jia M.; Yu W.; Ma K.; Fang T.; Li C., "Leopard: A Vision Language Model for Text-Rich Multi-Image Tasks," Transactions on Machine Learning Research, 2025, ISSN: 2835-8856. [Online]. Available: https://jmlr.org/tmlr/papers/.</w:t>
       </w:r>
     </w:p>
     <w:p>
@@ -13389,7 +13803,7 @@
         <w:rPr>
           <w:sz w:val="16"/>
         </w:rPr>
-        <w:t>Gbada H.; Kalti K.; Mahjoub M.A., "Deep learning approaches for information extraction from visually rich documents: datasets, challenges and methods," International Journal on Document Analysis and Recognition, 2025, doi: 10.1007/s10032-024-00493-8.</w:t>
+        <w:t>Nguyen M.-T.; Son N.H.; Linh L.T., "Gain more with less: Extracting information from business documents with small data," Expert Systems with Applications, 2023, doi: 10.1016/j.eswa.2022.119274.</w:t>
       </w:r>
     </w:p>
     <w:p>
@@ -14369,7 +14783,7 @@
         <w:rPr>
           <w:sz w:val="16"/>
         </w:rPr>
-        <w:t>Tobaben M.; Souibgui M.A.; Tito R.; Nguyen K.; Kerkouche R.; Jung K.; Jälkö J.; Kang L.; Barsky A.; D’andecy V.P.; Joseph A.; Muhamed A.; Kuo K.; Smith V.; Yamasaki Y.; Fukami T.; Niwa K.; Tyou I.; Ishii H.; Yokota R.; Ragul N.; Kutum R.; Llados J.; Valveny E.; Honkela A.; Fritz M.; Karatzas D., "NeurIPS 2023 Competition: Privacy Preserving Federated Learning Document VQA," Transactions on Machine Learning Research, 2025.</w:t>
+        <w:t>Tobaben M.; Souibgui M.A.; Tito R.; Nguyen K.; Kerkouche R.; Jung K.; Jälkö J.; Kang L.; Barsky A.; D’andecy V.P.; Joseph A.; Muhamed A.; Kuo K.; Smith V.; Yamasaki Y.; Fukami T.; Niwa K.; Tyou I.; Ishii H.; Yokota R.; Ragul N.; Kutum R.; Llados J.; Valveny E.; Honkela A.; Fritz M.; Karatzas D., "NeurIPS 2023 Competition: Privacy Preserving Federated Learning Document VQA," Transactions on Machine Learning Research, 2025, ISSN: 2835-8856. [Online]. Available: https://jmlr.org/tmlr/papers/.</w:t>
       </w:r>
     </w:p>
     <w:p>
@@ -14710,6 +15124,146 @@
           <w:sz w:val="16"/>
         </w:rPr>
         <w:t>Gonçalves M.J.A.; da Silva A.C.F.; Ferreira C.G., "The Future of Accounting: How Will Digital Transformation Impact the Sector?," Informatics, 2022, doi: 10.3390/informatics9010019.</w:t>
+      </w:r>
+    </w:p>
+    <w:p>
+      <w:pPr>
+        <w:spacing w:line="240" w:lineRule="auto" w:before="0" w:after="40"/>
+        <w:ind w:left="432" w:hanging="432"/>
+        <w:jc w:val="both"/>
+      </w:pPr>
+      <w:r>
+        <w:rPr>
+          <w:b/>
+          <w:sz w:val="16"/>
+        </w:rPr>
+        <w:t xml:space="preserve">[134] </w:t>
+      </w:r>
+      <w:r>
+        <w:rPr>
+          <w:sz w:val="16"/>
+        </w:rPr>
+        <w:t>J. Thomas and A. Harden, 'Methods for the thematic synthesis of qualitative research in systematic reviews,' BMC Med. Res. Methodol., vol. 8, art. 45, 2008, doi: 10.1186/1471-2288-8-45.</w:t>
+      </w:r>
+    </w:p>
+    <w:p>
+      <w:pPr>
+        <w:spacing w:line="240" w:lineRule="auto" w:before="0" w:after="40"/>
+        <w:ind w:left="432" w:hanging="432"/>
+        <w:jc w:val="both"/>
+      </w:pPr>
+      <w:r>
+        <w:rPr>
+          <w:b/>
+          <w:sz w:val="16"/>
+        </w:rPr>
+        <w:t xml:space="preserve">[135] </w:t>
+      </w:r>
+      <w:r>
+        <w:rPr>
+          <w:sz w:val="16"/>
+        </w:rPr>
+        <w:t>D. S. Cruzes and T. Dybå, 'Research synthesis in software engineering: A tertiary study,' Inf. Softw. Technol., vol. 53, no. 5, pp. 440–455, 2011, doi: 10.1016/j.infsof.2011.01.004.</w:t>
+      </w:r>
+    </w:p>
+    <w:p>
+      <w:pPr>
+        <w:spacing w:line="240" w:lineRule="auto" w:before="0" w:after="40"/>
+        <w:ind w:left="432" w:hanging="432"/>
+        <w:jc w:val="both"/>
+      </w:pPr>
+      <w:r>
+        <w:rPr>
+          <w:b/>
+          <w:sz w:val="16"/>
+        </w:rPr>
+        <w:t xml:space="preserve">[136] </w:t>
+      </w:r>
+      <w:r>
+        <w:rPr>
+          <w:sz w:val="16"/>
+        </w:rPr>
+        <w:t>J. Popay et al., 'Guidance on the conduct of narrative synthesis in systematic reviews,' ESRC Methods Programme, Lancaster Univ., 2006.</w:t>
+      </w:r>
+    </w:p>
+    <w:p>
+      <w:pPr>
+        <w:spacing w:line="240" w:lineRule="auto" w:before="0" w:after="40"/>
+        <w:ind w:left="432" w:hanging="432"/>
+        <w:jc w:val="both"/>
+      </w:pPr>
+      <w:r>
+        <w:rPr>
+          <w:b/>
+          <w:sz w:val="16"/>
+        </w:rPr>
+        <w:t xml:space="preserve">[137] </w:t>
+      </w:r>
+      <w:r>
+        <w:rPr>
+          <w:sz w:val="16"/>
+        </w:rPr>
+        <w:t>M. Campbell et al., 'Synthesis without meta-analysis (SWiM) in systematic reviews: Reporting guideline,' BMJ, vol. 368, p. l6890, 2020, doi: 10.1136/bmj.l6890.</w:t>
+      </w:r>
+    </w:p>
+    <w:p>
+      <w:pPr>
+        <w:spacing w:line="240" w:lineRule="auto" w:before="0" w:after="40"/>
+        <w:ind w:left="432" w:hanging="432"/>
+        <w:jc w:val="both"/>
+      </w:pPr>
+      <w:r>
+        <w:rPr>
+          <w:b/>
+          <w:sz w:val="16"/>
+        </w:rPr>
+        <w:t xml:space="preserve">[138] </w:t>
+      </w:r>
+      <w:r>
+        <w:rPr>
+          <w:sz w:val="16"/>
+        </w:rPr>
+        <w:t>K. Petersen, S. Vakkalanka, and L. Kuzniarz, 'Guidelines for conducting systematic mapping studies in software engineering: An update,' Inf. Softw. Technol., vol. 64, pp. 1–18, 2015, doi: 10.1016/j.infsof.2015.03.007.</w:t>
+      </w:r>
+    </w:p>
+    <w:p>
+      <w:pPr>
+        <w:spacing w:line="240" w:lineRule="auto" w:before="0" w:after="40"/>
+        <w:ind w:left="432" w:hanging="432"/>
+        <w:jc w:val="both"/>
+      </w:pPr>
+      <w:r>
+        <w:rPr>
+          <w:b/>
+          <w:sz w:val="16"/>
+        </w:rPr>
+        <w:t xml:space="preserve">[139] </w:t>
+      </w:r>
+      <w:r>
+        <w:rPr>
+          <w:sz w:val="16"/>
+        </w:rPr>
+        <w:t>N. J. van Eck and L. Waltman, 'Software survey: VOSviewer, a computer program for bibliometric mapping,' Scientometrics, vol. 84, no. 2, pp. 523–538, 2010, doi: 10.1007/s11192-009-0146-3.</w:t>
+      </w:r>
+    </w:p>
+    <w:p>
+      <w:pPr>
+        <w:spacing w:line="240" w:lineRule="auto" w:before="0" w:after="40"/>
+        <w:ind w:left="432" w:hanging="432"/>
+        <w:jc w:val="both"/>
+      </w:pPr>
+      <w:r>
+        <w:rPr>
+          <w:b/>
+          <w:sz w:val="16"/>
+        </w:rPr>
+        <w:t xml:space="preserve">[140] </w:t>
+      </w:r>
+      <w:r>
+        <w:rPr>
+          <w:sz w:val="16"/>
+        </w:rPr>
+        <w:t>S. Lewin et al., 'Applying GRADE-CERQual to qualitative evidence synthesis findings: Introduction to the series,' Implement. Sci., vol. 13, suppl. 1, art. 2, 2018, doi: 10.1186/s13012-017-0688-3.</w:t>
       </w:r>
     </w:p>
     <w:sectPr>

--- a/project/shared/Articulo_RSL_Introduccion_y_Metodologia_IEEE.docx
+++ b/project/shared/Articulo_RSL_Introduccion_y_Metodologia_IEEE.docx
@@ -4818,7 +4818,7 @@
           <w:i w:val="0"/>
           <w:sz w:val="19"/>
         </w:rPr>
-        <w:t>Siguiendo las pautas de Kitchenham &amp; Charters (2007), se formuló un instrumento de calidad metodológica compuesto por cinco preguntas críticas (QA1 a QA5), evaluadas bajo una escala tricotómica objetiva (1.0 = Sí, 0.5 = Parcial, 0.0 = No) con un umbral mínimo de inclusión de QA &gt;= 3.0 / 5.0 (ver Tabla VII). El corpus final primario obtuvo una media de calidad sobresaliente de 4.60 / 5.0 (mínimo = 3.50, máximo = 5.0), con los cuatro estudios nucleares calificados con puntaje perfecto de 5.0 / 5.0.</w:t>
+        <w:t>Siguiendo las pautas de Kitchenham &amp; Charters (2007), se formuló un instrumento de calidad metodológica compuesto por cinco preguntas críticas (QA1 a QA5), evaluadas bajo una escala tricotómica objetiva (1.0 = Sí, 0.5 = Parcial, 0.0 = No) con un umbral mínimo de inclusión de QA &gt;= 3.0 / 5.0 (ver Tabla VII). El corpus final primario obtuvo una media de calidad sobresaliente de 4.61 / 5.0 (mínimo = 3.50, máximo = 5.0), con los cuatro estudios nucleares calificados con puntaje perfecto de 5.0 / 5.0.</w:t>
       </w:r>
     </w:p>
     <w:p>
